--- a/系統文件/第3章/3-3開發標準與使用工具.docx
+++ b/系統文件/第3章/3-3開發標準與使用工具.docx
@@ -1,30 +1,775 @@
 
 <file path=word/document.xml><?xml version="1.0" encoding="utf-8"?>
-<w:document xmlns:wpc="http://schemas.microsoft.com/office/word/2010/wordprocessingCanvas" xmlns:cx="http://schemas.microsoft.com/office/drawing/2014/chartex" xmlns:cx1="http://schemas.microsoft.com/office/drawing/2015/9/8/chartex" xmlns:cx2="http://schemas.microsoft.com/office/drawing/2015/10/21/chartex" xmlns:cx3="http://schemas.microsoft.com/office/drawing/2016/5/9/chartex" xmlns:cx4="http://schemas.microsoft.com/office/drawing/2016/5/10/chartex" xmlns:cx5="http://schemas.microsoft.com/office/drawing/2016/5/11/chartex" xmlns:cx6="http://schemas.microsoft.com/office/drawing/2016/5/12/chartex" xmlns:cx7="http://schemas.microsoft.com/office/drawing/2016/5/13/chartex" xmlns:cx8="http://schemas.microsoft.com/office/drawing/2016/5/14/chartex" xmlns:mc="http://schemas.openxmlformats.org/markup-compatibility/2006" xmlns:aink="http://schemas.microsoft.com/office/drawing/2016/ink" xmlns:am3d="http://schemas.microsoft.com/office/drawing/2017/model3d" xmlns:o="urn:schemas-microsoft-com:office:office" xmlns:r="http://schemas.openxmlformats.org/officeDocument/2006/relationships" xmlns:m="http://schemas.openxmlformats.org/officeDocument/2006/math" xmlns:v="urn:schemas-microsoft-com:vml" xmlns:wp14="http://schemas.microsoft.com/office/word/2010/wordprocessingDrawing" xmlns:wp="http://schemas.openxmlformats.org/drawingml/2006/wordprocessingDrawing" xmlns:w10="urn:schemas-microsoft-com:office:word" xmlns:w="http://schemas.openxmlformats.org/wordprocessingml/2006/main" xmlns:w14="http://schemas.microsoft.com/office/word/2010/wordml" xmlns:w15="http://schemas.microsoft.com/office/word/2012/wordml" xmlns:w16cex="http://schemas.microsoft.com/office/word/2018/wordml/cex" xmlns:w16cid="http://schemas.microsoft.com/office/word/2016/wordml/cid" xmlns:w16="http://schemas.microsoft.com/office/word/2018/wordml" xmlns:w16sdtdh="http://schemas.microsoft.com/office/word/2020/wordml/sdtdatahash" xmlns:w16se="http://schemas.microsoft.com/office/word/2015/wordml/symex" xmlns:wpg="http://schemas.microsoft.com/office/word/2010/wordprocessingGroup" xmlns:wpi="http://schemas.microsoft.com/office/word/2010/wordprocessingInk" xmlns:wne="http://schemas.microsoft.com/office/word/2006/wordml" xmlns:wps="http://schemas.microsoft.com/office/word/2010/wordprocessingShape" mc:Ignorable="w14 w15 w16se w16cid w16 w16cex w16sdtdh wp14">
+<w:document xmlns:wpc="http://schemas.microsoft.com/office/word/2010/wordprocessingCanvas" xmlns:cx="http://schemas.microsoft.com/office/drawing/2014/chartex" xmlns:cx1="http://schemas.microsoft.com/office/drawing/2015/9/8/chartex" xmlns:cx2="http://schemas.microsoft.com/office/drawing/2015/10/21/chartex" xmlns:cx3="http://schemas.microsoft.com/office/drawing/2016/5/9/chartex" xmlns:cx4="http://schemas.microsoft.com/office/drawing/2016/5/10/chartex" xmlns:cx5="http://schemas.microsoft.com/office/drawing/2016/5/11/chartex" xmlns:cx6="http://schemas.microsoft.com/office/drawing/2016/5/12/chartex" xmlns:cx7="http://schemas.microsoft.com/office/drawing/2016/5/13/chartex" xmlns:cx8="http://schemas.microsoft.com/office/drawing/2016/5/14/chartex" xmlns:mc="http://schemas.openxmlformats.org/markup-compatibility/2006" xmlns:aink="http://schemas.microsoft.com/office/drawing/2016/ink" xmlns:am3d="http://schemas.microsoft.com/office/drawing/2017/model3d" xmlns:o="urn:schemas-microsoft-com:office:office" xmlns:oel="http://schemas.microsoft.com/office/2019/extlst" xmlns:r="http://schemas.openxmlformats.org/officeDocument/2006/relationships" xmlns:m="http://schemas.openxmlformats.org/officeDocument/2006/math" xmlns:v="urn:schemas-microsoft-com:vml" xmlns:wp14="http://schemas.microsoft.com/office/word/2010/wordprocessingDrawing" xmlns:wp="http://schemas.openxmlformats.org/drawingml/2006/wordprocessingDrawing" xmlns:w10="urn:schemas-microsoft-com:office:word" xmlns:w="http://schemas.openxmlformats.org/wordprocessingml/2006/main" xmlns:w14="http://schemas.microsoft.com/office/word/2010/wordml" xmlns:w15="http://schemas.microsoft.com/office/word/2012/wordml" xmlns:w16cex="http://schemas.microsoft.com/office/word/2018/wordml/cex" xmlns:w16cid="http://schemas.microsoft.com/office/word/2016/wordml/cid" xmlns:w16="http://schemas.microsoft.com/office/word/2018/wordml" xmlns:w16sdtdh="http://schemas.microsoft.com/office/word/2020/wordml/sdtdatahash" xmlns:w16se="http://schemas.microsoft.com/office/word/2015/wordml/symex" xmlns:wpg="http://schemas.microsoft.com/office/word/2010/wordprocessingGroup" xmlns:wpi="http://schemas.microsoft.com/office/word/2010/wordprocessingInk" xmlns:wne="http://schemas.microsoft.com/office/word/2006/wordml" xmlns:wps="http://schemas.microsoft.com/office/word/2010/wordprocessingShape" mc:Ignorable="w14 w15 w16se w16cid w16 w16cex w16sdtdh wp14">
   <w:body>
     <w:p>
-      <w:r>
-        <w:t>3-2</w:t>
-      </w:r>
-      <w:r>
-        <w:t>系統軟、硬體需求與技術平台</w:t>
+      <w:pPr>
+        <w:rPr>
+          <w:rFonts w:ascii="Times New Roman" w:eastAsia="標楷體" w:hAnsi="Times New Roman"/>
+          <w:b/>
+          <w:bCs/>
+        </w:rPr>
+      </w:pPr>
+      <w:r>
+        <w:rPr>
+          <w:rFonts w:ascii="Times New Roman" w:eastAsia="標楷體" w:hAnsi="Times New Roman"/>
+          <w:b/>
+          <w:bCs/>
+        </w:rPr>
+        <w:t xml:space="preserve">3-3 </w:t>
+      </w:r>
+      <w:r>
+        <w:rPr>
+          <w:rFonts w:ascii="Times New Roman" w:eastAsia="標楷體" w:hAnsi="Times New Roman"/>
+          <w:b/>
+          <w:bCs/>
+        </w:rPr>
+        <w:t>開發標準與使用工具</w:t>
       </w:r>
     </w:p>
-    <w:p/>
     <w:p>
-      <w:r>
-        <w:t>表</w:t>
-      </w:r>
-      <w:r>
-        <w:t xml:space="preserve"> 3-2-1 </w:t>
-      </w:r>
-      <w:r>
-        <w:t>軟體需求</w:t>
+      <w:pPr>
+        <w:rPr>
+          <w:rFonts w:ascii="Times New Roman" w:eastAsia="標楷體" w:hAnsi="Times New Roman"/>
+          <w:b/>
+          <w:bCs/>
+        </w:rPr>
+      </w:pPr>
+      <w:r>
+        <w:rPr>
+          <w:rFonts w:ascii="Times New Roman" w:eastAsia="標楷體" w:hAnsi="Times New Roman"/>
+          <w:b/>
+          <w:bCs/>
+        </w:rPr>
+        <w:t xml:space="preserve">3-3-1 </w:t>
+      </w:r>
+      <w:r>
+        <w:rPr>
+          <w:rFonts w:ascii="Times New Roman" w:eastAsia="標楷體" w:hAnsi="Times New Roman"/>
+          <w:b/>
+          <w:bCs/>
+        </w:rPr>
+        <w:t>開發標準與規範</w:t>
+      </w:r>
+    </w:p>
+    <w:p>
+      <w:pPr>
+        <w:rPr>
+          <w:rFonts w:ascii="Times New Roman" w:eastAsia="標楷體" w:hAnsi="Times New Roman"/>
+        </w:rPr>
+      </w:pPr>
+      <w:r>
+        <w:rPr>
+          <w:rFonts w:ascii="Times New Roman" w:eastAsia="標楷體" w:hAnsi="Times New Roman"/>
+        </w:rPr>
+        <w:t>為了確保多人協作的代碼品質與維護性，本專案遵循以下開發標準：</w:t>
+      </w:r>
+    </w:p>
+    <w:p>
+      <w:pPr>
+        <w:numPr>
+          <w:ilvl w:val="0"/>
+          <w:numId w:val="3"/>
+        </w:numPr>
+        <w:rPr>
+          <w:rFonts w:ascii="Times New Roman" w:eastAsia="標楷體" w:hAnsi="Times New Roman"/>
+        </w:rPr>
+      </w:pPr>
+      <w:r>
+        <w:rPr>
+          <w:rFonts w:ascii="Times New Roman" w:eastAsia="標楷體" w:hAnsi="Times New Roman"/>
+          <w:b/>
+          <w:bCs/>
+        </w:rPr>
+        <w:t>版本控制規範</w:t>
+      </w:r>
+      <w:r>
+        <w:rPr>
+          <w:rFonts w:ascii="Times New Roman" w:eastAsia="標楷體" w:hAnsi="Times New Roman"/>
+          <w:b/>
+          <w:bCs/>
+        </w:rPr>
+        <w:t xml:space="preserve"> (Git Flow)</w:t>
+      </w:r>
+      <w:r>
+        <w:rPr>
+          <w:rFonts w:ascii="Times New Roman" w:eastAsia="標楷體" w:hAnsi="Times New Roman"/>
+        </w:rPr>
+        <w:t>：</w:t>
+      </w:r>
+    </w:p>
+    <w:p>
+      <w:pPr>
+        <w:numPr>
+          <w:ilvl w:val="1"/>
+          <w:numId w:val="3"/>
+        </w:numPr>
+        <w:rPr>
+          <w:rFonts w:ascii="Times New Roman" w:eastAsia="標楷體" w:hAnsi="Times New Roman"/>
+        </w:rPr>
+      </w:pPr>
+      <w:r>
+        <w:rPr>
+          <w:rFonts w:ascii="Times New Roman" w:eastAsia="標楷體" w:hAnsi="Times New Roman"/>
+        </w:rPr>
+        <w:t>使用</w:t>
+      </w:r>
+      <w:r>
+        <w:rPr>
+          <w:rFonts w:ascii="Times New Roman" w:eastAsia="標楷體" w:hAnsi="Times New Roman"/>
+        </w:rPr>
+        <w:t xml:space="preserve"> Git </w:t>
+      </w:r>
+      <w:r>
+        <w:rPr>
+          <w:rFonts w:ascii="Times New Roman" w:eastAsia="標楷體" w:hAnsi="Times New Roman"/>
+        </w:rPr>
+        <w:t>進行版本管理，並嚴格執行</w:t>
+      </w:r>
+      <w:r>
+        <w:rPr>
+          <w:rFonts w:ascii="Times New Roman" w:eastAsia="標楷體" w:hAnsi="Times New Roman"/>
+        </w:rPr>
+        <w:t xml:space="preserve"> .</w:t>
+      </w:r>
+      <w:proofErr w:type="spellStart"/>
+      <w:r>
+        <w:rPr>
+          <w:rFonts w:ascii="Times New Roman" w:eastAsia="標楷體" w:hAnsi="Times New Roman"/>
+        </w:rPr>
+        <w:t>gitignore</w:t>
+      </w:r>
+      <w:proofErr w:type="spellEnd"/>
+      <w:r>
+        <w:rPr>
+          <w:rFonts w:ascii="Times New Roman" w:eastAsia="標楷體" w:hAnsi="Times New Roman"/>
+        </w:rPr>
+        <w:t xml:space="preserve"> </w:t>
+      </w:r>
+      <w:r>
+        <w:rPr>
+          <w:rFonts w:ascii="Times New Roman" w:eastAsia="標楷體" w:hAnsi="Times New Roman"/>
+        </w:rPr>
+        <w:t>策略，禁止上傳敏感資訊</w:t>
+      </w:r>
+      <w:proofErr w:type="gramStart"/>
+      <w:r>
+        <w:rPr>
+          <w:rFonts w:ascii="Times New Roman" w:eastAsia="標楷體" w:hAnsi="Times New Roman"/>
+        </w:rPr>
+        <w:t>（</w:t>
+      </w:r>
+      <w:proofErr w:type="gramEnd"/>
+      <w:r>
+        <w:rPr>
+          <w:rFonts w:ascii="Times New Roman" w:eastAsia="標楷體" w:hAnsi="Times New Roman"/>
+        </w:rPr>
+        <w:t>如</w:t>
+      </w:r>
+      <w:r>
+        <w:rPr>
+          <w:rFonts w:ascii="Times New Roman" w:eastAsia="標楷體" w:hAnsi="Times New Roman"/>
+        </w:rPr>
+        <w:t xml:space="preserve"> .env</w:t>
+      </w:r>
+      <w:proofErr w:type="gramStart"/>
+      <w:r>
+        <w:rPr>
+          <w:rFonts w:ascii="Times New Roman" w:eastAsia="標楷體" w:hAnsi="Times New Roman"/>
+        </w:rPr>
+        <w:t>）</w:t>
+      </w:r>
+      <w:proofErr w:type="gramEnd"/>
+      <w:r>
+        <w:rPr>
+          <w:rFonts w:ascii="Times New Roman" w:eastAsia="標楷體" w:hAnsi="Times New Roman"/>
+        </w:rPr>
+        <w:t>與暫存檔（如</w:t>
+      </w:r>
+      <w:r>
+        <w:rPr>
+          <w:rFonts w:ascii="Times New Roman" w:eastAsia="標楷體" w:hAnsi="Times New Roman"/>
+        </w:rPr>
+        <w:t xml:space="preserve"> __</w:t>
+      </w:r>
+      <w:proofErr w:type="spellStart"/>
+      <w:r>
+        <w:rPr>
+          <w:rFonts w:ascii="Times New Roman" w:eastAsia="標楷體" w:hAnsi="Times New Roman"/>
+        </w:rPr>
+        <w:t>pycache</w:t>
+      </w:r>
+      <w:proofErr w:type="spellEnd"/>
+      <w:r>
+        <w:rPr>
+          <w:rFonts w:ascii="Times New Roman" w:eastAsia="標楷體" w:hAnsi="Times New Roman"/>
+        </w:rPr>
+        <w:t>__</w:t>
+      </w:r>
+      <w:r>
+        <w:rPr>
+          <w:rFonts w:ascii="Times New Roman" w:eastAsia="標楷體" w:hAnsi="Times New Roman"/>
+        </w:rPr>
+        <w:t>）。</w:t>
+      </w:r>
+    </w:p>
+    <w:p>
+      <w:pPr>
+        <w:numPr>
+          <w:ilvl w:val="1"/>
+          <w:numId w:val="3"/>
+        </w:numPr>
+        <w:rPr>
+          <w:rFonts w:ascii="Times New Roman" w:eastAsia="標楷體" w:hAnsi="Times New Roman"/>
+        </w:rPr>
+      </w:pPr>
+      <w:r>
+        <w:rPr>
+          <w:rFonts w:ascii="Times New Roman" w:eastAsia="標楷體" w:hAnsi="Times New Roman"/>
+          <w:b/>
+          <w:bCs/>
+        </w:rPr>
+        <w:t xml:space="preserve">Commit Message </w:t>
+      </w:r>
+      <w:r>
+        <w:rPr>
+          <w:rFonts w:ascii="Times New Roman" w:eastAsia="標楷體" w:hAnsi="Times New Roman"/>
+          <w:b/>
+          <w:bCs/>
+        </w:rPr>
+        <w:t>規範</w:t>
+      </w:r>
+      <w:r>
+        <w:rPr>
+          <w:rFonts w:ascii="Times New Roman" w:eastAsia="標楷體" w:hAnsi="Times New Roman"/>
+        </w:rPr>
+        <w:t>：遵循語意化標籤，例如</w:t>
+      </w:r>
+      <w:r>
+        <w:rPr>
+          <w:rFonts w:ascii="Times New Roman" w:eastAsia="標楷體" w:hAnsi="Times New Roman"/>
+        </w:rPr>
+        <w:t xml:space="preserve"> feat: (</w:t>
+      </w:r>
+      <w:r>
+        <w:rPr>
+          <w:rFonts w:ascii="Times New Roman" w:eastAsia="標楷體" w:hAnsi="Times New Roman"/>
+        </w:rPr>
+        <w:t>新功能</w:t>
+      </w:r>
+      <w:r>
+        <w:rPr>
+          <w:rFonts w:ascii="Times New Roman" w:eastAsia="標楷體" w:hAnsi="Times New Roman"/>
+        </w:rPr>
+        <w:t>)</w:t>
+      </w:r>
+      <w:r>
+        <w:rPr>
+          <w:rFonts w:ascii="Times New Roman" w:eastAsia="標楷體" w:hAnsi="Times New Roman"/>
+        </w:rPr>
+        <w:t>、</w:t>
+      </w:r>
+      <w:r>
+        <w:rPr>
+          <w:rFonts w:ascii="Times New Roman" w:eastAsia="標楷體" w:hAnsi="Times New Roman"/>
+        </w:rPr>
+        <w:t>fix: (</w:t>
+      </w:r>
+      <w:r>
+        <w:rPr>
+          <w:rFonts w:ascii="Times New Roman" w:eastAsia="標楷體" w:hAnsi="Times New Roman"/>
+        </w:rPr>
+        <w:t>修復錯誤</w:t>
+      </w:r>
+      <w:r>
+        <w:rPr>
+          <w:rFonts w:ascii="Times New Roman" w:eastAsia="標楷體" w:hAnsi="Times New Roman"/>
+        </w:rPr>
+        <w:t>)</w:t>
+      </w:r>
+      <w:r>
+        <w:rPr>
+          <w:rFonts w:ascii="Times New Roman" w:eastAsia="標楷體" w:hAnsi="Times New Roman"/>
+        </w:rPr>
+        <w:t>、</w:t>
+      </w:r>
+      <w:r>
+        <w:rPr>
+          <w:rFonts w:ascii="Times New Roman" w:eastAsia="標楷體" w:hAnsi="Times New Roman"/>
+        </w:rPr>
+        <w:t>docs: (</w:t>
+      </w:r>
+      <w:r>
+        <w:rPr>
+          <w:rFonts w:ascii="Times New Roman" w:eastAsia="標楷體" w:hAnsi="Times New Roman"/>
+        </w:rPr>
+        <w:t>文件更新</w:t>
+      </w:r>
+      <w:r>
+        <w:rPr>
+          <w:rFonts w:ascii="Times New Roman" w:eastAsia="標楷體" w:hAnsi="Times New Roman"/>
+        </w:rPr>
+        <w:t>)</w:t>
+      </w:r>
+      <w:r>
+        <w:rPr>
+          <w:rFonts w:ascii="Times New Roman" w:eastAsia="標楷體" w:hAnsi="Times New Roman"/>
+        </w:rPr>
+        <w:t>。</w:t>
+      </w:r>
+    </w:p>
+    <w:p>
+      <w:pPr>
+        <w:numPr>
+          <w:ilvl w:val="0"/>
+          <w:numId w:val="3"/>
+        </w:numPr>
+        <w:rPr>
+          <w:rFonts w:ascii="Times New Roman" w:eastAsia="標楷體" w:hAnsi="Times New Roman"/>
+        </w:rPr>
+      </w:pPr>
+      <w:r>
+        <w:rPr>
+          <w:rFonts w:ascii="Times New Roman" w:eastAsia="標楷體" w:hAnsi="Times New Roman"/>
+          <w:b/>
+          <w:bCs/>
+        </w:rPr>
+        <w:t>代碼風格</w:t>
+      </w:r>
+      <w:r>
+        <w:rPr>
+          <w:rFonts w:ascii="Times New Roman" w:eastAsia="標楷體" w:hAnsi="Times New Roman"/>
+          <w:b/>
+          <w:bCs/>
+        </w:rPr>
+        <w:t xml:space="preserve"> (Coding Style)</w:t>
+      </w:r>
+      <w:r>
+        <w:rPr>
+          <w:rFonts w:ascii="Times New Roman" w:eastAsia="標楷體" w:hAnsi="Times New Roman"/>
+        </w:rPr>
+        <w:t>：</w:t>
+      </w:r>
+    </w:p>
+    <w:p>
+      <w:pPr>
+        <w:numPr>
+          <w:ilvl w:val="1"/>
+          <w:numId w:val="3"/>
+        </w:numPr>
+        <w:rPr>
+          <w:rFonts w:ascii="Times New Roman" w:eastAsia="標楷體" w:hAnsi="Times New Roman"/>
+        </w:rPr>
+      </w:pPr>
+      <w:r>
+        <w:rPr>
+          <w:rFonts w:ascii="Times New Roman" w:eastAsia="標楷體" w:hAnsi="Times New Roman"/>
+          <w:b/>
+          <w:bCs/>
+        </w:rPr>
+        <w:t>Python</w:t>
+      </w:r>
+      <w:r>
+        <w:rPr>
+          <w:rFonts w:ascii="Times New Roman" w:eastAsia="標楷體" w:hAnsi="Times New Roman"/>
+        </w:rPr>
+        <w:t>：遵循</w:t>
+      </w:r>
+      <w:r>
+        <w:rPr>
+          <w:rFonts w:ascii="Times New Roman" w:eastAsia="標楷體" w:hAnsi="Times New Roman"/>
+        </w:rPr>
+        <w:t xml:space="preserve"> </w:t>
+      </w:r>
+      <w:r>
+        <w:rPr>
+          <w:rFonts w:ascii="Times New Roman" w:eastAsia="標楷體" w:hAnsi="Times New Roman"/>
+          <w:b/>
+          <w:bCs/>
+        </w:rPr>
+        <w:t>PEP 8</w:t>
+      </w:r>
+      <w:r>
+        <w:rPr>
+          <w:rFonts w:ascii="Times New Roman" w:eastAsia="標楷體" w:hAnsi="Times New Roman"/>
+        </w:rPr>
+        <w:t xml:space="preserve"> </w:t>
+      </w:r>
+      <w:r>
+        <w:rPr>
+          <w:rFonts w:ascii="Times New Roman" w:eastAsia="標楷體" w:hAnsi="Times New Roman"/>
+        </w:rPr>
+        <w:t>規範（縮進、命名原則）。</w:t>
+      </w:r>
+    </w:p>
+    <w:p>
+      <w:pPr>
+        <w:numPr>
+          <w:ilvl w:val="1"/>
+          <w:numId w:val="3"/>
+        </w:numPr>
+        <w:rPr>
+          <w:rFonts w:ascii="Times New Roman" w:eastAsia="標楷體" w:hAnsi="Times New Roman"/>
+        </w:rPr>
+      </w:pPr>
+      <w:r>
+        <w:rPr>
+          <w:rFonts w:ascii="Times New Roman" w:eastAsia="標楷體" w:hAnsi="Times New Roman"/>
+          <w:b/>
+          <w:bCs/>
+        </w:rPr>
+        <w:t>Dart/Flutter</w:t>
+      </w:r>
+      <w:r>
+        <w:rPr>
+          <w:rFonts w:ascii="Times New Roman" w:eastAsia="標楷體" w:hAnsi="Times New Roman"/>
+        </w:rPr>
+        <w:t>：遵循官方的</w:t>
+      </w:r>
+      <w:r>
+        <w:rPr>
+          <w:rFonts w:ascii="Times New Roman" w:eastAsia="標楷體" w:hAnsi="Times New Roman"/>
+        </w:rPr>
+        <w:t xml:space="preserve"> </w:t>
+      </w:r>
+      <w:r>
+        <w:rPr>
+          <w:rFonts w:ascii="Times New Roman" w:eastAsia="標楷體" w:hAnsi="Times New Roman"/>
+          <w:b/>
+          <w:bCs/>
+        </w:rPr>
+        <w:t>Effective Dart</w:t>
+      </w:r>
+      <w:r>
+        <w:rPr>
+          <w:rFonts w:ascii="Times New Roman" w:eastAsia="標楷體" w:hAnsi="Times New Roman"/>
+        </w:rPr>
+        <w:t xml:space="preserve"> </w:t>
+      </w:r>
+      <w:r>
+        <w:rPr>
+          <w:rFonts w:ascii="Times New Roman" w:eastAsia="標楷體" w:hAnsi="Times New Roman"/>
+        </w:rPr>
+        <w:t>樣式指南。</w:t>
+      </w:r>
+    </w:p>
+    <w:p>
+      <w:pPr>
+        <w:numPr>
+          <w:ilvl w:val="0"/>
+          <w:numId w:val="3"/>
+        </w:numPr>
+        <w:rPr>
+          <w:rFonts w:ascii="Times New Roman" w:eastAsia="標楷體" w:hAnsi="Times New Roman"/>
+        </w:rPr>
+      </w:pPr>
+      <w:r>
+        <w:rPr>
+          <w:rFonts w:ascii="Times New Roman" w:eastAsia="標楷體" w:hAnsi="Times New Roman"/>
+          <w:b/>
+          <w:bCs/>
+        </w:rPr>
+        <w:t>環境管理標準</w:t>
+      </w:r>
+      <w:r>
+        <w:rPr>
+          <w:rFonts w:ascii="Times New Roman" w:eastAsia="標楷體" w:hAnsi="Times New Roman"/>
+        </w:rPr>
+        <w:t>：</w:t>
+      </w:r>
+    </w:p>
+    <w:p>
+      <w:pPr>
+        <w:numPr>
+          <w:ilvl w:val="1"/>
+          <w:numId w:val="3"/>
+        </w:numPr>
+        <w:rPr>
+          <w:rFonts w:ascii="Times New Roman" w:eastAsia="標楷體" w:hAnsi="Times New Roman"/>
+        </w:rPr>
+      </w:pPr>
+      <w:r>
+        <w:rPr>
+          <w:rFonts w:ascii="Times New Roman" w:eastAsia="標楷體" w:hAnsi="Times New Roman"/>
+        </w:rPr>
+        <w:t>使用環境變數（</w:t>
+      </w:r>
+      <w:r>
+        <w:rPr>
+          <w:rFonts w:ascii="Times New Roman" w:eastAsia="標楷體" w:hAnsi="Times New Roman"/>
+        </w:rPr>
+        <w:t>Environment Variables</w:t>
+      </w:r>
+      <w:r>
+        <w:rPr>
+          <w:rFonts w:ascii="Times New Roman" w:eastAsia="標楷體" w:hAnsi="Times New Roman"/>
+        </w:rPr>
+        <w:t>）管理金</w:t>
+      </w:r>
+      <w:proofErr w:type="gramStart"/>
+      <w:r>
+        <w:rPr>
+          <w:rFonts w:ascii="Times New Roman" w:eastAsia="標楷體" w:hAnsi="Times New Roman"/>
+        </w:rPr>
+        <w:t>鑰</w:t>
+      </w:r>
+      <w:proofErr w:type="gramEnd"/>
+      <w:r>
+        <w:rPr>
+          <w:rFonts w:ascii="Times New Roman" w:eastAsia="標楷體" w:hAnsi="Times New Roman"/>
+        </w:rPr>
+        <w:t>，並提供</w:t>
+      </w:r>
+      <w:r>
+        <w:rPr>
+          <w:rFonts w:ascii="Times New Roman" w:eastAsia="標楷體" w:hAnsi="Times New Roman"/>
+        </w:rPr>
+        <w:t xml:space="preserve"> .</w:t>
+      </w:r>
+      <w:proofErr w:type="spellStart"/>
+      <w:r>
+        <w:rPr>
+          <w:rFonts w:ascii="Times New Roman" w:eastAsia="標楷體" w:hAnsi="Times New Roman"/>
+        </w:rPr>
+        <w:t>env.example</w:t>
+      </w:r>
+      <w:proofErr w:type="spellEnd"/>
+      <w:r>
+        <w:rPr>
+          <w:rFonts w:ascii="Times New Roman" w:eastAsia="標楷體" w:hAnsi="Times New Roman"/>
+        </w:rPr>
+        <w:t xml:space="preserve"> </w:t>
+      </w:r>
+      <w:r>
+        <w:rPr>
+          <w:rFonts w:ascii="Times New Roman" w:eastAsia="標楷體" w:hAnsi="Times New Roman"/>
+        </w:rPr>
+        <w:t>作為組員配置範本。</w:t>
+      </w:r>
+    </w:p>
+    <w:p>
+      <w:pPr>
+        <w:numPr>
+          <w:ilvl w:val="0"/>
+          <w:numId w:val="3"/>
+        </w:numPr>
+        <w:rPr>
+          <w:rFonts w:ascii="Times New Roman" w:eastAsia="標楷體" w:hAnsi="Times New Roman"/>
+        </w:rPr>
+      </w:pPr>
+      <w:r>
+        <w:rPr>
+          <w:rFonts w:ascii="Times New Roman" w:eastAsia="標楷體" w:hAnsi="Times New Roman"/>
+          <w:b/>
+          <w:bCs/>
+        </w:rPr>
+        <w:t xml:space="preserve">API </w:t>
+      </w:r>
+      <w:r>
+        <w:rPr>
+          <w:rFonts w:ascii="Times New Roman" w:eastAsia="標楷體" w:hAnsi="Times New Roman"/>
+          <w:b/>
+          <w:bCs/>
+        </w:rPr>
+        <w:t>設計標準</w:t>
+      </w:r>
+      <w:r>
+        <w:rPr>
+          <w:rFonts w:ascii="Times New Roman" w:eastAsia="標楷體" w:hAnsi="Times New Roman"/>
+        </w:rPr>
+        <w:t>：</w:t>
+      </w:r>
+    </w:p>
+    <w:p>
+      <w:pPr>
+        <w:numPr>
+          <w:ilvl w:val="1"/>
+          <w:numId w:val="3"/>
+        </w:numPr>
+        <w:rPr>
+          <w:rFonts w:ascii="Times New Roman" w:eastAsia="標楷體" w:hAnsi="Times New Roman"/>
+        </w:rPr>
+      </w:pPr>
+      <w:r>
+        <w:rPr>
+          <w:rFonts w:ascii="Times New Roman" w:eastAsia="標楷體" w:hAnsi="Times New Roman"/>
+        </w:rPr>
+        <w:t>後端介面遵循</w:t>
+      </w:r>
+      <w:r>
+        <w:rPr>
+          <w:rFonts w:ascii="Times New Roman" w:eastAsia="標楷體" w:hAnsi="Times New Roman"/>
+        </w:rPr>
+        <w:t xml:space="preserve"> </w:t>
+      </w:r>
+      <w:r>
+        <w:rPr>
+          <w:rFonts w:ascii="Times New Roman" w:eastAsia="標楷體" w:hAnsi="Times New Roman"/>
+          <w:b/>
+          <w:bCs/>
+        </w:rPr>
+        <w:t>RESTful API</w:t>
+      </w:r>
+      <w:r>
+        <w:rPr>
+          <w:rFonts w:ascii="Times New Roman" w:eastAsia="標楷體" w:hAnsi="Times New Roman"/>
+        </w:rPr>
+        <w:t xml:space="preserve"> </w:t>
+      </w:r>
+      <w:r>
+        <w:rPr>
+          <w:rFonts w:ascii="Times New Roman" w:eastAsia="標楷體" w:hAnsi="Times New Roman"/>
+        </w:rPr>
+        <w:t>原則。</w:t>
+      </w:r>
+    </w:p>
+    <w:p>
+      <w:pPr>
+        <w:numPr>
+          <w:ilvl w:val="1"/>
+          <w:numId w:val="3"/>
+        </w:numPr>
+        <w:rPr>
+          <w:rFonts w:ascii="Times New Roman" w:eastAsia="標楷體" w:hAnsi="Times New Roman"/>
+        </w:rPr>
+      </w:pPr>
+      <w:r>
+        <w:rPr>
+          <w:rFonts w:ascii="Times New Roman" w:eastAsia="標楷體" w:hAnsi="Times New Roman"/>
+        </w:rPr>
+        <w:t>錯誤處理機制：統一回傳狀態碼與中文</w:t>
+      </w:r>
+      <w:r>
+        <w:rPr>
+          <w:rFonts w:ascii="Times New Roman" w:eastAsia="標楷體" w:hAnsi="Times New Roman"/>
+        </w:rPr>
+        <w:t>/</w:t>
+      </w:r>
+      <w:r>
+        <w:rPr>
+          <w:rFonts w:ascii="Times New Roman" w:eastAsia="標楷體" w:hAnsi="Times New Roman"/>
+        </w:rPr>
+        <w:t>日文錯誤提示</w:t>
+      </w:r>
+      <w:proofErr w:type="gramStart"/>
+      <w:r>
+        <w:rPr>
+          <w:rFonts w:ascii="Times New Roman" w:eastAsia="標楷體" w:hAnsi="Times New Roman"/>
+        </w:rPr>
+        <w:t>（</w:t>
+      </w:r>
+      <w:proofErr w:type="gramEnd"/>
+      <w:r>
+        <w:rPr>
+          <w:rFonts w:ascii="Times New Roman" w:eastAsia="標楷體" w:hAnsi="Times New Roman"/>
+        </w:rPr>
+        <w:t>例如：</w:t>
+      </w:r>
+      <w:r>
+        <w:rPr>
+          <w:rFonts w:ascii="Times New Roman" w:eastAsia="標楷體" w:hAnsi="Times New Roman"/>
+        </w:rPr>
+        <w:t xml:space="preserve">429 </w:t>
+      </w:r>
+      <w:r>
+        <w:rPr>
+          <w:rFonts w:ascii="Times New Roman" w:eastAsia="標楷體" w:hAnsi="Times New Roman"/>
+        </w:rPr>
+        <w:t>額度限制處理</w:t>
+      </w:r>
+      <w:proofErr w:type="gramStart"/>
+      <w:r>
+        <w:rPr>
+          <w:rFonts w:ascii="Times New Roman" w:eastAsia="標楷體" w:hAnsi="Times New Roman"/>
+        </w:rPr>
+        <w:t>）</w:t>
+      </w:r>
+      <w:proofErr w:type="gramEnd"/>
+      <w:r>
+        <w:rPr>
+          <w:rFonts w:ascii="Times New Roman" w:eastAsia="標楷體" w:hAnsi="Times New Roman"/>
+        </w:rPr>
+        <w:t>。</w:t>
+      </w:r>
+    </w:p>
+    <w:p>
+      <w:pPr>
+        <w:rPr>
+          <w:rFonts w:ascii="Times New Roman" w:eastAsia="標楷體" w:hAnsi="Times New Roman"/>
+        </w:rPr>
+      </w:pPr>
+      <w:r>
+        <w:rPr>
+          <w:rFonts w:ascii="Times New Roman" w:eastAsia="標楷體" w:hAnsi="Times New Roman"/>
+        </w:rPr>
+        <w:pict w14:anchorId="5EFB5561">
+          <v:rect id="_x0000_i1080" style="width:0;height:1.5pt" o:hralign="center" o:hrstd="t" o:hrnoshade="t" o:hr="t" fillcolor="gray" stroked="f"/>
+        </w:pict>
+      </w:r>
+    </w:p>
+    <w:p>
+      <w:pPr>
+        <w:rPr>
+          <w:rFonts w:ascii="Times New Roman" w:eastAsia="標楷體" w:hAnsi="Times New Roman"/>
+          <w:b/>
+          <w:bCs/>
+        </w:rPr>
+      </w:pPr>
+      <w:r>
+        <w:rPr>
+          <w:rFonts w:ascii="Times New Roman" w:eastAsia="標楷體" w:hAnsi="Times New Roman"/>
+          <w:b/>
+          <w:bCs/>
+        </w:rPr>
+        <w:t xml:space="preserve">3-3-2 </w:t>
+      </w:r>
+      <w:r>
+        <w:rPr>
+          <w:rFonts w:ascii="Times New Roman" w:eastAsia="標楷體" w:hAnsi="Times New Roman"/>
+          <w:b/>
+          <w:bCs/>
+        </w:rPr>
+        <w:t>開發工具與技術</w:t>
+      </w:r>
+      <w:proofErr w:type="gramStart"/>
+      <w:r>
+        <w:rPr>
+          <w:rFonts w:ascii="Times New Roman" w:eastAsia="標楷體" w:hAnsi="Times New Roman"/>
+          <w:b/>
+          <w:bCs/>
+        </w:rPr>
+        <w:t>棧</w:t>
+      </w:r>
+      <w:proofErr w:type="gramEnd"/>
+    </w:p>
+    <w:p>
+      <w:pPr>
+        <w:rPr>
+          <w:rFonts w:ascii="Times New Roman" w:eastAsia="標楷體" w:hAnsi="Times New Roman"/>
+        </w:rPr>
+      </w:pPr>
+      <w:r>
+        <w:rPr>
+          <w:rFonts w:ascii="Times New Roman" w:eastAsia="標楷體" w:hAnsi="Times New Roman"/>
+        </w:rPr>
+        <w:t>本專案整合了雲端</w:t>
+      </w:r>
+      <w:r>
+        <w:rPr>
+          <w:rFonts w:ascii="Times New Roman" w:eastAsia="標楷體" w:hAnsi="Times New Roman"/>
+        </w:rPr>
+        <w:t xml:space="preserve"> AI </w:t>
+      </w:r>
+      <w:r>
+        <w:rPr>
+          <w:rFonts w:ascii="Times New Roman" w:eastAsia="標楷體" w:hAnsi="Times New Roman"/>
+        </w:rPr>
+        <w:t>能力與行動端開發架構，主要工具如下表所示：</w:t>
       </w:r>
     </w:p>
     <w:tbl>
       <w:tblPr>
-        <w:tblW w:w="8639" w:type="dxa"/>
+        <w:tblW w:w="0" w:type="auto"/>
         <w:tblCellSpacing w:w="15" w:type="dxa"/>
         <w:tblCellMar>
           <w:left w:w="0" w:type="dxa"/>
@@ -33,8 +778,9 @@
         <w:tblLook w:val="04A0" w:firstRow="1" w:lastRow="0" w:firstColumn="1" w:lastColumn="0" w:noHBand="0" w:noVBand="1"/>
       </w:tblPr>
       <w:tblGrid>
-        <w:gridCol w:w="1937"/>
-        <w:gridCol w:w="6702"/>
+        <w:gridCol w:w="1469"/>
+        <w:gridCol w:w="2689"/>
+        <w:gridCol w:w="4132"/>
       </w:tblGrid>
       <w:tr>
         <w:trPr>
@@ -61,31 +807,73 @@
           </w:tcPr>
           <w:p>
             <w:pPr>
-              <w:widowControl/>
-              <w:rPr>
-                <w:rFonts w:ascii="新細明體" w:eastAsia="新細明體" w:hAnsi="新細明體" w:cs="新細明體"/>
-                <w:color w:val="1F1F1F"/>
-                <w:kern w:val="0"/>
-                <w:szCs w:val="24"/>
+              <w:rPr>
+                <w:rFonts w:ascii="Times New Roman" w:eastAsia="標楷體" w:hAnsi="Times New Roman"/>
               </w:rPr>
             </w:pPr>
             <w:r>
               <w:rPr>
-                <w:rFonts w:ascii="新細明體" w:eastAsia="新細明體" w:hAnsi="新細明體" w:cs="新細明體"/>
+                <w:rFonts w:ascii="Times New Roman" w:eastAsia="標楷體" w:hAnsi="Times New Roman"/>
                 <w:b/>
                 <w:bCs/>
-                <w:color w:val="1F1F1F"/>
-                <w:kern w:val="0"/>
-                <w:szCs w:val="24"/>
-                <w:bdr w:val="none" w:sz="0" w:space="0" w:color="auto" w:frame="1"/>
-              </w:rPr>
-              <w:t>軟體需求</w:t>
+              </w:rPr>
+              <w:t>類別</w:t>
             </w:r>
           </w:p>
         </w:tc>
         <w:tc>
           <w:tcPr>
-            <w:tcW w:w="6657" w:type="dxa"/>
+            <w:tcW w:w="0" w:type="auto"/>
+            <w:tcBorders>
+              <w:top w:val="single" w:sz="6" w:space="0" w:color="auto"/>
+              <w:left w:val="single" w:sz="6" w:space="0" w:color="auto"/>
+              <w:bottom w:val="single" w:sz="6" w:space="0" w:color="auto"/>
+              <w:right w:val="single" w:sz="6" w:space="0" w:color="auto"/>
+            </w:tcBorders>
+            <w:tcMar>
+              <w:top w:w="240" w:type="dxa"/>
+              <w:left w:w="0" w:type="dxa"/>
+              <w:bottom w:w="240" w:type="dxa"/>
+              <w:right w:w="180" w:type="dxa"/>
+            </w:tcMar>
+            <w:vAlign w:val="center"/>
+            <w:hideMark/>
+          </w:tcPr>
+          <w:p>
+            <w:pPr>
+              <w:rPr>
+                <w:rFonts w:ascii="Times New Roman" w:eastAsia="標楷體" w:hAnsi="Times New Roman"/>
+              </w:rPr>
+            </w:pPr>
+            <w:r>
+              <w:rPr>
+                <w:rFonts w:ascii="Times New Roman" w:eastAsia="標楷體" w:hAnsi="Times New Roman"/>
+                <w:b/>
+                <w:bCs/>
+              </w:rPr>
+              <w:t>使用工具</w:t>
+            </w:r>
+            <w:r>
+              <w:rPr>
+                <w:rFonts w:ascii="Times New Roman" w:eastAsia="標楷體" w:hAnsi="Times New Roman"/>
+                <w:b/>
+                <w:bCs/>
+              </w:rPr>
+              <w:t xml:space="preserve"> / </w:t>
+            </w:r>
+            <w:r>
+              <w:rPr>
+                <w:rFonts w:ascii="Times New Roman" w:eastAsia="標楷體" w:hAnsi="Times New Roman"/>
+                <w:b/>
+                <w:bCs/>
+              </w:rPr>
+              <w:t>技術</w:t>
+            </w:r>
+          </w:p>
+        </w:tc>
+        <w:tc>
+          <w:tcPr>
+            <w:tcW w:w="0" w:type="auto"/>
             <w:tcBorders>
               <w:top w:val="single" w:sz="6" w:space="0" w:color="auto"/>
               <w:left w:val="single" w:sz="6" w:space="0" w:color="auto"/>
@@ -103,25 +891,17 @@
           </w:tcPr>
           <w:p>
             <w:pPr>
-              <w:widowControl/>
-              <w:rPr>
-                <w:rFonts w:ascii="新細明體" w:eastAsia="新細明體" w:hAnsi="新細明體" w:cs="新細明體"/>
-                <w:color w:val="1F1F1F"/>
-                <w:kern w:val="0"/>
-                <w:szCs w:val="24"/>
+              <w:rPr>
+                <w:rFonts w:ascii="Times New Roman" w:eastAsia="標楷體" w:hAnsi="Times New Roman"/>
               </w:rPr>
             </w:pPr>
             <w:r>
               <w:rPr>
-                <w:rFonts w:ascii="新細明體" w:eastAsia="新細明體" w:hAnsi="新細明體" w:cs="新細明體"/>
+                <w:rFonts w:ascii="Times New Roman" w:eastAsia="標楷體" w:hAnsi="Times New Roman"/>
                 <w:b/>
                 <w:bCs/>
-                <w:color w:val="1F1F1F"/>
-                <w:kern w:val="0"/>
-                <w:szCs w:val="24"/>
-                <w:bdr w:val="none" w:sz="0" w:space="0" w:color="auto" w:frame="1"/>
-              </w:rPr>
-              <w:t>規格 / 名稱</w:t>
+              </w:rPr>
+              <w:t>用途說明</w:t>
             </w:r>
           </w:p>
         </w:tc>
@@ -150,31 +930,57 @@
           </w:tcPr>
           <w:p>
             <w:pPr>
-              <w:widowControl/>
-              <w:rPr>
-                <w:rFonts w:ascii="新細明體" w:eastAsia="新細明體" w:hAnsi="新細明體" w:cs="新細明體"/>
-                <w:color w:val="1F1F1F"/>
-                <w:kern w:val="0"/>
-                <w:szCs w:val="24"/>
+              <w:rPr>
+                <w:rFonts w:ascii="Times New Roman" w:eastAsia="標楷體" w:hAnsi="Times New Roman"/>
               </w:rPr>
             </w:pPr>
             <w:r>
               <w:rPr>
-                <w:rFonts w:ascii="新細明體" w:eastAsia="新細明體" w:hAnsi="新細明體" w:cs="新細明體"/>
+                <w:rFonts w:ascii="Times New Roman" w:eastAsia="標楷體" w:hAnsi="Times New Roman"/>
                 <w:b/>
                 <w:bCs/>
-                <w:color w:val="1F1F1F"/>
-                <w:kern w:val="0"/>
-                <w:szCs w:val="24"/>
-                <w:bdr w:val="none" w:sz="0" w:space="0" w:color="auto" w:frame="1"/>
-              </w:rPr>
-              <w:t>開發端作業系統</w:t>
+              </w:rPr>
+              <w:t>行動端開發</w:t>
             </w:r>
           </w:p>
         </w:tc>
         <w:tc>
           <w:tcPr>
-            <w:tcW w:w="6657" w:type="dxa"/>
+            <w:tcW w:w="0" w:type="auto"/>
+            <w:tcBorders>
+              <w:top w:val="single" w:sz="6" w:space="0" w:color="auto"/>
+              <w:left w:val="single" w:sz="6" w:space="0" w:color="auto"/>
+              <w:bottom w:val="single" w:sz="6" w:space="0" w:color="auto"/>
+              <w:right w:val="single" w:sz="6" w:space="0" w:color="auto"/>
+            </w:tcBorders>
+            <w:tcMar>
+              <w:top w:w="240" w:type="dxa"/>
+              <w:left w:w="0" w:type="dxa"/>
+              <w:bottom w:w="240" w:type="dxa"/>
+              <w:right w:w="180" w:type="dxa"/>
+            </w:tcMar>
+            <w:vAlign w:val="center"/>
+            <w:hideMark/>
+          </w:tcPr>
+          <w:p>
+            <w:pPr>
+              <w:rPr>
+                <w:rFonts w:ascii="Times New Roman" w:eastAsia="標楷體" w:hAnsi="Times New Roman"/>
+              </w:rPr>
+            </w:pPr>
+            <w:r>
+              <w:rPr>
+                <w:rFonts w:ascii="Times New Roman" w:eastAsia="標楷體" w:hAnsi="Times New Roman"/>
+                <w:b/>
+                <w:bCs/>
+              </w:rPr>
+              <w:t>Flutter / Dart</w:t>
+            </w:r>
+          </w:p>
+        </w:tc>
+        <w:tc>
+          <w:tcPr>
+            <w:tcW w:w="0" w:type="auto"/>
             <w:tcBorders>
               <w:top w:val="single" w:sz="6" w:space="0" w:color="auto"/>
               <w:left w:val="single" w:sz="6" w:space="0" w:color="auto"/>
@@ -192,23 +998,39 @@
           </w:tcPr>
           <w:p>
             <w:pPr>
-              <w:widowControl/>
-              <w:rPr>
-                <w:rFonts w:ascii="新細明體" w:eastAsia="新細明體" w:hAnsi="新細明體" w:cs="新細明體" w:hint="eastAsia"/>
-                <w:color w:val="1F1F1F"/>
-                <w:kern w:val="0"/>
-                <w:szCs w:val="24"/>
+              <w:rPr>
+                <w:rFonts w:ascii="Times New Roman" w:eastAsia="標楷體" w:hAnsi="Times New Roman"/>
               </w:rPr>
             </w:pPr>
             <w:r>
               <w:rPr>
-                <w:rFonts w:ascii="新細明體" w:eastAsia="新細明體" w:hAnsi="新細明體" w:cs="新細明體"/>
-                <w:color w:val="1F1F1F"/>
-                <w:kern w:val="0"/>
-                <w:szCs w:val="24"/>
-                <w:bdr w:val="none" w:sz="0" w:space="0" w:color="auto" w:frame="1"/>
-              </w:rPr>
-              <w:t xml:space="preserve">Windows 10/11 </w:t>
+                <w:rFonts w:ascii="Times New Roman" w:eastAsia="標楷體" w:hAnsi="Times New Roman"/>
+              </w:rPr>
+              <w:t>跨平台</w:t>
+            </w:r>
+            <w:r>
+              <w:rPr>
+                <w:rFonts w:ascii="Times New Roman" w:eastAsia="標楷體" w:hAnsi="Times New Roman"/>
+              </w:rPr>
+              <w:t xml:space="preserve"> App </w:t>
+            </w:r>
+            <w:r>
+              <w:rPr>
+                <w:rFonts w:ascii="Times New Roman" w:eastAsia="標楷體" w:hAnsi="Times New Roman"/>
+              </w:rPr>
+              <w:t>開發（支援</w:t>
+            </w:r>
+            <w:r>
+              <w:rPr>
+                <w:rFonts w:ascii="Times New Roman" w:eastAsia="標楷體" w:hAnsi="Times New Roman"/>
+              </w:rPr>
+              <w:t xml:space="preserve"> Android </w:t>
+            </w:r>
+            <w:r>
+              <w:rPr>
+                <w:rFonts w:ascii="Times New Roman" w:eastAsia="標楷體" w:hAnsi="Times New Roman"/>
+              </w:rPr>
+              <w:t>優先測試）。</w:t>
             </w:r>
           </w:p>
         </w:tc>
@@ -237,31 +1059,91 @@
           </w:tcPr>
           <w:p>
             <w:pPr>
-              <w:widowControl/>
-              <w:rPr>
-                <w:rFonts w:ascii="新細明體" w:eastAsia="新細明體" w:hAnsi="新細明體" w:cs="新細明體"/>
-                <w:color w:val="1F1F1F"/>
-                <w:kern w:val="0"/>
-                <w:szCs w:val="24"/>
+              <w:rPr>
+                <w:rFonts w:ascii="Times New Roman" w:eastAsia="標楷體" w:hAnsi="Times New Roman"/>
               </w:rPr>
             </w:pPr>
             <w:r>
               <w:rPr>
-                <w:rFonts w:ascii="新細明體" w:eastAsia="新細明體" w:hAnsi="新細明體" w:cs="新細明體"/>
+                <w:rFonts w:ascii="Times New Roman" w:eastAsia="標楷體" w:hAnsi="Times New Roman"/>
                 <w:b/>
                 <w:bCs/>
-                <w:color w:val="1F1F1F"/>
-                <w:kern w:val="0"/>
-                <w:szCs w:val="24"/>
-                <w:bdr w:val="none" w:sz="0" w:space="0" w:color="auto" w:frame="1"/>
-              </w:rPr>
-              <w:t>手機端作業系統</w:t>
+              </w:rPr>
+              <w:t>後端開發</w:t>
             </w:r>
           </w:p>
         </w:tc>
         <w:tc>
           <w:tcPr>
-            <w:tcW w:w="6657" w:type="dxa"/>
+            <w:tcW w:w="0" w:type="auto"/>
+            <w:tcBorders>
+              <w:top w:val="single" w:sz="6" w:space="0" w:color="auto"/>
+              <w:left w:val="single" w:sz="6" w:space="0" w:color="auto"/>
+              <w:bottom w:val="single" w:sz="6" w:space="0" w:color="auto"/>
+              <w:right w:val="single" w:sz="6" w:space="0" w:color="auto"/>
+            </w:tcBorders>
+            <w:tcMar>
+              <w:top w:w="240" w:type="dxa"/>
+              <w:left w:w="0" w:type="dxa"/>
+              <w:bottom w:w="240" w:type="dxa"/>
+              <w:right w:w="180" w:type="dxa"/>
+            </w:tcMar>
+            <w:vAlign w:val="center"/>
+            <w:hideMark/>
+          </w:tcPr>
+          <w:p>
+            <w:pPr>
+              <w:rPr>
+                <w:rFonts w:ascii="Times New Roman" w:eastAsia="標楷體" w:hAnsi="Times New Roman"/>
+              </w:rPr>
+            </w:pPr>
+            <w:r>
+              <w:rPr>
+                <w:rFonts w:ascii="Times New Roman" w:eastAsia="標楷體" w:hAnsi="Times New Roman"/>
+                <w:b/>
+                <w:bCs/>
+              </w:rPr>
+              <w:t xml:space="preserve">Python (Flask </w:t>
+            </w:r>
+            <w:r>
+              <w:rPr>
+                <w:rFonts w:ascii="Times New Roman" w:eastAsia="標楷體" w:hAnsi="Times New Roman"/>
+                <w:b/>
+                <w:bCs/>
+              </w:rPr>
+              <w:t>或</w:t>
+            </w:r>
+            <w:r>
+              <w:rPr>
+                <w:rFonts w:ascii="Times New Roman" w:eastAsia="標楷體" w:hAnsi="Times New Roman"/>
+                <w:b/>
+                <w:bCs/>
+              </w:rPr>
+              <w:t xml:space="preserve"> </w:t>
+            </w:r>
+            <w:proofErr w:type="spellStart"/>
+            <w:r>
+              <w:rPr>
+                <w:rFonts w:ascii="Times New Roman" w:eastAsia="標楷體" w:hAnsi="Times New Roman"/>
+                <w:b/>
+                <w:bCs/>
+              </w:rPr>
+              <w:t>FastAPI</w:t>
+            </w:r>
+            <w:proofErr w:type="spellEnd"/>
+            <w:r>
+              <w:rPr>
+                <w:rFonts w:ascii="Times New Roman" w:eastAsia="標楷體" w:hAnsi="Times New Roman"/>
+                <w:b/>
+                <w:bCs/>
+              </w:rPr>
+              <w:t>)</w:t>
+            </w:r>
+          </w:p>
+        </w:tc>
+        <w:tc>
+          <w:tcPr>
+            <w:tcW w:w="0" w:type="auto"/>
             <w:tcBorders>
               <w:top w:val="single" w:sz="6" w:space="0" w:color="auto"/>
               <w:left w:val="single" w:sz="6" w:space="0" w:color="auto"/>
@@ -279,23 +1161,27 @@
           </w:tcPr>
           <w:p>
             <w:pPr>
-              <w:widowControl/>
-              <w:rPr>
-                <w:rFonts w:ascii="新細明體" w:eastAsia="新細明體" w:hAnsi="新細明體" w:cs="新細明體"/>
-                <w:color w:val="1F1F1F"/>
-                <w:kern w:val="0"/>
-                <w:szCs w:val="24"/>
+              <w:rPr>
+                <w:rFonts w:ascii="Times New Roman" w:eastAsia="標楷體" w:hAnsi="Times New Roman"/>
               </w:rPr>
             </w:pPr>
             <w:r>
               <w:rPr>
-                <w:rFonts w:ascii="新細明體" w:eastAsia="新細明體" w:hAnsi="新細明體" w:cs="新細明體"/>
-                <w:color w:val="1F1F1F"/>
-                <w:kern w:val="0"/>
-                <w:szCs w:val="24"/>
-                <w:bdr w:val="none" w:sz="0" w:space="0" w:color="auto" w:frame="1"/>
-              </w:rPr>
-              <w:t>Android 8.0 以上 / iOS 12.0 以上</w:t>
+                <w:rFonts w:ascii="Times New Roman" w:eastAsia="標楷體" w:hAnsi="Times New Roman"/>
+              </w:rPr>
+              <w:t>建立處理圖片與</w:t>
+            </w:r>
+            <w:r>
+              <w:rPr>
+                <w:rFonts w:ascii="Times New Roman" w:eastAsia="標楷體" w:hAnsi="Times New Roman"/>
+              </w:rPr>
+              <w:t xml:space="preserve"> API </w:t>
+            </w:r>
+            <w:r>
+              <w:rPr>
+                <w:rFonts w:ascii="Times New Roman" w:eastAsia="標楷體" w:hAnsi="Times New Roman"/>
+              </w:rPr>
+              <w:t>邏輯的後端伺服器。</w:t>
             </w:r>
           </w:p>
         </w:tc>
@@ -324,31 +1210,73 @@
           </w:tcPr>
           <w:p>
             <w:pPr>
-              <w:widowControl/>
-              <w:rPr>
-                <w:rFonts w:ascii="新細明體" w:eastAsia="新細明體" w:hAnsi="新細明體" w:cs="新細明體"/>
-                <w:color w:val="1F1F1F"/>
-                <w:kern w:val="0"/>
-                <w:szCs w:val="24"/>
+              <w:rPr>
+                <w:rFonts w:ascii="Times New Roman" w:eastAsia="標楷體" w:hAnsi="Times New Roman"/>
               </w:rPr>
             </w:pPr>
             <w:r>
               <w:rPr>
-                <w:rFonts w:ascii="新細明體" w:eastAsia="新細明體" w:hAnsi="新細明體" w:cs="新細明體"/>
+                <w:rFonts w:ascii="Times New Roman" w:eastAsia="標楷體" w:hAnsi="Times New Roman"/>
                 <w:b/>
                 <w:bCs/>
-                <w:color w:val="1F1F1F"/>
-                <w:kern w:val="0"/>
-                <w:szCs w:val="24"/>
-                <w:bdr w:val="none" w:sz="0" w:space="0" w:color="auto" w:frame="1"/>
-              </w:rPr>
-              <w:t>資料庫管理</w:t>
+              </w:rPr>
+              <w:t>核心</w:t>
+            </w:r>
+            <w:r>
+              <w:rPr>
+                <w:rFonts w:ascii="Times New Roman" w:eastAsia="標楷體" w:hAnsi="Times New Roman"/>
+                <w:b/>
+                <w:bCs/>
+              </w:rPr>
+              <w:t xml:space="preserve"> AI </w:t>
+            </w:r>
+            <w:r>
+              <w:rPr>
+                <w:rFonts w:ascii="Times New Roman" w:eastAsia="標楷體" w:hAnsi="Times New Roman"/>
+                <w:b/>
+                <w:bCs/>
+              </w:rPr>
+              <w:t>引擎</w:t>
             </w:r>
           </w:p>
         </w:tc>
         <w:tc>
           <w:tcPr>
-            <w:tcW w:w="6657" w:type="dxa"/>
+            <w:tcW w:w="0" w:type="auto"/>
+            <w:tcBorders>
+              <w:top w:val="single" w:sz="6" w:space="0" w:color="auto"/>
+              <w:left w:val="single" w:sz="6" w:space="0" w:color="auto"/>
+              <w:bottom w:val="single" w:sz="6" w:space="0" w:color="auto"/>
+              <w:right w:val="single" w:sz="6" w:space="0" w:color="auto"/>
+            </w:tcBorders>
+            <w:tcMar>
+              <w:top w:w="240" w:type="dxa"/>
+              <w:left w:w="0" w:type="dxa"/>
+              <w:bottom w:w="240" w:type="dxa"/>
+              <w:right w:w="180" w:type="dxa"/>
+            </w:tcMar>
+            <w:vAlign w:val="center"/>
+            <w:hideMark/>
+          </w:tcPr>
+          <w:p>
+            <w:pPr>
+              <w:rPr>
+                <w:rFonts w:ascii="Times New Roman" w:eastAsia="標楷體" w:hAnsi="Times New Roman"/>
+              </w:rPr>
+            </w:pPr>
+            <w:r>
+              <w:rPr>
+                <w:rFonts w:ascii="Times New Roman" w:eastAsia="標楷體" w:hAnsi="Times New Roman"/>
+                <w:b/>
+                <w:bCs/>
+              </w:rPr>
+              <w:t>Gemini 1.5 Flash API</w:t>
+            </w:r>
+          </w:p>
+        </w:tc>
+        <w:tc>
+          <w:tcPr>
+            <w:tcW w:w="0" w:type="auto"/>
             <w:tcBorders>
               <w:top w:val="single" w:sz="6" w:space="0" w:color="auto"/>
               <w:left w:val="single" w:sz="6" w:space="0" w:color="auto"/>
@@ -366,23 +1294,15 @@
           </w:tcPr>
           <w:p>
             <w:pPr>
-              <w:widowControl/>
-              <w:rPr>
-                <w:rFonts w:ascii="新細明體" w:eastAsia="新細明體" w:hAnsi="新細明體" w:cs="新細明體"/>
-                <w:color w:val="1F1F1F"/>
-                <w:kern w:val="0"/>
-                <w:szCs w:val="24"/>
+              <w:rPr>
+                <w:rFonts w:ascii="Times New Roman" w:eastAsia="標楷體" w:hAnsi="Times New Roman"/>
               </w:rPr>
             </w:pPr>
             <w:r>
               <w:rPr>
-                <w:rFonts w:ascii="新細明體" w:eastAsia="新細明體" w:hAnsi="新細明體" w:cs="新細明體"/>
-                <w:color w:val="1F1F1F"/>
-                <w:kern w:val="0"/>
-                <w:szCs w:val="24"/>
-                <w:bdr w:val="none" w:sz="0" w:space="0" w:color="auto" w:frame="1"/>
-              </w:rPr>
-              <w:t>SQLite (開發環境)、DB Browser for SQLite</w:t>
+                <w:rFonts w:ascii="Times New Roman" w:eastAsia="標楷體" w:hAnsi="Times New Roman"/>
+              </w:rPr>
+              <w:t>執行圖像場景分析、單字提取與英日翻譯。</w:t>
             </w:r>
           </w:p>
         </w:tc>
@@ -411,31 +1331,57 @@
           </w:tcPr>
           <w:p>
             <w:pPr>
-              <w:widowControl/>
-              <w:rPr>
-                <w:rFonts w:ascii="新細明體" w:eastAsia="新細明體" w:hAnsi="新細明體" w:cs="新細明體"/>
-                <w:color w:val="1F1F1F"/>
-                <w:kern w:val="0"/>
-                <w:szCs w:val="24"/>
+              <w:rPr>
+                <w:rFonts w:ascii="Times New Roman" w:eastAsia="標楷體" w:hAnsi="Times New Roman"/>
               </w:rPr>
             </w:pPr>
             <w:r>
               <w:rPr>
-                <w:rFonts w:ascii="新細明體" w:eastAsia="新細明體" w:hAnsi="新細明體" w:cs="新細明體"/>
+                <w:rFonts w:ascii="Times New Roman" w:eastAsia="標楷體" w:hAnsi="Times New Roman"/>
                 <w:b/>
                 <w:bCs/>
-                <w:color w:val="1F1F1F"/>
-                <w:kern w:val="0"/>
-                <w:szCs w:val="24"/>
-                <w:bdr w:val="none" w:sz="0" w:space="0" w:color="auto" w:frame="1"/>
-              </w:rPr>
-              <w:t>程式語言</w:t>
+              </w:rPr>
+              <w:t>語音技術</w:t>
             </w:r>
           </w:p>
         </w:tc>
         <w:tc>
           <w:tcPr>
-            <w:tcW w:w="6657" w:type="dxa"/>
+            <w:tcW w:w="0" w:type="auto"/>
+            <w:tcBorders>
+              <w:top w:val="single" w:sz="6" w:space="0" w:color="auto"/>
+              <w:left w:val="single" w:sz="6" w:space="0" w:color="auto"/>
+              <w:bottom w:val="single" w:sz="6" w:space="0" w:color="auto"/>
+              <w:right w:val="single" w:sz="6" w:space="0" w:color="auto"/>
+            </w:tcBorders>
+            <w:tcMar>
+              <w:top w:w="240" w:type="dxa"/>
+              <w:left w:w="0" w:type="dxa"/>
+              <w:bottom w:w="240" w:type="dxa"/>
+              <w:right w:w="180" w:type="dxa"/>
+            </w:tcMar>
+            <w:vAlign w:val="center"/>
+            <w:hideMark/>
+          </w:tcPr>
+          <w:p>
+            <w:pPr>
+              <w:rPr>
+                <w:rFonts w:ascii="Times New Roman" w:eastAsia="標楷體" w:hAnsi="Times New Roman"/>
+              </w:rPr>
+            </w:pPr>
+            <w:r>
+              <w:rPr>
+                <w:rFonts w:ascii="Times New Roman" w:eastAsia="標楷體" w:hAnsi="Times New Roman"/>
+                <w:b/>
+                <w:bCs/>
+              </w:rPr>
+              <w:t>Google Cloud TTS / STT</w:t>
+            </w:r>
+          </w:p>
+        </w:tc>
+        <w:tc>
+          <w:tcPr>
+            <w:tcW w:w="0" w:type="auto"/>
             <w:tcBorders>
               <w:top w:val="single" w:sz="6" w:space="0" w:color="auto"/>
               <w:left w:val="single" w:sz="6" w:space="0" w:color="auto"/>
@@ -453,23 +1399,15 @@
           </w:tcPr>
           <w:p>
             <w:pPr>
-              <w:widowControl/>
-              <w:rPr>
-                <w:rFonts w:ascii="新細明體" w:eastAsia="新細明體" w:hAnsi="新細明體" w:cs="新細明體"/>
-                <w:color w:val="1F1F1F"/>
-                <w:kern w:val="0"/>
-                <w:szCs w:val="24"/>
+              <w:rPr>
+                <w:rFonts w:ascii="Times New Roman" w:eastAsia="標楷體" w:hAnsi="Times New Roman"/>
               </w:rPr>
             </w:pPr>
             <w:r>
               <w:rPr>
-                <w:rFonts w:ascii="新細明體" w:eastAsia="新細明體" w:hAnsi="新細明體" w:cs="新細明體"/>
-                <w:color w:val="1F1F1F"/>
-                <w:kern w:val="0"/>
-                <w:szCs w:val="24"/>
-                <w:bdr w:val="none" w:sz="0" w:space="0" w:color="auto" w:frame="1"/>
-              </w:rPr>
-              <w:t>Dart (前端應用)、Python (後端 API)</w:t>
+                <w:rFonts w:ascii="Times New Roman" w:eastAsia="標楷體" w:hAnsi="Times New Roman"/>
+              </w:rPr>
+              <w:t>實現日文單字發音與用戶口說辨識。</w:t>
             </w:r>
           </w:p>
         </w:tc>
@@ -498,31 +1436,76 @@
           </w:tcPr>
           <w:p>
             <w:pPr>
-              <w:widowControl/>
-              <w:rPr>
-                <w:rFonts w:ascii="新細明體" w:eastAsia="新細明體" w:hAnsi="新細明體" w:cs="新細明體"/>
-                <w:color w:val="1F1F1F"/>
-                <w:kern w:val="0"/>
-                <w:szCs w:val="24"/>
+              <w:rPr>
+                <w:rFonts w:ascii="Times New Roman" w:eastAsia="標楷體" w:hAnsi="Times New Roman"/>
               </w:rPr>
             </w:pPr>
             <w:r>
               <w:rPr>
-                <w:rFonts w:ascii="新細明體" w:eastAsia="新細明體" w:hAnsi="新細明體" w:cs="新細明體"/>
+                <w:rFonts w:ascii="Times New Roman" w:eastAsia="標楷體" w:hAnsi="Times New Roman"/>
                 <w:b/>
                 <w:bCs/>
-                <w:color w:val="1F1F1F"/>
-                <w:kern w:val="0"/>
-                <w:szCs w:val="24"/>
-                <w:bdr w:val="none" w:sz="0" w:space="0" w:color="auto" w:frame="1"/>
-              </w:rPr>
-              <w:t>開發框架與工具</w:t>
+              </w:rPr>
+              <w:lastRenderedPageBreak/>
+              <w:t>資料庫</w:t>
             </w:r>
           </w:p>
         </w:tc>
         <w:tc>
           <w:tcPr>
-            <w:tcW w:w="6657" w:type="dxa"/>
+            <w:tcW w:w="0" w:type="auto"/>
+            <w:tcBorders>
+              <w:top w:val="single" w:sz="6" w:space="0" w:color="auto"/>
+              <w:left w:val="single" w:sz="6" w:space="0" w:color="auto"/>
+              <w:bottom w:val="single" w:sz="6" w:space="0" w:color="auto"/>
+              <w:right w:val="single" w:sz="6" w:space="0" w:color="auto"/>
+            </w:tcBorders>
+            <w:tcMar>
+              <w:top w:w="240" w:type="dxa"/>
+              <w:left w:w="0" w:type="dxa"/>
+              <w:bottom w:w="240" w:type="dxa"/>
+              <w:right w:w="180" w:type="dxa"/>
+            </w:tcMar>
+            <w:vAlign w:val="center"/>
+            <w:hideMark/>
+          </w:tcPr>
+          <w:p>
+            <w:pPr>
+              <w:rPr>
+                <w:rFonts w:ascii="Times New Roman" w:eastAsia="標楷體" w:hAnsi="Times New Roman"/>
+              </w:rPr>
+            </w:pPr>
+            <w:r>
+              <w:rPr>
+                <w:rFonts w:ascii="Times New Roman" w:eastAsia="標楷體" w:hAnsi="Times New Roman"/>
+                <w:b/>
+                <w:bCs/>
+              </w:rPr>
+              <w:t>SQLite (</w:t>
+            </w:r>
+            <w:proofErr w:type="spellStart"/>
+            <w:r>
+              <w:rPr>
+                <w:rFonts w:ascii="Times New Roman" w:eastAsia="標楷體" w:hAnsi="Times New Roman"/>
+                <w:b/>
+                <w:bCs/>
+              </w:rPr>
+              <w:t>jlens.db</w:t>
+            </w:r>
+            <w:proofErr w:type="spellEnd"/>
+            <w:r>
+              <w:rPr>
+                <w:rFonts w:ascii="Times New Roman" w:eastAsia="標楷體" w:hAnsi="Times New Roman"/>
+                <w:b/>
+                <w:bCs/>
+              </w:rPr>
+              <w:t>)</w:t>
+            </w:r>
+          </w:p>
+        </w:tc>
+        <w:tc>
+          <w:tcPr>
+            <w:tcW w:w="0" w:type="auto"/>
             <w:tcBorders>
               <w:top w:val="single" w:sz="6" w:space="0" w:color="auto"/>
               <w:left w:val="single" w:sz="6" w:space="0" w:color="auto"/>
@@ -540,23 +1523,15 @@
           </w:tcPr>
           <w:p>
             <w:pPr>
-              <w:widowControl/>
-              <w:rPr>
-                <w:rFonts w:ascii="新細明體" w:eastAsia="新細明體" w:hAnsi="新細明體" w:cs="新細明體"/>
-                <w:color w:val="1F1F1F"/>
-                <w:kern w:val="0"/>
-                <w:szCs w:val="24"/>
+              <w:rPr>
+                <w:rFonts w:ascii="Times New Roman" w:eastAsia="標楷體" w:hAnsi="Times New Roman"/>
               </w:rPr>
             </w:pPr>
             <w:r>
               <w:rPr>
-                <w:rFonts w:ascii="新細明體" w:eastAsia="新細明體" w:hAnsi="新細明體" w:cs="新細明體"/>
-                <w:color w:val="1F1F1F"/>
-                <w:kern w:val="0"/>
-                <w:szCs w:val="24"/>
-                <w:bdr w:val="none" w:sz="0" w:space="0" w:color="auto" w:frame="1"/>
-              </w:rPr>
-              <w:t>Flutter SDK、Flask、VS Code、Android Studio (用於模擬器)</w:t>
+                <w:rFonts w:ascii="Times New Roman" w:eastAsia="標楷體" w:hAnsi="Times New Roman"/>
+              </w:rPr>
+              <w:t>儲存用戶學習紀錄、生字本與歷史照片資訊。</w:t>
             </w:r>
           </w:p>
         </w:tc>
@@ -585,31 +1560,57 @@
           </w:tcPr>
           <w:p>
             <w:pPr>
-              <w:widowControl/>
-              <w:rPr>
-                <w:rFonts w:ascii="新細明體" w:eastAsia="新細明體" w:hAnsi="新細明體" w:cs="新細明體"/>
-                <w:color w:val="1F1F1F"/>
-                <w:kern w:val="0"/>
-                <w:szCs w:val="24"/>
+              <w:rPr>
+                <w:rFonts w:ascii="Times New Roman" w:eastAsia="標楷體" w:hAnsi="Times New Roman"/>
               </w:rPr>
             </w:pPr>
             <w:r>
               <w:rPr>
-                <w:rFonts w:ascii="新細明體" w:eastAsia="新細明體" w:hAnsi="新細明體" w:cs="新細明體"/>
+                <w:rFonts w:ascii="Times New Roman" w:eastAsia="標楷體" w:hAnsi="Times New Roman"/>
                 <w:b/>
                 <w:bCs/>
-                <w:color w:val="1F1F1F"/>
-                <w:kern w:val="0"/>
-                <w:szCs w:val="24"/>
-                <w:bdr w:val="none" w:sz="0" w:space="0" w:color="auto" w:frame="1"/>
-              </w:rPr>
-              <w:t>系統版本控制</w:t>
+              </w:rPr>
+              <w:t>版本管理</w:t>
             </w:r>
           </w:p>
         </w:tc>
         <w:tc>
           <w:tcPr>
-            <w:tcW w:w="6657" w:type="dxa"/>
+            <w:tcW w:w="0" w:type="auto"/>
+            <w:tcBorders>
+              <w:top w:val="single" w:sz="6" w:space="0" w:color="auto"/>
+              <w:left w:val="single" w:sz="6" w:space="0" w:color="auto"/>
+              <w:bottom w:val="single" w:sz="6" w:space="0" w:color="auto"/>
+              <w:right w:val="single" w:sz="6" w:space="0" w:color="auto"/>
+            </w:tcBorders>
+            <w:tcMar>
+              <w:top w:w="240" w:type="dxa"/>
+              <w:left w:w="0" w:type="dxa"/>
+              <w:bottom w:w="240" w:type="dxa"/>
+              <w:right w:w="180" w:type="dxa"/>
+            </w:tcMar>
+            <w:vAlign w:val="center"/>
+            <w:hideMark/>
+          </w:tcPr>
+          <w:p>
+            <w:pPr>
+              <w:rPr>
+                <w:rFonts w:ascii="Times New Roman" w:eastAsia="標楷體" w:hAnsi="Times New Roman"/>
+              </w:rPr>
+            </w:pPr>
+            <w:r>
+              <w:rPr>
+                <w:rFonts w:ascii="Times New Roman" w:eastAsia="標楷體" w:hAnsi="Times New Roman"/>
+                <w:b/>
+                <w:bCs/>
+              </w:rPr>
+              <w:t>Git / GitHub / Fork</w:t>
+            </w:r>
+          </w:p>
+        </w:tc>
+        <w:tc>
+          <w:tcPr>
+            <w:tcW w:w="0" w:type="auto"/>
             <w:tcBorders>
               <w:top w:val="single" w:sz="6" w:space="0" w:color="auto"/>
               <w:left w:val="single" w:sz="6" w:space="0" w:color="auto"/>
@@ -627,68 +1628,38 @@
           </w:tcPr>
           <w:p>
             <w:pPr>
-              <w:widowControl/>
-              <w:rPr>
-                <w:rFonts w:ascii="新細明體" w:eastAsia="新細明體" w:hAnsi="新細明體" w:cs="新細明體"/>
-                <w:color w:val="1F1F1F"/>
-                <w:kern w:val="0"/>
-                <w:szCs w:val="24"/>
+              <w:rPr>
+                <w:rFonts w:ascii="Times New Roman" w:eastAsia="標楷體" w:hAnsi="Times New Roman"/>
               </w:rPr>
             </w:pPr>
             <w:r>
               <w:rPr>
-                <w:rFonts w:ascii="新細明體" w:eastAsia="新細明體" w:hAnsi="新細明體" w:cs="新細明體"/>
-                <w:color w:val="1F1F1F"/>
-                <w:kern w:val="0"/>
-                <w:szCs w:val="24"/>
-                <w:bdr w:val="none" w:sz="0" w:space="0" w:color="auto" w:frame="1"/>
-              </w:rPr>
-              <w:t>Git、GitHub</w:t>
+                <w:rFonts w:ascii="Times New Roman" w:eastAsia="標楷體" w:hAnsi="Times New Roman"/>
+              </w:rPr>
+              <w:t>程式碼同步、分支管理與</w:t>
+            </w:r>
+            <w:r>
+              <w:rPr>
+                <w:rFonts w:ascii="Times New Roman" w:eastAsia="標楷體" w:hAnsi="Times New Roman"/>
+              </w:rPr>
+              <w:t xml:space="preserve"> GUI </w:t>
+            </w:r>
+            <w:r>
+              <w:rPr>
+                <w:rFonts w:ascii="Times New Roman" w:eastAsia="標楷體" w:hAnsi="Times New Roman"/>
+              </w:rPr>
+              <w:t>視覺化操作。</w:t>
             </w:r>
           </w:p>
         </w:tc>
       </w:tr>
-    </w:tbl>
-    <w:p>
-      <w:pPr>
-        <w:rPr>
-          <w:rFonts w:hint="eastAsia"/>
-        </w:rPr>
-      </w:pPr>
-    </w:p>
-    <w:p>
-      <w:r>
-        <w:t>表</w:t>
-      </w:r>
-      <w:r>
-        <w:t xml:space="preserve"> 3-2-2 </w:t>
-      </w:r>
-      <w:r>
-        <w:t>硬體需求</w:t>
-      </w:r>
-    </w:p>
-    <w:tbl>
-      <w:tblPr>
-        <w:tblW w:w="8639" w:type="dxa"/>
-        <w:tblCellSpacing w:w="15" w:type="dxa"/>
-        <w:tblCellMar>
-          <w:left w:w="0" w:type="dxa"/>
-          <w:right w:w="0" w:type="dxa"/>
-        </w:tblCellMar>
-        <w:tblLook w:val="04A0" w:firstRow="1" w:lastRow="0" w:firstColumn="1" w:lastColumn="0" w:noHBand="0" w:noVBand="1"/>
-      </w:tblPr>
-      <w:tblGrid>
-        <w:gridCol w:w="1977"/>
-        <w:gridCol w:w="6662"/>
-      </w:tblGrid>
       <w:tr>
         <w:trPr>
-          <w:tblHeader/>
           <w:tblCellSpacing w:w="15" w:type="dxa"/>
         </w:trPr>
         <w:tc>
           <w:tcPr>
-            <w:tcW w:w="1932" w:type="dxa"/>
+            <w:tcW w:w="0" w:type="auto"/>
             <w:tcBorders>
               <w:top w:val="single" w:sz="6" w:space="0" w:color="auto"/>
               <w:left w:val="single" w:sz="6" w:space="0" w:color="auto"/>
@@ -706,31 +1677,75 @@
           </w:tcPr>
           <w:p>
             <w:pPr>
-              <w:widowControl/>
-              <w:rPr>
-                <w:rFonts w:ascii="新細明體" w:eastAsia="新細明體" w:hAnsi="新細明體" w:cs="新細明體"/>
-                <w:color w:val="1F1F1F"/>
-                <w:kern w:val="0"/>
-                <w:szCs w:val="24"/>
+              <w:rPr>
+                <w:rFonts w:ascii="Times New Roman" w:eastAsia="標楷體" w:hAnsi="Times New Roman"/>
               </w:rPr>
             </w:pPr>
             <w:r>
               <w:rPr>
-                <w:rFonts w:ascii="新細明體" w:eastAsia="新細明體" w:hAnsi="新細明體" w:cs="新細明體"/>
+                <w:rFonts w:ascii="Times New Roman" w:eastAsia="標楷體" w:hAnsi="Times New Roman"/>
                 <w:b/>
                 <w:bCs/>
-                <w:color w:val="1F1F1F"/>
-                <w:kern w:val="0"/>
-                <w:szCs w:val="24"/>
-                <w:bdr w:val="none" w:sz="0" w:space="0" w:color="auto" w:frame="1"/>
-              </w:rPr>
-              <w:t>硬體需求</w:t>
+              </w:rPr>
+              <w:t>環境套件</w:t>
             </w:r>
           </w:p>
         </w:tc>
         <w:tc>
           <w:tcPr>
-            <w:tcW w:w="6617" w:type="dxa"/>
+            <w:tcW w:w="0" w:type="auto"/>
+            <w:tcBorders>
+              <w:top w:val="single" w:sz="6" w:space="0" w:color="auto"/>
+              <w:left w:val="single" w:sz="6" w:space="0" w:color="auto"/>
+              <w:bottom w:val="single" w:sz="6" w:space="0" w:color="auto"/>
+              <w:right w:val="single" w:sz="6" w:space="0" w:color="auto"/>
+            </w:tcBorders>
+            <w:tcMar>
+              <w:top w:w="240" w:type="dxa"/>
+              <w:left w:w="0" w:type="dxa"/>
+              <w:bottom w:w="240" w:type="dxa"/>
+              <w:right w:w="180" w:type="dxa"/>
+            </w:tcMar>
+            <w:vAlign w:val="center"/>
+            <w:hideMark/>
+          </w:tcPr>
+          <w:p>
+            <w:pPr>
+              <w:rPr>
+                <w:rFonts w:ascii="Times New Roman" w:eastAsia="標楷體" w:hAnsi="Times New Roman"/>
+              </w:rPr>
+            </w:pPr>
+            <w:r>
+              <w:rPr>
+                <w:rFonts w:ascii="Times New Roman" w:eastAsia="標楷體" w:hAnsi="Times New Roman"/>
+                <w:b/>
+                <w:bCs/>
+              </w:rPr>
+              <w:t>python-</w:t>
+            </w:r>
+            <w:proofErr w:type="spellStart"/>
+            <w:r>
+              <w:rPr>
+                <w:rFonts w:ascii="Times New Roman" w:eastAsia="標楷體" w:hAnsi="Times New Roman"/>
+                <w:b/>
+                <w:bCs/>
+              </w:rPr>
+              <w:t>dotenv</w:t>
+            </w:r>
+            <w:proofErr w:type="spellEnd"/>
+            <w:r>
+              <w:rPr>
+                <w:rFonts w:ascii="Times New Roman" w:eastAsia="標楷體" w:hAnsi="Times New Roman"/>
+                <w:b/>
+                <w:bCs/>
+              </w:rPr>
+              <w:t xml:space="preserve"> / Pillow</w:t>
+            </w:r>
+          </w:p>
+        </w:tc>
+        <w:tc>
+          <w:tcPr>
+            <w:tcW w:w="0" w:type="auto"/>
             <w:tcBorders>
               <w:top w:val="single" w:sz="6" w:space="0" w:color="auto"/>
               <w:left w:val="single" w:sz="6" w:space="0" w:color="auto"/>
@@ -748,25 +1763,15 @@
           </w:tcPr>
           <w:p>
             <w:pPr>
-              <w:widowControl/>
-              <w:rPr>
-                <w:rFonts w:ascii="新細明體" w:eastAsia="新細明體" w:hAnsi="新細明體" w:cs="新細明體"/>
-                <w:color w:val="1F1F1F"/>
-                <w:kern w:val="0"/>
-                <w:szCs w:val="24"/>
+              <w:rPr>
+                <w:rFonts w:ascii="Times New Roman" w:eastAsia="標楷體" w:hAnsi="Times New Roman"/>
               </w:rPr>
             </w:pPr>
             <w:r>
               <w:rPr>
-                <w:rFonts w:ascii="新細明體" w:eastAsia="新細明體" w:hAnsi="新細明體" w:cs="新細明體"/>
-                <w:b/>
-                <w:bCs/>
-                <w:color w:val="1F1F1F"/>
-                <w:kern w:val="0"/>
-                <w:szCs w:val="24"/>
-                <w:bdr w:val="none" w:sz="0" w:space="0" w:color="auto" w:frame="1"/>
-              </w:rPr>
-              <w:t>規格說明</w:t>
+                <w:rFonts w:ascii="Times New Roman" w:eastAsia="標楷體" w:hAnsi="Times New Roman"/>
+              </w:rPr>
+              <w:t>處理環境變數安全與圖片編碼格式。</w:t>
             </w:r>
           </w:p>
         </w:tc>
@@ -777,7 +1782,7 @@
         </w:trPr>
         <w:tc>
           <w:tcPr>
-            <w:tcW w:w="1932" w:type="dxa"/>
+            <w:tcW w:w="0" w:type="auto"/>
             <w:tcBorders>
               <w:top w:val="single" w:sz="6" w:space="0" w:color="auto"/>
               <w:left w:val="single" w:sz="6" w:space="0" w:color="auto"/>
@@ -795,31 +1800,57 @@
           </w:tcPr>
           <w:p>
             <w:pPr>
-              <w:widowControl/>
-              <w:rPr>
-                <w:rFonts w:ascii="新細明體" w:eastAsia="新細明體" w:hAnsi="新細明體" w:cs="新細明體"/>
-                <w:color w:val="1F1F1F"/>
-                <w:kern w:val="0"/>
-                <w:szCs w:val="24"/>
+              <w:rPr>
+                <w:rFonts w:ascii="Times New Roman" w:eastAsia="標楷體" w:hAnsi="Times New Roman"/>
               </w:rPr>
             </w:pPr>
             <w:r>
               <w:rPr>
-                <w:rFonts w:ascii="新細明體" w:eastAsia="新細明體" w:hAnsi="新細明體" w:cs="新細明體"/>
+                <w:rFonts w:ascii="Times New Roman" w:eastAsia="標楷體" w:hAnsi="Times New Roman"/>
                 <w:b/>
                 <w:bCs/>
-                <w:color w:val="1F1F1F"/>
-                <w:kern w:val="0"/>
-                <w:szCs w:val="24"/>
-                <w:bdr w:val="none" w:sz="0" w:space="0" w:color="auto" w:frame="1"/>
-              </w:rPr>
-              <w:t>CPU</w:t>
+              </w:rPr>
+              <w:t>測試工具</w:t>
             </w:r>
           </w:p>
         </w:tc>
         <w:tc>
           <w:tcPr>
-            <w:tcW w:w="6617" w:type="dxa"/>
+            <w:tcW w:w="0" w:type="auto"/>
+            <w:tcBorders>
+              <w:top w:val="single" w:sz="6" w:space="0" w:color="auto"/>
+              <w:left w:val="single" w:sz="6" w:space="0" w:color="auto"/>
+              <w:bottom w:val="single" w:sz="6" w:space="0" w:color="auto"/>
+              <w:right w:val="single" w:sz="6" w:space="0" w:color="auto"/>
+            </w:tcBorders>
+            <w:tcMar>
+              <w:top w:w="240" w:type="dxa"/>
+              <w:left w:w="0" w:type="dxa"/>
+              <w:bottom w:w="240" w:type="dxa"/>
+              <w:right w:w="180" w:type="dxa"/>
+            </w:tcMar>
+            <w:vAlign w:val="center"/>
+            <w:hideMark/>
+          </w:tcPr>
+          <w:p>
+            <w:pPr>
+              <w:rPr>
+                <w:rFonts w:ascii="Times New Roman" w:eastAsia="標楷體" w:hAnsi="Times New Roman"/>
+              </w:rPr>
+            </w:pPr>
+            <w:r>
+              <w:rPr>
+                <w:rFonts w:ascii="Times New Roman" w:eastAsia="標楷體" w:hAnsi="Times New Roman"/>
+                <w:b/>
+                <w:bCs/>
+              </w:rPr>
+              <w:t>Postman</w:t>
+            </w:r>
+          </w:p>
+        </w:tc>
+        <w:tc>
+          <w:tcPr>
+            <w:tcW w:w="0" w:type="auto"/>
             <w:tcBorders>
               <w:top w:val="single" w:sz="6" w:space="0" w:color="auto"/>
               <w:left w:val="single" w:sz="6" w:space="0" w:color="auto"/>
@@ -837,284 +1868,39 @@
           </w:tcPr>
           <w:p>
             <w:pPr>
-              <w:widowControl/>
-              <w:rPr>
-                <w:rFonts w:ascii="新細明體" w:eastAsia="新細明體" w:hAnsi="新細明體" w:cs="新細明體"/>
-                <w:color w:val="1F1F1F"/>
-                <w:kern w:val="0"/>
-                <w:szCs w:val="24"/>
+              <w:rPr>
+                <w:rFonts w:ascii="Times New Roman" w:eastAsia="標楷體" w:hAnsi="Times New Roman"/>
               </w:rPr>
             </w:pPr>
             <w:r>
               <w:rPr>
-                <w:rFonts w:ascii="新細明體" w:eastAsia="新細明體" w:hAnsi="新細明體" w:cs="新細明體"/>
-                <w:color w:val="1F1F1F"/>
-                <w:kern w:val="0"/>
-                <w:szCs w:val="24"/>
-                <w:bdr w:val="none" w:sz="0" w:space="0" w:color="auto" w:frame="1"/>
-              </w:rPr>
-              <w:t>雙核心以上 (建議 Intel Core i5 / AMD Ryzen 5 以上，以利運行模擬器)</w:t>
-            </w:r>
-          </w:p>
-        </w:tc>
-      </w:tr>
-      <w:tr>
-        <w:trPr>
-          <w:tblCellSpacing w:w="15" w:type="dxa"/>
-        </w:trPr>
-        <w:tc>
-          <w:tcPr>
-            <w:tcW w:w="1932" w:type="dxa"/>
-            <w:tcBorders>
-              <w:top w:val="single" w:sz="6" w:space="0" w:color="auto"/>
-              <w:left w:val="single" w:sz="6" w:space="0" w:color="auto"/>
-              <w:bottom w:val="single" w:sz="6" w:space="0" w:color="auto"/>
-              <w:right w:val="single" w:sz="6" w:space="0" w:color="auto"/>
-            </w:tcBorders>
-            <w:tcMar>
-              <w:top w:w="240" w:type="dxa"/>
-              <w:left w:w="0" w:type="dxa"/>
-              <w:bottom w:w="240" w:type="dxa"/>
-              <w:right w:w="180" w:type="dxa"/>
-            </w:tcMar>
-            <w:vAlign w:val="center"/>
-            <w:hideMark/>
-          </w:tcPr>
-          <w:p>
-            <w:pPr>
-              <w:widowControl/>
-              <w:rPr>
-                <w:rFonts w:ascii="新細明體" w:eastAsia="新細明體" w:hAnsi="新細明體" w:cs="新細明體"/>
-                <w:color w:val="1F1F1F"/>
-                <w:kern w:val="0"/>
-                <w:szCs w:val="24"/>
-              </w:rPr>
-            </w:pPr>
-            <w:r>
-              <w:rPr>
-                <w:rFonts w:ascii="新細明體" w:eastAsia="新細明體" w:hAnsi="新細明體" w:cs="新細明體"/>
-                <w:b/>
-                <w:bCs/>
-                <w:color w:val="1F1F1F"/>
-                <w:kern w:val="0"/>
-                <w:szCs w:val="24"/>
-                <w:bdr w:val="none" w:sz="0" w:space="0" w:color="auto" w:frame="1"/>
-              </w:rPr>
-              <w:t>RAM</w:t>
-            </w:r>
-          </w:p>
-        </w:tc>
-        <w:tc>
-          <w:tcPr>
-            <w:tcW w:w="6617" w:type="dxa"/>
-            <w:tcBorders>
-              <w:top w:val="single" w:sz="6" w:space="0" w:color="auto"/>
-              <w:left w:val="single" w:sz="6" w:space="0" w:color="auto"/>
-              <w:bottom w:val="single" w:sz="6" w:space="0" w:color="auto"/>
-              <w:right w:val="single" w:sz="6" w:space="0" w:color="auto"/>
-            </w:tcBorders>
-            <w:tcMar>
-              <w:top w:w="240" w:type="dxa"/>
-              <w:left w:w="0" w:type="dxa"/>
-              <w:bottom w:w="240" w:type="dxa"/>
-              <w:right w:w="0" w:type="dxa"/>
-            </w:tcMar>
-            <w:vAlign w:val="center"/>
-            <w:hideMark/>
-          </w:tcPr>
-          <w:p>
-            <w:pPr>
-              <w:widowControl/>
-              <w:rPr>
-                <w:rFonts w:ascii="新細明體" w:eastAsia="新細明體" w:hAnsi="新細明體" w:cs="新細明體"/>
-                <w:color w:val="1F1F1F"/>
-                <w:kern w:val="0"/>
-                <w:szCs w:val="24"/>
-              </w:rPr>
-            </w:pPr>
-            <w:r>
-              <w:rPr>
-                <w:rFonts w:ascii="新細明體" w:eastAsia="新細明體" w:hAnsi="新細明體" w:cs="新細明體"/>
-                <w:color w:val="1F1F1F"/>
-                <w:kern w:val="0"/>
-                <w:szCs w:val="24"/>
-                <w:bdr w:val="none" w:sz="0" w:space="0" w:color="auto" w:frame="1"/>
-              </w:rPr>
-              <w:t>8GB 以上 (建議 16GB 以上)</w:t>
-            </w:r>
-          </w:p>
-        </w:tc>
-      </w:tr>
-      <w:tr>
-        <w:trPr>
-          <w:tblCellSpacing w:w="15" w:type="dxa"/>
-        </w:trPr>
-        <w:tc>
-          <w:tcPr>
-            <w:tcW w:w="1932" w:type="dxa"/>
-            <w:tcBorders>
-              <w:top w:val="single" w:sz="6" w:space="0" w:color="auto"/>
-              <w:left w:val="single" w:sz="6" w:space="0" w:color="auto"/>
-              <w:bottom w:val="single" w:sz="6" w:space="0" w:color="auto"/>
-              <w:right w:val="single" w:sz="6" w:space="0" w:color="auto"/>
-            </w:tcBorders>
-            <w:tcMar>
-              <w:top w:w="240" w:type="dxa"/>
-              <w:left w:w="0" w:type="dxa"/>
-              <w:bottom w:w="240" w:type="dxa"/>
-              <w:right w:w="180" w:type="dxa"/>
-            </w:tcMar>
-            <w:vAlign w:val="center"/>
-            <w:hideMark/>
-          </w:tcPr>
-          <w:p>
-            <w:pPr>
-              <w:widowControl/>
-              <w:rPr>
-                <w:rFonts w:ascii="新細明體" w:eastAsia="新細明體" w:hAnsi="新細明體" w:cs="新細明體"/>
-                <w:color w:val="1F1F1F"/>
-                <w:kern w:val="0"/>
-                <w:szCs w:val="24"/>
-              </w:rPr>
-            </w:pPr>
-            <w:r>
-              <w:rPr>
-                <w:rFonts w:ascii="新細明體" w:eastAsia="新細明體" w:hAnsi="新細明體" w:cs="新細明體"/>
-                <w:b/>
-                <w:bCs/>
-                <w:color w:val="1F1F1F"/>
-                <w:kern w:val="0"/>
-                <w:szCs w:val="24"/>
-                <w:bdr w:val="none" w:sz="0" w:space="0" w:color="auto" w:frame="1"/>
-              </w:rPr>
-              <w:t>硬碟 (SSD)</w:t>
-            </w:r>
-          </w:p>
-        </w:tc>
-        <w:tc>
-          <w:tcPr>
-            <w:tcW w:w="6617" w:type="dxa"/>
-            <w:tcBorders>
-              <w:top w:val="single" w:sz="6" w:space="0" w:color="auto"/>
-              <w:left w:val="single" w:sz="6" w:space="0" w:color="auto"/>
-              <w:bottom w:val="single" w:sz="6" w:space="0" w:color="auto"/>
-              <w:right w:val="single" w:sz="6" w:space="0" w:color="auto"/>
-            </w:tcBorders>
-            <w:tcMar>
-              <w:top w:w="240" w:type="dxa"/>
-              <w:left w:w="0" w:type="dxa"/>
-              <w:bottom w:w="240" w:type="dxa"/>
-              <w:right w:w="0" w:type="dxa"/>
-            </w:tcMar>
-            <w:vAlign w:val="center"/>
-            <w:hideMark/>
-          </w:tcPr>
-          <w:p>
-            <w:pPr>
-              <w:widowControl/>
-              <w:rPr>
-                <w:rFonts w:ascii="新細明體" w:eastAsia="新細明體" w:hAnsi="新細明體" w:cs="新細明體"/>
-                <w:color w:val="1F1F1F"/>
-                <w:kern w:val="0"/>
-                <w:szCs w:val="24"/>
-              </w:rPr>
-            </w:pPr>
-            <w:r>
-              <w:rPr>
-                <w:rFonts w:ascii="新細明體" w:eastAsia="新細明體" w:hAnsi="新細明體" w:cs="新細明體"/>
-                <w:color w:val="1F1F1F"/>
-                <w:kern w:val="0"/>
-                <w:szCs w:val="24"/>
-                <w:bdr w:val="none" w:sz="0" w:space="0" w:color="auto" w:frame="1"/>
-              </w:rPr>
-              <w:t>50GB 以上可用空間</w:t>
-            </w:r>
-          </w:p>
-        </w:tc>
-      </w:tr>
-      <w:tr>
-        <w:trPr>
-          <w:tblCellSpacing w:w="15" w:type="dxa"/>
-        </w:trPr>
-        <w:tc>
-          <w:tcPr>
-            <w:tcW w:w="1932" w:type="dxa"/>
-            <w:tcBorders>
-              <w:top w:val="single" w:sz="6" w:space="0" w:color="auto"/>
-              <w:left w:val="single" w:sz="6" w:space="0" w:color="auto"/>
-              <w:bottom w:val="single" w:sz="6" w:space="0" w:color="auto"/>
-              <w:right w:val="single" w:sz="6" w:space="0" w:color="auto"/>
-            </w:tcBorders>
-            <w:tcMar>
-              <w:top w:w="240" w:type="dxa"/>
-              <w:left w:w="0" w:type="dxa"/>
-              <w:bottom w:w="240" w:type="dxa"/>
-              <w:right w:w="180" w:type="dxa"/>
-            </w:tcMar>
-            <w:vAlign w:val="center"/>
-            <w:hideMark/>
-          </w:tcPr>
-          <w:p>
-            <w:pPr>
-              <w:widowControl/>
-              <w:rPr>
-                <w:rFonts w:ascii="新細明體" w:eastAsia="新細明體" w:hAnsi="新細明體" w:cs="新細明體"/>
-                <w:color w:val="1F1F1F"/>
-                <w:kern w:val="0"/>
-                <w:szCs w:val="24"/>
-              </w:rPr>
-            </w:pPr>
-            <w:r>
-              <w:rPr>
-                <w:rFonts w:ascii="新細明體" w:eastAsia="新細明體" w:hAnsi="新細明體" w:cs="新細明體"/>
-                <w:b/>
-                <w:bCs/>
-                <w:color w:val="1F1F1F"/>
-                <w:kern w:val="0"/>
-                <w:szCs w:val="24"/>
-                <w:bdr w:val="none" w:sz="0" w:space="0" w:color="auto" w:frame="1"/>
-              </w:rPr>
-              <w:t>使用者端設備</w:t>
-            </w:r>
-          </w:p>
-        </w:tc>
-        <w:tc>
-          <w:tcPr>
-            <w:tcW w:w="6617" w:type="dxa"/>
-            <w:tcBorders>
-              <w:top w:val="single" w:sz="6" w:space="0" w:color="auto"/>
-              <w:left w:val="single" w:sz="6" w:space="0" w:color="auto"/>
-              <w:bottom w:val="single" w:sz="6" w:space="0" w:color="auto"/>
-              <w:right w:val="single" w:sz="6" w:space="0" w:color="auto"/>
-            </w:tcBorders>
-            <w:tcMar>
-              <w:top w:w="240" w:type="dxa"/>
-              <w:left w:w="0" w:type="dxa"/>
-              <w:bottom w:w="240" w:type="dxa"/>
-              <w:right w:w="0" w:type="dxa"/>
-            </w:tcMar>
-            <w:vAlign w:val="center"/>
-            <w:hideMark/>
-          </w:tcPr>
-          <w:p>
-            <w:pPr>
-              <w:widowControl/>
-              <w:rPr>
-                <w:rFonts w:ascii="新細明體" w:eastAsia="新細明體" w:hAnsi="新細明體" w:cs="新細明體"/>
-                <w:color w:val="1F1F1F"/>
-                <w:kern w:val="0"/>
-                <w:szCs w:val="24"/>
-              </w:rPr>
-            </w:pPr>
-            <w:r>
-              <w:rPr>
-                <w:rFonts w:ascii="新細明體" w:eastAsia="新細明體" w:hAnsi="新細明體" w:cs="新細明體"/>
-                <w:color w:val="1F1F1F"/>
-                <w:kern w:val="0"/>
-                <w:szCs w:val="24"/>
-                <w:bdr w:val="none" w:sz="0" w:space="0" w:color="auto" w:frame="1"/>
-              </w:rPr>
-              <w:t>具備網路連線與相機功能之一般智慧型手機</w:t>
+                <w:rFonts w:ascii="Times New Roman" w:eastAsia="標楷體" w:hAnsi="Times New Roman"/>
+              </w:rPr>
+              <w:t>進行後端</w:t>
+            </w:r>
+            <w:r>
+              <w:rPr>
+                <w:rFonts w:ascii="Times New Roman" w:eastAsia="標楷體" w:hAnsi="Times New Roman"/>
+              </w:rPr>
+              <w:t xml:space="preserve"> API </w:t>
+            </w:r>
+            <w:r>
+              <w:rPr>
+                <w:rFonts w:ascii="Times New Roman" w:eastAsia="標楷體" w:hAnsi="Times New Roman"/>
+              </w:rPr>
+              <w:t>接口與重試機制</w:t>
+            </w:r>
+            <w:r>
+              <w:rPr>
+                <w:rFonts w:ascii="Times New Roman" w:eastAsia="標楷體" w:hAnsi="Times New Roman"/>
+              </w:rPr>
+              <w:t xml:space="preserve"> (Retry) </w:t>
+            </w:r>
+            <w:r>
+              <w:rPr>
+                <w:rFonts w:ascii="Times New Roman" w:eastAsia="標楷體" w:hAnsi="Times New Roman"/>
+              </w:rPr>
+              <w:t>測試。</w:t>
             </w:r>
           </w:p>
         </w:tc>
@@ -1123,432 +1909,14 @@
     <w:p>
       <w:pPr>
         <w:rPr>
-          <w:rFonts w:hint="eastAsia"/>
+          <w:rFonts w:ascii="Times New Roman" w:eastAsia="標楷體" w:hAnsi="Times New Roman" w:hint="eastAsia"/>
         </w:rPr>
       </w:pPr>
     </w:p>
-    <w:p/>
-    <w:p/>
-    <w:p/>
     <w:p>
-      <w:r>
-        <w:t>表</w:t>
-      </w:r>
-      <w:r>
-        <w:t xml:space="preserve"> 3-2-3 </w:t>
-      </w:r>
-      <w:r>
-        <w:t>技術平台</w:t>
-      </w:r>
-    </w:p>
-    <w:tbl>
-      <w:tblPr>
-        <w:tblW w:w="8639" w:type="dxa"/>
-        <w:tblCellSpacing w:w="15" w:type="dxa"/>
-        <w:tblCellMar>
-          <w:left w:w="0" w:type="dxa"/>
-          <w:right w:w="0" w:type="dxa"/>
-        </w:tblCellMar>
-        <w:tblLook w:val="04A0" w:firstRow="1" w:lastRow="0" w:firstColumn="1" w:lastColumn="0" w:noHBand="0" w:noVBand="1"/>
-      </w:tblPr>
-      <w:tblGrid>
-        <w:gridCol w:w="1977"/>
-        <w:gridCol w:w="6662"/>
-      </w:tblGrid>
-      <w:tr>
-        <w:trPr>
-          <w:tblHeader/>
-          <w:tblCellSpacing w:w="15" w:type="dxa"/>
-        </w:trPr>
-        <w:tc>
-          <w:tcPr>
-            <w:tcW w:w="1932" w:type="dxa"/>
-            <w:tcBorders>
-              <w:top w:val="single" w:sz="6" w:space="0" w:color="auto"/>
-              <w:left w:val="single" w:sz="6" w:space="0" w:color="auto"/>
-              <w:bottom w:val="single" w:sz="6" w:space="0" w:color="auto"/>
-              <w:right w:val="single" w:sz="6" w:space="0" w:color="auto"/>
-            </w:tcBorders>
-            <w:tcMar>
-              <w:top w:w="240" w:type="dxa"/>
-              <w:left w:w="0" w:type="dxa"/>
-              <w:bottom w:w="240" w:type="dxa"/>
-              <w:right w:w="180" w:type="dxa"/>
-            </w:tcMar>
-            <w:vAlign w:val="center"/>
-            <w:hideMark/>
-          </w:tcPr>
-          <w:p>
-            <w:pPr>
-              <w:widowControl/>
-              <w:rPr>
-                <w:rFonts w:ascii="新細明體" w:eastAsia="新細明體" w:hAnsi="新細明體" w:cs="新細明體"/>
-                <w:color w:val="1F1F1F"/>
-                <w:kern w:val="0"/>
-                <w:szCs w:val="24"/>
-              </w:rPr>
-            </w:pPr>
-            <w:r>
-              <w:rPr>
-                <w:rFonts w:ascii="新細明體" w:eastAsia="新細明體" w:hAnsi="新細明體" w:cs="新細明體"/>
-                <w:b/>
-                <w:bCs/>
-                <w:color w:val="1F1F1F"/>
-                <w:kern w:val="0"/>
-                <w:szCs w:val="24"/>
-                <w:bdr w:val="none" w:sz="0" w:space="0" w:color="auto" w:frame="1"/>
-              </w:rPr>
-              <w:t>技術應用</w:t>
-            </w:r>
-          </w:p>
-        </w:tc>
-        <w:tc>
-          <w:tcPr>
-            <w:tcW w:w="6617" w:type="dxa"/>
-            <w:tcBorders>
-              <w:top w:val="single" w:sz="6" w:space="0" w:color="auto"/>
-              <w:left w:val="single" w:sz="6" w:space="0" w:color="auto"/>
-              <w:bottom w:val="single" w:sz="6" w:space="0" w:color="auto"/>
-              <w:right w:val="single" w:sz="6" w:space="0" w:color="auto"/>
-            </w:tcBorders>
-            <w:tcMar>
-              <w:top w:w="240" w:type="dxa"/>
-              <w:left w:w="0" w:type="dxa"/>
-              <w:bottom w:w="240" w:type="dxa"/>
-              <w:right w:w="0" w:type="dxa"/>
-            </w:tcMar>
-            <w:vAlign w:val="center"/>
-            <w:hideMark/>
-          </w:tcPr>
-          <w:p>
-            <w:pPr>
-              <w:widowControl/>
-              <w:rPr>
-                <w:rFonts w:ascii="新細明體" w:eastAsia="新細明體" w:hAnsi="新細明體" w:cs="新細明體"/>
-                <w:color w:val="1F1F1F"/>
-                <w:kern w:val="0"/>
-                <w:szCs w:val="24"/>
-              </w:rPr>
-            </w:pPr>
-            <w:r>
-              <w:rPr>
-                <w:rFonts w:ascii="新細明體" w:eastAsia="新細明體" w:hAnsi="新細明體" w:cs="新細明體"/>
-                <w:b/>
-                <w:bCs/>
-                <w:color w:val="1F1F1F"/>
-                <w:kern w:val="0"/>
-                <w:szCs w:val="24"/>
-                <w:bdr w:val="none" w:sz="0" w:space="0" w:color="auto" w:frame="1"/>
-              </w:rPr>
-              <w:t>平台 / 服務名稱</w:t>
-            </w:r>
-          </w:p>
-        </w:tc>
-      </w:tr>
-      <w:tr>
-        <w:trPr>
-          <w:tblCellSpacing w:w="15" w:type="dxa"/>
-        </w:trPr>
-        <w:tc>
-          <w:tcPr>
-            <w:tcW w:w="1932" w:type="dxa"/>
-            <w:tcBorders>
-              <w:top w:val="single" w:sz="6" w:space="0" w:color="auto"/>
-              <w:left w:val="single" w:sz="6" w:space="0" w:color="auto"/>
-              <w:bottom w:val="single" w:sz="6" w:space="0" w:color="auto"/>
-              <w:right w:val="single" w:sz="6" w:space="0" w:color="auto"/>
-            </w:tcBorders>
-            <w:tcMar>
-              <w:top w:w="240" w:type="dxa"/>
-              <w:left w:w="0" w:type="dxa"/>
-              <w:bottom w:w="240" w:type="dxa"/>
-              <w:right w:w="180" w:type="dxa"/>
-            </w:tcMar>
-            <w:vAlign w:val="center"/>
-            <w:hideMark/>
-          </w:tcPr>
-          <w:p>
-            <w:pPr>
-              <w:widowControl/>
-              <w:rPr>
-                <w:rFonts w:ascii="新細明體" w:eastAsia="新細明體" w:hAnsi="新細明體" w:cs="新細明體"/>
-                <w:color w:val="1F1F1F"/>
-                <w:kern w:val="0"/>
-                <w:szCs w:val="24"/>
-              </w:rPr>
-            </w:pPr>
-            <w:r>
-              <w:rPr>
-                <w:rFonts w:ascii="新細明體" w:eastAsia="新細明體" w:hAnsi="新細明體" w:cs="新細明體"/>
-                <w:b/>
-                <w:bCs/>
-                <w:color w:val="1F1F1F"/>
-                <w:kern w:val="0"/>
-                <w:szCs w:val="24"/>
-                <w:bdr w:val="none" w:sz="0" w:space="0" w:color="auto" w:frame="1"/>
-              </w:rPr>
-              <w:t>AI 對話與情境生成</w:t>
-            </w:r>
-          </w:p>
-        </w:tc>
-        <w:tc>
-          <w:tcPr>
-            <w:tcW w:w="6617" w:type="dxa"/>
-            <w:tcBorders>
-              <w:top w:val="single" w:sz="6" w:space="0" w:color="auto"/>
-              <w:left w:val="single" w:sz="6" w:space="0" w:color="auto"/>
-              <w:bottom w:val="single" w:sz="6" w:space="0" w:color="auto"/>
-              <w:right w:val="single" w:sz="6" w:space="0" w:color="auto"/>
-            </w:tcBorders>
-            <w:tcMar>
-              <w:top w:w="240" w:type="dxa"/>
-              <w:left w:w="0" w:type="dxa"/>
-              <w:bottom w:w="240" w:type="dxa"/>
-              <w:right w:w="0" w:type="dxa"/>
-            </w:tcMar>
-            <w:vAlign w:val="center"/>
-            <w:hideMark/>
-          </w:tcPr>
-          <w:p>
-            <w:pPr>
-              <w:widowControl/>
-              <w:rPr>
-                <w:rFonts w:ascii="新細明體" w:eastAsia="新細明體" w:hAnsi="新細明體" w:cs="新細明體"/>
-                <w:color w:val="1F1F1F"/>
-                <w:kern w:val="0"/>
-                <w:szCs w:val="24"/>
-              </w:rPr>
-            </w:pPr>
-            <w:r>
-              <w:rPr>
-                <w:rFonts w:ascii="新細明體" w:eastAsia="新細明體" w:hAnsi="新細明體" w:cs="新細明體"/>
-                <w:color w:val="1F1F1F"/>
-                <w:kern w:val="0"/>
-                <w:szCs w:val="24"/>
-                <w:bdr w:val="none" w:sz="0" w:space="0" w:color="auto" w:frame="1"/>
-              </w:rPr>
-              <w:t>Google Gemini API (gemini-2.5-flash)</w:t>
-            </w:r>
-          </w:p>
-        </w:tc>
-      </w:tr>
-      <w:tr>
-        <w:trPr>
-          <w:tblCellSpacing w:w="15" w:type="dxa"/>
-        </w:trPr>
-        <w:tc>
-          <w:tcPr>
-            <w:tcW w:w="1932" w:type="dxa"/>
-            <w:tcBorders>
-              <w:top w:val="single" w:sz="6" w:space="0" w:color="auto"/>
-              <w:left w:val="single" w:sz="6" w:space="0" w:color="auto"/>
-              <w:bottom w:val="single" w:sz="6" w:space="0" w:color="auto"/>
-              <w:right w:val="single" w:sz="6" w:space="0" w:color="auto"/>
-            </w:tcBorders>
-            <w:tcMar>
-              <w:top w:w="240" w:type="dxa"/>
-              <w:left w:w="0" w:type="dxa"/>
-              <w:bottom w:w="240" w:type="dxa"/>
-              <w:right w:w="180" w:type="dxa"/>
-            </w:tcMar>
-            <w:vAlign w:val="center"/>
-            <w:hideMark/>
-          </w:tcPr>
-          <w:p>
-            <w:pPr>
-              <w:widowControl/>
-              <w:rPr>
-                <w:rFonts w:ascii="新細明體" w:eastAsia="新細明體" w:hAnsi="新細明體" w:cs="新細明體"/>
-                <w:color w:val="1F1F1F"/>
-                <w:kern w:val="0"/>
-                <w:szCs w:val="24"/>
-              </w:rPr>
-            </w:pPr>
-            <w:r>
-              <w:rPr>
-                <w:rFonts w:ascii="新細明體" w:eastAsia="新細明體" w:hAnsi="新細明體" w:cs="新細明體"/>
-                <w:b/>
-                <w:bCs/>
-                <w:color w:val="1F1F1F"/>
-                <w:kern w:val="0"/>
-                <w:szCs w:val="24"/>
-                <w:bdr w:val="none" w:sz="0" w:space="0" w:color="auto" w:frame="1"/>
-              </w:rPr>
-              <w:t>圖片影像辨識 (單字解鎖)</w:t>
-            </w:r>
-          </w:p>
-        </w:tc>
-        <w:tc>
-          <w:tcPr>
-            <w:tcW w:w="6617" w:type="dxa"/>
-            <w:tcBorders>
-              <w:top w:val="single" w:sz="6" w:space="0" w:color="auto"/>
-              <w:left w:val="single" w:sz="6" w:space="0" w:color="auto"/>
-              <w:bottom w:val="single" w:sz="6" w:space="0" w:color="auto"/>
-              <w:right w:val="single" w:sz="6" w:space="0" w:color="auto"/>
-            </w:tcBorders>
-            <w:tcMar>
-              <w:top w:w="240" w:type="dxa"/>
-              <w:left w:w="0" w:type="dxa"/>
-              <w:bottom w:w="240" w:type="dxa"/>
-              <w:right w:w="0" w:type="dxa"/>
-            </w:tcMar>
-            <w:vAlign w:val="center"/>
-            <w:hideMark/>
-          </w:tcPr>
-          <w:p>
-            <w:pPr>
-              <w:widowControl/>
-              <w:rPr>
-                <w:rFonts w:ascii="新細明體" w:eastAsia="新細明體" w:hAnsi="新細明體" w:cs="新細明體"/>
-                <w:color w:val="1F1F1F"/>
-                <w:kern w:val="0"/>
-                <w:szCs w:val="24"/>
-              </w:rPr>
-            </w:pPr>
-            <w:r>
-              <w:rPr>
-                <w:rFonts w:ascii="新細明體" w:eastAsia="新細明體" w:hAnsi="新細明體" w:cs="新細明體"/>
-                <w:color w:val="1F1F1F"/>
-                <w:kern w:val="0"/>
-                <w:szCs w:val="24"/>
-                <w:bdr w:val="none" w:sz="0" w:space="0" w:color="auto" w:frame="1"/>
-              </w:rPr>
-              <w:t xml:space="preserve">Google Vision API </w:t>
-            </w:r>
-            <w:r>
-              <w:rPr>
-                <w:rFonts w:ascii="新細明體" w:eastAsia="新細明體" w:hAnsi="新細明體" w:cs="新細明體"/>
-                <w:i/>
-                <w:iCs/>
-                <w:color w:val="1F1F1F"/>
-                <w:kern w:val="0"/>
-                <w:szCs w:val="24"/>
-                <w:bdr w:val="none" w:sz="0" w:space="0" w:color="auto" w:frame="1"/>
-              </w:rPr>
-              <w:t>(</w:t>
-            </w:r>
-            <w:proofErr w:type="gramStart"/>
-            <w:r>
-              <w:rPr>
-                <w:rFonts w:ascii="新細明體" w:eastAsia="新細明體" w:hAnsi="新細明體" w:cs="新細明體"/>
-                <w:i/>
-                <w:iCs/>
-                <w:color w:val="1F1F1F"/>
-                <w:kern w:val="0"/>
-                <w:szCs w:val="24"/>
-                <w:bdr w:val="none" w:sz="0" w:space="0" w:color="auto" w:frame="1"/>
-              </w:rPr>
-              <w:t>註</w:t>
-            </w:r>
-            <w:proofErr w:type="gramEnd"/>
-            <w:r>
-              <w:rPr>
-                <w:rFonts w:ascii="新細明體" w:eastAsia="新細明體" w:hAnsi="新細明體" w:cs="新細明體"/>
-                <w:i/>
-                <w:iCs/>
-                <w:color w:val="1F1F1F"/>
-                <w:kern w:val="0"/>
-                <w:szCs w:val="24"/>
-                <w:bdr w:val="none" w:sz="0" w:space="0" w:color="auto" w:frame="1"/>
-              </w:rPr>
-              <w:t>：如果你的相機拍照功能有用到)</w:t>
-            </w:r>
-          </w:p>
-        </w:tc>
-      </w:tr>
-      <w:tr>
-        <w:trPr>
-          <w:tblCellSpacing w:w="15" w:type="dxa"/>
-        </w:trPr>
-        <w:tc>
-          <w:tcPr>
-            <w:tcW w:w="1932" w:type="dxa"/>
-            <w:tcBorders>
-              <w:top w:val="single" w:sz="6" w:space="0" w:color="auto"/>
-              <w:left w:val="single" w:sz="6" w:space="0" w:color="auto"/>
-              <w:bottom w:val="single" w:sz="6" w:space="0" w:color="auto"/>
-              <w:right w:val="single" w:sz="6" w:space="0" w:color="auto"/>
-            </w:tcBorders>
-            <w:tcMar>
-              <w:top w:w="240" w:type="dxa"/>
-              <w:left w:w="0" w:type="dxa"/>
-              <w:bottom w:w="240" w:type="dxa"/>
-              <w:right w:w="180" w:type="dxa"/>
-            </w:tcMar>
-            <w:vAlign w:val="center"/>
-            <w:hideMark/>
-          </w:tcPr>
-          <w:p>
-            <w:pPr>
-              <w:widowControl/>
-              <w:rPr>
-                <w:rFonts w:ascii="新細明體" w:eastAsia="新細明體" w:hAnsi="新細明體" w:cs="新細明體"/>
-                <w:color w:val="1F1F1F"/>
-                <w:kern w:val="0"/>
-                <w:szCs w:val="24"/>
-              </w:rPr>
-            </w:pPr>
-            <w:r>
-              <w:rPr>
-                <w:rFonts w:ascii="新細明體" w:eastAsia="新細明體" w:hAnsi="新細明體" w:cs="新細明體"/>
-                <w:b/>
-                <w:bCs/>
-                <w:color w:val="1F1F1F"/>
-                <w:kern w:val="0"/>
-                <w:szCs w:val="24"/>
-                <w:bdr w:val="none" w:sz="0" w:space="0" w:color="auto" w:frame="1"/>
-              </w:rPr>
-              <w:t>後端伺服器</w:t>
-            </w:r>
-          </w:p>
-        </w:tc>
-        <w:tc>
-          <w:tcPr>
-            <w:tcW w:w="6617" w:type="dxa"/>
-            <w:tcBorders>
-              <w:top w:val="single" w:sz="6" w:space="0" w:color="auto"/>
-              <w:left w:val="single" w:sz="6" w:space="0" w:color="auto"/>
-              <w:bottom w:val="single" w:sz="6" w:space="0" w:color="auto"/>
-              <w:right w:val="single" w:sz="6" w:space="0" w:color="auto"/>
-            </w:tcBorders>
-            <w:tcMar>
-              <w:top w:w="240" w:type="dxa"/>
-              <w:left w:w="0" w:type="dxa"/>
-              <w:bottom w:w="240" w:type="dxa"/>
-              <w:right w:w="0" w:type="dxa"/>
-            </w:tcMar>
-            <w:vAlign w:val="center"/>
-            <w:hideMark/>
-          </w:tcPr>
-          <w:p>
-            <w:pPr>
-              <w:widowControl/>
-              <w:rPr>
-                <w:rFonts w:ascii="新細明體" w:eastAsia="新細明體" w:hAnsi="新細明體" w:cs="新細明體"/>
-                <w:color w:val="1F1F1F"/>
-                <w:kern w:val="0"/>
-                <w:szCs w:val="24"/>
-              </w:rPr>
-            </w:pPr>
-            <w:r>
-              <w:rPr>
-                <w:rFonts w:ascii="新細明體" w:eastAsia="新細明體" w:hAnsi="新細明體" w:cs="新細明體"/>
-                <w:color w:val="1F1F1F"/>
-                <w:kern w:val="0"/>
-                <w:szCs w:val="24"/>
-                <w:bdr w:val="none" w:sz="0" w:space="0" w:color="auto" w:frame="1"/>
-              </w:rPr>
-              <w:t>本地端測試伺服器 (Localhost) / 預計部署平台 (如 Heroku、Render 等)</w:t>
-            </w:r>
-          </w:p>
-        </w:tc>
-      </w:tr>
-    </w:tbl>
-    <w:p>
-      <w:pPr>
-        <w:rPr>
-          <w:rFonts w:hint="eastAsia"/>
+      <w:pPr>
+        <w:rPr>
+          <w:rFonts w:ascii="Times New Roman" w:eastAsia="標楷體" w:hAnsi="Times New Roman"/>
         </w:rPr>
       </w:pPr>
     </w:p>
@@ -1560,6 +1928,547 @@
     </w:sectPr>
   </w:body>
 </w:document>
+</file>
+
+<file path=word/numbering.xml><?xml version="1.0" encoding="utf-8"?>
+<w:numbering xmlns:wpc="http://schemas.microsoft.com/office/word/2010/wordprocessingCanvas" xmlns:cx="http://schemas.microsoft.com/office/drawing/2014/chartex" xmlns:cx1="http://schemas.microsoft.com/office/drawing/2015/9/8/chartex" xmlns:cx2="http://schemas.microsoft.com/office/drawing/2015/10/21/chartex" xmlns:cx3="http://schemas.microsoft.com/office/drawing/2016/5/9/chartex" xmlns:cx4="http://schemas.microsoft.com/office/drawing/2016/5/10/chartex" xmlns:cx5="http://schemas.microsoft.com/office/drawing/2016/5/11/chartex" xmlns:cx6="http://schemas.microsoft.com/office/drawing/2016/5/12/chartex" xmlns:cx7="http://schemas.microsoft.com/office/drawing/2016/5/13/chartex" xmlns:cx8="http://schemas.microsoft.com/office/drawing/2016/5/14/chartex" xmlns:mc="http://schemas.openxmlformats.org/markup-compatibility/2006" xmlns:aink="http://schemas.microsoft.com/office/drawing/2016/ink" xmlns:am3d="http://schemas.microsoft.com/office/drawing/2017/model3d" xmlns:o="urn:schemas-microsoft-com:office:office" xmlns:oel="http://schemas.microsoft.com/office/2019/extlst" xmlns:r="http://schemas.openxmlformats.org/officeDocument/2006/relationships" xmlns:m="http://schemas.openxmlformats.org/officeDocument/2006/math" xmlns:v="urn:schemas-microsoft-com:vml" xmlns:wp14="http://schemas.microsoft.com/office/word/2010/wordprocessingDrawing" xmlns:wp="http://schemas.openxmlformats.org/drawingml/2006/wordprocessingDrawing" xmlns:w10="urn:schemas-microsoft-com:office:word" xmlns:w="http://schemas.openxmlformats.org/wordprocessingml/2006/main" xmlns:w14="http://schemas.microsoft.com/office/word/2010/wordml" xmlns:w15="http://schemas.microsoft.com/office/word/2012/wordml" xmlns:w16cex="http://schemas.microsoft.com/office/word/2018/wordml/cex" xmlns:w16cid="http://schemas.microsoft.com/office/word/2016/wordml/cid" xmlns:w16="http://schemas.microsoft.com/office/word/2018/wordml" xmlns:w16sdtdh="http://schemas.microsoft.com/office/word/2020/wordml/sdtdatahash" xmlns:w16se="http://schemas.microsoft.com/office/word/2015/wordml/symex" xmlns:wpg="http://schemas.microsoft.com/office/word/2010/wordprocessingGroup" xmlns:wpi="http://schemas.microsoft.com/office/word/2010/wordprocessingInk" xmlns:wne="http://schemas.microsoft.com/office/word/2006/wordml" xmlns:wps="http://schemas.microsoft.com/office/word/2010/wordprocessingShape" mc:Ignorable="w14 w15 w16se w16cid w16 w16cex w16sdtdh wp14">
+  <w:abstractNum w:abstractNumId="0" w15:restartNumberingAfterBreak="0">
+    <w:nsid w:val="03B30A1B"/>
+    <w:multiLevelType w:val="multilevel"/>
+    <w:tmpl w:val="CC1E494C"/>
+    <w:lvl w:ilvl="0">
+      <w:start w:val="1"/>
+      <w:numFmt w:val="decimal"/>
+      <w:lvlText w:val="%1."/>
+      <w:lvlJc w:val="left"/>
+      <w:pPr>
+        <w:tabs>
+          <w:tab w:val="num" w:pos="720"/>
+        </w:tabs>
+        <w:ind w:left="720" w:hanging="360"/>
+      </w:pPr>
+    </w:lvl>
+    <w:lvl w:ilvl="1" w:tentative="1">
+      <w:start w:val="1"/>
+      <w:numFmt w:val="decimal"/>
+      <w:lvlText w:val="%2."/>
+      <w:lvlJc w:val="left"/>
+      <w:pPr>
+        <w:tabs>
+          <w:tab w:val="num" w:pos="1440"/>
+        </w:tabs>
+        <w:ind w:left="1440" w:hanging="360"/>
+      </w:pPr>
+    </w:lvl>
+    <w:lvl w:ilvl="2" w:tentative="1">
+      <w:start w:val="1"/>
+      <w:numFmt w:val="decimal"/>
+      <w:lvlText w:val="%3."/>
+      <w:lvlJc w:val="left"/>
+      <w:pPr>
+        <w:tabs>
+          <w:tab w:val="num" w:pos="2160"/>
+        </w:tabs>
+        <w:ind w:left="2160" w:hanging="360"/>
+      </w:pPr>
+    </w:lvl>
+    <w:lvl w:ilvl="3" w:tentative="1">
+      <w:start w:val="1"/>
+      <w:numFmt w:val="decimal"/>
+      <w:lvlText w:val="%4."/>
+      <w:lvlJc w:val="left"/>
+      <w:pPr>
+        <w:tabs>
+          <w:tab w:val="num" w:pos="2880"/>
+        </w:tabs>
+        <w:ind w:left="2880" w:hanging="360"/>
+      </w:pPr>
+    </w:lvl>
+    <w:lvl w:ilvl="4" w:tentative="1">
+      <w:start w:val="1"/>
+      <w:numFmt w:val="decimal"/>
+      <w:lvlText w:val="%5."/>
+      <w:lvlJc w:val="left"/>
+      <w:pPr>
+        <w:tabs>
+          <w:tab w:val="num" w:pos="3600"/>
+        </w:tabs>
+        <w:ind w:left="3600" w:hanging="360"/>
+      </w:pPr>
+    </w:lvl>
+    <w:lvl w:ilvl="5" w:tentative="1">
+      <w:start w:val="1"/>
+      <w:numFmt w:val="decimal"/>
+      <w:lvlText w:val="%6."/>
+      <w:lvlJc w:val="left"/>
+      <w:pPr>
+        <w:tabs>
+          <w:tab w:val="num" w:pos="4320"/>
+        </w:tabs>
+        <w:ind w:left="4320" w:hanging="360"/>
+      </w:pPr>
+    </w:lvl>
+    <w:lvl w:ilvl="6" w:tentative="1">
+      <w:start w:val="1"/>
+      <w:numFmt w:val="decimal"/>
+      <w:lvlText w:val="%7."/>
+      <w:lvlJc w:val="left"/>
+      <w:pPr>
+        <w:tabs>
+          <w:tab w:val="num" w:pos="5040"/>
+        </w:tabs>
+        <w:ind w:left="5040" w:hanging="360"/>
+      </w:pPr>
+    </w:lvl>
+    <w:lvl w:ilvl="7" w:tentative="1">
+      <w:start w:val="1"/>
+      <w:numFmt w:val="decimal"/>
+      <w:lvlText w:val="%8."/>
+      <w:lvlJc w:val="left"/>
+      <w:pPr>
+        <w:tabs>
+          <w:tab w:val="num" w:pos="5760"/>
+        </w:tabs>
+        <w:ind w:left="5760" w:hanging="360"/>
+      </w:pPr>
+    </w:lvl>
+    <w:lvl w:ilvl="8" w:tentative="1">
+      <w:start w:val="1"/>
+      <w:numFmt w:val="decimal"/>
+      <w:lvlText w:val="%9."/>
+      <w:lvlJc w:val="left"/>
+      <w:pPr>
+        <w:tabs>
+          <w:tab w:val="num" w:pos="6480"/>
+        </w:tabs>
+        <w:ind w:left="6480" w:hanging="360"/>
+      </w:pPr>
+    </w:lvl>
+  </w:abstractNum>
+  <w:abstractNum w:abstractNumId="1" w15:restartNumberingAfterBreak="0">
+    <w:nsid w:val="0E8A7E68"/>
+    <w:multiLevelType w:val="multilevel"/>
+    <w:tmpl w:val="503EF1A4"/>
+    <w:lvl w:ilvl="0">
+      <w:start w:val="1"/>
+      <w:numFmt w:val="decimal"/>
+      <w:lvlText w:val="%1."/>
+      <w:lvlJc w:val="left"/>
+      <w:pPr>
+        <w:tabs>
+          <w:tab w:val="num" w:pos="720"/>
+        </w:tabs>
+        <w:ind w:left="720" w:hanging="360"/>
+      </w:pPr>
+    </w:lvl>
+    <w:lvl w:ilvl="1" w:tentative="1">
+      <w:start w:val="1"/>
+      <w:numFmt w:val="decimal"/>
+      <w:lvlText w:val="%2."/>
+      <w:lvlJc w:val="left"/>
+      <w:pPr>
+        <w:tabs>
+          <w:tab w:val="num" w:pos="1440"/>
+        </w:tabs>
+        <w:ind w:left="1440" w:hanging="360"/>
+      </w:pPr>
+    </w:lvl>
+    <w:lvl w:ilvl="2" w:tentative="1">
+      <w:start w:val="1"/>
+      <w:numFmt w:val="decimal"/>
+      <w:lvlText w:val="%3."/>
+      <w:lvlJc w:val="left"/>
+      <w:pPr>
+        <w:tabs>
+          <w:tab w:val="num" w:pos="2160"/>
+        </w:tabs>
+        <w:ind w:left="2160" w:hanging="360"/>
+      </w:pPr>
+    </w:lvl>
+    <w:lvl w:ilvl="3" w:tentative="1">
+      <w:start w:val="1"/>
+      <w:numFmt w:val="decimal"/>
+      <w:lvlText w:val="%4."/>
+      <w:lvlJc w:val="left"/>
+      <w:pPr>
+        <w:tabs>
+          <w:tab w:val="num" w:pos="2880"/>
+        </w:tabs>
+        <w:ind w:left="2880" w:hanging="360"/>
+      </w:pPr>
+    </w:lvl>
+    <w:lvl w:ilvl="4" w:tentative="1">
+      <w:start w:val="1"/>
+      <w:numFmt w:val="decimal"/>
+      <w:lvlText w:val="%5."/>
+      <w:lvlJc w:val="left"/>
+      <w:pPr>
+        <w:tabs>
+          <w:tab w:val="num" w:pos="3600"/>
+        </w:tabs>
+        <w:ind w:left="3600" w:hanging="360"/>
+      </w:pPr>
+    </w:lvl>
+    <w:lvl w:ilvl="5" w:tentative="1">
+      <w:start w:val="1"/>
+      <w:numFmt w:val="decimal"/>
+      <w:lvlText w:val="%6."/>
+      <w:lvlJc w:val="left"/>
+      <w:pPr>
+        <w:tabs>
+          <w:tab w:val="num" w:pos="4320"/>
+        </w:tabs>
+        <w:ind w:left="4320" w:hanging="360"/>
+      </w:pPr>
+    </w:lvl>
+    <w:lvl w:ilvl="6" w:tentative="1">
+      <w:start w:val="1"/>
+      <w:numFmt w:val="decimal"/>
+      <w:lvlText w:val="%7."/>
+      <w:lvlJc w:val="left"/>
+      <w:pPr>
+        <w:tabs>
+          <w:tab w:val="num" w:pos="5040"/>
+        </w:tabs>
+        <w:ind w:left="5040" w:hanging="360"/>
+      </w:pPr>
+    </w:lvl>
+    <w:lvl w:ilvl="7" w:tentative="1">
+      <w:start w:val="1"/>
+      <w:numFmt w:val="decimal"/>
+      <w:lvlText w:val="%8."/>
+      <w:lvlJc w:val="left"/>
+      <w:pPr>
+        <w:tabs>
+          <w:tab w:val="num" w:pos="5760"/>
+        </w:tabs>
+        <w:ind w:left="5760" w:hanging="360"/>
+      </w:pPr>
+    </w:lvl>
+    <w:lvl w:ilvl="8" w:tentative="1">
+      <w:start w:val="1"/>
+      <w:numFmt w:val="decimal"/>
+      <w:lvlText w:val="%9."/>
+      <w:lvlJc w:val="left"/>
+      <w:pPr>
+        <w:tabs>
+          <w:tab w:val="num" w:pos="6480"/>
+        </w:tabs>
+        <w:ind w:left="6480" w:hanging="360"/>
+      </w:pPr>
+    </w:lvl>
+  </w:abstractNum>
+  <w:abstractNum w:abstractNumId="2" w15:restartNumberingAfterBreak="0">
+    <w:nsid w:val="5C79456E"/>
+    <w:multiLevelType w:val="multilevel"/>
+    <w:tmpl w:val="9E8A8420"/>
+    <w:lvl w:ilvl="0">
+      <w:start w:val="1"/>
+      <w:numFmt w:val="bullet"/>
+      <w:lvlText w:val=""/>
+      <w:lvlJc w:val="left"/>
+      <w:pPr>
+        <w:tabs>
+          <w:tab w:val="num" w:pos="720"/>
+        </w:tabs>
+        <w:ind w:left="720" w:hanging="360"/>
+      </w:pPr>
+      <w:rPr>
+        <w:rFonts w:ascii="Symbol" w:hAnsi="Symbol" w:hint="default"/>
+        <w:sz w:val="20"/>
+      </w:rPr>
+    </w:lvl>
+    <w:lvl w:ilvl="1">
+      <w:start w:val="1"/>
+      <w:numFmt w:val="bullet"/>
+      <w:lvlText w:val="o"/>
+      <w:lvlJc w:val="left"/>
+      <w:pPr>
+        <w:tabs>
+          <w:tab w:val="num" w:pos="1440"/>
+        </w:tabs>
+        <w:ind w:left="1440" w:hanging="360"/>
+      </w:pPr>
+      <w:rPr>
+        <w:rFonts w:ascii="Courier New" w:hAnsi="Courier New" w:hint="default"/>
+        <w:sz w:val="20"/>
+      </w:rPr>
+    </w:lvl>
+    <w:lvl w:ilvl="2" w:tentative="1">
+      <w:start w:val="1"/>
+      <w:numFmt w:val="bullet"/>
+      <w:lvlText w:val=""/>
+      <w:lvlJc w:val="left"/>
+      <w:pPr>
+        <w:tabs>
+          <w:tab w:val="num" w:pos="2160"/>
+        </w:tabs>
+        <w:ind w:left="2160" w:hanging="360"/>
+      </w:pPr>
+      <w:rPr>
+        <w:rFonts w:ascii="Wingdings" w:hAnsi="Wingdings" w:hint="default"/>
+        <w:sz w:val="20"/>
+      </w:rPr>
+    </w:lvl>
+    <w:lvl w:ilvl="3" w:tentative="1">
+      <w:start w:val="1"/>
+      <w:numFmt w:val="bullet"/>
+      <w:lvlText w:val=""/>
+      <w:lvlJc w:val="left"/>
+      <w:pPr>
+        <w:tabs>
+          <w:tab w:val="num" w:pos="2880"/>
+        </w:tabs>
+        <w:ind w:left="2880" w:hanging="360"/>
+      </w:pPr>
+      <w:rPr>
+        <w:rFonts w:ascii="Wingdings" w:hAnsi="Wingdings" w:hint="default"/>
+        <w:sz w:val="20"/>
+      </w:rPr>
+    </w:lvl>
+    <w:lvl w:ilvl="4" w:tentative="1">
+      <w:start w:val="1"/>
+      <w:numFmt w:val="bullet"/>
+      <w:lvlText w:val=""/>
+      <w:lvlJc w:val="left"/>
+      <w:pPr>
+        <w:tabs>
+          <w:tab w:val="num" w:pos="3600"/>
+        </w:tabs>
+        <w:ind w:left="3600" w:hanging="360"/>
+      </w:pPr>
+      <w:rPr>
+        <w:rFonts w:ascii="Wingdings" w:hAnsi="Wingdings" w:hint="default"/>
+        <w:sz w:val="20"/>
+      </w:rPr>
+    </w:lvl>
+    <w:lvl w:ilvl="5" w:tentative="1">
+      <w:start w:val="1"/>
+      <w:numFmt w:val="bullet"/>
+      <w:lvlText w:val=""/>
+      <w:lvlJc w:val="left"/>
+      <w:pPr>
+        <w:tabs>
+          <w:tab w:val="num" w:pos="4320"/>
+        </w:tabs>
+        <w:ind w:left="4320" w:hanging="360"/>
+      </w:pPr>
+      <w:rPr>
+        <w:rFonts w:ascii="Wingdings" w:hAnsi="Wingdings" w:hint="default"/>
+        <w:sz w:val="20"/>
+      </w:rPr>
+    </w:lvl>
+    <w:lvl w:ilvl="6" w:tentative="1">
+      <w:start w:val="1"/>
+      <w:numFmt w:val="bullet"/>
+      <w:lvlText w:val=""/>
+      <w:lvlJc w:val="left"/>
+      <w:pPr>
+        <w:tabs>
+          <w:tab w:val="num" w:pos="5040"/>
+        </w:tabs>
+        <w:ind w:left="5040" w:hanging="360"/>
+      </w:pPr>
+      <w:rPr>
+        <w:rFonts w:ascii="Wingdings" w:hAnsi="Wingdings" w:hint="default"/>
+        <w:sz w:val="20"/>
+      </w:rPr>
+    </w:lvl>
+    <w:lvl w:ilvl="7" w:tentative="1">
+      <w:start w:val="1"/>
+      <w:numFmt w:val="bullet"/>
+      <w:lvlText w:val=""/>
+      <w:lvlJc w:val="left"/>
+      <w:pPr>
+        <w:tabs>
+          <w:tab w:val="num" w:pos="5760"/>
+        </w:tabs>
+        <w:ind w:left="5760" w:hanging="360"/>
+      </w:pPr>
+      <w:rPr>
+        <w:rFonts w:ascii="Wingdings" w:hAnsi="Wingdings" w:hint="default"/>
+        <w:sz w:val="20"/>
+      </w:rPr>
+    </w:lvl>
+    <w:lvl w:ilvl="8" w:tentative="1">
+      <w:start w:val="1"/>
+      <w:numFmt w:val="bullet"/>
+      <w:lvlText w:val=""/>
+      <w:lvlJc w:val="left"/>
+      <w:pPr>
+        <w:tabs>
+          <w:tab w:val="num" w:pos="6480"/>
+        </w:tabs>
+        <w:ind w:left="6480" w:hanging="360"/>
+      </w:pPr>
+      <w:rPr>
+        <w:rFonts w:ascii="Wingdings" w:hAnsi="Wingdings" w:hint="default"/>
+        <w:sz w:val="20"/>
+      </w:rPr>
+    </w:lvl>
+  </w:abstractNum>
+  <w:abstractNum w:abstractNumId="3" w15:restartNumberingAfterBreak="0">
+    <w:nsid w:val="7DA21155"/>
+    <w:multiLevelType w:val="multilevel"/>
+    <w:tmpl w:val="279E5180"/>
+    <w:lvl w:ilvl="0">
+      <w:start w:val="1"/>
+      <w:numFmt w:val="bullet"/>
+      <w:lvlText w:val=""/>
+      <w:lvlJc w:val="left"/>
+      <w:pPr>
+        <w:tabs>
+          <w:tab w:val="num" w:pos="720"/>
+        </w:tabs>
+        <w:ind w:left="720" w:hanging="360"/>
+      </w:pPr>
+      <w:rPr>
+        <w:rFonts w:ascii="Symbol" w:hAnsi="Symbol" w:hint="default"/>
+        <w:sz w:val="20"/>
+      </w:rPr>
+    </w:lvl>
+    <w:lvl w:ilvl="1">
+      <w:start w:val="1"/>
+      <w:numFmt w:val="bullet"/>
+      <w:lvlText w:val="o"/>
+      <w:lvlJc w:val="left"/>
+      <w:pPr>
+        <w:tabs>
+          <w:tab w:val="num" w:pos="1440"/>
+        </w:tabs>
+        <w:ind w:left="1440" w:hanging="360"/>
+      </w:pPr>
+      <w:rPr>
+        <w:rFonts w:ascii="Courier New" w:hAnsi="Courier New" w:hint="default"/>
+        <w:sz w:val="20"/>
+      </w:rPr>
+    </w:lvl>
+    <w:lvl w:ilvl="2" w:tentative="1">
+      <w:start w:val="1"/>
+      <w:numFmt w:val="bullet"/>
+      <w:lvlText w:val=""/>
+      <w:lvlJc w:val="left"/>
+      <w:pPr>
+        <w:tabs>
+          <w:tab w:val="num" w:pos="2160"/>
+        </w:tabs>
+        <w:ind w:left="2160" w:hanging="360"/>
+      </w:pPr>
+      <w:rPr>
+        <w:rFonts w:ascii="Wingdings" w:hAnsi="Wingdings" w:hint="default"/>
+        <w:sz w:val="20"/>
+      </w:rPr>
+    </w:lvl>
+    <w:lvl w:ilvl="3" w:tentative="1">
+      <w:start w:val="1"/>
+      <w:numFmt w:val="bullet"/>
+      <w:lvlText w:val=""/>
+      <w:lvlJc w:val="left"/>
+      <w:pPr>
+        <w:tabs>
+          <w:tab w:val="num" w:pos="2880"/>
+        </w:tabs>
+        <w:ind w:left="2880" w:hanging="360"/>
+      </w:pPr>
+      <w:rPr>
+        <w:rFonts w:ascii="Wingdings" w:hAnsi="Wingdings" w:hint="default"/>
+        <w:sz w:val="20"/>
+      </w:rPr>
+    </w:lvl>
+    <w:lvl w:ilvl="4" w:tentative="1">
+      <w:start w:val="1"/>
+      <w:numFmt w:val="bullet"/>
+      <w:lvlText w:val=""/>
+      <w:lvlJc w:val="left"/>
+      <w:pPr>
+        <w:tabs>
+          <w:tab w:val="num" w:pos="3600"/>
+        </w:tabs>
+        <w:ind w:left="3600" w:hanging="360"/>
+      </w:pPr>
+      <w:rPr>
+        <w:rFonts w:ascii="Wingdings" w:hAnsi="Wingdings" w:hint="default"/>
+        <w:sz w:val="20"/>
+      </w:rPr>
+    </w:lvl>
+    <w:lvl w:ilvl="5" w:tentative="1">
+      <w:start w:val="1"/>
+      <w:numFmt w:val="bullet"/>
+      <w:lvlText w:val=""/>
+      <w:lvlJc w:val="left"/>
+      <w:pPr>
+        <w:tabs>
+          <w:tab w:val="num" w:pos="4320"/>
+        </w:tabs>
+        <w:ind w:left="4320" w:hanging="360"/>
+      </w:pPr>
+      <w:rPr>
+        <w:rFonts w:ascii="Wingdings" w:hAnsi="Wingdings" w:hint="default"/>
+        <w:sz w:val="20"/>
+      </w:rPr>
+    </w:lvl>
+    <w:lvl w:ilvl="6" w:tentative="1">
+      <w:start w:val="1"/>
+      <w:numFmt w:val="bullet"/>
+      <w:lvlText w:val=""/>
+      <w:lvlJc w:val="left"/>
+      <w:pPr>
+        <w:tabs>
+          <w:tab w:val="num" w:pos="5040"/>
+        </w:tabs>
+        <w:ind w:left="5040" w:hanging="360"/>
+      </w:pPr>
+      <w:rPr>
+        <w:rFonts w:ascii="Wingdings" w:hAnsi="Wingdings" w:hint="default"/>
+        <w:sz w:val="20"/>
+      </w:rPr>
+    </w:lvl>
+    <w:lvl w:ilvl="7" w:tentative="1">
+      <w:start w:val="1"/>
+      <w:numFmt w:val="bullet"/>
+      <w:lvlText w:val=""/>
+      <w:lvlJc w:val="left"/>
+      <w:pPr>
+        <w:tabs>
+          <w:tab w:val="num" w:pos="5760"/>
+        </w:tabs>
+        <w:ind w:left="5760" w:hanging="360"/>
+      </w:pPr>
+      <w:rPr>
+        <w:rFonts w:ascii="Wingdings" w:hAnsi="Wingdings" w:hint="default"/>
+        <w:sz w:val="20"/>
+      </w:rPr>
+    </w:lvl>
+    <w:lvl w:ilvl="8" w:tentative="1">
+      <w:start w:val="1"/>
+      <w:numFmt w:val="bullet"/>
+      <w:lvlText w:val=""/>
+      <w:lvlJc w:val="left"/>
+      <w:pPr>
+        <w:tabs>
+          <w:tab w:val="num" w:pos="6480"/>
+        </w:tabs>
+        <w:ind w:left="6480" w:hanging="360"/>
+      </w:pPr>
+      <w:rPr>
+        <w:rFonts w:ascii="Wingdings" w:hAnsi="Wingdings" w:hint="default"/>
+        <w:sz w:val="20"/>
+      </w:rPr>
+    </w:lvl>
+  </w:abstractNum>
+  <w:num w:numId="1" w16cid:durableId="440608215">
+    <w:abstractNumId w:val="3"/>
+  </w:num>
+  <w:num w:numId="2" w16cid:durableId="799300331">
+    <w:abstractNumId w:val="0"/>
+  </w:num>
+  <w:num w:numId="3" w16cid:durableId="514030787">
+    <w:abstractNumId w:val="2"/>
+  </w:num>
+  <w:num w:numId="4" w16cid:durableId="1497040467">
+    <w:abstractNumId w:val="1"/>
+  </w:num>
+</w:numbering>
 </file>
 
 <file path=word/styles.xml><?xml version="1.0" encoding="utf-8"?>
@@ -1964,7 +2873,6 @@
   <w:style w:type="character" w:default="1" w:styleId="a0">
     <w:name w:val="Default Paragraph Font"/>
     <w:uiPriority w:val="1"/>
-    <w:semiHidden/>
     <w:unhideWhenUsed/>
   </w:style>
   <w:style w:type="table" w:default="1" w:styleId="a1">

--- a/系統文件/第3章/3-3開發標準與使用工具.docx
+++ b/系統文件/第3章/3-3開發標準與使用工具.docx
@@ -8,6 +8,8 @@
           <w:rFonts w:ascii="Times New Roman" w:eastAsia="標楷體" w:hAnsi="Times New Roman"/>
           <w:b/>
           <w:bCs/>
+          <w:sz w:val="32"/>
+          <w:szCs w:val="32"/>
         </w:rPr>
       </w:pPr>
       <w:r>
@@ -15,6 +17,8 @@
           <w:rFonts w:ascii="Times New Roman" w:eastAsia="標楷體" w:hAnsi="Times New Roman"/>
           <w:b/>
           <w:bCs/>
+          <w:sz w:val="32"/>
+          <w:szCs w:val="32"/>
         </w:rPr>
         <w:t xml:space="preserve">3-3 </w:t>
       </w:r>
@@ -23,6 +27,8 @@
           <w:rFonts w:ascii="Times New Roman" w:eastAsia="標楷體" w:hAnsi="Times New Roman"/>
           <w:b/>
           <w:bCs/>
+          <w:sz w:val="32"/>
+          <w:szCs w:val="32"/>
         </w:rPr>
         <w:t>開發標準與使用工具</w:t>
       </w:r>
@@ -33,6 +39,8 @@
           <w:rFonts w:ascii="Times New Roman" w:eastAsia="標楷體" w:hAnsi="Times New Roman"/>
           <w:b/>
           <w:bCs/>
+          <w:sz w:val="32"/>
+          <w:szCs w:val="32"/>
         </w:rPr>
       </w:pPr>
       <w:r>
@@ -40,6 +48,8 @@
           <w:rFonts w:ascii="Times New Roman" w:eastAsia="標楷體" w:hAnsi="Times New Roman"/>
           <w:b/>
           <w:bCs/>
+          <w:sz w:val="32"/>
+          <w:szCs w:val="32"/>
         </w:rPr>
         <w:t xml:space="preserve">3-3-1 </w:t>
       </w:r>
@@ -48,6 +58,8 @@
           <w:rFonts w:ascii="Times New Roman" w:eastAsia="標楷體" w:hAnsi="Times New Roman"/>
           <w:b/>
           <w:bCs/>
+          <w:sz w:val="32"/>
+          <w:szCs w:val="32"/>
         </w:rPr>
         <w:t>開發標準與規範</w:t>
       </w:r>
@@ -703,7 +715,7 @@
           <w:rFonts w:ascii="Times New Roman" w:eastAsia="標楷體" w:hAnsi="Times New Roman"/>
         </w:rPr>
         <w:pict w14:anchorId="5EFB5561">
-          <v:rect id="_x0000_i1080" style="width:0;height:1.5pt" o:hralign="center" o:hrstd="t" o:hrnoshade="t" o:hr="t" fillcolor="gray" stroked="f"/>
+          <v:rect id="_x0000_i1025" style="width:0;height:1.5pt" o:hralign="center" o:hrstd="t" o:hrnoshade="t" o:hr="t" fillcolor="gray" stroked="f"/>
         </w:pict>
       </w:r>
     </w:p>
@@ -713,6 +725,8 @@
           <w:rFonts w:ascii="Times New Roman" w:eastAsia="標楷體" w:hAnsi="Times New Roman"/>
           <w:b/>
           <w:bCs/>
+          <w:sz w:val="32"/>
+          <w:szCs w:val="32"/>
         </w:rPr>
       </w:pPr>
       <w:r>
@@ -720,6 +734,8 @@
           <w:rFonts w:ascii="Times New Roman" w:eastAsia="標楷體" w:hAnsi="Times New Roman"/>
           <w:b/>
           <w:bCs/>
+          <w:sz w:val="32"/>
+          <w:szCs w:val="32"/>
         </w:rPr>
         <w:t xml:space="preserve">3-3-2 </w:t>
       </w:r>
@@ -728,6 +744,8 @@
           <w:rFonts w:ascii="Times New Roman" w:eastAsia="標楷體" w:hAnsi="Times New Roman"/>
           <w:b/>
           <w:bCs/>
+          <w:sz w:val="32"/>
+          <w:szCs w:val="32"/>
         </w:rPr>
         <w:t>開發工具與技術</w:t>
       </w:r>
@@ -737,6 +755,8 @@
           <w:rFonts w:ascii="Times New Roman" w:eastAsia="標楷體" w:hAnsi="Times New Roman"/>
           <w:b/>
           <w:bCs/>
+          <w:sz w:val="32"/>
+          <w:szCs w:val="32"/>
         </w:rPr>
         <w:t>棧</w:t>
       </w:r>
@@ -1341,6 +1361,7 @@
                 <w:b/>
                 <w:bCs/>
               </w:rPr>
+              <w:lastRenderedPageBreak/>
               <w:t>語音技術</w:t>
             </w:r>
           </w:p>
@@ -1446,7 +1467,6 @@
                 <w:b/>
                 <w:bCs/>
               </w:rPr>
-              <w:lastRenderedPageBreak/>
               <w:t>資料庫</w:t>
             </w:r>
           </w:p>
@@ -1909,7 +1929,7 @@
     <w:p>
       <w:pPr>
         <w:rPr>
-          <w:rFonts w:ascii="Times New Roman" w:eastAsia="標楷體" w:hAnsi="Times New Roman" w:hint="eastAsia"/>
+          <w:rFonts w:ascii="Times New Roman" w:eastAsia="標楷體" w:hAnsi="Times New Roman"/>
         </w:rPr>
       </w:pPr>
     </w:p>
@@ -1928,6 +1948,44 @@
     </w:sectPr>
   </w:body>
 </w:document>
+</file>
+
+<file path=word/endnotes.xml><?xml version="1.0" encoding="utf-8"?>
+<w:endnotes xmlns:wpc="http://schemas.microsoft.com/office/word/2010/wordprocessingCanvas" xmlns:cx="http://schemas.microsoft.com/office/drawing/2014/chartex" xmlns:cx1="http://schemas.microsoft.com/office/drawing/2015/9/8/chartex" xmlns:cx2="http://schemas.microsoft.com/office/drawing/2015/10/21/chartex" xmlns:cx3="http://schemas.microsoft.com/office/drawing/2016/5/9/chartex" xmlns:cx4="http://schemas.microsoft.com/office/drawing/2016/5/10/chartex" xmlns:cx5="http://schemas.microsoft.com/office/drawing/2016/5/11/chartex" xmlns:cx6="http://schemas.microsoft.com/office/drawing/2016/5/12/chartex" xmlns:cx7="http://schemas.microsoft.com/office/drawing/2016/5/13/chartex" xmlns:cx8="http://schemas.microsoft.com/office/drawing/2016/5/14/chartex" xmlns:mc="http://schemas.openxmlformats.org/markup-compatibility/2006" xmlns:aink="http://schemas.microsoft.com/office/drawing/2016/ink" xmlns:am3d="http://schemas.microsoft.com/office/drawing/2017/model3d" xmlns:o="urn:schemas-microsoft-com:office:office" xmlns:oel="http://schemas.microsoft.com/office/2019/extlst" xmlns:r="http://schemas.openxmlformats.org/officeDocument/2006/relationships" xmlns:m="http://schemas.openxmlformats.org/officeDocument/2006/math" xmlns:v="urn:schemas-microsoft-com:vml" xmlns:wp14="http://schemas.microsoft.com/office/word/2010/wordprocessingDrawing" xmlns:wp="http://schemas.openxmlformats.org/drawingml/2006/wordprocessingDrawing" xmlns:w10="urn:schemas-microsoft-com:office:word" xmlns:w="http://schemas.openxmlformats.org/wordprocessingml/2006/main" xmlns:w14="http://schemas.microsoft.com/office/word/2010/wordml" xmlns:w15="http://schemas.microsoft.com/office/word/2012/wordml" xmlns:w16cex="http://schemas.microsoft.com/office/word/2018/wordml/cex" xmlns:w16cid="http://schemas.microsoft.com/office/word/2016/wordml/cid" xmlns:w16="http://schemas.microsoft.com/office/word/2018/wordml" xmlns:w16sdtdh="http://schemas.microsoft.com/office/word/2020/wordml/sdtdatahash" xmlns:w16se="http://schemas.microsoft.com/office/word/2015/wordml/symex" xmlns:wpg="http://schemas.microsoft.com/office/word/2010/wordprocessingGroup" xmlns:wpi="http://schemas.microsoft.com/office/word/2010/wordprocessingInk" xmlns:wne="http://schemas.microsoft.com/office/word/2006/wordml" xmlns:wps="http://schemas.microsoft.com/office/word/2010/wordprocessingShape" mc:Ignorable="w14 w15 w16se w16cid w16 w16cex w16sdtdh wp14">
+  <w:endnote w:type="separator" w:id="-1">
+    <w:p>
+      <w:r>
+        <w:separator/>
+      </w:r>
+    </w:p>
+  </w:endnote>
+  <w:endnote w:type="continuationSeparator" w:id="0">
+    <w:p>
+      <w:r>
+        <w:continuationSeparator/>
+      </w:r>
+    </w:p>
+  </w:endnote>
+</w:endnotes>
+</file>
+
+<file path=word/footnotes.xml><?xml version="1.0" encoding="utf-8"?>
+<w:footnotes xmlns:wpc="http://schemas.microsoft.com/office/word/2010/wordprocessingCanvas" xmlns:cx="http://schemas.microsoft.com/office/drawing/2014/chartex" xmlns:cx1="http://schemas.microsoft.com/office/drawing/2015/9/8/chartex" xmlns:cx2="http://schemas.microsoft.com/office/drawing/2015/10/21/chartex" xmlns:cx3="http://schemas.microsoft.com/office/drawing/2016/5/9/chartex" xmlns:cx4="http://schemas.microsoft.com/office/drawing/2016/5/10/chartex" xmlns:cx5="http://schemas.microsoft.com/office/drawing/2016/5/11/chartex" xmlns:cx6="http://schemas.microsoft.com/office/drawing/2016/5/12/chartex" xmlns:cx7="http://schemas.microsoft.com/office/drawing/2016/5/13/chartex" xmlns:cx8="http://schemas.microsoft.com/office/drawing/2016/5/14/chartex" xmlns:mc="http://schemas.openxmlformats.org/markup-compatibility/2006" xmlns:aink="http://schemas.microsoft.com/office/drawing/2016/ink" xmlns:am3d="http://schemas.microsoft.com/office/drawing/2017/model3d" xmlns:o="urn:schemas-microsoft-com:office:office" xmlns:oel="http://schemas.microsoft.com/office/2019/extlst" xmlns:r="http://schemas.openxmlformats.org/officeDocument/2006/relationships" xmlns:m="http://schemas.openxmlformats.org/officeDocument/2006/math" xmlns:v="urn:schemas-microsoft-com:vml" xmlns:wp14="http://schemas.microsoft.com/office/word/2010/wordprocessingDrawing" xmlns:wp="http://schemas.openxmlformats.org/drawingml/2006/wordprocessingDrawing" xmlns:w10="urn:schemas-microsoft-com:office:word" xmlns:w="http://schemas.openxmlformats.org/wordprocessingml/2006/main" xmlns:w14="http://schemas.microsoft.com/office/word/2010/wordml" xmlns:w15="http://schemas.microsoft.com/office/word/2012/wordml" xmlns:w16cex="http://schemas.microsoft.com/office/word/2018/wordml/cex" xmlns:w16cid="http://schemas.microsoft.com/office/word/2016/wordml/cid" xmlns:w16="http://schemas.microsoft.com/office/word/2018/wordml" xmlns:w16sdtdh="http://schemas.microsoft.com/office/word/2020/wordml/sdtdatahash" xmlns:w16se="http://schemas.microsoft.com/office/word/2015/wordml/symex" xmlns:wpg="http://schemas.microsoft.com/office/word/2010/wordprocessingGroup" xmlns:wpi="http://schemas.microsoft.com/office/word/2010/wordprocessingInk" xmlns:wne="http://schemas.microsoft.com/office/word/2006/wordml" xmlns:wps="http://schemas.microsoft.com/office/word/2010/wordprocessingShape" mc:Ignorable="w14 w15 w16se w16cid w16 w16cex w16sdtdh wp14">
+  <w:footnote w:type="separator" w:id="-1">
+    <w:p>
+      <w:r>
+        <w:separator/>
+      </w:r>
+    </w:p>
+  </w:footnote>
+  <w:footnote w:type="continuationSeparator" w:id="0">
+    <w:p>
+      <w:r>
+        <w:continuationSeparator/>
+      </w:r>
+    </w:p>
+  </w:footnote>
+</w:footnotes>
 </file>
 
 <file path=word/numbering.xml><?xml version="1.0" encoding="utf-8"?>
@@ -2873,6 +2931,7 @@
   <w:style w:type="character" w:default="1" w:styleId="a0">
     <w:name w:val="Default Paragraph Font"/>
     <w:uiPriority w:val="1"/>
+    <w:semiHidden/>
     <w:unhideWhenUsed/>
   </w:style>
   <w:style w:type="table" w:default="1" w:styleId="a1">
@@ -2905,6 +2964,66 @@
     <w:rPr>
       <w:b/>
       <w:bCs/>
+    </w:rPr>
+  </w:style>
+  <w:style w:type="paragraph" w:styleId="a4">
+    <w:name w:val="header"/>
+    <w:basedOn w:val="a"/>
+    <w:link w:val="a5"/>
+    <w:uiPriority w:val="99"/>
+    <w:unhideWhenUsed/>
+    <w:rsid w:val="008173BC"/>
+    <w:pPr>
+      <w:tabs>
+        <w:tab w:val="center" w:pos="4153"/>
+        <w:tab w:val="right" w:pos="8306"/>
+      </w:tabs>
+      <w:snapToGrid w:val="0"/>
+    </w:pPr>
+    <w:rPr>
+      <w:sz w:val="20"/>
+      <w:szCs w:val="20"/>
+    </w:rPr>
+  </w:style>
+  <w:style w:type="character" w:customStyle="1" w:styleId="a5">
+    <w:name w:val="頁首 字元"/>
+    <w:basedOn w:val="a0"/>
+    <w:link w:val="a4"/>
+    <w:uiPriority w:val="99"/>
+    <w:rsid w:val="008173BC"/>
+    <w:rPr>
+      <w:sz w:val="20"/>
+      <w:szCs w:val="20"/>
+    </w:rPr>
+  </w:style>
+  <w:style w:type="paragraph" w:styleId="a6">
+    <w:name w:val="footer"/>
+    <w:basedOn w:val="a"/>
+    <w:link w:val="a7"/>
+    <w:uiPriority w:val="99"/>
+    <w:unhideWhenUsed/>
+    <w:rsid w:val="008173BC"/>
+    <w:pPr>
+      <w:tabs>
+        <w:tab w:val="center" w:pos="4153"/>
+        <w:tab w:val="right" w:pos="8306"/>
+      </w:tabs>
+      <w:snapToGrid w:val="0"/>
+    </w:pPr>
+    <w:rPr>
+      <w:sz w:val="20"/>
+      <w:szCs w:val="20"/>
+    </w:rPr>
+  </w:style>
+  <w:style w:type="character" w:customStyle="1" w:styleId="a7">
+    <w:name w:val="頁尾 字元"/>
+    <w:basedOn w:val="a0"/>
+    <w:link w:val="a6"/>
+    <w:uiPriority w:val="99"/>
+    <w:rsid w:val="008173BC"/>
+    <w:rPr>
+      <w:sz w:val="20"/>
+      <w:szCs w:val="20"/>
     </w:rPr>
   </w:style>
 </w:styles>

--- a/系統文件/第3章/3-3開發標準與使用工具.docx
+++ b/系統文件/第3章/3-3開發標準與使用工具.docx
@@ -35,6 +35,12 @@
     </w:p>
     <w:p>
       <w:pPr>
+        <w:pStyle w:val="a8"/>
+        <w:numPr>
+          <w:ilvl w:val="0"/>
+          <w:numId w:val="5"/>
+        </w:numPr>
+        <w:ind w:leftChars="0"/>
         <w:rPr>
           <w:rFonts w:ascii="Times New Roman" w:eastAsia="標楷體" w:hAnsi="Times New Roman"/>
           <w:b/>
@@ -51,7 +57,7 @@
           <w:sz w:val="32"/>
           <w:szCs w:val="32"/>
         </w:rPr>
-        <w:t xml:space="preserve">3-3-1 </w:t>
+        <w:t xml:space="preserve"> </w:t>
       </w:r>
       <w:r>
         <w:rPr>
@@ -61,7 +67,7 @@
           <w:sz w:val="32"/>
           <w:szCs w:val="32"/>
         </w:rPr>
-        <w:t>開發標準與規範</w:t>
+        <w:t>開發標準</w:t>
       </w:r>
     </w:p>
     <w:p>
@@ -162,21 +168,7 @@
         <w:rPr>
           <w:rFonts w:ascii="Times New Roman" w:eastAsia="標楷體" w:hAnsi="Times New Roman"/>
         </w:rPr>
-        <w:t>策略，禁止上傳敏感資訊</w:t>
-      </w:r>
-      <w:proofErr w:type="gramStart"/>
-      <w:r>
-        <w:rPr>
-          <w:rFonts w:ascii="Times New Roman" w:eastAsia="標楷體" w:hAnsi="Times New Roman"/>
-        </w:rPr>
-        <w:t>（</w:t>
-      </w:r>
-      <w:proofErr w:type="gramEnd"/>
-      <w:r>
-        <w:rPr>
-          <w:rFonts w:ascii="Times New Roman" w:eastAsia="標楷體" w:hAnsi="Times New Roman"/>
-        </w:rPr>
-        <w:t>如</w:t>
+        <w:t>策略，禁止上傳敏感資訊（如</w:t>
       </w:r>
       <w:r>
         <w:rPr>
@@ -184,19 +176,11 @@
         </w:rPr>
         <w:t xml:space="preserve"> .env</w:t>
       </w:r>
-      <w:proofErr w:type="gramStart"/>
-      <w:r>
-        <w:rPr>
-          <w:rFonts w:ascii="Times New Roman" w:eastAsia="標楷體" w:hAnsi="Times New Roman"/>
-        </w:rPr>
-        <w:t>）</w:t>
-      </w:r>
-      <w:proofErr w:type="gramEnd"/>
-      <w:r>
-        <w:rPr>
-          <w:rFonts w:ascii="Times New Roman" w:eastAsia="標楷體" w:hAnsi="Times New Roman"/>
-        </w:rPr>
-        <w:t>與暫存檔（如</w:t>
+      <w:r>
+        <w:rPr>
+          <w:rFonts w:ascii="Times New Roman" w:eastAsia="標楷體" w:hAnsi="Times New Roman"/>
+        </w:rPr>
+        <w:t>）與暫存檔（如</w:t>
       </w:r>
       <w:r>
         <w:rPr>
@@ -516,21 +500,7 @@
         <w:rPr>
           <w:rFonts w:ascii="Times New Roman" w:eastAsia="標楷體" w:hAnsi="Times New Roman"/>
         </w:rPr>
-        <w:t>）管理金</w:t>
-      </w:r>
-      <w:proofErr w:type="gramStart"/>
-      <w:r>
-        <w:rPr>
-          <w:rFonts w:ascii="Times New Roman" w:eastAsia="標楷體" w:hAnsi="Times New Roman"/>
-        </w:rPr>
-        <w:t>鑰</w:t>
-      </w:r>
-      <w:proofErr w:type="gramEnd"/>
-      <w:r>
-        <w:rPr>
-          <w:rFonts w:ascii="Times New Roman" w:eastAsia="標楷體" w:hAnsi="Times New Roman"/>
-        </w:rPr>
-        <w:t>，並提供</w:t>
+        <w:t>）管理金鑰，並提供</w:t>
       </w:r>
       <w:r>
         <w:rPr>
@@ -661,21 +631,7 @@
         <w:rPr>
           <w:rFonts w:ascii="Times New Roman" w:eastAsia="標楷體" w:hAnsi="Times New Roman"/>
         </w:rPr>
-        <w:t>日文錯誤提示</w:t>
-      </w:r>
-      <w:proofErr w:type="gramStart"/>
-      <w:r>
-        <w:rPr>
-          <w:rFonts w:ascii="Times New Roman" w:eastAsia="標楷體" w:hAnsi="Times New Roman"/>
-        </w:rPr>
-        <w:t>（</w:t>
-      </w:r>
-      <w:proofErr w:type="gramEnd"/>
-      <w:r>
-        <w:rPr>
-          <w:rFonts w:ascii="Times New Roman" w:eastAsia="標楷體" w:hAnsi="Times New Roman"/>
-        </w:rPr>
-        <w:t>例如：</w:t>
+        <w:t>日文錯誤提示（例如：</w:t>
       </w:r>
       <w:r>
         <w:rPr>
@@ -687,21 +643,7 @@
         <w:rPr>
           <w:rFonts w:ascii="Times New Roman" w:eastAsia="標楷體" w:hAnsi="Times New Roman"/>
         </w:rPr>
-        <w:t>額度限制處理</w:t>
-      </w:r>
-      <w:proofErr w:type="gramStart"/>
-      <w:r>
-        <w:rPr>
-          <w:rFonts w:ascii="Times New Roman" w:eastAsia="標楷體" w:hAnsi="Times New Roman"/>
-        </w:rPr>
-        <w:t>）</w:t>
-      </w:r>
-      <w:proofErr w:type="gramEnd"/>
-      <w:r>
-        <w:rPr>
-          <w:rFonts w:ascii="Times New Roman" w:eastAsia="標楷體" w:hAnsi="Times New Roman"/>
-        </w:rPr>
-        <w:t>。</w:t>
+        <w:t>額度限制處理）。</w:t>
       </w:r>
     </w:p>
     <w:p>
@@ -747,20 +689,8 @@
           <w:sz w:val="32"/>
           <w:szCs w:val="32"/>
         </w:rPr>
-        <w:t>開發工具與技術</w:t>
-      </w:r>
-      <w:proofErr w:type="gramStart"/>
-      <w:r>
-        <w:rPr>
-          <w:rFonts w:ascii="Times New Roman" w:eastAsia="標楷體" w:hAnsi="Times New Roman"/>
-          <w:b/>
-          <w:bCs/>
-          <w:sz w:val="32"/>
-          <w:szCs w:val="32"/>
-        </w:rPr>
-        <w:t>棧</w:t>
-      </w:r>
-      <w:proofErr w:type="gramEnd"/>
+        <w:t>開發工具與技術棧</w:t>
+      </w:r>
     </w:p>
     <w:p>
       <w:pPr>
@@ -2217,6 +2147,95 @@
     </w:lvl>
   </w:abstractNum>
   <w:abstractNum w:abstractNumId="2" w15:restartNumberingAfterBreak="0">
+    <w:nsid w:val="18081B17"/>
+    <w:multiLevelType w:val="hybridMultilevel"/>
+    <w:tmpl w:val="4F8644B6"/>
+    <w:lvl w:ilvl="0" w:tplc="EFE4AB1E">
+      <w:start w:val="1"/>
+      <w:numFmt w:val="decimal"/>
+      <w:lvlText w:val="%1."/>
+      <w:lvlJc w:val="left"/>
+      <w:pPr>
+        <w:ind w:left="360" w:hanging="360"/>
+      </w:pPr>
+      <w:rPr>
+        <w:rFonts w:hint="default"/>
+      </w:rPr>
+    </w:lvl>
+    <w:lvl w:ilvl="1" w:tplc="04090019" w:tentative="1">
+      <w:start w:val="1"/>
+      <w:numFmt w:val="ideographTraditional"/>
+      <w:lvlText w:val="%2、"/>
+      <w:lvlJc w:val="left"/>
+      <w:pPr>
+        <w:ind w:left="960" w:hanging="480"/>
+      </w:pPr>
+    </w:lvl>
+    <w:lvl w:ilvl="2" w:tplc="0409001B" w:tentative="1">
+      <w:start w:val="1"/>
+      <w:numFmt w:val="lowerRoman"/>
+      <w:lvlText w:val="%3."/>
+      <w:lvlJc w:val="right"/>
+      <w:pPr>
+        <w:ind w:left="1440" w:hanging="480"/>
+      </w:pPr>
+    </w:lvl>
+    <w:lvl w:ilvl="3" w:tplc="0409000F" w:tentative="1">
+      <w:start w:val="1"/>
+      <w:numFmt w:val="decimal"/>
+      <w:lvlText w:val="%4."/>
+      <w:lvlJc w:val="left"/>
+      <w:pPr>
+        <w:ind w:left="1920" w:hanging="480"/>
+      </w:pPr>
+    </w:lvl>
+    <w:lvl w:ilvl="4" w:tplc="04090019" w:tentative="1">
+      <w:start w:val="1"/>
+      <w:numFmt w:val="ideographTraditional"/>
+      <w:lvlText w:val="%5、"/>
+      <w:lvlJc w:val="left"/>
+      <w:pPr>
+        <w:ind w:left="2400" w:hanging="480"/>
+      </w:pPr>
+    </w:lvl>
+    <w:lvl w:ilvl="5" w:tplc="0409001B" w:tentative="1">
+      <w:start w:val="1"/>
+      <w:numFmt w:val="lowerRoman"/>
+      <w:lvlText w:val="%6."/>
+      <w:lvlJc w:val="right"/>
+      <w:pPr>
+        <w:ind w:left="2880" w:hanging="480"/>
+      </w:pPr>
+    </w:lvl>
+    <w:lvl w:ilvl="6" w:tplc="0409000F" w:tentative="1">
+      <w:start w:val="1"/>
+      <w:numFmt w:val="decimal"/>
+      <w:lvlText w:val="%7."/>
+      <w:lvlJc w:val="left"/>
+      <w:pPr>
+        <w:ind w:left="3360" w:hanging="480"/>
+      </w:pPr>
+    </w:lvl>
+    <w:lvl w:ilvl="7" w:tplc="04090019" w:tentative="1">
+      <w:start w:val="1"/>
+      <w:numFmt w:val="ideographTraditional"/>
+      <w:lvlText w:val="%8、"/>
+      <w:lvlJc w:val="left"/>
+      <w:pPr>
+        <w:ind w:left="3840" w:hanging="480"/>
+      </w:pPr>
+    </w:lvl>
+    <w:lvl w:ilvl="8" w:tplc="0409001B" w:tentative="1">
+      <w:start w:val="1"/>
+      <w:numFmt w:val="lowerRoman"/>
+      <w:lvlText w:val="%9."/>
+      <w:lvlJc w:val="right"/>
+      <w:pPr>
+        <w:ind w:left="4320" w:hanging="480"/>
+      </w:pPr>
+    </w:lvl>
+  </w:abstractNum>
+  <w:abstractNum w:abstractNumId="3" w15:restartNumberingAfterBreak="0">
     <w:nsid w:val="5C79456E"/>
     <w:multiLevelType w:val="multilevel"/>
     <w:tmpl w:val="9E8A8420"/>
@@ -2365,7 +2384,7 @@
       </w:rPr>
     </w:lvl>
   </w:abstractNum>
-  <w:abstractNum w:abstractNumId="3" w15:restartNumberingAfterBreak="0">
+  <w:abstractNum w:abstractNumId="4" w15:restartNumberingAfterBreak="0">
     <w:nsid w:val="7DA21155"/>
     <w:multiLevelType w:val="multilevel"/>
     <w:tmpl w:val="279E5180"/>
@@ -2515,16 +2534,19 @@
     </w:lvl>
   </w:abstractNum>
   <w:num w:numId="1" w16cid:durableId="440608215">
-    <w:abstractNumId w:val="3"/>
+    <w:abstractNumId w:val="4"/>
   </w:num>
   <w:num w:numId="2" w16cid:durableId="799300331">
     <w:abstractNumId w:val="0"/>
   </w:num>
   <w:num w:numId="3" w16cid:durableId="514030787">
-    <w:abstractNumId w:val="2"/>
+    <w:abstractNumId w:val="3"/>
   </w:num>
   <w:num w:numId="4" w16cid:durableId="1497040467">
     <w:abstractNumId w:val="1"/>
+  </w:num>
+  <w:num w:numId="5" w16cid:durableId="1581327585">
+    <w:abstractNumId w:val="2"/>
   </w:num>
 </w:numbering>
 </file>
@@ -3026,6 +3048,16 @@
       <w:szCs w:val="20"/>
     </w:rPr>
   </w:style>
+  <w:style w:type="paragraph" w:styleId="a8">
+    <w:name w:val="List Paragraph"/>
+    <w:basedOn w:val="a"/>
+    <w:uiPriority w:val="34"/>
+    <w:qFormat/>
+    <w:rsid w:val="005D7641"/>
+    <w:pPr>
+      <w:ind w:leftChars="200" w:left="480"/>
+    </w:pPr>
+  </w:style>
 </w:styles>
 </file>
 

--- a/系統文件/第3章/3-3開發標準與使用工具.docx
+++ b/系統文件/第3章/3-3開發標準與使用工具.docx
@@ -57,9 +57,40 @@
           <w:sz w:val="32"/>
           <w:szCs w:val="32"/>
         </w:rPr>
-        <w:t xml:space="preserve"> </w:t>
+        <w:t>開發標準</w:t>
       </w:r>
       <w:r>
+        <w:rPr>
+          <w:rFonts w:ascii="Times New Roman" w:eastAsia="標楷體" w:hAnsi="Times New Roman" w:hint="eastAsia"/>
+          <w:b/>
+          <w:bCs/>
+          <w:sz w:val="32"/>
+          <w:szCs w:val="32"/>
+        </w:rPr>
+        <w:t>：</w:t>
+      </w:r>
+    </w:p>
+    <w:p>
+      <w:pPr>
+        <w:pStyle w:val="a8"/>
+        <w:ind w:leftChars="0" w:left="360"/>
+        <w:rPr>
+          <w:rFonts w:ascii="Times New Roman" w:eastAsia="標楷體" w:hAnsi="Times New Roman" w:hint="eastAsia"/>
+          <w:b/>
+          <w:bCs/>
+          <w:sz w:val="32"/>
+          <w:szCs w:val="32"/>
+        </w:rPr>
+      </w:pPr>
+    </w:p>
+    <w:p>
+      <w:pPr>
+        <w:pStyle w:val="a8"/>
+        <w:numPr>
+          <w:ilvl w:val="0"/>
+          <w:numId w:val="5"/>
+        </w:numPr>
+        <w:ind w:leftChars="0"/>
         <w:rPr>
           <w:rFonts w:ascii="Times New Roman" w:eastAsia="標楷體" w:hAnsi="Times New Roman"/>
           <w:b/>
@@ -67,654 +98,26 @@
           <w:sz w:val="32"/>
           <w:szCs w:val="32"/>
         </w:rPr>
-        <w:t>開發標準</w:t>
-      </w:r>
-    </w:p>
-    <w:p>
-      <w:pPr>
-        <w:rPr>
-          <w:rFonts w:ascii="Times New Roman" w:eastAsia="標楷體" w:hAnsi="Times New Roman"/>
-        </w:rPr>
       </w:pPr>
       <w:r>
         <w:rPr>
-          <w:rFonts w:ascii="Times New Roman" w:eastAsia="標楷體" w:hAnsi="Times New Roman"/>
-        </w:rPr>
-        <w:t>為了確保多人協作的代碼品質與維護性，本專案遵循以下開發標準：</w:t>
-      </w:r>
-    </w:p>
-    <w:p>
-      <w:pPr>
-        <w:numPr>
-          <w:ilvl w:val="0"/>
-          <w:numId w:val="3"/>
-        </w:numPr>
-        <w:rPr>
-          <w:rFonts w:ascii="Times New Roman" w:eastAsia="標楷體" w:hAnsi="Times New Roman"/>
-        </w:rPr>
-      </w:pPr>
-      <w:r>
-        <w:rPr>
-          <w:rFonts w:ascii="Times New Roman" w:eastAsia="標楷體" w:hAnsi="Times New Roman"/>
-          <w:b/>
-          <w:bCs/>
-        </w:rPr>
-        <w:t>版本控制規範</w:t>
-      </w:r>
-      <w:r>
-        <w:rPr>
-          <w:rFonts w:ascii="Times New Roman" w:eastAsia="標楷體" w:hAnsi="Times New Roman"/>
-          <w:b/>
-          <w:bCs/>
-        </w:rPr>
-        <w:t xml:space="preserve"> (Git Flow)</w:t>
-      </w:r>
-      <w:r>
-        <w:rPr>
-          <w:rFonts w:ascii="Times New Roman" w:eastAsia="標楷體" w:hAnsi="Times New Roman"/>
-        </w:rPr>
-        <w:t>：</w:t>
-      </w:r>
-    </w:p>
-    <w:p>
-      <w:pPr>
-        <w:numPr>
-          <w:ilvl w:val="1"/>
-          <w:numId w:val="3"/>
-        </w:numPr>
-        <w:rPr>
-          <w:rFonts w:ascii="Times New Roman" w:eastAsia="標楷體" w:hAnsi="Times New Roman"/>
-        </w:rPr>
-      </w:pPr>
-      <w:r>
-        <w:rPr>
-          <w:rFonts w:ascii="Times New Roman" w:eastAsia="標楷體" w:hAnsi="Times New Roman"/>
-        </w:rPr>
-        <w:t>使用</w:t>
-      </w:r>
-      <w:r>
-        <w:rPr>
-          <w:rFonts w:ascii="Times New Roman" w:eastAsia="標楷體" w:hAnsi="Times New Roman"/>
-        </w:rPr>
-        <w:t xml:space="preserve"> Git </w:t>
-      </w:r>
-      <w:r>
-        <w:rPr>
-          <w:rFonts w:ascii="Times New Roman" w:eastAsia="標楷體" w:hAnsi="Times New Roman"/>
-        </w:rPr>
-        <w:t>進行版本管理，並嚴格執行</w:t>
-      </w:r>
-      <w:r>
-        <w:rPr>
-          <w:rFonts w:ascii="Times New Roman" w:eastAsia="標楷體" w:hAnsi="Times New Roman"/>
-        </w:rPr>
-        <w:t xml:space="preserve"> .</w:t>
-      </w:r>
-      <w:proofErr w:type="spellStart"/>
-      <w:r>
-        <w:rPr>
-          <w:rFonts w:ascii="Times New Roman" w:eastAsia="標楷體" w:hAnsi="Times New Roman"/>
-        </w:rPr>
-        <w:t>gitignore</w:t>
-      </w:r>
-      <w:proofErr w:type="spellEnd"/>
-      <w:r>
-        <w:rPr>
-          <w:rFonts w:ascii="Times New Roman" w:eastAsia="標楷體" w:hAnsi="Times New Roman"/>
-        </w:rPr>
-        <w:t xml:space="preserve"> </w:t>
-      </w:r>
-      <w:r>
-        <w:rPr>
-          <w:rFonts w:ascii="Times New Roman" w:eastAsia="標楷體" w:hAnsi="Times New Roman"/>
-        </w:rPr>
-        <w:t>策略，禁止上傳敏感資訊（如</w:t>
-      </w:r>
-      <w:r>
-        <w:rPr>
-          <w:rFonts w:ascii="Times New Roman" w:eastAsia="標楷體" w:hAnsi="Times New Roman"/>
-        </w:rPr>
-        <w:t xml:space="preserve"> .env</w:t>
-      </w:r>
-      <w:r>
-        <w:rPr>
-          <w:rFonts w:ascii="Times New Roman" w:eastAsia="標楷體" w:hAnsi="Times New Roman"/>
-        </w:rPr>
-        <w:t>）與暫存檔（如</w:t>
-      </w:r>
-      <w:r>
-        <w:rPr>
-          <w:rFonts w:ascii="Times New Roman" w:eastAsia="標楷體" w:hAnsi="Times New Roman"/>
-        </w:rPr>
-        <w:t xml:space="preserve"> __</w:t>
-      </w:r>
-      <w:proofErr w:type="spellStart"/>
-      <w:r>
-        <w:rPr>
-          <w:rFonts w:ascii="Times New Roman" w:eastAsia="標楷體" w:hAnsi="Times New Roman"/>
-        </w:rPr>
-        <w:t>pycache</w:t>
-      </w:r>
-      <w:proofErr w:type="spellEnd"/>
-      <w:r>
-        <w:rPr>
-          <w:rFonts w:ascii="Times New Roman" w:eastAsia="標楷體" w:hAnsi="Times New Roman"/>
-        </w:rPr>
-        <w:t>__</w:t>
-      </w:r>
-      <w:r>
-        <w:rPr>
-          <w:rFonts w:ascii="Times New Roman" w:eastAsia="標楷體" w:hAnsi="Times New Roman"/>
-        </w:rPr>
-        <w:t>）。</w:t>
-      </w:r>
-    </w:p>
-    <w:p>
-      <w:pPr>
-        <w:numPr>
-          <w:ilvl w:val="1"/>
-          <w:numId w:val="3"/>
-        </w:numPr>
-        <w:rPr>
-          <w:rFonts w:ascii="Times New Roman" w:eastAsia="標楷體" w:hAnsi="Times New Roman"/>
-        </w:rPr>
-      </w:pPr>
-      <w:r>
-        <w:rPr>
-          <w:rFonts w:ascii="Times New Roman" w:eastAsia="標楷體" w:hAnsi="Times New Roman"/>
-          <w:b/>
-          <w:bCs/>
-        </w:rPr>
-        <w:t xml:space="preserve">Commit Message </w:t>
-      </w:r>
-      <w:r>
-        <w:rPr>
-          <w:rFonts w:ascii="Times New Roman" w:eastAsia="標楷體" w:hAnsi="Times New Roman"/>
-          <w:b/>
-          <w:bCs/>
-        </w:rPr>
-        <w:t>規範</w:t>
-      </w:r>
-      <w:r>
-        <w:rPr>
-          <w:rFonts w:ascii="Times New Roman" w:eastAsia="標楷體" w:hAnsi="Times New Roman"/>
-        </w:rPr>
-        <w:t>：遵循語意化標籤，例如</w:t>
-      </w:r>
-      <w:r>
-        <w:rPr>
-          <w:rFonts w:ascii="Times New Roman" w:eastAsia="標楷體" w:hAnsi="Times New Roman"/>
-        </w:rPr>
-        <w:t xml:space="preserve"> feat: (</w:t>
-      </w:r>
-      <w:r>
-        <w:rPr>
-          <w:rFonts w:ascii="Times New Roman" w:eastAsia="標楷體" w:hAnsi="Times New Roman"/>
-        </w:rPr>
-        <w:t>新功能</w:t>
-      </w:r>
-      <w:r>
-        <w:rPr>
-          <w:rFonts w:ascii="Times New Roman" w:eastAsia="標楷體" w:hAnsi="Times New Roman"/>
-        </w:rPr>
-        <w:t>)</w:t>
-      </w:r>
-      <w:r>
-        <w:rPr>
-          <w:rFonts w:ascii="Times New Roman" w:eastAsia="標楷體" w:hAnsi="Times New Roman"/>
-        </w:rPr>
-        <w:t>、</w:t>
-      </w:r>
-      <w:r>
-        <w:rPr>
-          <w:rFonts w:ascii="Times New Roman" w:eastAsia="標楷體" w:hAnsi="Times New Roman"/>
-        </w:rPr>
-        <w:t>fix: (</w:t>
-      </w:r>
-      <w:r>
-        <w:rPr>
-          <w:rFonts w:ascii="Times New Roman" w:eastAsia="標楷體" w:hAnsi="Times New Roman"/>
-        </w:rPr>
-        <w:t>修復錯誤</w:t>
-      </w:r>
-      <w:r>
-        <w:rPr>
-          <w:rFonts w:ascii="Times New Roman" w:eastAsia="標楷體" w:hAnsi="Times New Roman"/>
-        </w:rPr>
-        <w:t>)</w:t>
-      </w:r>
-      <w:r>
-        <w:rPr>
-          <w:rFonts w:ascii="Times New Roman" w:eastAsia="標楷體" w:hAnsi="Times New Roman"/>
-        </w:rPr>
-        <w:t>、</w:t>
-      </w:r>
-      <w:r>
-        <w:rPr>
-          <w:rFonts w:ascii="Times New Roman" w:eastAsia="標楷體" w:hAnsi="Times New Roman"/>
-        </w:rPr>
-        <w:t>docs: (</w:t>
-      </w:r>
-      <w:r>
-        <w:rPr>
-          <w:rFonts w:ascii="Times New Roman" w:eastAsia="標楷體" w:hAnsi="Times New Roman"/>
-        </w:rPr>
-        <w:t>文件更新</w:t>
-      </w:r>
-      <w:r>
-        <w:rPr>
-          <w:rFonts w:ascii="Times New Roman" w:eastAsia="標楷體" w:hAnsi="Times New Roman"/>
-        </w:rPr>
-        <w:t>)</w:t>
-      </w:r>
-      <w:r>
-        <w:rPr>
-          <w:rFonts w:ascii="Times New Roman" w:eastAsia="標楷體" w:hAnsi="Times New Roman"/>
-        </w:rPr>
-        <w:t>。</w:t>
-      </w:r>
-    </w:p>
-    <w:p>
-      <w:pPr>
-        <w:numPr>
-          <w:ilvl w:val="0"/>
-          <w:numId w:val="3"/>
-        </w:numPr>
-        <w:rPr>
-          <w:rFonts w:ascii="Times New Roman" w:eastAsia="標楷體" w:hAnsi="Times New Roman"/>
-        </w:rPr>
-      </w:pPr>
-      <w:r>
-        <w:rPr>
-          <w:rFonts w:ascii="Times New Roman" w:eastAsia="標楷體" w:hAnsi="Times New Roman"/>
-          <w:b/>
-          <w:bCs/>
-        </w:rPr>
-        <w:t>代碼風格</w:t>
-      </w:r>
-      <w:r>
-        <w:rPr>
-          <w:rFonts w:ascii="Times New Roman" w:eastAsia="標楷體" w:hAnsi="Times New Roman"/>
-          <w:b/>
-          <w:bCs/>
-        </w:rPr>
-        <w:t xml:space="preserve"> (Coding Style)</w:t>
-      </w:r>
-      <w:r>
-        <w:rPr>
-          <w:rFonts w:ascii="Times New Roman" w:eastAsia="標楷體" w:hAnsi="Times New Roman"/>
-        </w:rPr>
-        <w:t>：</w:t>
-      </w:r>
-    </w:p>
-    <w:p>
-      <w:pPr>
-        <w:numPr>
-          <w:ilvl w:val="1"/>
-          <w:numId w:val="3"/>
-        </w:numPr>
-        <w:rPr>
-          <w:rFonts w:ascii="Times New Roman" w:eastAsia="標楷體" w:hAnsi="Times New Roman"/>
-        </w:rPr>
-      </w:pPr>
-      <w:r>
-        <w:rPr>
-          <w:rFonts w:ascii="Times New Roman" w:eastAsia="標楷體" w:hAnsi="Times New Roman"/>
-          <w:b/>
-          <w:bCs/>
-        </w:rPr>
-        <w:t>Python</w:t>
-      </w:r>
-      <w:r>
-        <w:rPr>
-          <w:rFonts w:ascii="Times New Roman" w:eastAsia="標楷體" w:hAnsi="Times New Roman"/>
-        </w:rPr>
-        <w:t>：遵循</w:t>
-      </w:r>
-      <w:r>
-        <w:rPr>
-          <w:rFonts w:ascii="Times New Roman" w:eastAsia="標楷體" w:hAnsi="Times New Roman"/>
-        </w:rPr>
-        <w:t xml:space="preserve"> </w:t>
-      </w:r>
-      <w:r>
-        <w:rPr>
-          <w:rFonts w:ascii="Times New Roman" w:eastAsia="標楷體" w:hAnsi="Times New Roman"/>
-          <w:b/>
-          <w:bCs/>
-        </w:rPr>
-        <w:t>PEP 8</w:t>
-      </w:r>
-      <w:r>
-        <w:rPr>
-          <w:rFonts w:ascii="Times New Roman" w:eastAsia="標楷體" w:hAnsi="Times New Roman"/>
-        </w:rPr>
-        <w:t xml:space="preserve"> </w:t>
-      </w:r>
-      <w:r>
-        <w:rPr>
-          <w:rFonts w:ascii="Times New Roman" w:eastAsia="標楷體" w:hAnsi="Times New Roman"/>
-        </w:rPr>
-        <w:t>規範（縮進、命名原則）。</w:t>
-      </w:r>
-    </w:p>
-    <w:p>
-      <w:pPr>
-        <w:numPr>
-          <w:ilvl w:val="1"/>
-          <w:numId w:val="3"/>
-        </w:numPr>
-        <w:rPr>
-          <w:rFonts w:ascii="Times New Roman" w:eastAsia="標楷體" w:hAnsi="Times New Roman"/>
-        </w:rPr>
-      </w:pPr>
-      <w:r>
-        <w:rPr>
-          <w:rFonts w:ascii="Times New Roman" w:eastAsia="標楷體" w:hAnsi="Times New Roman"/>
-          <w:b/>
-          <w:bCs/>
-        </w:rPr>
-        <w:t>Dart/Flutter</w:t>
-      </w:r>
-      <w:r>
-        <w:rPr>
-          <w:rFonts w:ascii="Times New Roman" w:eastAsia="標楷體" w:hAnsi="Times New Roman"/>
-        </w:rPr>
-        <w:t>：遵循官方的</w:t>
-      </w:r>
-      <w:r>
-        <w:rPr>
-          <w:rFonts w:ascii="Times New Roman" w:eastAsia="標楷體" w:hAnsi="Times New Roman"/>
-        </w:rPr>
-        <w:t xml:space="preserve"> </w:t>
-      </w:r>
-      <w:r>
-        <w:rPr>
-          <w:rFonts w:ascii="Times New Roman" w:eastAsia="標楷體" w:hAnsi="Times New Roman"/>
-          <w:b/>
-          <w:bCs/>
-        </w:rPr>
-        <w:t>Effective Dart</w:t>
-      </w:r>
-      <w:r>
-        <w:rPr>
-          <w:rFonts w:ascii="Times New Roman" w:eastAsia="標楷體" w:hAnsi="Times New Roman"/>
-        </w:rPr>
-        <w:t xml:space="preserve"> </w:t>
-      </w:r>
-      <w:r>
-        <w:rPr>
-          <w:rFonts w:ascii="Times New Roman" w:eastAsia="標楷體" w:hAnsi="Times New Roman"/>
-        </w:rPr>
-        <w:t>樣式指南。</w:t>
-      </w:r>
-    </w:p>
-    <w:p>
-      <w:pPr>
-        <w:numPr>
-          <w:ilvl w:val="0"/>
-          <w:numId w:val="3"/>
-        </w:numPr>
-        <w:rPr>
-          <w:rFonts w:ascii="Times New Roman" w:eastAsia="標楷體" w:hAnsi="Times New Roman"/>
-        </w:rPr>
-      </w:pPr>
-      <w:r>
-        <w:rPr>
-          <w:rFonts w:ascii="Times New Roman" w:eastAsia="標楷體" w:hAnsi="Times New Roman"/>
-          <w:b/>
-          <w:bCs/>
-        </w:rPr>
-        <w:t>環境管理標準</w:t>
-      </w:r>
-      <w:r>
-        <w:rPr>
-          <w:rFonts w:ascii="Times New Roman" w:eastAsia="標楷體" w:hAnsi="Times New Roman"/>
-        </w:rPr>
-        <w:t>：</w:t>
-      </w:r>
-    </w:p>
-    <w:p>
-      <w:pPr>
-        <w:numPr>
-          <w:ilvl w:val="1"/>
-          <w:numId w:val="3"/>
-        </w:numPr>
-        <w:rPr>
-          <w:rFonts w:ascii="Times New Roman" w:eastAsia="標楷體" w:hAnsi="Times New Roman"/>
-        </w:rPr>
-      </w:pPr>
-      <w:r>
-        <w:rPr>
-          <w:rFonts w:ascii="Times New Roman" w:eastAsia="標楷體" w:hAnsi="Times New Roman"/>
-        </w:rPr>
-        <w:t>使用環境變數（</w:t>
-      </w:r>
-      <w:r>
-        <w:rPr>
-          <w:rFonts w:ascii="Times New Roman" w:eastAsia="標楷體" w:hAnsi="Times New Roman"/>
-        </w:rPr>
-        <w:t>Environment Variables</w:t>
-      </w:r>
-      <w:r>
-        <w:rPr>
-          <w:rFonts w:ascii="Times New Roman" w:eastAsia="標楷體" w:hAnsi="Times New Roman"/>
-        </w:rPr>
-        <w:t>）管理金鑰，並提供</w:t>
-      </w:r>
-      <w:r>
-        <w:rPr>
-          <w:rFonts w:ascii="Times New Roman" w:eastAsia="標楷體" w:hAnsi="Times New Roman"/>
-        </w:rPr>
-        <w:t xml:space="preserve"> .</w:t>
-      </w:r>
-      <w:proofErr w:type="spellStart"/>
-      <w:r>
-        <w:rPr>
-          <w:rFonts w:ascii="Times New Roman" w:eastAsia="標楷體" w:hAnsi="Times New Roman"/>
-        </w:rPr>
-        <w:t>env.example</w:t>
-      </w:r>
-      <w:proofErr w:type="spellEnd"/>
-      <w:r>
-        <w:rPr>
-          <w:rFonts w:ascii="Times New Roman" w:eastAsia="標楷體" w:hAnsi="Times New Roman"/>
-        </w:rPr>
-        <w:t xml:space="preserve"> </w:t>
-      </w:r>
-      <w:r>
-        <w:rPr>
-          <w:rFonts w:ascii="Times New Roman" w:eastAsia="標楷體" w:hAnsi="Times New Roman"/>
-        </w:rPr>
-        <w:t>作為組員配置範本。</w:t>
-      </w:r>
-    </w:p>
-    <w:p>
-      <w:pPr>
-        <w:numPr>
-          <w:ilvl w:val="0"/>
-          <w:numId w:val="3"/>
-        </w:numPr>
-        <w:rPr>
-          <w:rFonts w:ascii="Times New Roman" w:eastAsia="標楷體" w:hAnsi="Times New Roman"/>
-        </w:rPr>
-      </w:pPr>
-      <w:r>
-        <w:rPr>
-          <w:rFonts w:ascii="Times New Roman" w:eastAsia="標楷體" w:hAnsi="Times New Roman"/>
-          <w:b/>
-          <w:bCs/>
-        </w:rPr>
-        <w:t xml:space="preserve">API </w:t>
-      </w:r>
-      <w:r>
-        <w:rPr>
-          <w:rFonts w:ascii="Times New Roman" w:eastAsia="標楷體" w:hAnsi="Times New Roman"/>
-          <w:b/>
-          <w:bCs/>
-        </w:rPr>
-        <w:t>設計標準</w:t>
-      </w:r>
-      <w:r>
-        <w:rPr>
-          <w:rFonts w:ascii="Times New Roman" w:eastAsia="標楷體" w:hAnsi="Times New Roman"/>
-        </w:rPr>
-        <w:t>：</w:t>
-      </w:r>
-    </w:p>
-    <w:p>
-      <w:pPr>
-        <w:numPr>
-          <w:ilvl w:val="1"/>
-          <w:numId w:val="3"/>
-        </w:numPr>
-        <w:rPr>
-          <w:rFonts w:ascii="Times New Roman" w:eastAsia="標楷體" w:hAnsi="Times New Roman"/>
-        </w:rPr>
-      </w:pPr>
-      <w:r>
-        <w:rPr>
-          <w:rFonts w:ascii="Times New Roman" w:eastAsia="標楷體" w:hAnsi="Times New Roman"/>
-        </w:rPr>
-        <w:t>後端介面遵循</w:t>
-      </w:r>
-      <w:r>
-        <w:rPr>
-          <w:rFonts w:ascii="Times New Roman" w:eastAsia="標楷體" w:hAnsi="Times New Roman"/>
-        </w:rPr>
-        <w:t xml:space="preserve"> </w:t>
-      </w:r>
-      <w:r>
-        <w:rPr>
-          <w:rFonts w:ascii="Times New Roman" w:eastAsia="標楷體" w:hAnsi="Times New Roman"/>
-          <w:b/>
-          <w:bCs/>
-        </w:rPr>
-        <w:t>RESTful API</w:t>
-      </w:r>
-      <w:r>
-        <w:rPr>
-          <w:rFonts w:ascii="Times New Roman" w:eastAsia="標楷體" w:hAnsi="Times New Roman"/>
-        </w:rPr>
-        <w:t xml:space="preserve"> </w:t>
-      </w:r>
-      <w:r>
-        <w:rPr>
-          <w:rFonts w:ascii="Times New Roman" w:eastAsia="標楷體" w:hAnsi="Times New Roman"/>
-        </w:rPr>
-        <w:t>原則。</w:t>
-      </w:r>
-    </w:p>
-    <w:p>
-      <w:pPr>
-        <w:numPr>
-          <w:ilvl w:val="1"/>
-          <w:numId w:val="3"/>
-        </w:numPr>
-        <w:rPr>
-          <w:rFonts w:ascii="Times New Roman" w:eastAsia="標楷體" w:hAnsi="Times New Roman"/>
-        </w:rPr>
-      </w:pPr>
-      <w:r>
-        <w:rPr>
-          <w:rFonts w:ascii="Times New Roman" w:eastAsia="標楷體" w:hAnsi="Times New Roman"/>
-        </w:rPr>
-        <w:t>錯誤處理機制：統一回傳狀態碼與中文</w:t>
-      </w:r>
-      <w:r>
-        <w:rPr>
-          <w:rFonts w:ascii="Times New Roman" w:eastAsia="標楷體" w:hAnsi="Times New Roman"/>
-        </w:rPr>
-        <w:t>/</w:t>
-      </w:r>
-      <w:r>
-        <w:rPr>
-          <w:rFonts w:ascii="Times New Roman" w:eastAsia="標楷體" w:hAnsi="Times New Roman"/>
-        </w:rPr>
-        <w:t>日文錯誤提示（例如：</w:t>
-      </w:r>
-      <w:r>
-        <w:rPr>
-          <w:rFonts w:ascii="Times New Roman" w:eastAsia="標楷體" w:hAnsi="Times New Roman"/>
-        </w:rPr>
-        <w:t xml:space="preserve">429 </w:t>
-      </w:r>
-      <w:r>
-        <w:rPr>
-          <w:rFonts w:ascii="Times New Roman" w:eastAsia="標楷體" w:hAnsi="Times New Roman"/>
-        </w:rPr>
-        <w:t>額度限制處理）。</w:t>
-      </w:r>
-    </w:p>
-    <w:p>
-      <w:pPr>
-        <w:rPr>
-          <w:rFonts w:ascii="Times New Roman" w:eastAsia="標楷體" w:hAnsi="Times New Roman"/>
-        </w:rPr>
-      </w:pPr>
-      <w:r>
-        <w:rPr>
-          <w:rFonts w:ascii="Times New Roman" w:eastAsia="標楷體" w:hAnsi="Times New Roman"/>
-        </w:rPr>
-        <w:pict w14:anchorId="5EFB5561">
-          <v:rect id="_x0000_i1025" style="width:0;height:1.5pt" o:hralign="center" o:hrstd="t" o:hrnoshade="t" o:hr="t" fillcolor="gray" stroked="f"/>
-        </w:pict>
-      </w:r>
-    </w:p>
-    <w:p>
-      <w:pPr>
-        <w:rPr>
-          <w:rFonts w:ascii="Times New Roman" w:eastAsia="標楷體" w:hAnsi="Times New Roman"/>
+          <w:rFonts w:ascii="Times New Roman" w:eastAsia="標楷體" w:hAnsi="Times New Roman" w:hint="eastAsia"/>
           <w:b/>
           <w:bCs/>
           <w:sz w:val="32"/>
           <w:szCs w:val="32"/>
         </w:rPr>
-      </w:pPr>
+        <w:t>使用工具</w:t>
+      </w:r>
       <w:r>
         <w:rPr>
-          <w:rFonts w:ascii="Times New Roman" w:eastAsia="標楷體" w:hAnsi="Times New Roman"/>
+          <w:rFonts w:ascii="Times New Roman" w:eastAsia="標楷體" w:hAnsi="Times New Roman" w:hint="eastAsia"/>
           <w:b/>
           <w:bCs/>
           <w:sz w:val="32"/>
           <w:szCs w:val="32"/>
         </w:rPr>
-        <w:t xml:space="preserve">3-3-2 </w:t>
-      </w:r>
-      <w:r>
-        <w:rPr>
-          <w:rFonts w:ascii="Times New Roman" w:eastAsia="標楷體" w:hAnsi="Times New Roman"/>
-          <w:b/>
-          <w:bCs/>
-          <w:sz w:val="32"/>
-          <w:szCs w:val="32"/>
-        </w:rPr>
-        <w:t>開發工具與技術棧</w:t>
-      </w:r>
-    </w:p>
-    <w:p>
-      <w:pPr>
-        <w:rPr>
-          <w:rFonts w:ascii="Times New Roman" w:eastAsia="標楷體" w:hAnsi="Times New Roman"/>
-        </w:rPr>
-      </w:pPr>
-      <w:r>
-        <w:rPr>
-          <w:rFonts w:ascii="Times New Roman" w:eastAsia="標楷體" w:hAnsi="Times New Roman"/>
-        </w:rPr>
-        <w:t>本專案整合了雲端</w:t>
-      </w:r>
-      <w:r>
-        <w:rPr>
-          <w:rFonts w:ascii="Times New Roman" w:eastAsia="標楷體" w:hAnsi="Times New Roman"/>
-        </w:rPr>
-        <w:t xml:space="preserve"> AI </w:t>
-      </w:r>
-      <w:r>
-        <w:rPr>
-          <w:rFonts w:ascii="Times New Roman" w:eastAsia="標楷體" w:hAnsi="Times New Roman"/>
-        </w:rPr>
-        <w:t>能力與行動端開發架構，主要工具如下表所示：</w:t>
+        <w:t>：</w:t>
       </w:r>
     </w:p>
     <w:tbl>
@@ -1291,7 +694,6 @@
                 <w:b/>
                 <w:bCs/>
               </w:rPr>
-              <w:lastRenderedPageBreak/>
               <w:t>語音技術</w:t>
             </w:r>
           </w:p>

--- a/系統文件/第3章/3-3開發標準與使用工具.docx
+++ b/系統文件/第3章/3-3開發標準與使用工具.docx
@@ -1,6 +1,6 @@
 
 <file path=word/document.xml><?xml version="1.0" encoding="utf-8"?>
-<w:document xmlns:wpc="http://schemas.microsoft.com/office/word/2010/wordprocessingCanvas" xmlns:cx="http://schemas.microsoft.com/office/drawing/2014/chartex" xmlns:cx1="http://schemas.microsoft.com/office/drawing/2015/9/8/chartex" xmlns:cx2="http://schemas.microsoft.com/office/drawing/2015/10/21/chartex" xmlns:cx3="http://schemas.microsoft.com/office/drawing/2016/5/9/chartex" xmlns:cx4="http://schemas.microsoft.com/office/drawing/2016/5/10/chartex" xmlns:cx5="http://schemas.microsoft.com/office/drawing/2016/5/11/chartex" xmlns:cx6="http://schemas.microsoft.com/office/drawing/2016/5/12/chartex" xmlns:cx7="http://schemas.microsoft.com/office/drawing/2016/5/13/chartex" xmlns:cx8="http://schemas.microsoft.com/office/drawing/2016/5/14/chartex" xmlns:mc="http://schemas.openxmlformats.org/markup-compatibility/2006" xmlns:aink="http://schemas.microsoft.com/office/drawing/2016/ink" xmlns:am3d="http://schemas.microsoft.com/office/drawing/2017/model3d" xmlns:o="urn:schemas-microsoft-com:office:office" xmlns:oel="http://schemas.microsoft.com/office/2019/extlst" xmlns:r="http://schemas.openxmlformats.org/officeDocument/2006/relationships" xmlns:m="http://schemas.openxmlformats.org/officeDocument/2006/math" xmlns:v="urn:schemas-microsoft-com:vml" xmlns:wp14="http://schemas.microsoft.com/office/word/2010/wordprocessingDrawing" xmlns:wp="http://schemas.openxmlformats.org/drawingml/2006/wordprocessingDrawing" xmlns:w10="urn:schemas-microsoft-com:office:word" xmlns:w="http://schemas.openxmlformats.org/wordprocessingml/2006/main" xmlns:w14="http://schemas.microsoft.com/office/word/2010/wordml" xmlns:w15="http://schemas.microsoft.com/office/word/2012/wordml" xmlns:w16cex="http://schemas.microsoft.com/office/word/2018/wordml/cex" xmlns:w16cid="http://schemas.microsoft.com/office/word/2016/wordml/cid" xmlns:w16="http://schemas.microsoft.com/office/word/2018/wordml" xmlns:w16sdtdh="http://schemas.microsoft.com/office/word/2020/wordml/sdtdatahash" xmlns:w16se="http://schemas.microsoft.com/office/word/2015/wordml/symex" xmlns:wpg="http://schemas.microsoft.com/office/word/2010/wordprocessingGroup" xmlns:wpi="http://schemas.microsoft.com/office/word/2010/wordprocessingInk" xmlns:wne="http://schemas.microsoft.com/office/word/2006/wordml" xmlns:wps="http://schemas.microsoft.com/office/word/2010/wordprocessingShape" mc:Ignorable="w14 w15 w16se w16cid w16 w16cex w16sdtdh wp14">
+<w:document xmlns:wpc="http://schemas.microsoft.com/office/word/2010/wordprocessingCanvas" xmlns:cx="http://schemas.microsoft.com/office/drawing/2014/chartex" xmlns:cx1="http://schemas.microsoft.com/office/drawing/2015/9/8/chartex" xmlns:cx2="http://schemas.microsoft.com/office/drawing/2015/10/21/chartex" xmlns:cx3="http://schemas.microsoft.com/office/drawing/2016/5/9/chartex" xmlns:cx4="http://schemas.microsoft.com/office/drawing/2016/5/10/chartex" xmlns:cx5="http://schemas.microsoft.com/office/drawing/2016/5/11/chartex" xmlns:cx6="http://schemas.microsoft.com/office/drawing/2016/5/12/chartex" xmlns:cx7="http://schemas.microsoft.com/office/drawing/2016/5/13/chartex" xmlns:cx8="http://schemas.microsoft.com/office/drawing/2016/5/14/chartex" xmlns:mc="http://schemas.openxmlformats.org/markup-compatibility/2006" xmlns:aink="http://schemas.microsoft.com/office/drawing/2016/ink" xmlns:am3d="http://schemas.microsoft.com/office/drawing/2017/model3d" xmlns:o="urn:schemas-microsoft-com:office:office" xmlns:r="http://schemas.openxmlformats.org/officeDocument/2006/relationships" xmlns:m="http://schemas.openxmlformats.org/officeDocument/2006/math" xmlns:v="urn:schemas-microsoft-com:vml" xmlns:wp14="http://schemas.microsoft.com/office/word/2010/wordprocessingDrawing" xmlns:wp="http://schemas.openxmlformats.org/drawingml/2006/wordprocessingDrawing" xmlns:w10="urn:schemas-microsoft-com:office:word" xmlns:w="http://schemas.openxmlformats.org/wordprocessingml/2006/main" xmlns:w14="http://schemas.microsoft.com/office/word/2010/wordml" xmlns:w15="http://schemas.microsoft.com/office/word/2012/wordml" xmlns:w16cex="http://schemas.microsoft.com/office/word/2018/wordml/cex" xmlns:w16cid="http://schemas.microsoft.com/office/word/2016/wordml/cid" xmlns:w16="http://schemas.microsoft.com/office/word/2018/wordml" xmlns:w16sdtdh="http://schemas.microsoft.com/office/word/2020/wordml/sdtdatahash" xmlns:w16se="http://schemas.microsoft.com/office/word/2015/wordml/symex" xmlns:wpg="http://schemas.microsoft.com/office/word/2010/wordprocessingGroup" xmlns:wpi="http://schemas.microsoft.com/office/word/2010/wordprocessingInk" xmlns:wne="http://schemas.microsoft.com/office/word/2006/wordml" xmlns:wps="http://schemas.microsoft.com/office/word/2010/wordprocessingShape" mc:Ignorable="w14 w15 w16se w16cid w16 w16cex w16sdtdh wp14">
   <w:body>
     <w:p>
       <w:pPr>
@@ -75,7 +75,7 @@
         <w:pStyle w:val="a8"/>
         <w:ind w:leftChars="0" w:left="360"/>
         <w:rPr>
-          <w:rFonts w:ascii="Times New Roman" w:eastAsia="標楷體" w:hAnsi="Times New Roman" w:hint="eastAsia"/>
+          <w:rFonts w:ascii="Times New Roman" w:eastAsia="標楷體" w:hAnsi="Times New Roman"/>
           <w:b/>
           <w:bCs/>
           <w:sz w:val="32"/>
@@ -122,8 +122,9 @@
     </w:p>
     <w:tbl>
       <w:tblPr>
-        <w:tblW w:w="0" w:type="auto"/>
+        <w:tblW w:w="9073" w:type="dxa"/>
         <w:tblCellSpacing w:w="15" w:type="dxa"/>
+        <w:tblInd w:w="-434" w:type="dxa"/>
         <w:tblCellMar>
           <w:left w:w="0" w:type="dxa"/>
           <w:right w:w="0" w:type="dxa"/>
@@ -131,9 +132,9 @@
         <w:tblLook w:val="04A0" w:firstRow="1" w:lastRow="0" w:firstColumn="1" w:lastColumn="0" w:noHBand="0" w:noVBand="1"/>
       </w:tblPr>
       <w:tblGrid>
-        <w:gridCol w:w="1469"/>
-        <w:gridCol w:w="2689"/>
-        <w:gridCol w:w="4132"/>
+        <w:gridCol w:w="1541"/>
+        <w:gridCol w:w="2802"/>
+        <w:gridCol w:w="4730"/>
       </w:tblGrid>
       <w:tr>
         <w:trPr>
@@ -226,7 +227,7 @@
         </w:tc>
         <w:tc>
           <w:tcPr>
-            <w:tcW w:w="0" w:type="auto"/>
+            <w:tcW w:w="4685" w:type="dxa"/>
             <w:tcBorders>
               <w:top w:val="single" w:sz="6" w:space="0" w:color="auto"/>
               <w:left w:val="single" w:sz="6" w:space="0" w:color="auto"/>
@@ -333,7 +334,7 @@
         </w:tc>
         <w:tc>
           <w:tcPr>
-            <w:tcW w:w="0" w:type="auto"/>
+            <w:tcW w:w="4685" w:type="dxa"/>
             <w:tcBorders>
               <w:top w:val="single" w:sz="6" w:space="0" w:color="auto"/>
               <w:left w:val="single" w:sz="6" w:space="0" w:color="auto"/>
@@ -496,7 +497,7 @@
         </w:tc>
         <w:tc>
           <w:tcPr>
-            <w:tcW w:w="0" w:type="auto"/>
+            <w:tcW w:w="4685" w:type="dxa"/>
             <w:tcBorders>
               <w:top w:val="single" w:sz="6" w:space="0" w:color="auto"/>
               <w:left w:val="single" w:sz="6" w:space="0" w:color="auto"/>
@@ -629,7 +630,7 @@
         </w:tc>
         <w:tc>
           <w:tcPr>
-            <w:tcW w:w="0" w:type="auto"/>
+            <w:tcW w:w="4685" w:type="dxa"/>
             <w:tcBorders>
               <w:top w:val="single" w:sz="6" w:space="0" w:color="auto"/>
               <w:left w:val="single" w:sz="6" w:space="0" w:color="auto"/>
@@ -734,7 +735,7 @@
         </w:tc>
         <w:tc>
           <w:tcPr>
-            <w:tcW w:w="0" w:type="auto"/>
+            <w:tcW w:w="4685" w:type="dxa"/>
             <w:tcBorders>
               <w:top w:val="single" w:sz="6" w:space="0" w:color="auto"/>
               <w:left w:val="single" w:sz="6" w:space="0" w:color="auto"/>
@@ -857,7 +858,7 @@
         </w:tc>
         <w:tc>
           <w:tcPr>
-            <w:tcW w:w="0" w:type="auto"/>
+            <w:tcW w:w="4685" w:type="dxa"/>
             <w:tcBorders>
               <w:top w:val="single" w:sz="6" w:space="0" w:color="auto"/>
               <w:left w:val="single" w:sz="6" w:space="0" w:color="auto"/>
@@ -962,7 +963,7 @@
         </w:tc>
         <w:tc>
           <w:tcPr>
-            <w:tcW w:w="0" w:type="auto"/>
+            <w:tcW w:w="4685" w:type="dxa"/>
             <w:tcBorders>
               <w:top w:val="single" w:sz="6" w:space="0" w:color="auto"/>
               <w:left w:val="single" w:sz="6" w:space="0" w:color="auto"/>
@@ -1097,7 +1098,7 @@
         </w:tc>
         <w:tc>
           <w:tcPr>
-            <w:tcW w:w="0" w:type="auto"/>
+            <w:tcW w:w="4685" w:type="dxa"/>
             <w:tcBorders>
               <w:top w:val="single" w:sz="6" w:space="0" w:color="auto"/>
               <w:left w:val="single" w:sz="6" w:space="0" w:color="auto"/>
@@ -1202,7 +1203,7 @@
         </w:tc>
         <w:tc>
           <w:tcPr>
-            <w:tcW w:w="0" w:type="auto"/>
+            <w:tcW w:w="4685" w:type="dxa"/>
             <w:tcBorders>
               <w:top w:val="single" w:sz="6" w:space="0" w:color="auto"/>
               <w:left w:val="single" w:sz="6" w:space="0" w:color="auto"/>
@@ -1283,7 +1284,7 @@
 </file>
 
 <file path=word/endnotes.xml><?xml version="1.0" encoding="utf-8"?>
-<w:endnotes xmlns:wpc="http://schemas.microsoft.com/office/word/2010/wordprocessingCanvas" xmlns:cx="http://schemas.microsoft.com/office/drawing/2014/chartex" xmlns:cx1="http://schemas.microsoft.com/office/drawing/2015/9/8/chartex" xmlns:cx2="http://schemas.microsoft.com/office/drawing/2015/10/21/chartex" xmlns:cx3="http://schemas.microsoft.com/office/drawing/2016/5/9/chartex" xmlns:cx4="http://schemas.microsoft.com/office/drawing/2016/5/10/chartex" xmlns:cx5="http://schemas.microsoft.com/office/drawing/2016/5/11/chartex" xmlns:cx6="http://schemas.microsoft.com/office/drawing/2016/5/12/chartex" xmlns:cx7="http://schemas.microsoft.com/office/drawing/2016/5/13/chartex" xmlns:cx8="http://schemas.microsoft.com/office/drawing/2016/5/14/chartex" xmlns:mc="http://schemas.openxmlformats.org/markup-compatibility/2006" xmlns:aink="http://schemas.microsoft.com/office/drawing/2016/ink" xmlns:am3d="http://schemas.microsoft.com/office/drawing/2017/model3d" xmlns:o="urn:schemas-microsoft-com:office:office" xmlns:oel="http://schemas.microsoft.com/office/2019/extlst" xmlns:r="http://schemas.openxmlformats.org/officeDocument/2006/relationships" xmlns:m="http://schemas.openxmlformats.org/officeDocument/2006/math" xmlns:v="urn:schemas-microsoft-com:vml" xmlns:wp14="http://schemas.microsoft.com/office/word/2010/wordprocessingDrawing" xmlns:wp="http://schemas.openxmlformats.org/drawingml/2006/wordprocessingDrawing" xmlns:w10="urn:schemas-microsoft-com:office:word" xmlns:w="http://schemas.openxmlformats.org/wordprocessingml/2006/main" xmlns:w14="http://schemas.microsoft.com/office/word/2010/wordml" xmlns:w15="http://schemas.microsoft.com/office/word/2012/wordml" xmlns:w16cex="http://schemas.microsoft.com/office/word/2018/wordml/cex" xmlns:w16cid="http://schemas.microsoft.com/office/word/2016/wordml/cid" xmlns:w16="http://schemas.microsoft.com/office/word/2018/wordml" xmlns:w16sdtdh="http://schemas.microsoft.com/office/word/2020/wordml/sdtdatahash" xmlns:w16se="http://schemas.microsoft.com/office/word/2015/wordml/symex" xmlns:wpg="http://schemas.microsoft.com/office/word/2010/wordprocessingGroup" xmlns:wpi="http://schemas.microsoft.com/office/word/2010/wordprocessingInk" xmlns:wne="http://schemas.microsoft.com/office/word/2006/wordml" xmlns:wps="http://schemas.microsoft.com/office/word/2010/wordprocessingShape" mc:Ignorable="w14 w15 w16se w16cid w16 w16cex w16sdtdh wp14">
+<w:endnotes xmlns:wpc="http://schemas.microsoft.com/office/word/2010/wordprocessingCanvas" xmlns:cx="http://schemas.microsoft.com/office/drawing/2014/chartex" xmlns:cx1="http://schemas.microsoft.com/office/drawing/2015/9/8/chartex" xmlns:cx2="http://schemas.microsoft.com/office/drawing/2015/10/21/chartex" xmlns:cx3="http://schemas.microsoft.com/office/drawing/2016/5/9/chartex" xmlns:cx4="http://schemas.microsoft.com/office/drawing/2016/5/10/chartex" xmlns:cx5="http://schemas.microsoft.com/office/drawing/2016/5/11/chartex" xmlns:cx6="http://schemas.microsoft.com/office/drawing/2016/5/12/chartex" xmlns:cx7="http://schemas.microsoft.com/office/drawing/2016/5/13/chartex" xmlns:cx8="http://schemas.microsoft.com/office/drawing/2016/5/14/chartex" xmlns:mc="http://schemas.openxmlformats.org/markup-compatibility/2006" xmlns:aink="http://schemas.microsoft.com/office/drawing/2016/ink" xmlns:am3d="http://schemas.microsoft.com/office/drawing/2017/model3d" xmlns:o="urn:schemas-microsoft-com:office:office" xmlns:r="http://schemas.openxmlformats.org/officeDocument/2006/relationships" xmlns:m="http://schemas.openxmlformats.org/officeDocument/2006/math" xmlns:v="urn:schemas-microsoft-com:vml" xmlns:wp14="http://schemas.microsoft.com/office/word/2010/wordprocessingDrawing" xmlns:wp="http://schemas.openxmlformats.org/drawingml/2006/wordprocessingDrawing" xmlns:w10="urn:schemas-microsoft-com:office:word" xmlns:w="http://schemas.openxmlformats.org/wordprocessingml/2006/main" xmlns:w14="http://schemas.microsoft.com/office/word/2010/wordml" xmlns:w15="http://schemas.microsoft.com/office/word/2012/wordml" xmlns:w16cex="http://schemas.microsoft.com/office/word/2018/wordml/cex" xmlns:w16cid="http://schemas.microsoft.com/office/word/2016/wordml/cid" xmlns:w16="http://schemas.microsoft.com/office/word/2018/wordml" xmlns:w16sdtdh="http://schemas.microsoft.com/office/word/2020/wordml/sdtdatahash" xmlns:w16se="http://schemas.microsoft.com/office/word/2015/wordml/symex" xmlns:wpg="http://schemas.microsoft.com/office/word/2010/wordprocessingGroup" xmlns:wpi="http://schemas.microsoft.com/office/word/2010/wordprocessingInk" xmlns:wne="http://schemas.microsoft.com/office/word/2006/wordml" xmlns:wps="http://schemas.microsoft.com/office/word/2010/wordprocessingShape" mc:Ignorable="w14 w15 w16se w16cid w16 w16cex w16sdtdh wp14">
   <w:endnote w:type="separator" w:id="-1">
     <w:p>
       <w:r>
@@ -1302,7 +1303,7 @@
 </file>
 
 <file path=word/footnotes.xml><?xml version="1.0" encoding="utf-8"?>
-<w:footnotes xmlns:wpc="http://schemas.microsoft.com/office/word/2010/wordprocessingCanvas" xmlns:cx="http://schemas.microsoft.com/office/drawing/2014/chartex" xmlns:cx1="http://schemas.microsoft.com/office/drawing/2015/9/8/chartex" xmlns:cx2="http://schemas.microsoft.com/office/drawing/2015/10/21/chartex" xmlns:cx3="http://schemas.microsoft.com/office/drawing/2016/5/9/chartex" xmlns:cx4="http://schemas.microsoft.com/office/drawing/2016/5/10/chartex" xmlns:cx5="http://schemas.microsoft.com/office/drawing/2016/5/11/chartex" xmlns:cx6="http://schemas.microsoft.com/office/drawing/2016/5/12/chartex" xmlns:cx7="http://schemas.microsoft.com/office/drawing/2016/5/13/chartex" xmlns:cx8="http://schemas.microsoft.com/office/drawing/2016/5/14/chartex" xmlns:mc="http://schemas.openxmlformats.org/markup-compatibility/2006" xmlns:aink="http://schemas.microsoft.com/office/drawing/2016/ink" xmlns:am3d="http://schemas.microsoft.com/office/drawing/2017/model3d" xmlns:o="urn:schemas-microsoft-com:office:office" xmlns:oel="http://schemas.microsoft.com/office/2019/extlst" xmlns:r="http://schemas.openxmlformats.org/officeDocument/2006/relationships" xmlns:m="http://schemas.openxmlformats.org/officeDocument/2006/math" xmlns:v="urn:schemas-microsoft-com:vml" xmlns:wp14="http://schemas.microsoft.com/office/word/2010/wordprocessingDrawing" xmlns:wp="http://schemas.openxmlformats.org/drawingml/2006/wordprocessingDrawing" xmlns:w10="urn:schemas-microsoft-com:office:word" xmlns:w="http://schemas.openxmlformats.org/wordprocessingml/2006/main" xmlns:w14="http://schemas.microsoft.com/office/word/2010/wordml" xmlns:w15="http://schemas.microsoft.com/office/word/2012/wordml" xmlns:w16cex="http://schemas.microsoft.com/office/word/2018/wordml/cex" xmlns:w16cid="http://schemas.microsoft.com/office/word/2016/wordml/cid" xmlns:w16="http://schemas.microsoft.com/office/word/2018/wordml" xmlns:w16sdtdh="http://schemas.microsoft.com/office/word/2020/wordml/sdtdatahash" xmlns:w16se="http://schemas.microsoft.com/office/word/2015/wordml/symex" xmlns:wpg="http://schemas.microsoft.com/office/word/2010/wordprocessingGroup" xmlns:wpi="http://schemas.microsoft.com/office/word/2010/wordprocessingInk" xmlns:wne="http://schemas.microsoft.com/office/word/2006/wordml" xmlns:wps="http://schemas.microsoft.com/office/word/2010/wordprocessingShape" mc:Ignorable="w14 w15 w16se w16cid w16 w16cex w16sdtdh wp14">
+<w:footnotes xmlns:wpc="http://schemas.microsoft.com/office/word/2010/wordprocessingCanvas" xmlns:cx="http://schemas.microsoft.com/office/drawing/2014/chartex" xmlns:cx1="http://schemas.microsoft.com/office/drawing/2015/9/8/chartex" xmlns:cx2="http://schemas.microsoft.com/office/drawing/2015/10/21/chartex" xmlns:cx3="http://schemas.microsoft.com/office/drawing/2016/5/9/chartex" xmlns:cx4="http://schemas.microsoft.com/office/drawing/2016/5/10/chartex" xmlns:cx5="http://schemas.microsoft.com/office/drawing/2016/5/11/chartex" xmlns:cx6="http://schemas.microsoft.com/office/drawing/2016/5/12/chartex" xmlns:cx7="http://schemas.microsoft.com/office/drawing/2016/5/13/chartex" xmlns:cx8="http://schemas.microsoft.com/office/drawing/2016/5/14/chartex" xmlns:mc="http://schemas.openxmlformats.org/markup-compatibility/2006" xmlns:aink="http://schemas.microsoft.com/office/drawing/2016/ink" xmlns:am3d="http://schemas.microsoft.com/office/drawing/2017/model3d" xmlns:o="urn:schemas-microsoft-com:office:office" xmlns:r="http://schemas.openxmlformats.org/officeDocument/2006/relationships" xmlns:m="http://schemas.openxmlformats.org/officeDocument/2006/math" xmlns:v="urn:schemas-microsoft-com:vml" xmlns:wp14="http://schemas.microsoft.com/office/word/2010/wordprocessingDrawing" xmlns:wp="http://schemas.openxmlformats.org/drawingml/2006/wordprocessingDrawing" xmlns:w10="urn:schemas-microsoft-com:office:word" xmlns:w="http://schemas.openxmlformats.org/wordprocessingml/2006/main" xmlns:w14="http://schemas.microsoft.com/office/word/2010/wordml" xmlns:w15="http://schemas.microsoft.com/office/word/2012/wordml" xmlns:w16cex="http://schemas.microsoft.com/office/word/2018/wordml/cex" xmlns:w16cid="http://schemas.microsoft.com/office/word/2016/wordml/cid" xmlns:w16="http://schemas.microsoft.com/office/word/2018/wordml" xmlns:w16sdtdh="http://schemas.microsoft.com/office/word/2020/wordml/sdtdatahash" xmlns:w16se="http://schemas.microsoft.com/office/word/2015/wordml/symex" xmlns:wpg="http://schemas.microsoft.com/office/word/2010/wordprocessingGroup" xmlns:wpi="http://schemas.microsoft.com/office/word/2010/wordprocessingInk" xmlns:wne="http://schemas.microsoft.com/office/word/2006/wordml" xmlns:wps="http://schemas.microsoft.com/office/word/2010/wordprocessingShape" mc:Ignorable="w14 w15 w16se w16cid w16 w16cex w16sdtdh wp14">
   <w:footnote w:type="separator" w:id="-1">
     <w:p>
       <w:r>
@@ -1321,7 +1322,7 @@
 </file>
 
 <file path=word/numbering.xml><?xml version="1.0" encoding="utf-8"?>
-<w:numbering xmlns:wpc="http://schemas.microsoft.com/office/word/2010/wordprocessingCanvas" xmlns:cx="http://schemas.microsoft.com/office/drawing/2014/chartex" xmlns:cx1="http://schemas.microsoft.com/office/drawing/2015/9/8/chartex" xmlns:cx2="http://schemas.microsoft.com/office/drawing/2015/10/21/chartex" xmlns:cx3="http://schemas.microsoft.com/office/drawing/2016/5/9/chartex" xmlns:cx4="http://schemas.microsoft.com/office/drawing/2016/5/10/chartex" xmlns:cx5="http://schemas.microsoft.com/office/drawing/2016/5/11/chartex" xmlns:cx6="http://schemas.microsoft.com/office/drawing/2016/5/12/chartex" xmlns:cx7="http://schemas.microsoft.com/office/drawing/2016/5/13/chartex" xmlns:cx8="http://schemas.microsoft.com/office/drawing/2016/5/14/chartex" xmlns:mc="http://schemas.openxmlformats.org/markup-compatibility/2006" xmlns:aink="http://schemas.microsoft.com/office/drawing/2016/ink" xmlns:am3d="http://schemas.microsoft.com/office/drawing/2017/model3d" xmlns:o="urn:schemas-microsoft-com:office:office" xmlns:oel="http://schemas.microsoft.com/office/2019/extlst" xmlns:r="http://schemas.openxmlformats.org/officeDocument/2006/relationships" xmlns:m="http://schemas.openxmlformats.org/officeDocument/2006/math" xmlns:v="urn:schemas-microsoft-com:vml" xmlns:wp14="http://schemas.microsoft.com/office/word/2010/wordprocessingDrawing" xmlns:wp="http://schemas.openxmlformats.org/drawingml/2006/wordprocessingDrawing" xmlns:w10="urn:schemas-microsoft-com:office:word" xmlns:w="http://schemas.openxmlformats.org/wordprocessingml/2006/main" xmlns:w14="http://schemas.microsoft.com/office/word/2010/wordml" xmlns:w15="http://schemas.microsoft.com/office/word/2012/wordml" xmlns:w16cex="http://schemas.microsoft.com/office/word/2018/wordml/cex" xmlns:w16cid="http://schemas.microsoft.com/office/word/2016/wordml/cid" xmlns:w16="http://schemas.microsoft.com/office/word/2018/wordml" xmlns:w16sdtdh="http://schemas.microsoft.com/office/word/2020/wordml/sdtdatahash" xmlns:w16se="http://schemas.microsoft.com/office/word/2015/wordml/symex" xmlns:wpg="http://schemas.microsoft.com/office/word/2010/wordprocessingGroup" xmlns:wpi="http://schemas.microsoft.com/office/word/2010/wordprocessingInk" xmlns:wne="http://schemas.microsoft.com/office/word/2006/wordml" xmlns:wps="http://schemas.microsoft.com/office/word/2010/wordprocessingShape" mc:Ignorable="w14 w15 w16se w16cid w16 w16cex w16sdtdh wp14">
+<w:numbering xmlns:wpc="http://schemas.microsoft.com/office/word/2010/wordprocessingCanvas" xmlns:cx="http://schemas.microsoft.com/office/drawing/2014/chartex" xmlns:cx1="http://schemas.microsoft.com/office/drawing/2015/9/8/chartex" xmlns:cx2="http://schemas.microsoft.com/office/drawing/2015/10/21/chartex" xmlns:cx3="http://schemas.microsoft.com/office/drawing/2016/5/9/chartex" xmlns:cx4="http://schemas.microsoft.com/office/drawing/2016/5/10/chartex" xmlns:cx5="http://schemas.microsoft.com/office/drawing/2016/5/11/chartex" xmlns:cx6="http://schemas.microsoft.com/office/drawing/2016/5/12/chartex" xmlns:cx7="http://schemas.microsoft.com/office/drawing/2016/5/13/chartex" xmlns:cx8="http://schemas.microsoft.com/office/drawing/2016/5/14/chartex" xmlns:mc="http://schemas.openxmlformats.org/markup-compatibility/2006" xmlns:aink="http://schemas.microsoft.com/office/drawing/2016/ink" xmlns:am3d="http://schemas.microsoft.com/office/drawing/2017/model3d" xmlns:o="urn:schemas-microsoft-com:office:office" xmlns:r="http://schemas.openxmlformats.org/officeDocument/2006/relationships" xmlns:m="http://schemas.openxmlformats.org/officeDocument/2006/math" xmlns:v="urn:schemas-microsoft-com:vml" xmlns:wp14="http://schemas.microsoft.com/office/word/2010/wordprocessingDrawing" xmlns:wp="http://schemas.openxmlformats.org/drawingml/2006/wordprocessingDrawing" xmlns:w10="urn:schemas-microsoft-com:office:word" xmlns:w="http://schemas.openxmlformats.org/wordprocessingml/2006/main" xmlns:w14="http://schemas.microsoft.com/office/word/2010/wordml" xmlns:w15="http://schemas.microsoft.com/office/word/2012/wordml" xmlns:w16cex="http://schemas.microsoft.com/office/word/2018/wordml/cex" xmlns:w16cid="http://schemas.microsoft.com/office/word/2016/wordml/cid" xmlns:w16="http://schemas.microsoft.com/office/word/2018/wordml" xmlns:w16sdtdh="http://schemas.microsoft.com/office/word/2020/wordml/sdtdatahash" xmlns:w16se="http://schemas.microsoft.com/office/word/2015/wordml/symex" xmlns:wpg="http://schemas.microsoft.com/office/word/2010/wordprocessingGroup" xmlns:wpi="http://schemas.microsoft.com/office/word/2010/wordprocessingInk" xmlns:wne="http://schemas.microsoft.com/office/word/2006/wordml" xmlns:wps="http://schemas.microsoft.com/office/word/2010/wordprocessingShape" mc:Ignorable="w14 w15 w16se w16cid w16 w16cex w16sdtdh wp14">
   <w:abstractNum w:abstractNumId="0" w15:restartNumberingAfterBreak="0">
     <w:nsid w:val="03B30A1B"/>
     <w:multiLevelType w:val="multilevel"/>
@@ -1935,19 +1936,19 @@
       </w:rPr>
     </w:lvl>
   </w:abstractNum>
-  <w:num w:numId="1" w16cid:durableId="440608215">
+  <w:num w:numId="1">
     <w:abstractNumId w:val="4"/>
   </w:num>
-  <w:num w:numId="2" w16cid:durableId="799300331">
+  <w:num w:numId="2">
     <w:abstractNumId w:val="0"/>
   </w:num>
-  <w:num w:numId="3" w16cid:durableId="514030787">
+  <w:num w:numId="3">
     <w:abstractNumId w:val="3"/>
   </w:num>
-  <w:num w:numId="4" w16cid:durableId="1497040467">
+  <w:num w:numId="4">
     <w:abstractNumId w:val="1"/>
   </w:num>
-  <w:num w:numId="5" w16cid:durableId="1581327585">
+  <w:num w:numId="5">
     <w:abstractNumId w:val="2"/>
   </w:num>
 </w:numbering>

--- a/系統文件/第3章/3-3開發標準與使用工具.docx
+++ b/系統文件/第3章/3-3開發標準與使用工具.docx
@@ -75,7 +75,7 @@
         <w:pStyle w:val="a8"/>
         <w:ind w:leftChars="0" w:left="360"/>
         <w:rPr>
-          <w:rFonts w:ascii="Times New Roman" w:eastAsia="標楷體" w:hAnsi="Times New Roman" w:hint="eastAsia"/>
+          <w:rFonts w:ascii="Times New Roman" w:eastAsia="標楷體" w:hAnsi="Times New Roman"/>
           <w:b/>
           <w:bCs/>
           <w:sz w:val="32"/>
@@ -83,6 +83,1172 @@
         </w:rPr>
       </w:pPr>
     </w:p>
+    <w:tbl>
+      <w:tblPr>
+        <w:tblpPr w:leftFromText="180" w:rightFromText="180" w:vertAnchor="text" w:horzAnchor="margin" w:tblpY="1481"/>
+        <w:tblW w:w="9348" w:type="dxa"/>
+        <w:tblCellSpacing w:w="15" w:type="dxa"/>
+        <w:tblCellMar>
+          <w:left w:w="0" w:type="dxa"/>
+          <w:right w:w="0" w:type="dxa"/>
+        </w:tblCellMar>
+        <w:tblLook w:val="04A0" w:firstRow="1" w:lastRow="0" w:firstColumn="1" w:lastColumn="0" w:noHBand="0" w:noVBand="1"/>
+      </w:tblPr>
+      <w:tblGrid>
+        <w:gridCol w:w="1835"/>
+        <w:gridCol w:w="2422"/>
+        <w:gridCol w:w="5091"/>
+      </w:tblGrid>
+      <w:tr>
+        <w:trPr>
+          <w:tblHeader/>
+          <w:tblCellSpacing w:w="15" w:type="dxa"/>
+        </w:trPr>
+        <w:tc>
+          <w:tcPr>
+            <w:tcW w:w="1790" w:type="dxa"/>
+            <w:tcBorders>
+              <w:top w:val="single" w:sz="6" w:space="0" w:color="auto"/>
+              <w:left w:val="single" w:sz="6" w:space="0" w:color="auto"/>
+              <w:bottom w:val="single" w:sz="6" w:space="0" w:color="auto"/>
+              <w:right w:val="single" w:sz="6" w:space="0" w:color="auto"/>
+            </w:tcBorders>
+            <w:tcMar>
+              <w:top w:w="240" w:type="dxa"/>
+              <w:left w:w="0" w:type="dxa"/>
+              <w:bottom w:w="240" w:type="dxa"/>
+              <w:right w:w="180" w:type="dxa"/>
+            </w:tcMar>
+            <w:vAlign w:val="center"/>
+            <w:hideMark/>
+          </w:tcPr>
+          <w:p>
+            <w:pPr>
+              <w:jc w:val="center"/>
+              <w:rPr>
+                <w:rFonts w:ascii="Times New Roman" w:eastAsia="標楷體" w:hAnsi="Times New Roman"/>
+              </w:rPr>
+            </w:pPr>
+            <w:r>
+              <w:rPr>
+                <w:rFonts w:ascii="Times New Roman" w:eastAsia="標楷體" w:hAnsi="Times New Roman"/>
+                <w:b/>
+                <w:bCs/>
+              </w:rPr>
+              <w:t>類別</w:t>
+            </w:r>
+          </w:p>
+        </w:tc>
+        <w:tc>
+          <w:tcPr>
+            <w:tcW w:w="2392" w:type="dxa"/>
+            <w:tcBorders>
+              <w:top w:val="single" w:sz="6" w:space="0" w:color="auto"/>
+              <w:left w:val="single" w:sz="6" w:space="0" w:color="auto"/>
+              <w:bottom w:val="single" w:sz="6" w:space="0" w:color="auto"/>
+              <w:right w:val="single" w:sz="6" w:space="0" w:color="auto"/>
+            </w:tcBorders>
+            <w:tcMar>
+              <w:top w:w="240" w:type="dxa"/>
+              <w:left w:w="0" w:type="dxa"/>
+              <w:bottom w:w="240" w:type="dxa"/>
+              <w:right w:w="180" w:type="dxa"/>
+            </w:tcMar>
+            <w:vAlign w:val="center"/>
+            <w:hideMark/>
+          </w:tcPr>
+          <w:p>
+            <w:pPr>
+              <w:jc w:val="center"/>
+              <w:rPr>
+                <w:rFonts w:ascii="Times New Roman" w:eastAsia="標楷體" w:hAnsi="Times New Roman"/>
+              </w:rPr>
+            </w:pPr>
+            <w:r>
+              <w:rPr>
+                <w:rFonts w:ascii="Times New Roman" w:eastAsia="標楷體" w:hAnsi="Times New Roman"/>
+                <w:b/>
+                <w:bCs/>
+              </w:rPr>
+              <w:t>使用工具</w:t>
+            </w:r>
+            <w:r>
+              <w:rPr>
+                <w:rFonts w:ascii="Times New Roman" w:eastAsia="標楷體" w:hAnsi="Times New Roman"/>
+                <w:b/>
+                <w:bCs/>
+              </w:rPr>
+              <w:t xml:space="preserve"> / </w:t>
+            </w:r>
+            <w:r>
+              <w:rPr>
+                <w:rFonts w:ascii="Times New Roman" w:eastAsia="標楷體" w:hAnsi="Times New Roman"/>
+                <w:b/>
+                <w:bCs/>
+              </w:rPr>
+              <w:t>技術</w:t>
+            </w:r>
+          </w:p>
+        </w:tc>
+        <w:tc>
+          <w:tcPr>
+            <w:tcW w:w="5046" w:type="dxa"/>
+            <w:tcBorders>
+              <w:top w:val="single" w:sz="6" w:space="0" w:color="auto"/>
+              <w:left w:val="single" w:sz="6" w:space="0" w:color="auto"/>
+              <w:bottom w:val="single" w:sz="6" w:space="0" w:color="auto"/>
+              <w:right w:val="single" w:sz="6" w:space="0" w:color="auto"/>
+            </w:tcBorders>
+            <w:tcMar>
+              <w:top w:w="240" w:type="dxa"/>
+              <w:left w:w="0" w:type="dxa"/>
+              <w:bottom w:w="240" w:type="dxa"/>
+              <w:right w:w="0" w:type="dxa"/>
+            </w:tcMar>
+            <w:vAlign w:val="center"/>
+            <w:hideMark/>
+          </w:tcPr>
+          <w:p>
+            <w:pPr>
+              <w:jc w:val="center"/>
+              <w:rPr>
+                <w:rFonts w:ascii="Times New Roman" w:eastAsia="標楷體" w:hAnsi="Times New Roman"/>
+              </w:rPr>
+            </w:pPr>
+            <w:r>
+              <w:rPr>
+                <w:rFonts w:ascii="Times New Roman" w:eastAsia="標楷體" w:hAnsi="Times New Roman"/>
+                <w:b/>
+                <w:bCs/>
+              </w:rPr>
+              <w:t>用途說明</w:t>
+            </w:r>
+          </w:p>
+        </w:tc>
+      </w:tr>
+      <w:tr>
+        <w:trPr>
+          <w:tblCellSpacing w:w="15" w:type="dxa"/>
+        </w:trPr>
+        <w:tc>
+          <w:tcPr>
+            <w:tcW w:w="1790" w:type="dxa"/>
+            <w:tcBorders>
+              <w:top w:val="single" w:sz="6" w:space="0" w:color="auto"/>
+              <w:left w:val="single" w:sz="6" w:space="0" w:color="auto"/>
+              <w:bottom w:val="single" w:sz="6" w:space="0" w:color="auto"/>
+              <w:right w:val="single" w:sz="6" w:space="0" w:color="auto"/>
+            </w:tcBorders>
+            <w:tcMar>
+              <w:top w:w="240" w:type="dxa"/>
+              <w:left w:w="0" w:type="dxa"/>
+              <w:bottom w:w="240" w:type="dxa"/>
+              <w:right w:w="180" w:type="dxa"/>
+            </w:tcMar>
+            <w:vAlign w:val="center"/>
+            <w:hideMark/>
+          </w:tcPr>
+          <w:p>
+            <w:pPr>
+              <w:jc w:val="center"/>
+              <w:rPr>
+                <w:rFonts w:ascii="Times New Roman" w:eastAsia="標楷體" w:hAnsi="Times New Roman"/>
+              </w:rPr>
+            </w:pPr>
+            <w:r>
+              <w:rPr>
+                <w:rFonts w:ascii="Times New Roman" w:eastAsia="標楷體" w:hAnsi="Times New Roman"/>
+                <w:b/>
+                <w:bCs/>
+              </w:rPr>
+              <w:t>行動端開發</w:t>
+            </w:r>
+          </w:p>
+        </w:tc>
+        <w:tc>
+          <w:tcPr>
+            <w:tcW w:w="2392" w:type="dxa"/>
+            <w:tcBorders>
+              <w:top w:val="single" w:sz="6" w:space="0" w:color="auto"/>
+              <w:left w:val="single" w:sz="6" w:space="0" w:color="auto"/>
+              <w:bottom w:val="single" w:sz="6" w:space="0" w:color="auto"/>
+              <w:right w:val="single" w:sz="6" w:space="0" w:color="auto"/>
+            </w:tcBorders>
+            <w:tcMar>
+              <w:top w:w="240" w:type="dxa"/>
+              <w:left w:w="0" w:type="dxa"/>
+              <w:bottom w:w="240" w:type="dxa"/>
+              <w:right w:w="180" w:type="dxa"/>
+            </w:tcMar>
+            <w:vAlign w:val="center"/>
+            <w:hideMark/>
+          </w:tcPr>
+          <w:p>
+            <w:pPr>
+              <w:jc w:val="center"/>
+              <w:rPr>
+                <w:rFonts w:ascii="Times New Roman" w:eastAsia="標楷體" w:hAnsi="Times New Roman"/>
+              </w:rPr>
+            </w:pPr>
+            <w:r>
+              <w:rPr>
+                <w:rFonts w:ascii="Times New Roman" w:eastAsia="標楷體" w:hAnsi="Times New Roman"/>
+                <w:b/>
+                <w:bCs/>
+              </w:rPr>
+              <w:t>Flutter / Dart</w:t>
+            </w:r>
+          </w:p>
+        </w:tc>
+        <w:tc>
+          <w:tcPr>
+            <w:tcW w:w="5046" w:type="dxa"/>
+            <w:tcBorders>
+              <w:top w:val="single" w:sz="6" w:space="0" w:color="auto"/>
+              <w:left w:val="single" w:sz="6" w:space="0" w:color="auto"/>
+              <w:bottom w:val="single" w:sz="6" w:space="0" w:color="auto"/>
+              <w:right w:val="single" w:sz="6" w:space="0" w:color="auto"/>
+            </w:tcBorders>
+            <w:tcMar>
+              <w:top w:w="240" w:type="dxa"/>
+              <w:left w:w="0" w:type="dxa"/>
+              <w:bottom w:w="240" w:type="dxa"/>
+              <w:right w:w="0" w:type="dxa"/>
+            </w:tcMar>
+            <w:vAlign w:val="center"/>
+            <w:hideMark/>
+          </w:tcPr>
+          <w:p>
+            <w:pPr>
+              <w:jc w:val="center"/>
+              <w:rPr>
+                <w:rFonts w:ascii="Times New Roman" w:eastAsia="標楷體" w:hAnsi="Times New Roman"/>
+              </w:rPr>
+            </w:pPr>
+            <w:r>
+              <w:rPr>
+                <w:rFonts w:ascii="Times New Roman" w:eastAsia="標楷體" w:hAnsi="Times New Roman"/>
+              </w:rPr>
+              <w:t>跨平台</w:t>
+            </w:r>
+            <w:r>
+              <w:rPr>
+                <w:rFonts w:ascii="Times New Roman" w:eastAsia="標楷體" w:hAnsi="Times New Roman"/>
+              </w:rPr>
+              <w:t xml:space="preserve"> App </w:t>
+            </w:r>
+            <w:r>
+              <w:rPr>
+                <w:rFonts w:ascii="Times New Roman" w:eastAsia="標楷體" w:hAnsi="Times New Roman"/>
+              </w:rPr>
+              <w:t>開發（支援</w:t>
+            </w:r>
+            <w:r>
+              <w:rPr>
+                <w:rFonts w:ascii="Times New Roman" w:eastAsia="標楷體" w:hAnsi="Times New Roman"/>
+              </w:rPr>
+              <w:t xml:space="preserve"> Android </w:t>
+            </w:r>
+            <w:r>
+              <w:rPr>
+                <w:rFonts w:ascii="Times New Roman" w:eastAsia="標楷體" w:hAnsi="Times New Roman"/>
+              </w:rPr>
+              <w:t>優先測試）。</w:t>
+            </w:r>
+          </w:p>
+        </w:tc>
+      </w:tr>
+      <w:tr>
+        <w:trPr>
+          <w:tblCellSpacing w:w="15" w:type="dxa"/>
+        </w:trPr>
+        <w:tc>
+          <w:tcPr>
+            <w:tcW w:w="1790" w:type="dxa"/>
+            <w:tcBorders>
+              <w:top w:val="single" w:sz="6" w:space="0" w:color="auto"/>
+              <w:left w:val="single" w:sz="6" w:space="0" w:color="auto"/>
+              <w:bottom w:val="single" w:sz="6" w:space="0" w:color="auto"/>
+              <w:right w:val="single" w:sz="6" w:space="0" w:color="auto"/>
+            </w:tcBorders>
+            <w:tcMar>
+              <w:top w:w="240" w:type="dxa"/>
+              <w:left w:w="0" w:type="dxa"/>
+              <w:bottom w:w="240" w:type="dxa"/>
+              <w:right w:w="180" w:type="dxa"/>
+            </w:tcMar>
+            <w:vAlign w:val="center"/>
+            <w:hideMark/>
+          </w:tcPr>
+          <w:p>
+            <w:pPr>
+              <w:jc w:val="center"/>
+              <w:rPr>
+                <w:rFonts w:ascii="Times New Roman" w:eastAsia="標楷體" w:hAnsi="Times New Roman"/>
+              </w:rPr>
+            </w:pPr>
+            <w:r>
+              <w:rPr>
+                <w:rFonts w:ascii="Times New Roman" w:eastAsia="標楷體" w:hAnsi="Times New Roman"/>
+                <w:b/>
+                <w:bCs/>
+              </w:rPr>
+              <w:t>後端開發</w:t>
+            </w:r>
+          </w:p>
+        </w:tc>
+        <w:tc>
+          <w:tcPr>
+            <w:tcW w:w="2392" w:type="dxa"/>
+            <w:tcBorders>
+              <w:top w:val="single" w:sz="6" w:space="0" w:color="auto"/>
+              <w:left w:val="single" w:sz="6" w:space="0" w:color="auto"/>
+              <w:bottom w:val="single" w:sz="6" w:space="0" w:color="auto"/>
+              <w:right w:val="single" w:sz="6" w:space="0" w:color="auto"/>
+            </w:tcBorders>
+            <w:tcMar>
+              <w:top w:w="240" w:type="dxa"/>
+              <w:left w:w="0" w:type="dxa"/>
+              <w:bottom w:w="240" w:type="dxa"/>
+              <w:right w:w="180" w:type="dxa"/>
+            </w:tcMar>
+            <w:vAlign w:val="center"/>
+            <w:hideMark/>
+          </w:tcPr>
+          <w:p>
+            <w:pPr>
+              <w:jc w:val="center"/>
+              <w:rPr>
+                <w:rFonts w:ascii="Times New Roman" w:eastAsia="標楷體" w:hAnsi="Times New Roman"/>
+              </w:rPr>
+            </w:pPr>
+            <w:r>
+              <w:rPr>
+                <w:rFonts w:ascii="Times New Roman" w:eastAsia="標楷體" w:hAnsi="Times New Roman"/>
+                <w:b/>
+                <w:bCs/>
+              </w:rPr>
+              <w:t xml:space="preserve">Python (Flask </w:t>
+            </w:r>
+            <w:r>
+              <w:rPr>
+                <w:rFonts w:ascii="Times New Roman" w:eastAsia="標楷體" w:hAnsi="Times New Roman"/>
+                <w:b/>
+                <w:bCs/>
+              </w:rPr>
+              <w:t>或</w:t>
+            </w:r>
+            <w:r>
+              <w:rPr>
+                <w:rFonts w:ascii="Times New Roman" w:eastAsia="標楷體" w:hAnsi="Times New Roman"/>
+                <w:b/>
+                <w:bCs/>
+              </w:rPr>
+              <w:t xml:space="preserve"> </w:t>
+            </w:r>
+            <w:proofErr w:type="spellStart"/>
+            <w:r>
+              <w:rPr>
+                <w:rFonts w:ascii="Times New Roman" w:eastAsia="標楷體" w:hAnsi="Times New Roman"/>
+                <w:b/>
+                <w:bCs/>
+              </w:rPr>
+              <w:t>FastAPI</w:t>
+            </w:r>
+            <w:proofErr w:type="spellEnd"/>
+            <w:r>
+              <w:rPr>
+                <w:rFonts w:ascii="Times New Roman" w:eastAsia="標楷體" w:hAnsi="Times New Roman"/>
+                <w:b/>
+                <w:bCs/>
+              </w:rPr>
+              <w:t>)</w:t>
+            </w:r>
+          </w:p>
+        </w:tc>
+        <w:tc>
+          <w:tcPr>
+            <w:tcW w:w="5046" w:type="dxa"/>
+            <w:tcBorders>
+              <w:top w:val="single" w:sz="6" w:space="0" w:color="auto"/>
+              <w:left w:val="single" w:sz="6" w:space="0" w:color="auto"/>
+              <w:bottom w:val="single" w:sz="6" w:space="0" w:color="auto"/>
+              <w:right w:val="single" w:sz="6" w:space="0" w:color="auto"/>
+            </w:tcBorders>
+            <w:tcMar>
+              <w:top w:w="240" w:type="dxa"/>
+              <w:left w:w="0" w:type="dxa"/>
+              <w:bottom w:w="240" w:type="dxa"/>
+              <w:right w:w="0" w:type="dxa"/>
+            </w:tcMar>
+            <w:vAlign w:val="center"/>
+            <w:hideMark/>
+          </w:tcPr>
+          <w:p>
+            <w:pPr>
+              <w:jc w:val="center"/>
+              <w:rPr>
+                <w:rFonts w:ascii="Times New Roman" w:eastAsia="標楷體" w:hAnsi="Times New Roman"/>
+              </w:rPr>
+            </w:pPr>
+            <w:r>
+              <w:rPr>
+                <w:rFonts w:ascii="Times New Roman" w:eastAsia="標楷體" w:hAnsi="Times New Roman"/>
+              </w:rPr>
+              <w:t>建立處理圖片與</w:t>
+            </w:r>
+            <w:r>
+              <w:rPr>
+                <w:rFonts w:ascii="Times New Roman" w:eastAsia="標楷體" w:hAnsi="Times New Roman"/>
+              </w:rPr>
+              <w:t xml:space="preserve"> API </w:t>
+            </w:r>
+            <w:r>
+              <w:rPr>
+                <w:rFonts w:ascii="Times New Roman" w:eastAsia="標楷體" w:hAnsi="Times New Roman"/>
+              </w:rPr>
+              <w:t>邏輯的後端伺服器。</w:t>
+            </w:r>
+          </w:p>
+        </w:tc>
+      </w:tr>
+      <w:tr>
+        <w:trPr>
+          <w:tblCellSpacing w:w="15" w:type="dxa"/>
+        </w:trPr>
+        <w:tc>
+          <w:tcPr>
+            <w:tcW w:w="1790" w:type="dxa"/>
+            <w:tcBorders>
+              <w:top w:val="single" w:sz="6" w:space="0" w:color="auto"/>
+              <w:left w:val="single" w:sz="6" w:space="0" w:color="auto"/>
+              <w:bottom w:val="single" w:sz="6" w:space="0" w:color="auto"/>
+              <w:right w:val="single" w:sz="6" w:space="0" w:color="auto"/>
+            </w:tcBorders>
+            <w:tcMar>
+              <w:top w:w="240" w:type="dxa"/>
+              <w:left w:w="0" w:type="dxa"/>
+              <w:bottom w:w="240" w:type="dxa"/>
+              <w:right w:w="180" w:type="dxa"/>
+            </w:tcMar>
+            <w:vAlign w:val="center"/>
+            <w:hideMark/>
+          </w:tcPr>
+          <w:p>
+            <w:pPr>
+              <w:jc w:val="center"/>
+              <w:rPr>
+                <w:rFonts w:ascii="Times New Roman" w:eastAsia="標楷體" w:hAnsi="Times New Roman"/>
+              </w:rPr>
+            </w:pPr>
+            <w:r>
+              <w:rPr>
+                <w:rFonts w:ascii="Times New Roman" w:eastAsia="標楷體" w:hAnsi="Times New Roman"/>
+                <w:b/>
+                <w:bCs/>
+              </w:rPr>
+              <w:t>核心</w:t>
+            </w:r>
+            <w:r>
+              <w:rPr>
+                <w:rFonts w:ascii="Times New Roman" w:eastAsia="標楷體" w:hAnsi="Times New Roman"/>
+                <w:b/>
+                <w:bCs/>
+              </w:rPr>
+              <w:t xml:space="preserve"> AI </w:t>
+            </w:r>
+            <w:r>
+              <w:rPr>
+                <w:rFonts w:ascii="Times New Roman" w:eastAsia="標楷體" w:hAnsi="Times New Roman"/>
+                <w:b/>
+                <w:bCs/>
+              </w:rPr>
+              <w:t>引擎</w:t>
+            </w:r>
+          </w:p>
+        </w:tc>
+        <w:tc>
+          <w:tcPr>
+            <w:tcW w:w="2392" w:type="dxa"/>
+            <w:tcBorders>
+              <w:top w:val="single" w:sz="6" w:space="0" w:color="auto"/>
+              <w:left w:val="single" w:sz="6" w:space="0" w:color="auto"/>
+              <w:bottom w:val="single" w:sz="6" w:space="0" w:color="auto"/>
+              <w:right w:val="single" w:sz="6" w:space="0" w:color="auto"/>
+            </w:tcBorders>
+            <w:tcMar>
+              <w:top w:w="240" w:type="dxa"/>
+              <w:left w:w="0" w:type="dxa"/>
+              <w:bottom w:w="240" w:type="dxa"/>
+              <w:right w:w="180" w:type="dxa"/>
+            </w:tcMar>
+            <w:vAlign w:val="center"/>
+            <w:hideMark/>
+          </w:tcPr>
+          <w:p>
+            <w:pPr>
+              <w:jc w:val="center"/>
+              <w:rPr>
+                <w:rFonts w:ascii="Times New Roman" w:eastAsia="標楷體" w:hAnsi="Times New Roman"/>
+              </w:rPr>
+            </w:pPr>
+            <w:r>
+              <w:rPr>
+                <w:rFonts w:ascii="Times New Roman" w:eastAsia="標楷體" w:hAnsi="Times New Roman"/>
+                <w:b/>
+                <w:bCs/>
+              </w:rPr>
+              <w:t>Gemini 1.5 Flash API</w:t>
+            </w:r>
+          </w:p>
+        </w:tc>
+        <w:tc>
+          <w:tcPr>
+            <w:tcW w:w="5046" w:type="dxa"/>
+            <w:tcBorders>
+              <w:top w:val="single" w:sz="6" w:space="0" w:color="auto"/>
+              <w:left w:val="single" w:sz="6" w:space="0" w:color="auto"/>
+              <w:bottom w:val="single" w:sz="6" w:space="0" w:color="auto"/>
+              <w:right w:val="single" w:sz="6" w:space="0" w:color="auto"/>
+            </w:tcBorders>
+            <w:tcMar>
+              <w:top w:w="240" w:type="dxa"/>
+              <w:left w:w="0" w:type="dxa"/>
+              <w:bottom w:w="240" w:type="dxa"/>
+              <w:right w:w="0" w:type="dxa"/>
+            </w:tcMar>
+            <w:vAlign w:val="center"/>
+            <w:hideMark/>
+          </w:tcPr>
+          <w:p>
+            <w:pPr>
+              <w:jc w:val="center"/>
+              <w:rPr>
+                <w:rFonts w:ascii="Times New Roman" w:eastAsia="標楷體" w:hAnsi="Times New Roman"/>
+              </w:rPr>
+            </w:pPr>
+            <w:r>
+              <w:rPr>
+                <w:rFonts w:ascii="Times New Roman" w:eastAsia="標楷體" w:hAnsi="Times New Roman"/>
+              </w:rPr>
+              <w:t>執行圖像場景分析、單字提取與英日翻譯。</w:t>
+            </w:r>
+          </w:p>
+        </w:tc>
+      </w:tr>
+      <w:tr>
+        <w:trPr>
+          <w:tblCellSpacing w:w="15" w:type="dxa"/>
+        </w:trPr>
+        <w:tc>
+          <w:tcPr>
+            <w:tcW w:w="1790" w:type="dxa"/>
+            <w:tcBorders>
+              <w:top w:val="single" w:sz="6" w:space="0" w:color="auto"/>
+              <w:left w:val="single" w:sz="6" w:space="0" w:color="auto"/>
+              <w:bottom w:val="single" w:sz="6" w:space="0" w:color="auto"/>
+              <w:right w:val="single" w:sz="6" w:space="0" w:color="auto"/>
+            </w:tcBorders>
+            <w:tcMar>
+              <w:top w:w="240" w:type="dxa"/>
+              <w:left w:w="0" w:type="dxa"/>
+              <w:bottom w:w="240" w:type="dxa"/>
+              <w:right w:w="180" w:type="dxa"/>
+            </w:tcMar>
+            <w:vAlign w:val="center"/>
+            <w:hideMark/>
+          </w:tcPr>
+          <w:p>
+            <w:pPr>
+              <w:jc w:val="center"/>
+              <w:rPr>
+                <w:rFonts w:ascii="Times New Roman" w:eastAsia="標楷體" w:hAnsi="Times New Roman"/>
+              </w:rPr>
+            </w:pPr>
+            <w:r>
+              <w:rPr>
+                <w:rFonts w:ascii="Times New Roman" w:eastAsia="標楷體" w:hAnsi="Times New Roman"/>
+                <w:b/>
+                <w:bCs/>
+              </w:rPr>
+              <w:t>語音技術</w:t>
+            </w:r>
+          </w:p>
+        </w:tc>
+        <w:tc>
+          <w:tcPr>
+            <w:tcW w:w="2392" w:type="dxa"/>
+            <w:tcBorders>
+              <w:top w:val="single" w:sz="6" w:space="0" w:color="auto"/>
+              <w:left w:val="single" w:sz="6" w:space="0" w:color="auto"/>
+              <w:bottom w:val="single" w:sz="6" w:space="0" w:color="auto"/>
+              <w:right w:val="single" w:sz="6" w:space="0" w:color="auto"/>
+            </w:tcBorders>
+            <w:tcMar>
+              <w:top w:w="240" w:type="dxa"/>
+              <w:left w:w="0" w:type="dxa"/>
+              <w:bottom w:w="240" w:type="dxa"/>
+              <w:right w:w="180" w:type="dxa"/>
+            </w:tcMar>
+            <w:vAlign w:val="center"/>
+            <w:hideMark/>
+          </w:tcPr>
+          <w:p>
+            <w:pPr>
+              <w:jc w:val="center"/>
+              <w:rPr>
+                <w:rFonts w:ascii="Times New Roman" w:eastAsia="標楷體" w:hAnsi="Times New Roman"/>
+              </w:rPr>
+            </w:pPr>
+            <w:r>
+              <w:rPr>
+                <w:rFonts w:ascii="Times New Roman" w:eastAsia="標楷體" w:hAnsi="Times New Roman"/>
+                <w:b/>
+                <w:bCs/>
+              </w:rPr>
+              <w:t>Google Cloud TTS / STT</w:t>
+            </w:r>
+          </w:p>
+        </w:tc>
+        <w:tc>
+          <w:tcPr>
+            <w:tcW w:w="5046" w:type="dxa"/>
+            <w:tcBorders>
+              <w:top w:val="single" w:sz="6" w:space="0" w:color="auto"/>
+              <w:left w:val="single" w:sz="6" w:space="0" w:color="auto"/>
+              <w:bottom w:val="single" w:sz="6" w:space="0" w:color="auto"/>
+              <w:right w:val="single" w:sz="6" w:space="0" w:color="auto"/>
+            </w:tcBorders>
+            <w:tcMar>
+              <w:top w:w="240" w:type="dxa"/>
+              <w:left w:w="0" w:type="dxa"/>
+              <w:bottom w:w="240" w:type="dxa"/>
+              <w:right w:w="0" w:type="dxa"/>
+            </w:tcMar>
+            <w:vAlign w:val="center"/>
+            <w:hideMark/>
+          </w:tcPr>
+          <w:p>
+            <w:pPr>
+              <w:jc w:val="center"/>
+              <w:rPr>
+                <w:rFonts w:ascii="Times New Roman" w:eastAsia="標楷體" w:hAnsi="Times New Roman"/>
+              </w:rPr>
+            </w:pPr>
+            <w:r>
+              <w:rPr>
+                <w:rFonts w:ascii="Times New Roman" w:eastAsia="標楷體" w:hAnsi="Times New Roman"/>
+              </w:rPr>
+              <w:t>實現日文單字發音與用戶口說辨識。</w:t>
+            </w:r>
+          </w:p>
+        </w:tc>
+      </w:tr>
+      <w:tr>
+        <w:trPr>
+          <w:tblCellSpacing w:w="15" w:type="dxa"/>
+        </w:trPr>
+        <w:tc>
+          <w:tcPr>
+            <w:tcW w:w="1790" w:type="dxa"/>
+            <w:tcBorders>
+              <w:top w:val="single" w:sz="6" w:space="0" w:color="auto"/>
+              <w:left w:val="single" w:sz="6" w:space="0" w:color="auto"/>
+              <w:bottom w:val="single" w:sz="6" w:space="0" w:color="auto"/>
+              <w:right w:val="single" w:sz="6" w:space="0" w:color="auto"/>
+            </w:tcBorders>
+            <w:tcMar>
+              <w:top w:w="240" w:type="dxa"/>
+              <w:left w:w="0" w:type="dxa"/>
+              <w:bottom w:w="240" w:type="dxa"/>
+              <w:right w:w="180" w:type="dxa"/>
+            </w:tcMar>
+            <w:vAlign w:val="center"/>
+            <w:hideMark/>
+          </w:tcPr>
+          <w:p>
+            <w:pPr>
+              <w:jc w:val="center"/>
+              <w:rPr>
+                <w:rFonts w:ascii="Times New Roman" w:eastAsia="標楷體" w:hAnsi="Times New Roman"/>
+              </w:rPr>
+            </w:pPr>
+            <w:r>
+              <w:rPr>
+                <w:rFonts w:ascii="Times New Roman" w:eastAsia="標楷體" w:hAnsi="Times New Roman"/>
+                <w:b/>
+                <w:bCs/>
+              </w:rPr>
+              <w:t>資料庫</w:t>
+            </w:r>
+          </w:p>
+        </w:tc>
+        <w:tc>
+          <w:tcPr>
+            <w:tcW w:w="2392" w:type="dxa"/>
+            <w:tcBorders>
+              <w:top w:val="single" w:sz="6" w:space="0" w:color="auto"/>
+              <w:left w:val="single" w:sz="6" w:space="0" w:color="auto"/>
+              <w:bottom w:val="single" w:sz="6" w:space="0" w:color="auto"/>
+              <w:right w:val="single" w:sz="6" w:space="0" w:color="auto"/>
+            </w:tcBorders>
+            <w:tcMar>
+              <w:top w:w="240" w:type="dxa"/>
+              <w:left w:w="0" w:type="dxa"/>
+              <w:bottom w:w="240" w:type="dxa"/>
+              <w:right w:w="180" w:type="dxa"/>
+            </w:tcMar>
+            <w:vAlign w:val="center"/>
+            <w:hideMark/>
+          </w:tcPr>
+          <w:p>
+            <w:pPr>
+              <w:jc w:val="center"/>
+              <w:rPr>
+                <w:rFonts w:ascii="Times New Roman" w:eastAsia="標楷體" w:hAnsi="Times New Roman"/>
+              </w:rPr>
+            </w:pPr>
+            <w:r>
+              <w:rPr>
+                <w:rFonts w:ascii="Times New Roman" w:eastAsia="標楷體" w:hAnsi="Times New Roman"/>
+                <w:b/>
+                <w:bCs/>
+              </w:rPr>
+              <w:t>SQLite (</w:t>
+            </w:r>
+            <w:proofErr w:type="spellStart"/>
+            <w:r>
+              <w:rPr>
+                <w:rFonts w:ascii="Times New Roman" w:eastAsia="標楷體" w:hAnsi="Times New Roman"/>
+                <w:b/>
+                <w:bCs/>
+              </w:rPr>
+              <w:t>jlens.db</w:t>
+            </w:r>
+            <w:proofErr w:type="spellEnd"/>
+            <w:r>
+              <w:rPr>
+                <w:rFonts w:ascii="Times New Roman" w:eastAsia="標楷體" w:hAnsi="Times New Roman"/>
+                <w:b/>
+                <w:bCs/>
+              </w:rPr>
+              <w:t>)</w:t>
+            </w:r>
+          </w:p>
+        </w:tc>
+        <w:tc>
+          <w:tcPr>
+            <w:tcW w:w="5046" w:type="dxa"/>
+            <w:tcBorders>
+              <w:top w:val="single" w:sz="6" w:space="0" w:color="auto"/>
+              <w:left w:val="single" w:sz="6" w:space="0" w:color="auto"/>
+              <w:bottom w:val="single" w:sz="6" w:space="0" w:color="auto"/>
+              <w:right w:val="single" w:sz="6" w:space="0" w:color="auto"/>
+            </w:tcBorders>
+            <w:tcMar>
+              <w:top w:w="240" w:type="dxa"/>
+              <w:left w:w="0" w:type="dxa"/>
+              <w:bottom w:w="240" w:type="dxa"/>
+              <w:right w:w="0" w:type="dxa"/>
+            </w:tcMar>
+            <w:vAlign w:val="center"/>
+            <w:hideMark/>
+          </w:tcPr>
+          <w:p>
+            <w:pPr>
+              <w:jc w:val="center"/>
+              <w:rPr>
+                <w:rFonts w:ascii="Times New Roman" w:eastAsia="標楷體" w:hAnsi="Times New Roman"/>
+              </w:rPr>
+            </w:pPr>
+            <w:r>
+              <w:rPr>
+                <w:rFonts w:ascii="Times New Roman" w:eastAsia="標楷體" w:hAnsi="Times New Roman"/>
+              </w:rPr>
+              <w:t>儲存用戶學習紀錄、生字本與歷史照片資訊。</w:t>
+            </w:r>
+          </w:p>
+        </w:tc>
+      </w:tr>
+      <w:tr>
+        <w:trPr>
+          <w:tblCellSpacing w:w="15" w:type="dxa"/>
+        </w:trPr>
+        <w:tc>
+          <w:tcPr>
+            <w:tcW w:w="1790" w:type="dxa"/>
+            <w:tcBorders>
+              <w:top w:val="single" w:sz="6" w:space="0" w:color="auto"/>
+              <w:left w:val="single" w:sz="6" w:space="0" w:color="auto"/>
+              <w:bottom w:val="single" w:sz="6" w:space="0" w:color="auto"/>
+              <w:right w:val="single" w:sz="6" w:space="0" w:color="auto"/>
+            </w:tcBorders>
+            <w:tcMar>
+              <w:top w:w="240" w:type="dxa"/>
+              <w:left w:w="0" w:type="dxa"/>
+              <w:bottom w:w="240" w:type="dxa"/>
+              <w:right w:w="180" w:type="dxa"/>
+            </w:tcMar>
+            <w:vAlign w:val="center"/>
+            <w:hideMark/>
+          </w:tcPr>
+          <w:p>
+            <w:pPr>
+              <w:jc w:val="center"/>
+              <w:rPr>
+                <w:rFonts w:ascii="Times New Roman" w:eastAsia="標楷體" w:hAnsi="Times New Roman"/>
+              </w:rPr>
+            </w:pPr>
+            <w:r>
+              <w:rPr>
+                <w:rFonts w:ascii="Times New Roman" w:eastAsia="標楷體" w:hAnsi="Times New Roman"/>
+                <w:b/>
+                <w:bCs/>
+              </w:rPr>
+              <w:t>版本管理</w:t>
+            </w:r>
+          </w:p>
+        </w:tc>
+        <w:tc>
+          <w:tcPr>
+            <w:tcW w:w="2392" w:type="dxa"/>
+            <w:tcBorders>
+              <w:top w:val="single" w:sz="6" w:space="0" w:color="auto"/>
+              <w:left w:val="single" w:sz="6" w:space="0" w:color="auto"/>
+              <w:bottom w:val="single" w:sz="6" w:space="0" w:color="auto"/>
+              <w:right w:val="single" w:sz="6" w:space="0" w:color="auto"/>
+            </w:tcBorders>
+            <w:tcMar>
+              <w:top w:w="240" w:type="dxa"/>
+              <w:left w:w="0" w:type="dxa"/>
+              <w:bottom w:w="240" w:type="dxa"/>
+              <w:right w:w="180" w:type="dxa"/>
+            </w:tcMar>
+            <w:vAlign w:val="center"/>
+            <w:hideMark/>
+          </w:tcPr>
+          <w:p>
+            <w:pPr>
+              <w:jc w:val="center"/>
+              <w:rPr>
+                <w:rFonts w:ascii="Times New Roman" w:eastAsia="標楷體" w:hAnsi="Times New Roman"/>
+              </w:rPr>
+            </w:pPr>
+            <w:r>
+              <w:rPr>
+                <w:rFonts w:ascii="Times New Roman" w:eastAsia="標楷體" w:hAnsi="Times New Roman"/>
+                <w:b/>
+                <w:bCs/>
+              </w:rPr>
+              <w:t>Git / GitHub / Fork</w:t>
+            </w:r>
+          </w:p>
+        </w:tc>
+        <w:tc>
+          <w:tcPr>
+            <w:tcW w:w="5046" w:type="dxa"/>
+            <w:tcBorders>
+              <w:top w:val="single" w:sz="6" w:space="0" w:color="auto"/>
+              <w:left w:val="single" w:sz="6" w:space="0" w:color="auto"/>
+              <w:bottom w:val="single" w:sz="6" w:space="0" w:color="auto"/>
+              <w:right w:val="single" w:sz="6" w:space="0" w:color="auto"/>
+            </w:tcBorders>
+            <w:tcMar>
+              <w:top w:w="240" w:type="dxa"/>
+              <w:left w:w="0" w:type="dxa"/>
+              <w:bottom w:w="240" w:type="dxa"/>
+              <w:right w:w="0" w:type="dxa"/>
+            </w:tcMar>
+            <w:vAlign w:val="center"/>
+            <w:hideMark/>
+          </w:tcPr>
+          <w:p>
+            <w:pPr>
+              <w:jc w:val="center"/>
+              <w:rPr>
+                <w:rFonts w:ascii="Times New Roman" w:eastAsia="標楷體" w:hAnsi="Times New Roman"/>
+              </w:rPr>
+            </w:pPr>
+            <w:r>
+              <w:rPr>
+                <w:rFonts w:ascii="Times New Roman" w:eastAsia="標楷體" w:hAnsi="Times New Roman"/>
+              </w:rPr>
+              <w:t>程式碼同步、分支管理與</w:t>
+            </w:r>
+            <w:r>
+              <w:rPr>
+                <w:rFonts w:ascii="Times New Roman" w:eastAsia="標楷體" w:hAnsi="Times New Roman"/>
+              </w:rPr>
+              <w:t xml:space="preserve"> GUI </w:t>
+            </w:r>
+            <w:r>
+              <w:rPr>
+                <w:rFonts w:ascii="Times New Roman" w:eastAsia="標楷體" w:hAnsi="Times New Roman"/>
+              </w:rPr>
+              <w:t>視覺化操作。</w:t>
+            </w:r>
+          </w:p>
+        </w:tc>
+      </w:tr>
+      <w:tr>
+        <w:trPr>
+          <w:tblCellSpacing w:w="15" w:type="dxa"/>
+        </w:trPr>
+        <w:tc>
+          <w:tcPr>
+            <w:tcW w:w="1790" w:type="dxa"/>
+            <w:tcBorders>
+              <w:top w:val="single" w:sz="6" w:space="0" w:color="auto"/>
+              <w:left w:val="single" w:sz="6" w:space="0" w:color="auto"/>
+              <w:bottom w:val="single" w:sz="6" w:space="0" w:color="auto"/>
+              <w:right w:val="single" w:sz="6" w:space="0" w:color="auto"/>
+            </w:tcBorders>
+            <w:tcMar>
+              <w:top w:w="240" w:type="dxa"/>
+              <w:left w:w="0" w:type="dxa"/>
+              <w:bottom w:w="240" w:type="dxa"/>
+              <w:right w:w="180" w:type="dxa"/>
+            </w:tcMar>
+            <w:vAlign w:val="center"/>
+            <w:hideMark/>
+          </w:tcPr>
+          <w:p>
+            <w:pPr>
+              <w:jc w:val="center"/>
+              <w:rPr>
+                <w:rFonts w:ascii="Times New Roman" w:eastAsia="標楷體" w:hAnsi="Times New Roman"/>
+              </w:rPr>
+            </w:pPr>
+            <w:r>
+              <w:rPr>
+                <w:rFonts w:ascii="Times New Roman" w:eastAsia="標楷體" w:hAnsi="Times New Roman"/>
+                <w:b/>
+                <w:bCs/>
+              </w:rPr>
+              <w:t>環境套件</w:t>
+            </w:r>
+          </w:p>
+        </w:tc>
+        <w:tc>
+          <w:tcPr>
+            <w:tcW w:w="2392" w:type="dxa"/>
+            <w:tcBorders>
+              <w:top w:val="single" w:sz="6" w:space="0" w:color="auto"/>
+              <w:left w:val="single" w:sz="6" w:space="0" w:color="auto"/>
+              <w:bottom w:val="single" w:sz="6" w:space="0" w:color="auto"/>
+              <w:right w:val="single" w:sz="6" w:space="0" w:color="auto"/>
+            </w:tcBorders>
+            <w:tcMar>
+              <w:top w:w="240" w:type="dxa"/>
+              <w:left w:w="0" w:type="dxa"/>
+              <w:bottom w:w="240" w:type="dxa"/>
+              <w:right w:w="180" w:type="dxa"/>
+            </w:tcMar>
+            <w:vAlign w:val="center"/>
+            <w:hideMark/>
+          </w:tcPr>
+          <w:p>
+            <w:pPr>
+              <w:jc w:val="center"/>
+              <w:rPr>
+                <w:rFonts w:ascii="Times New Roman" w:eastAsia="標楷體" w:hAnsi="Times New Roman"/>
+              </w:rPr>
+            </w:pPr>
+            <w:r>
+              <w:rPr>
+                <w:rFonts w:ascii="Times New Roman" w:eastAsia="標楷體" w:hAnsi="Times New Roman"/>
+                <w:b/>
+                <w:bCs/>
+              </w:rPr>
+              <w:t>python-</w:t>
+            </w:r>
+            <w:proofErr w:type="spellStart"/>
+            <w:r>
+              <w:rPr>
+                <w:rFonts w:ascii="Times New Roman" w:eastAsia="標楷體" w:hAnsi="Times New Roman"/>
+                <w:b/>
+                <w:bCs/>
+              </w:rPr>
+              <w:t>dotenv</w:t>
+            </w:r>
+            <w:proofErr w:type="spellEnd"/>
+            <w:r>
+              <w:rPr>
+                <w:rFonts w:ascii="Times New Roman" w:eastAsia="標楷體" w:hAnsi="Times New Roman"/>
+                <w:b/>
+                <w:bCs/>
+              </w:rPr>
+              <w:t xml:space="preserve"> / Pillow</w:t>
+            </w:r>
+          </w:p>
+        </w:tc>
+        <w:tc>
+          <w:tcPr>
+            <w:tcW w:w="5046" w:type="dxa"/>
+            <w:tcBorders>
+              <w:top w:val="single" w:sz="6" w:space="0" w:color="auto"/>
+              <w:left w:val="single" w:sz="6" w:space="0" w:color="auto"/>
+              <w:bottom w:val="single" w:sz="6" w:space="0" w:color="auto"/>
+              <w:right w:val="single" w:sz="6" w:space="0" w:color="auto"/>
+            </w:tcBorders>
+            <w:tcMar>
+              <w:top w:w="240" w:type="dxa"/>
+              <w:left w:w="0" w:type="dxa"/>
+              <w:bottom w:w="240" w:type="dxa"/>
+              <w:right w:w="0" w:type="dxa"/>
+            </w:tcMar>
+            <w:vAlign w:val="center"/>
+            <w:hideMark/>
+          </w:tcPr>
+          <w:p>
+            <w:pPr>
+              <w:jc w:val="center"/>
+              <w:rPr>
+                <w:rFonts w:ascii="Times New Roman" w:eastAsia="標楷體" w:hAnsi="Times New Roman"/>
+              </w:rPr>
+            </w:pPr>
+            <w:r>
+              <w:rPr>
+                <w:rFonts w:ascii="Times New Roman" w:eastAsia="標楷體" w:hAnsi="Times New Roman"/>
+              </w:rPr>
+              <w:t>處理環境變數安全與圖片編碼格式。</w:t>
+            </w:r>
+          </w:p>
+        </w:tc>
+      </w:tr>
+      <w:tr>
+        <w:trPr>
+          <w:tblCellSpacing w:w="15" w:type="dxa"/>
+        </w:trPr>
+        <w:tc>
+          <w:tcPr>
+            <w:tcW w:w="1790" w:type="dxa"/>
+            <w:tcBorders>
+              <w:top w:val="single" w:sz="6" w:space="0" w:color="auto"/>
+              <w:left w:val="single" w:sz="6" w:space="0" w:color="auto"/>
+              <w:bottom w:val="single" w:sz="6" w:space="0" w:color="auto"/>
+              <w:right w:val="single" w:sz="6" w:space="0" w:color="auto"/>
+            </w:tcBorders>
+            <w:tcMar>
+              <w:top w:w="240" w:type="dxa"/>
+              <w:left w:w="0" w:type="dxa"/>
+              <w:bottom w:w="240" w:type="dxa"/>
+              <w:right w:w="180" w:type="dxa"/>
+            </w:tcMar>
+            <w:vAlign w:val="center"/>
+            <w:hideMark/>
+          </w:tcPr>
+          <w:p>
+            <w:pPr>
+              <w:jc w:val="center"/>
+              <w:rPr>
+                <w:rFonts w:ascii="Times New Roman" w:eastAsia="標楷體" w:hAnsi="Times New Roman"/>
+              </w:rPr>
+            </w:pPr>
+            <w:r>
+              <w:rPr>
+                <w:rFonts w:ascii="Times New Roman" w:eastAsia="標楷體" w:hAnsi="Times New Roman"/>
+                <w:b/>
+                <w:bCs/>
+              </w:rPr>
+              <w:t>測試工具</w:t>
+            </w:r>
+          </w:p>
+        </w:tc>
+        <w:tc>
+          <w:tcPr>
+            <w:tcW w:w="2392" w:type="dxa"/>
+            <w:tcBorders>
+              <w:top w:val="single" w:sz="6" w:space="0" w:color="auto"/>
+              <w:left w:val="single" w:sz="6" w:space="0" w:color="auto"/>
+              <w:bottom w:val="single" w:sz="6" w:space="0" w:color="auto"/>
+              <w:right w:val="single" w:sz="6" w:space="0" w:color="auto"/>
+            </w:tcBorders>
+            <w:tcMar>
+              <w:top w:w="240" w:type="dxa"/>
+              <w:left w:w="0" w:type="dxa"/>
+              <w:bottom w:w="240" w:type="dxa"/>
+              <w:right w:w="180" w:type="dxa"/>
+            </w:tcMar>
+            <w:vAlign w:val="center"/>
+            <w:hideMark/>
+          </w:tcPr>
+          <w:p>
+            <w:pPr>
+              <w:jc w:val="center"/>
+              <w:rPr>
+                <w:rFonts w:ascii="Times New Roman" w:eastAsia="標楷體" w:hAnsi="Times New Roman"/>
+              </w:rPr>
+            </w:pPr>
+            <w:r>
+              <w:rPr>
+                <w:rFonts w:ascii="Times New Roman" w:eastAsia="標楷體" w:hAnsi="Times New Roman"/>
+                <w:b/>
+                <w:bCs/>
+              </w:rPr>
+              <w:t>Postman</w:t>
+            </w:r>
+          </w:p>
+        </w:tc>
+        <w:tc>
+          <w:tcPr>
+            <w:tcW w:w="5046" w:type="dxa"/>
+            <w:tcBorders>
+              <w:top w:val="single" w:sz="6" w:space="0" w:color="auto"/>
+              <w:left w:val="single" w:sz="6" w:space="0" w:color="auto"/>
+              <w:bottom w:val="single" w:sz="6" w:space="0" w:color="auto"/>
+              <w:right w:val="single" w:sz="6" w:space="0" w:color="auto"/>
+            </w:tcBorders>
+            <w:tcMar>
+              <w:top w:w="240" w:type="dxa"/>
+              <w:left w:w="0" w:type="dxa"/>
+              <w:bottom w:w="240" w:type="dxa"/>
+              <w:right w:w="0" w:type="dxa"/>
+            </w:tcMar>
+            <w:vAlign w:val="center"/>
+            <w:hideMark/>
+          </w:tcPr>
+          <w:p>
+            <w:pPr>
+              <w:jc w:val="center"/>
+              <w:rPr>
+                <w:rFonts w:ascii="Times New Roman" w:eastAsia="標楷體" w:hAnsi="Times New Roman"/>
+              </w:rPr>
+            </w:pPr>
+            <w:r>
+              <w:rPr>
+                <w:rFonts w:ascii="Times New Roman" w:eastAsia="標楷體" w:hAnsi="Times New Roman"/>
+              </w:rPr>
+              <w:t>進行後端</w:t>
+            </w:r>
+            <w:r>
+              <w:rPr>
+                <w:rFonts w:ascii="Times New Roman" w:eastAsia="標楷體" w:hAnsi="Times New Roman"/>
+              </w:rPr>
+              <w:t xml:space="preserve"> API </w:t>
+            </w:r>
+            <w:r>
+              <w:rPr>
+                <w:rFonts w:ascii="Times New Roman" w:eastAsia="標楷體" w:hAnsi="Times New Roman"/>
+              </w:rPr>
+              <w:t>接口與重試機制</w:t>
+            </w:r>
+            <w:r>
+              <w:rPr>
+                <w:rFonts w:ascii="Times New Roman" w:eastAsia="標楷體" w:hAnsi="Times New Roman"/>
+              </w:rPr>
+              <w:t xml:space="preserve"> (Retry) </w:t>
+            </w:r>
+            <w:r>
+              <w:rPr>
+                <w:rFonts w:ascii="Times New Roman" w:eastAsia="標楷體" w:hAnsi="Times New Roman"/>
+              </w:rPr>
+              <w:t>測試。</w:t>
+            </w:r>
+          </w:p>
+        </w:tc>
+      </w:tr>
+    </w:tbl>
     <w:p>
       <w:pPr>
         <w:pStyle w:val="a8"/>
@@ -120,1144 +1286,34 @@
         <w:t>：</w:t>
       </w:r>
     </w:p>
-    <w:tbl>
-      <w:tblPr>
-        <w:tblW w:w="0" w:type="auto"/>
-        <w:tblCellSpacing w:w="15" w:type="dxa"/>
-        <w:tblCellMar>
-          <w:left w:w="0" w:type="dxa"/>
-          <w:right w:w="0" w:type="dxa"/>
-        </w:tblCellMar>
-        <w:tblLook w:val="04A0" w:firstRow="1" w:lastRow="0" w:firstColumn="1" w:lastColumn="0" w:noHBand="0" w:noVBand="1"/>
-      </w:tblPr>
-      <w:tblGrid>
-        <w:gridCol w:w="1469"/>
-        <w:gridCol w:w="2689"/>
-        <w:gridCol w:w="4132"/>
-      </w:tblGrid>
-      <w:tr>
-        <w:trPr>
-          <w:tblHeader/>
-          <w:tblCellSpacing w:w="15" w:type="dxa"/>
-        </w:trPr>
-        <w:tc>
-          <w:tcPr>
-            <w:tcW w:w="0" w:type="auto"/>
-            <w:tcBorders>
-              <w:top w:val="single" w:sz="6" w:space="0" w:color="auto"/>
-              <w:left w:val="single" w:sz="6" w:space="0" w:color="auto"/>
-              <w:bottom w:val="single" w:sz="6" w:space="0" w:color="auto"/>
-              <w:right w:val="single" w:sz="6" w:space="0" w:color="auto"/>
-            </w:tcBorders>
-            <w:tcMar>
-              <w:top w:w="240" w:type="dxa"/>
-              <w:left w:w="0" w:type="dxa"/>
-              <w:bottom w:w="240" w:type="dxa"/>
-              <w:right w:w="180" w:type="dxa"/>
-            </w:tcMar>
-            <w:vAlign w:val="center"/>
-            <w:hideMark/>
-          </w:tcPr>
-          <w:p>
-            <w:pPr>
-              <w:rPr>
-                <w:rFonts w:ascii="Times New Roman" w:eastAsia="標楷體" w:hAnsi="Times New Roman"/>
-              </w:rPr>
-            </w:pPr>
-            <w:r>
-              <w:rPr>
-                <w:rFonts w:ascii="Times New Roman" w:eastAsia="標楷體" w:hAnsi="Times New Roman"/>
-                <w:b/>
-                <w:bCs/>
-              </w:rPr>
-              <w:t>類別</w:t>
-            </w:r>
-          </w:p>
-        </w:tc>
-        <w:tc>
-          <w:tcPr>
-            <w:tcW w:w="0" w:type="auto"/>
-            <w:tcBorders>
-              <w:top w:val="single" w:sz="6" w:space="0" w:color="auto"/>
-              <w:left w:val="single" w:sz="6" w:space="0" w:color="auto"/>
-              <w:bottom w:val="single" w:sz="6" w:space="0" w:color="auto"/>
-              <w:right w:val="single" w:sz="6" w:space="0" w:color="auto"/>
-            </w:tcBorders>
-            <w:tcMar>
-              <w:top w:w="240" w:type="dxa"/>
-              <w:left w:w="0" w:type="dxa"/>
-              <w:bottom w:w="240" w:type="dxa"/>
-              <w:right w:w="180" w:type="dxa"/>
-            </w:tcMar>
-            <w:vAlign w:val="center"/>
-            <w:hideMark/>
-          </w:tcPr>
-          <w:p>
-            <w:pPr>
-              <w:rPr>
-                <w:rFonts w:ascii="Times New Roman" w:eastAsia="標楷體" w:hAnsi="Times New Roman"/>
-              </w:rPr>
-            </w:pPr>
-            <w:r>
-              <w:rPr>
-                <w:rFonts w:ascii="Times New Roman" w:eastAsia="標楷體" w:hAnsi="Times New Roman"/>
-                <w:b/>
-                <w:bCs/>
-              </w:rPr>
-              <w:t>使用工具</w:t>
-            </w:r>
-            <w:r>
-              <w:rPr>
-                <w:rFonts w:ascii="Times New Roman" w:eastAsia="標楷體" w:hAnsi="Times New Roman"/>
-                <w:b/>
-                <w:bCs/>
-              </w:rPr>
-              <w:t xml:space="preserve"> / </w:t>
-            </w:r>
-            <w:r>
-              <w:rPr>
-                <w:rFonts w:ascii="Times New Roman" w:eastAsia="標楷體" w:hAnsi="Times New Roman"/>
-                <w:b/>
-                <w:bCs/>
-              </w:rPr>
-              <w:t>技術</w:t>
-            </w:r>
-          </w:p>
-        </w:tc>
-        <w:tc>
-          <w:tcPr>
-            <w:tcW w:w="0" w:type="auto"/>
-            <w:tcBorders>
-              <w:top w:val="single" w:sz="6" w:space="0" w:color="auto"/>
-              <w:left w:val="single" w:sz="6" w:space="0" w:color="auto"/>
-              <w:bottom w:val="single" w:sz="6" w:space="0" w:color="auto"/>
-              <w:right w:val="single" w:sz="6" w:space="0" w:color="auto"/>
-            </w:tcBorders>
-            <w:tcMar>
-              <w:top w:w="240" w:type="dxa"/>
-              <w:left w:w="0" w:type="dxa"/>
-              <w:bottom w:w="240" w:type="dxa"/>
-              <w:right w:w="0" w:type="dxa"/>
-            </w:tcMar>
-            <w:vAlign w:val="center"/>
-            <w:hideMark/>
-          </w:tcPr>
-          <w:p>
-            <w:pPr>
-              <w:rPr>
-                <w:rFonts w:ascii="Times New Roman" w:eastAsia="標楷體" w:hAnsi="Times New Roman"/>
-              </w:rPr>
-            </w:pPr>
-            <w:r>
-              <w:rPr>
-                <w:rFonts w:ascii="Times New Roman" w:eastAsia="標楷體" w:hAnsi="Times New Roman"/>
-                <w:b/>
-                <w:bCs/>
-              </w:rPr>
-              <w:t>用途說明</w:t>
-            </w:r>
-          </w:p>
-        </w:tc>
-      </w:tr>
-      <w:tr>
-        <w:trPr>
-          <w:tblCellSpacing w:w="15" w:type="dxa"/>
-        </w:trPr>
-        <w:tc>
-          <w:tcPr>
-            <w:tcW w:w="0" w:type="auto"/>
-            <w:tcBorders>
-              <w:top w:val="single" w:sz="6" w:space="0" w:color="auto"/>
-              <w:left w:val="single" w:sz="6" w:space="0" w:color="auto"/>
-              <w:bottom w:val="single" w:sz="6" w:space="0" w:color="auto"/>
-              <w:right w:val="single" w:sz="6" w:space="0" w:color="auto"/>
-            </w:tcBorders>
-            <w:tcMar>
-              <w:top w:w="240" w:type="dxa"/>
-              <w:left w:w="0" w:type="dxa"/>
-              <w:bottom w:w="240" w:type="dxa"/>
-              <w:right w:w="180" w:type="dxa"/>
-            </w:tcMar>
-            <w:vAlign w:val="center"/>
-            <w:hideMark/>
-          </w:tcPr>
-          <w:p>
-            <w:pPr>
-              <w:rPr>
-                <w:rFonts w:ascii="Times New Roman" w:eastAsia="標楷體" w:hAnsi="Times New Roman"/>
-              </w:rPr>
-            </w:pPr>
-            <w:r>
-              <w:rPr>
-                <w:rFonts w:ascii="Times New Roman" w:eastAsia="標楷體" w:hAnsi="Times New Roman"/>
-                <w:b/>
-                <w:bCs/>
-              </w:rPr>
-              <w:t>行動端開發</w:t>
-            </w:r>
-          </w:p>
-        </w:tc>
-        <w:tc>
-          <w:tcPr>
-            <w:tcW w:w="0" w:type="auto"/>
-            <w:tcBorders>
-              <w:top w:val="single" w:sz="6" w:space="0" w:color="auto"/>
-              <w:left w:val="single" w:sz="6" w:space="0" w:color="auto"/>
-              <w:bottom w:val="single" w:sz="6" w:space="0" w:color="auto"/>
-              <w:right w:val="single" w:sz="6" w:space="0" w:color="auto"/>
-            </w:tcBorders>
-            <w:tcMar>
-              <w:top w:w="240" w:type="dxa"/>
-              <w:left w:w="0" w:type="dxa"/>
-              <w:bottom w:w="240" w:type="dxa"/>
-              <w:right w:w="180" w:type="dxa"/>
-            </w:tcMar>
-            <w:vAlign w:val="center"/>
-            <w:hideMark/>
-          </w:tcPr>
-          <w:p>
-            <w:pPr>
-              <w:rPr>
-                <w:rFonts w:ascii="Times New Roman" w:eastAsia="標楷體" w:hAnsi="Times New Roman"/>
-              </w:rPr>
-            </w:pPr>
-            <w:r>
-              <w:rPr>
-                <w:rFonts w:ascii="Times New Roman" w:eastAsia="標楷體" w:hAnsi="Times New Roman"/>
-                <w:b/>
-                <w:bCs/>
-              </w:rPr>
-              <w:t>Flutter / Dart</w:t>
-            </w:r>
-          </w:p>
-        </w:tc>
-        <w:tc>
-          <w:tcPr>
-            <w:tcW w:w="0" w:type="auto"/>
-            <w:tcBorders>
-              <w:top w:val="single" w:sz="6" w:space="0" w:color="auto"/>
-              <w:left w:val="single" w:sz="6" w:space="0" w:color="auto"/>
-              <w:bottom w:val="single" w:sz="6" w:space="0" w:color="auto"/>
-              <w:right w:val="single" w:sz="6" w:space="0" w:color="auto"/>
-            </w:tcBorders>
-            <w:tcMar>
-              <w:top w:w="240" w:type="dxa"/>
-              <w:left w:w="0" w:type="dxa"/>
-              <w:bottom w:w="240" w:type="dxa"/>
-              <w:right w:w="0" w:type="dxa"/>
-            </w:tcMar>
-            <w:vAlign w:val="center"/>
-            <w:hideMark/>
-          </w:tcPr>
-          <w:p>
-            <w:pPr>
-              <w:rPr>
-                <w:rFonts w:ascii="Times New Roman" w:eastAsia="標楷體" w:hAnsi="Times New Roman"/>
-              </w:rPr>
-            </w:pPr>
-            <w:r>
-              <w:rPr>
-                <w:rFonts w:ascii="Times New Roman" w:eastAsia="標楷體" w:hAnsi="Times New Roman"/>
-              </w:rPr>
-              <w:t>跨平台</w:t>
-            </w:r>
-            <w:r>
-              <w:rPr>
-                <w:rFonts w:ascii="Times New Roman" w:eastAsia="標楷體" w:hAnsi="Times New Roman"/>
-              </w:rPr>
-              <w:t xml:space="preserve"> App </w:t>
-            </w:r>
-            <w:r>
-              <w:rPr>
-                <w:rFonts w:ascii="Times New Roman" w:eastAsia="標楷體" w:hAnsi="Times New Roman"/>
-              </w:rPr>
-              <w:t>開發（支援</w:t>
-            </w:r>
-            <w:r>
-              <w:rPr>
-                <w:rFonts w:ascii="Times New Roman" w:eastAsia="標楷體" w:hAnsi="Times New Roman"/>
-              </w:rPr>
-              <w:t xml:space="preserve"> Android </w:t>
-            </w:r>
-            <w:r>
-              <w:rPr>
-                <w:rFonts w:ascii="Times New Roman" w:eastAsia="標楷體" w:hAnsi="Times New Roman"/>
-              </w:rPr>
-              <w:t>優先測試）。</w:t>
-            </w:r>
-          </w:p>
-        </w:tc>
-      </w:tr>
-      <w:tr>
-        <w:trPr>
-          <w:tblCellSpacing w:w="15" w:type="dxa"/>
-        </w:trPr>
-        <w:tc>
-          <w:tcPr>
-            <w:tcW w:w="0" w:type="auto"/>
-            <w:tcBorders>
-              <w:top w:val="single" w:sz="6" w:space="0" w:color="auto"/>
-              <w:left w:val="single" w:sz="6" w:space="0" w:color="auto"/>
-              <w:bottom w:val="single" w:sz="6" w:space="0" w:color="auto"/>
-              <w:right w:val="single" w:sz="6" w:space="0" w:color="auto"/>
-            </w:tcBorders>
-            <w:tcMar>
-              <w:top w:w="240" w:type="dxa"/>
-              <w:left w:w="0" w:type="dxa"/>
-              <w:bottom w:w="240" w:type="dxa"/>
-              <w:right w:w="180" w:type="dxa"/>
-            </w:tcMar>
-            <w:vAlign w:val="center"/>
-            <w:hideMark/>
-          </w:tcPr>
-          <w:p>
-            <w:pPr>
-              <w:rPr>
-                <w:rFonts w:ascii="Times New Roman" w:eastAsia="標楷體" w:hAnsi="Times New Roman"/>
-              </w:rPr>
-            </w:pPr>
-            <w:r>
-              <w:rPr>
-                <w:rFonts w:ascii="Times New Roman" w:eastAsia="標楷體" w:hAnsi="Times New Roman"/>
-                <w:b/>
-                <w:bCs/>
-              </w:rPr>
-              <w:t>後端開發</w:t>
-            </w:r>
-          </w:p>
-        </w:tc>
-        <w:tc>
-          <w:tcPr>
-            <w:tcW w:w="0" w:type="auto"/>
-            <w:tcBorders>
-              <w:top w:val="single" w:sz="6" w:space="0" w:color="auto"/>
-              <w:left w:val="single" w:sz="6" w:space="0" w:color="auto"/>
-              <w:bottom w:val="single" w:sz="6" w:space="0" w:color="auto"/>
-              <w:right w:val="single" w:sz="6" w:space="0" w:color="auto"/>
-            </w:tcBorders>
-            <w:tcMar>
-              <w:top w:w="240" w:type="dxa"/>
-              <w:left w:w="0" w:type="dxa"/>
-              <w:bottom w:w="240" w:type="dxa"/>
-              <w:right w:w="180" w:type="dxa"/>
-            </w:tcMar>
-            <w:vAlign w:val="center"/>
-            <w:hideMark/>
-          </w:tcPr>
-          <w:p>
-            <w:pPr>
-              <w:rPr>
-                <w:rFonts w:ascii="Times New Roman" w:eastAsia="標楷體" w:hAnsi="Times New Roman"/>
-              </w:rPr>
-            </w:pPr>
-            <w:r>
-              <w:rPr>
-                <w:rFonts w:ascii="Times New Roman" w:eastAsia="標楷體" w:hAnsi="Times New Roman"/>
-                <w:b/>
-                <w:bCs/>
-              </w:rPr>
-              <w:t xml:space="preserve">Python (Flask </w:t>
-            </w:r>
-            <w:r>
-              <w:rPr>
-                <w:rFonts w:ascii="Times New Roman" w:eastAsia="標楷體" w:hAnsi="Times New Roman"/>
-                <w:b/>
-                <w:bCs/>
-              </w:rPr>
-              <w:t>或</w:t>
-            </w:r>
-            <w:r>
-              <w:rPr>
-                <w:rFonts w:ascii="Times New Roman" w:eastAsia="標楷體" w:hAnsi="Times New Roman"/>
-                <w:b/>
-                <w:bCs/>
-              </w:rPr>
-              <w:t xml:space="preserve"> </w:t>
-            </w:r>
-            <w:proofErr w:type="spellStart"/>
-            <w:r>
-              <w:rPr>
-                <w:rFonts w:ascii="Times New Roman" w:eastAsia="標楷體" w:hAnsi="Times New Roman"/>
-                <w:b/>
-                <w:bCs/>
-              </w:rPr>
-              <w:t>FastAPI</w:t>
-            </w:r>
-            <w:proofErr w:type="spellEnd"/>
-            <w:r>
-              <w:rPr>
-                <w:rFonts w:ascii="Times New Roman" w:eastAsia="標楷體" w:hAnsi="Times New Roman"/>
-                <w:b/>
-                <w:bCs/>
-              </w:rPr>
-              <w:t>)</w:t>
-            </w:r>
-          </w:p>
-        </w:tc>
-        <w:tc>
-          <w:tcPr>
-            <w:tcW w:w="0" w:type="auto"/>
-            <w:tcBorders>
-              <w:top w:val="single" w:sz="6" w:space="0" w:color="auto"/>
-              <w:left w:val="single" w:sz="6" w:space="0" w:color="auto"/>
-              <w:bottom w:val="single" w:sz="6" w:space="0" w:color="auto"/>
-              <w:right w:val="single" w:sz="6" w:space="0" w:color="auto"/>
-            </w:tcBorders>
-            <w:tcMar>
-              <w:top w:w="240" w:type="dxa"/>
-              <w:left w:w="0" w:type="dxa"/>
-              <w:bottom w:w="240" w:type="dxa"/>
-              <w:right w:w="0" w:type="dxa"/>
-            </w:tcMar>
-            <w:vAlign w:val="center"/>
-            <w:hideMark/>
-          </w:tcPr>
-          <w:p>
-            <w:pPr>
-              <w:rPr>
-                <w:rFonts w:ascii="Times New Roman" w:eastAsia="標楷體" w:hAnsi="Times New Roman"/>
-              </w:rPr>
-            </w:pPr>
-            <w:r>
-              <w:rPr>
-                <w:rFonts w:ascii="Times New Roman" w:eastAsia="標楷體" w:hAnsi="Times New Roman"/>
-              </w:rPr>
-              <w:t>建立處理圖片與</w:t>
-            </w:r>
-            <w:r>
-              <w:rPr>
-                <w:rFonts w:ascii="Times New Roman" w:eastAsia="標楷體" w:hAnsi="Times New Roman"/>
-              </w:rPr>
-              <w:t xml:space="preserve"> API </w:t>
-            </w:r>
-            <w:r>
-              <w:rPr>
-                <w:rFonts w:ascii="Times New Roman" w:eastAsia="標楷體" w:hAnsi="Times New Roman"/>
-              </w:rPr>
-              <w:t>邏輯的後端伺服器。</w:t>
-            </w:r>
-          </w:p>
-        </w:tc>
-      </w:tr>
-      <w:tr>
-        <w:trPr>
-          <w:tblCellSpacing w:w="15" w:type="dxa"/>
-        </w:trPr>
-        <w:tc>
-          <w:tcPr>
-            <w:tcW w:w="0" w:type="auto"/>
-            <w:tcBorders>
-              <w:top w:val="single" w:sz="6" w:space="0" w:color="auto"/>
-              <w:left w:val="single" w:sz="6" w:space="0" w:color="auto"/>
-              <w:bottom w:val="single" w:sz="6" w:space="0" w:color="auto"/>
-              <w:right w:val="single" w:sz="6" w:space="0" w:color="auto"/>
-            </w:tcBorders>
-            <w:tcMar>
-              <w:top w:w="240" w:type="dxa"/>
-              <w:left w:w="0" w:type="dxa"/>
-              <w:bottom w:w="240" w:type="dxa"/>
-              <w:right w:w="180" w:type="dxa"/>
-            </w:tcMar>
-            <w:vAlign w:val="center"/>
-            <w:hideMark/>
-          </w:tcPr>
-          <w:p>
-            <w:pPr>
-              <w:rPr>
-                <w:rFonts w:ascii="Times New Roman" w:eastAsia="標楷體" w:hAnsi="Times New Roman"/>
-              </w:rPr>
-            </w:pPr>
-            <w:r>
-              <w:rPr>
-                <w:rFonts w:ascii="Times New Roman" w:eastAsia="標楷體" w:hAnsi="Times New Roman"/>
-                <w:b/>
-                <w:bCs/>
-              </w:rPr>
-              <w:t>核心</w:t>
-            </w:r>
-            <w:r>
-              <w:rPr>
-                <w:rFonts w:ascii="Times New Roman" w:eastAsia="標楷體" w:hAnsi="Times New Roman"/>
-                <w:b/>
-                <w:bCs/>
-              </w:rPr>
-              <w:t xml:space="preserve"> AI </w:t>
-            </w:r>
-            <w:r>
-              <w:rPr>
-                <w:rFonts w:ascii="Times New Roman" w:eastAsia="標楷體" w:hAnsi="Times New Roman"/>
-                <w:b/>
-                <w:bCs/>
-              </w:rPr>
-              <w:t>引擎</w:t>
-            </w:r>
-          </w:p>
-        </w:tc>
-        <w:tc>
-          <w:tcPr>
-            <w:tcW w:w="0" w:type="auto"/>
-            <w:tcBorders>
-              <w:top w:val="single" w:sz="6" w:space="0" w:color="auto"/>
-              <w:left w:val="single" w:sz="6" w:space="0" w:color="auto"/>
-              <w:bottom w:val="single" w:sz="6" w:space="0" w:color="auto"/>
-              <w:right w:val="single" w:sz="6" w:space="0" w:color="auto"/>
-            </w:tcBorders>
-            <w:tcMar>
-              <w:top w:w="240" w:type="dxa"/>
-              <w:left w:w="0" w:type="dxa"/>
-              <w:bottom w:w="240" w:type="dxa"/>
-              <w:right w:w="180" w:type="dxa"/>
-            </w:tcMar>
-            <w:vAlign w:val="center"/>
-            <w:hideMark/>
-          </w:tcPr>
-          <w:p>
-            <w:pPr>
-              <w:rPr>
-                <w:rFonts w:ascii="Times New Roman" w:eastAsia="標楷體" w:hAnsi="Times New Roman"/>
-              </w:rPr>
-            </w:pPr>
-            <w:r>
-              <w:rPr>
-                <w:rFonts w:ascii="Times New Roman" w:eastAsia="標楷體" w:hAnsi="Times New Roman"/>
-                <w:b/>
-                <w:bCs/>
-              </w:rPr>
-              <w:t>Gemini 1.5 Flash API</w:t>
-            </w:r>
-          </w:p>
-        </w:tc>
-        <w:tc>
-          <w:tcPr>
-            <w:tcW w:w="0" w:type="auto"/>
-            <w:tcBorders>
-              <w:top w:val="single" w:sz="6" w:space="0" w:color="auto"/>
-              <w:left w:val="single" w:sz="6" w:space="0" w:color="auto"/>
-              <w:bottom w:val="single" w:sz="6" w:space="0" w:color="auto"/>
-              <w:right w:val="single" w:sz="6" w:space="0" w:color="auto"/>
-            </w:tcBorders>
-            <w:tcMar>
-              <w:top w:w="240" w:type="dxa"/>
-              <w:left w:w="0" w:type="dxa"/>
-              <w:bottom w:w="240" w:type="dxa"/>
-              <w:right w:w="0" w:type="dxa"/>
-            </w:tcMar>
-            <w:vAlign w:val="center"/>
-            <w:hideMark/>
-          </w:tcPr>
-          <w:p>
-            <w:pPr>
-              <w:rPr>
-                <w:rFonts w:ascii="Times New Roman" w:eastAsia="標楷體" w:hAnsi="Times New Roman"/>
-              </w:rPr>
-            </w:pPr>
-            <w:r>
-              <w:rPr>
-                <w:rFonts w:ascii="Times New Roman" w:eastAsia="標楷體" w:hAnsi="Times New Roman"/>
-              </w:rPr>
-              <w:t>執行圖像場景分析、單字提取與英日翻譯。</w:t>
-            </w:r>
-          </w:p>
-        </w:tc>
-      </w:tr>
-      <w:tr>
-        <w:trPr>
-          <w:tblCellSpacing w:w="15" w:type="dxa"/>
-        </w:trPr>
-        <w:tc>
-          <w:tcPr>
-            <w:tcW w:w="0" w:type="auto"/>
-            <w:tcBorders>
-              <w:top w:val="single" w:sz="6" w:space="0" w:color="auto"/>
-              <w:left w:val="single" w:sz="6" w:space="0" w:color="auto"/>
-              <w:bottom w:val="single" w:sz="6" w:space="0" w:color="auto"/>
-              <w:right w:val="single" w:sz="6" w:space="0" w:color="auto"/>
-            </w:tcBorders>
-            <w:tcMar>
-              <w:top w:w="240" w:type="dxa"/>
-              <w:left w:w="0" w:type="dxa"/>
-              <w:bottom w:w="240" w:type="dxa"/>
-              <w:right w:w="180" w:type="dxa"/>
-            </w:tcMar>
-            <w:vAlign w:val="center"/>
-            <w:hideMark/>
-          </w:tcPr>
-          <w:p>
-            <w:pPr>
-              <w:rPr>
-                <w:rFonts w:ascii="Times New Roman" w:eastAsia="標楷體" w:hAnsi="Times New Roman"/>
-              </w:rPr>
-            </w:pPr>
-            <w:r>
-              <w:rPr>
-                <w:rFonts w:ascii="Times New Roman" w:eastAsia="標楷體" w:hAnsi="Times New Roman"/>
-                <w:b/>
-                <w:bCs/>
-              </w:rPr>
-              <w:t>語音技術</w:t>
-            </w:r>
-          </w:p>
-        </w:tc>
-        <w:tc>
-          <w:tcPr>
-            <w:tcW w:w="0" w:type="auto"/>
-            <w:tcBorders>
-              <w:top w:val="single" w:sz="6" w:space="0" w:color="auto"/>
-              <w:left w:val="single" w:sz="6" w:space="0" w:color="auto"/>
-              <w:bottom w:val="single" w:sz="6" w:space="0" w:color="auto"/>
-              <w:right w:val="single" w:sz="6" w:space="0" w:color="auto"/>
-            </w:tcBorders>
-            <w:tcMar>
-              <w:top w:w="240" w:type="dxa"/>
-              <w:left w:w="0" w:type="dxa"/>
-              <w:bottom w:w="240" w:type="dxa"/>
-              <w:right w:w="180" w:type="dxa"/>
-            </w:tcMar>
-            <w:vAlign w:val="center"/>
-            <w:hideMark/>
-          </w:tcPr>
-          <w:p>
-            <w:pPr>
-              <w:rPr>
-                <w:rFonts w:ascii="Times New Roman" w:eastAsia="標楷體" w:hAnsi="Times New Roman"/>
-              </w:rPr>
-            </w:pPr>
-            <w:r>
-              <w:rPr>
-                <w:rFonts w:ascii="Times New Roman" w:eastAsia="標楷體" w:hAnsi="Times New Roman"/>
-                <w:b/>
-                <w:bCs/>
-              </w:rPr>
-              <w:t>Google Cloud TTS / STT</w:t>
-            </w:r>
-          </w:p>
-        </w:tc>
-        <w:tc>
-          <w:tcPr>
-            <w:tcW w:w="0" w:type="auto"/>
-            <w:tcBorders>
-              <w:top w:val="single" w:sz="6" w:space="0" w:color="auto"/>
-              <w:left w:val="single" w:sz="6" w:space="0" w:color="auto"/>
-              <w:bottom w:val="single" w:sz="6" w:space="0" w:color="auto"/>
-              <w:right w:val="single" w:sz="6" w:space="0" w:color="auto"/>
-            </w:tcBorders>
-            <w:tcMar>
-              <w:top w:w="240" w:type="dxa"/>
-              <w:left w:w="0" w:type="dxa"/>
-              <w:bottom w:w="240" w:type="dxa"/>
-              <w:right w:w="0" w:type="dxa"/>
-            </w:tcMar>
-            <w:vAlign w:val="center"/>
-            <w:hideMark/>
-          </w:tcPr>
-          <w:p>
-            <w:pPr>
-              <w:rPr>
-                <w:rFonts w:ascii="Times New Roman" w:eastAsia="標楷體" w:hAnsi="Times New Roman"/>
-              </w:rPr>
-            </w:pPr>
-            <w:r>
-              <w:rPr>
-                <w:rFonts w:ascii="Times New Roman" w:eastAsia="標楷體" w:hAnsi="Times New Roman"/>
-              </w:rPr>
-              <w:t>實現日文單字發音與用戶口說辨識。</w:t>
-            </w:r>
-          </w:p>
-        </w:tc>
-      </w:tr>
-      <w:tr>
-        <w:trPr>
-          <w:tblCellSpacing w:w="15" w:type="dxa"/>
-        </w:trPr>
-        <w:tc>
-          <w:tcPr>
-            <w:tcW w:w="0" w:type="auto"/>
-            <w:tcBorders>
-              <w:top w:val="single" w:sz="6" w:space="0" w:color="auto"/>
-              <w:left w:val="single" w:sz="6" w:space="0" w:color="auto"/>
-              <w:bottom w:val="single" w:sz="6" w:space="0" w:color="auto"/>
-              <w:right w:val="single" w:sz="6" w:space="0" w:color="auto"/>
-            </w:tcBorders>
-            <w:tcMar>
-              <w:top w:w="240" w:type="dxa"/>
-              <w:left w:w="0" w:type="dxa"/>
-              <w:bottom w:w="240" w:type="dxa"/>
-              <w:right w:w="180" w:type="dxa"/>
-            </w:tcMar>
-            <w:vAlign w:val="center"/>
-            <w:hideMark/>
-          </w:tcPr>
-          <w:p>
-            <w:pPr>
-              <w:rPr>
-                <w:rFonts w:ascii="Times New Roman" w:eastAsia="標楷體" w:hAnsi="Times New Roman"/>
-              </w:rPr>
-            </w:pPr>
-            <w:r>
-              <w:rPr>
-                <w:rFonts w:ascii="Times New Roman" w:eastAsia="標楷體" w:hAnsi="Times New Roman"/>
-                <w:b/>
-                <w:bCs/>
-              </w:rPr>
-              <w:t>資料庫</w:t>
-            </w:r>
-          </w:p>
-        </w:tc>
-        <w:tc>
-          <w:tcPr>
-            <w:tcW w:w="0" w:type="auto"/>
-            <w:tcBorders>
-              <w:top w:val="single" w:sz="6" w:space="0" w:color="auto"/>
-              <w:left w:val="single" w:sz="6" w:space="0" w:color="auto"/>
-              <w:bottom w:val="single" w:sz="6" w:space="0" w:color="auto"/>
-              <w:right w:val="single" w:sz="6" w:space="0" w:color="auto"/>
-            </w:tcBorders>
-            <w:tcMar>
-              <w:top w:w="240" w:type="dxa"/>
-              <w:left w:w="0" w:type="dxa"/>
-              <w:bottom w:w="240" w:type="dxa"/>
-              <w:right w:w="180" w:type="dxa"/>
-            </w:tcMar>
-            <w:vAlign w:val="center"/>
-            <w:hideMark/>
-          </w:tcPr>
-          <w:p>
-            <w:pPr>
-              <w:rPr>
-                <w:rFonts w:ascii="Times New Roman" w:eastAsia="標楷體" w:hAnsi="Times New Roman"/>
-              </w:rPr>
-            </w:pPr>
-            <w:r>
-              <w:rPr>
-                <w:rFonts w:ascii="Times New Roman" w:eastAsia="標楷體" w:hAnsi="Times New Roman"/>
-                <w:b/>
-                <w:bCs/>
-              </w:rPr>
-              <w:t>SQLite (</w:t>
-            </w:r>
-            <w:proofErr w:type="spellStart"/>
-            <w:r>
-              <w:rPr>
-                <w:rFonts w:ascii="Times New Roman" w:eastAsia="標楷體" w:hAnsi="Times New Roman"/>
-                <w:b/>
-                <w:bCs/>
-              </w:rPr>
-              <w:t>jlens.db</w:t>
-            </w:r>
-            <w:proofErr w:type="spellEnd"/>
-            <w:r>
-              <w:rPr>
-                <w:rFonts w:ascii="Times New Roman" w:eastAsia="標楷體" w:hAnsi="Times New Roman"/>
-                <w:b/>
-                <w:bCs/>
-              </w:rPr>
-              <w:t>)</w:t>
-            </w:r>
-          </w:p>
-        </w:tc>
-        <w:tc>
-          <w:tcPr>
-            <w:tcW w:w="0" w:type="auto"/>
-            <w:tcBorders>
-              <w:top w:val="single" w:sz="6" w:space="0" w:color="auto"/>
-              <w:left w:val="single" w:sz="6" w:space="0" w:color="auto"/>
-              <w:bottom w:val="single" w:sz="6" w:space="0" w:color="auto"/>
-              <w:right w:val="single" w:sz="6" w:space="0" w:color="auto"/>
-            </w:tcBorders>
-            <w:tcMar>
-              <w:top w:w="240" w:type="dxa"/>
-              <w:left w:w="0" w:type="dxa"/>
-              <w:bottom w:w="240" w:type="dxa"/>
-              <w:right w:w="0" w:type="dxa"/>
-            </w:tcMar>
-            <w:vAlign w:val="center"/>
-            <w:hideMark/>
-          </w:tcPr>
-          <w:p>
-            <w:pPr>
-              <w:rPr>
-                <w:rFonts w:ascii="Times New Roman" w:eastAsia="標楷體" w:hAnsi="Times New Roman"/>
-              </w:rPr>
-            </w:pPr>
-            <w:r>
-              <w:rPr>
-                <w:rFonts w:ascii="Times New Roman" w:eastAsia="標楷體" w:hAnsi="Times New Roman"/>
-              </w:rPr>
-              <w:t>儲存用戶學習紀錄、生字本與歷史照片資訊。</w:t>
-            </w:r>
-          </w:p>
-        </w:tc>
-      </w:tr>
-      <w:tr>
-        <w:trPr>
-          <w:tblCellSpacing w:w="15" w:type="dxa"/>
-        </w:trPr>
-        <w:tc>
-          <w:tcPr>
-            <w:tcW w:w="0" w:type="auto"/>
-            <w:tcBorders>
-              <w:top w:val="single" w:sz="6" w:space="0" w:color="auto"/>
-              <w:left w:val="single" w:sz="6" w:space="0" w:color="auto"/>
-              <w:bottom w:val="single" w:sz="6" w:space="0" w:color="auto"/>
-              <w:right w:val="single" w:sz="6" w:space="0" w:color="auto"/>
-            </w:tcBorders>
-            <w:tcMar>
-              <w:top w:w="240" w:type="dxa"/>
-              <w:left w:w="0" w:type="dxa"/>
-              <w:bottom w:w="240" w:type="dxa"/>
-              <w:right w:w="180" w:type="dxa"/>
-            </w:tcMar>
-            <w:vAlign w:val="center"/>
-            <w:hideMark/>
-          </w:tcPr>
-          <w:p>
-            <w:pPr>
-              <w:rPr>
-                <w:rFonts w:ascii="Times New Roman" w:eastAsia="標楷體" w:hAnsi="Times New Roman"/>
-              </w:rPr>
-            </w:pPr>
-            <w:r>
-              <w:rPr>
-                <w:rFonts w:ascii="Times New Roman" w:eastAsia="標楷體" w:hAnsi="Times New Roman"/>
-                <w:b/>
-                <w:bCs/>
-              </w:rPr>
-              <w:t>版本管理</w:t>
-            </w:r>
-          </w:p>
-        </w:tc>
-        <w:tc>
-          <w:tcPr>
-            <w:tcW w:w="0" w:type="auto"/>
-            <w:tcBorders>
-              <w:top w:val="single" w:sz="6" w:space="0" w:color="auto"/>
-              <w:left w:val="single" w:sz="6" w:space="0" w:color="auto"/>
-              <w:bottom w:val="single" w:sz="6" w:space="0" w:color="auto"/>
-              <w:right w:val="single" w:sz="6" w:space="0" w:color="auto"/>
-            </w:tcBorders>
-            <w:tcMar>
-              <w:top w:w="240" w:type="dxa"/>
-              <w:left w:w="0" w:type="dxa"/>
-              <w:bottom w:w="240" w:type="dxa"/>
-              <w:right w:w="180" w:type="dxa"/>
-            </w:tcMar>
-            <w:vAlign w:val="center"/>
-            <w:hideMark/>
-          </w:tcPr>
-          <w:p>
-            <w:pPr>
-              <w:rPr>
-                <w:rFonts w:ascii="Times New Roman" w:eastAsia="標楷體" w:hAnsi="Times New Roman"/>
-              </w:rPr>
-            </w:pPr>
-            <w:r>
-              <w:rPr>
-                <w:rFonts w:ascii="Times New Roman" w:eastAsia="標楷體" w:hAnsi="Times New Roman"/>
-                <w:b/>
-                <w:bCs/>
-              </w:rPr>
-              <w:t>Git / GitHub / Fork</w:t>
-            </w:r>
-          </w:p>
-        </w:tc>
-        <w:tc>
-          <w:tcPr>
-            <w:tcW w:w="0" w:type="auto"/>
-            <w:tcBorders>
-              <w:top w:val="single" w:sz="6" w:space="0" w:color="auto"/>
-              <w:left w:val="single" w:sz="6" w:space="0" w:color="auto"/>
-              <w:bottom w:val="single" w:sz="6" w:space="0" w:color="auto"/>
-              <w:right w:val="single" w:sz="6" w:space="0" w:color="auto"/>
-            </w:tcBorders>
-            <w:tcMar>
-              <w:top w:w="240" w:type="dxa"/>
-              <w:left w:w="0" w:type="dxa"/>
-              <w:bottom w:w="240" w:type="dxa"/>
-              <w:right w:w="0" w:type="dxa"/>
-            </w:tcMar>
-            <w:vAlign w:val="center"/>
-            <w:hideMark/>
-          </w:tcPr>
-          <w:p>
-            <w:pPr>
-              <w:rPr>
-                <w:rFonts w:ascii="Times New Roman" w:eastAsia="標楷體" w:hAnsi="Times New Roman"/>
-              </w:rPr>
-            </w:pPr>
-            <w:r>
-              <w:rPr>
-                <w:rFonts w:ascii="Times New Roman" w:eastAsia="標楷體" w:hAnsi="Times New Roman"/>
-              </w:rPr>
-              <w:t>程式碼同步、分支管理與</w:t>
-            </w:r>
-            <w:r>
-              <w:rPr>
-                <w:rFonts w:ascii="Times New Roman" w:eastAsia="標楷體" w:hAnsi="Times New Roman"/>
-              </w:rPr>
-              <w:t xml:space="preserve"> GUI </w:t>
-            </w:r>
-            <w:r>
-              <w:rPr>
-                <w:rFonts w:ascii="Times New Roman" w:eastAsia="標楷體" w:hAnsi="Times New Roman"/>
-              </w:rPr>
-              <w:t>視覺化操作。</w:t>
-            </w:r>
-          </w:p>
-        </w:tc>
-      </w:tr>
-      <w:tr>
-        <w:trPr>
-          <w:tblCellSpacing w:w="15" w:type="dxa"/>
-        </w:trPr>
-        <w:tc>
-          <w:tcPr>
-            <w:tcW w:w="0" w:type="auto"/>
-            <w:tcBorders>
-              <w:top w:val="single" w:sz="6" w:space="0" w:color="auto"/>
-              <w:left w:val="single" w:sz="6" w:space="0" w:color="auto"/>
-              <w:bottom w:val="single" w:sz="6" w:space="0" w:color="auto"/>
-              <w:right w:val="single" w:sz="6" w:space="0" w:color="auto"/>
-            </w:tcBorders>
-            <w:tcMar>
-              <w:top w:w="240" w:type="dxa"/>
-              <w:left w:w="0" w:type="dxa"/>
-              <w:bottom w:w="240" w:type="dxa"/>
-              <w:right w:w="180" w:type="dxa"/>
-            </w:tcMar>
-            <w:vAlign w:val="center"/>
-            <w:hideMark/>
-          </w:tcPr>
-          <w:p>
-            <w:pPr>
-              <w:rPr>
-                <w:rFonts w:ascii="Times New Roman" w:eastAsia="標楷體" w:hAnsi="Times New Roman"/>
-              </w:rPr>
-            </w:pPr>
-            <w:r>
-              <w:rPr>
-                <w:rFonts w:ascii="Times New Roman" w:eastAsia="標楷體" w:hAnsi="Times New Roman"/>
-                <w:b/>
-                <w:bCs/>
-              </w:rPr>
-              <w:t>環境套件</w:t>
-            </w:r>
-          </w:p>
-        </w:tc>
-        <w:tc>
-          <w:tcPr>
-            <w:tcW w:w="0" w:type="auto"/>
-            <w:tcBorders>
-              <w:top w:val="single" w:sz="6" w:space="0" w:color="auto"/>
-              <w:left w:val="single" w:sz="6" w:space="0" w:color="auto"/>
-              <w:bottom w:val="single" w:sz="6" w:space="0" w:color="auto"/>
-              <w:right w:val="single" w:sz="6" w:space="0" w:color="auto"/>
-            </w:tcBorders>
-            <w:tcMar>
-              <w:top w:w="240" w:type="dxa"/>
-              <w:left w:w="0" w:type="dxa"/>
-              <w:bottom w:w="240" w:type="dxa"/>
-              <w:right w:w="180" w:type="dxa"/>
-            </w:tcMar>
-            <w:vAlign w:val="center"/>
-            <w:hideMark/>
-          </w:tcPr>
-          <w:p>
-            <w:pPr>
-              <w:rPr>
-                <w:rFonts w:ascii="Times New Roman" w:eastAsia="標楷體" w:hAnsi="Times New Roman"/>
-              </w:rPr>
-            </w:pPr>
-            <w:r>
-              <w:rPr>
-                <w:rFonts w:ascii="Times New Roman" w:eastAsia="標楷體" w:hAnsi="Times New Roman"/>
-                <w:b/>
-                <w:bCs/>
-              </w:rPr>
-              <w:t>python-</w:t>
-            </w:r>
-            <w:proofErr w:type="spellStart"/>
-            <w:r>
-              <w:rPr>
-                <w:rFonts w:ascii="Times New Roman" w:eastAsia="標楷體" w:hAnsi="Times New Roman"/>
-                <w:b/>
-                <w:bCs/>
-              </w:rPr>
-              <w:t>dotenv</w:t>
-            </w:r>
-            <w:proofErr w:type="spellEnd"/>
-            <w:r>
-              <w:rPr>
-                <w:rFonts w:ascii="Times New Roman" w:eastAsia="標楷體" w:hAnsi="Times New Roman"/>
-                <w:b/>
-                <w:bCs/>
-              </w:rPr>
-              <w:t xml:space="preserve"> / Pillow</w:t>
-            </w:r>
-          </w:p>
-        </w:tc>
-        <w:tc>
-          <w:tcPr>
-            <w:tcW w:w="0" w:type="auto"/>
-            <w:tcBorders>
-              <w:top w:val="single" w:sz="6" w:space="0" w:color="auto"/>
-              <w:left w:val="single" w:sz="6" w:space="0" w:color="auto"/>
-              <w:bottom w:val="single" w:sz="6" w:space="0" w:color="auto"/>
-              <w:right w:val="single" w:sz="6" w:space="0" w:color="auto"/>
-            </w:tcBorders>
-            <w:tcMar>
-              <w:top w:w="240" w:type="dxa"/>
-              <w:left w:w="0" w:type="dxa"/>
-              <w:bottom w:w="240" w:type="dxa"/>
-              <w:right w:w="0" w:type="dxa"/>
-            </w:tcMar>
-            <w:vAlign w:val="center"/>
-            <w:hideMark/>
-          </w:tcPr>
-          <w:p>
-            <w:pPr>
-              <w:rPr>
-                <w:rFonts w:ascii="Times New Roman" w:eastAsia="標楷體" w:hAnsi="Times New Roman"/>
-              </w:rPr>
-            </w:pPr>
-            <w:r>
-              <w:rPr>
-                <w:rFonts w:ascii="Times New Roman" w:eastAsia="標楷體" w:hAnsi="Times New Roman"/>
-              </w:rPr>
-              <w:t>處理環境變數安全與圖片編碼格式。</w:t>
-            </w:r>
-          </w:p>
-        </w:tc>
-      </w:tr>
-      <w:tr>
-        <w:trPr>
-          <w:tblCellSpacing w:w="15" w:type="dxa"/>
-        </w:trPr>
-        <w:tc>
-          <w:tcPr>
-            <w:tcW w:w="0" w:type="auto"/>
-            <w:tcBorders>
-              <w:top w:val="single" w:sz="6" w:space="0" w:color="auto"/>
-              <w:left w:val="single" w:sz="6" w:space="0" w:color="auto"/>
-              <w:bottom w:val="single" w:sz="6" w:space="0" w:color="auto"/>
-              <w:right w:val="single" w:sz="6" w:space="0" w:color="auto"/>
-            </w:tcBorders>
-            <w:tcMar>
-              <w:top w:w="240" w:type="dxa"/>
-              <w:left w:w="0" w:type="dxa"/>
-              <w:bottom w:w="240" w:type="dxa"/>
-              <w:right w:w="180" w:type="dxa"/>
-            </w:tcMar>
-            <w:vAlign w:val="center"/>
-            <w:hideMark/>
-          </w:tcPr>
-          <w:p>
-            <w:pPr>
-              <w:rPr>
-                <w:rFonts w:ascii="Times New Roman" w:eastAsia="標楷體" w:hAnsi="Times New Roman"/>
-              </w:rPr>
-            </w:pPr>
-            <w:r>
-              <w:rPr>
-                <w:rFonts w:ascii="Times New Roman" w:eastAsia="標楷體" w:hAnsi="Times New Roman"/>
-                <w:b/>
-                <w:bCs/>
-              </w:rPr>
-              <w:t>測試工具</w:t>
-            </w:r>
-          </w:p>
-        </w:tc>
-        <w:tc>
-          <w:tcPr>
-            <w:tcW w:w="0" w:type="auto"/>
-            <w:tcBorders>
-              <w:top w:val="single" w:sz="6" w:space="0" w:color="auto"/>
-              <w:left w:val="single" w:sz="6" w:space="0" w:color="auto"/>
-              <w:bottom w:val="single" w:sz="6" w:space="0" w:color="auto"/>
-              <w:right w:val="single" w:sz="6" w:space="0" w:color="auto"/>
-            </w:tcBorders>
-            <w:tcMar>
-              <w:top w:w="240" w:type="dxa"/>
-              <w:left w:w="0" w:type="dxa"/>
-              <w:bottom w:w="240" w:type="dxa"/>
-              <w:right w:w="180" w:type="dxa"/>
-            </w:tcMar>
-            <w:vAlign w:val="center"/>
-            <w:hideMark/>
-          </w:tcPr>
-          <w:p>
-            <w:pPr>
-              <w:rPr>
-                <w:rFonts w:ascii="Times New Roman" w:eastAsia="標楷體" w:hAnsi="Times New Roman"/>
-              </w:rPr>
-            </w:pPr>
-            <w:r>
-              <w:rPr>
-                <w:rFonts w:ascii="Times New Roman" w:eastAsia="標楷體" w:hAnsi="Times New Roman"/>
-                <w:b/>
-                <w:bCs/>
-              </w:rPr>
-              <w:t>Postman</w:t>
-            </w:r>
-          </w:p>
-        </w:tc>
-        <w:tc>
-          <w:tcPr>
-            <w:tcW w:w="0" w:type="auto"/>
-            <w:tcBorders>
-              <w:top w:val="single" w:sz="6" w:space="0" w:color="auto"/>
-              <w:left w:val="single" w:sz="6" w:space="0" w:color="auto"/>
-              <w:bottom w:val="single" w:sz="6" w:space="0" w:color="auto"/>
-              <w:right w:val="single" w:sz="6" w:space="0" w:color="auto"/>
-            </w:tcBorders>
-            <w:tcMar>
-              <w:top w:w="240" w:type="dxa"/>
-              <w:left w:w="0" w:type="dxa"/>
-              <w:bottom w:w="240" w:type="dxa"/>
-              <w:right w:w="0" w:type="dxa"/>
-            </w:tcMar>
-            <w:vAlign w:val="center"/>
-            <w:hideMark/>
-          </w:tcPr>
-          <w:p>
-            <w:pPr>
-              <w:rPr>
-                <w:rFonts w:ascii="Times New Roman" w:eastAsia="標楷體" w:hAnsi="Times New Roman"/>
-              </w:rPr>
-            </w:pPr>
-            <w:r>
-              <w:rPr>
-                <w:rFonts w:ascii="Times New Roman" w:eastAsia="標楷體" w:hAnsi="Times New Roman"/>
-              </w:rPr>
-              <w:t>進行後端</w:t>
-            </w:r>
-            <w:r>
-              <w:rPr>
-                <w:rFonts w:ascii="Times New Roman" w:eastAsia="標楷體" w:hAnsi="Times New Roman"/>
-              </w:rPr>
-              <w:t xml:space="preserve"> API </w:t>
-            </w:r>
-            <w:r>
-              <w:rPr>
-                <w:rFonts w:ascii="Times New Roman" w:eastAsia="標楷體" w:hAnsi="Times New Roman"/>
-              </w:rPr>
-              <w:t>接口與重試機制</w:t>
-            </w:r>
-            <w:r>
-              <w:rPr>
-                <w:rFonts w:ascii="Times New Roman" w:eastAsia="標楷體" w:hAnsi="Times New Roman"/>
-              </w:rPr>
-              <w:t xml:space="preserve"> (Retry) </w:t>
-            </w:r>
-            <w:r>
-              <w:rPr>
-                <w:rFonts w:ascii="Times New Roman" w:eastAsia="標楷體" w:hAnsi="Times New Roman"/>
-              </w:rPr>
-              <w:t>測試。</w:t>
-            </w:r>
-          </w:p>
-        </w:tc>
-      </w:tr>
-    </w:tbl>
+    <w:p>
+      <w:pPr>
+        <w:rPr>
+          <w:rFonts w:ascii="Times New Roman" w:eastAsia="標楷體" w:hAnsi="Times New Roman" w:hint="eastAsia"/>
+          <w:b/>
+          <w:bCs/>
+          <w:sz w:val="32"/>
+          <w:szCs w:val="32"/>
+        </w:rPr>
+      </w:pPr>
+    </w:p>
+    <w:p>
+      <w:pPr>
+        <w:pStyle w:val="a8"/>
+        <w:numPr>
+          <w:ilvl w:val="0"/>
+          <w:numId w:val="5"/>
+        </w:numPr>
+        <w:ind w:leftChars="0"/>
+        <w:rPr>
+          <w:rFonts w:ascii="Times New Roman" w:eastAsia="標楷體" w:hAnsi="Times New Roman"/>
+          <w:b/>
+          <w:bCs/>
+          <w:sz w:val="32"/>
+          <w:szCs w:val="32"/>
+        </w:rPr>
+      </w:pPr>
+    </w:p>
     <w:p>
       <w:pPr>
         <w:rPr>

--- a/系統文件/第3章/3-3開發標準與使用工具.docx
+++ b/系統文件/第3章/3-3開發標準與使用工具.docx
@@ -5,7 +5,7 @@
     <w:p>
       <w:pPr>
         <w:rPr>
-          <w:rFonts w:ascii="Times New Roman" w:eastAsia="標楷體" w:hAnsi="Times New Roman"/>
+          <w:rFonts w:ascii="Arial Unicode MS" w:eastAsia="標楷體" w:hAnsi="Arial Unicode MS"/>
           <w:b/>
           <w:bCs/>
           <w:sz w:val="32"/>
@@ -14,7 +14,7 @@
       </w:pPr>
       <w:r>
         <w:rPr>
-          <w:rFonts w:ascii="Times New Roman" w:eastAsia="標楷體" w:hAnsi="Times New Roman"/>
+          <w:rFonts w:ascii="Arial Unicode MS" w:eastAsia="標楷體" w:hAnsi="Arial Unicode MS"/>
           <w:b/>
           <w:bCs/>
           <w:sz w:val="32"/>
@@ -24,7 +24,7 @@
       </w:r>
       <w:r>
         <w:rPr>
-          <w:rFonts w:ascii="Times New Roman" w:eastAsia="標楷體" w:hAnsi="Times New Roman"/>
+          <w:rFonts w:ascii="Arial Unicode MS" w:eastAsia="標楷體" w:hAnsi="Arial Unicode MS"/>
           <w:b/>
           <w:bCs/>
           <w:sz w:val="32"/>
@@ -42,7 +42,7 @@
         </w:numPr>
         <w:ind w:leftChars="0"/>
         <w:rPr>
-          <w:rFonts w:ascii="Times New Roman" w:eastAsia="標楷體" w:hAnsi="Times New Roman"/>
+          <w:rFonts w:ascii="Arial Unicode MS" w:eastAsia="標楷體" w:hAnsi="Arial Unicode MS"/>
           <w:b/>
           <w:bCs/>
           <w:sz w:val="32"/>
@@ -51,7 +51,7 @@
       </w:pPr>
       <w:r>
         <w:rPr>
-          <w:rFonts w:ascii="Times New Roman" w:eastAsia="標楷體" w:hAnsi="Times New Roman"/>
+          <w:rFonts w:ascii="Arial Unicode MS" w:eastAsia="標楷體" w:hAnsi="Arial Unicode MS"/>
           <w:b/>
           <w:bCs/>
           <w:sz w:val="32"/>
@@ -61,7 +61,7 @@
       </w:r>
       <w:r>
         <w:rPr>
-          <w:rFonts w:ascii="Times New Roman" w:eastAsia="標楷體" w:hAnsi="Times New Roman" w:hint="eastAsia"/>
+          <w:rFonts w:ascii="Arial Unicode MS" w:eastAsia="標楷體" w:hAnsi="Arial Unicode MS" w:hint="eastAsia"/>
           <w:b/>
           <w:bCs/>
           <w:sz w:val="32"/>
@@ -73,1182 +73,96 @@
     <w:p>
       <w:pPr>
         <w:pStyle w:val="a8"/>
-        <w:ind w:leftChars="0" w:left="360"/>
+        <w:numPr>
+          <w:ilvl w:val="1"/>
+          <w:numId w:val="5"/>
+        </w:numPr>
+        <w:ind w:leftChars="0"/>
         <w:rPr>
-          <w:rFonts w:ascii="Times New Roman" w:eastAsia="標楷體" w:hAnsi="Times New Roman"/>
-          <w:b/>
-          <w:bCs/>
-          <w:sz w:val="32"/>
-          <w:szCs w:val="32"/>
+          <w:rFonts w:ascii="Arial Unicode MS" w:eastAsia="標楷體" w:hAnsi="Arial Unicode MS" w:hint="eastAsia"/>
+          <w:sz w:val="28"/>
+          <w:szCs w:val="28"/>
         </w:rPr>
       </w:pPr>
+      <w:r>
+        <w:rPr>
+          <w:rFonts w:ascii="Arial Unicode MS" w:eastAsia="標楷體" w:hAnsi="Arial Unicode MS" w:hint="eastAsia"/>
+          <w:sz w:val="28"/>
+          <w:szCs w:val="28"/>
+        </w:rPr>
+        <w:t>行程內容畫面儲存與讀取：</w:t>
+      </w:r>
+      <w:r>
+        <w:rPr>
+          <w:rFonts w:ascii="Arial Unicode MS" w:eastAsia="標楷體" w:hAnsi="Arial Unicode MS" w:hint="eastAsia"/>
+          <w:sz w:val="28"/>
+          <w:szCs w:val="28"/>
+        </w:rPr>
+        <w:t>JSON</w:t>
+      </w:r>
     </w:p>
-    <w:tbl>
-      <w:tblPr>
-        <w:tblpPr w:leftFromText="180" w:rightFromText="180" w:vertAnchor="text" w:horzAnchor="margin" w:tblpY="1481"/>
-        <w:tblW w:w="9348" w:type="dxa"/>
-        <w:tblCellSpacing w:w="15" w:type="dxa"/>
-        <w:tblCellMar>
-          <w:left w:w="0" w:type="dxa"/>
-          <w:right w:w="0" w:type="dxa"/>
-        </w:tblCellMar>
-        <w:tblLook w:val="04A0" w:firstRow="1" w:lastRow="0" w:firstColumn="1" w:lastColumn="0" w:noHBand="0" w:noVBand="1"/>
-      </w:tblPr>
-      <w:tblGrid>
-        <w:gridCol w:w="1835"/>
-        <w:gridCol w:w="2422"/>
-        <w:gridCol w:w="5091"/>
-      </w:tblGrid>
-      <w:tr>
-        <w:trPr>
-          <w:tblHeader/>
-          <w:tblCellSpacing w:w="15" w:type="dxa"/>
-        </w:trPr>
-        <w:tc>
-          <w:tcPr>
-            <w:tcW w:w="1790" w:type="dxa"/>
-            <w:tcBorders>
-              <w:top w:val="single" w:sz="6" w:space="0" w:color="auto"/>
-              <w:left w:val="single" w:sz="6" w:space="0" w:color="auto"/>
-              <w:bottom w:val="single" w:sz="6" w:space="0" w:color="auto"/>
-              <w:right w:val="single" w:sz="6" w:space="0" w:color="auto"/>
-            </w:tcBorders>
-            <w:tcMar>
-              <w:top w:w="240" w:type="dxa"/>
-              <w:left w:w="0" w:type="dxa"/>
-              <w:bottom w:w="240" w:type="dxa"/>
-              <w:right w:w="180" w:type="dxa"/>
-            </w:tcMar>
-            <w:vAlign w:val="center"/>
-            <w:hideMark/>
-          </w:tcPr>
-          <w:p>
-            <w:pPr>
-              <w:jc w:val="center"/>
-              <w:rPr>
-                <w:rFonts w:ascii="Times New Roman" w:eastAsia="標楷體" w:hAnsi="Times New Roman"/>
-              </w:rPr>
-            </w:pPr>
-            <w:r>
-              <w:rPr>
-                <w:rFonts w:ascii="Times New Roman" w:eastAsia="標楷體" w:hAnsi="Times New Roman"/>
-                <w:b/>
-                <w:bCs/>
-              </w:rPr>
-              <w:t>類別</w:t>
-            </w:r>
-          </w:p>
-        </w:tc>
-        <w:tc>
-          <w:tcPr>
-            <w:tcW w:w="2392" w:type="dxa"/>
-            <w:tcBorders>
-              <w:top w:val="single" w:sz="6" w:space="0" w:color="auto"/>
-              <w:left w:val="single" w:sz="6" w:space="0" w:color="auto"/>
-              <w:bottom w:val="single" w:sz="6" w:space="0" w:color="auto"/>
-              <w:right w:val="single" w:sz="6" w:space="0" w:color="auto"/>
-            </w:tcBorders>
-            <w:tcMar>
-              <w:top w:w="240" w:type="dxa"/>
-              <w:left w:w="0" w:type="dxa"/>
-              <w:bottom w:w="240" w:type="dxa"/>
-              <w:right w:w="180" w:type="dxa"/>
-            </w:tcMar>
-            <w:vAlign w:val="center"/>
-            <w:hideMark/>
-          </w:tcPr>
-          <w:p>
-            <w:pPr>
-              <w:jc w:val="center"/>
-              <w:rPr>
-                <w:rFonts w:ascii="Times New Roman" w:eastAsia="標楷體" w:hAnsi="Times New Roman"/>
-              </w:rPr>
-            </w:pPr>
-            <w:r>
-              <w:rPr>
-                <w:rFonts w:ascii="Times New Roman" w:eastAsia="標楷體" w:hAnsi="Times New Roman"/>
-                <w:b/>
-                <w:bCs/>
-              </w:rPr>
-              <w:t>使用工具</w:t>
-            </w:r>
-            <w:r>
-              <w:rPr>
-                <w:rFonts w:ascii="Times New Roman" w:eastAsia="標楷體" w:hAnsi="Times New Roman"/>
-                <w:b/>
-                <w:bCs/>
-              </w:rPr>
-              <w:t xml:space="preserve"> / </w:t>
-            </w:r>
-            <w:r>
-              <w:rPr>
-                <w:rFonts w:ascii="Times New Roman" w:eastAsia="標楷體" w:hAnsi="Times New Roman"/>
-                <w:b/>
-                <w:bCs/>
-              </w:rPr>
-              <w:t>技術</w:t>
-            </w:r>
-          </w:p>
-        </w:tc>
-        <w:tc>
-          <w:tcPr>
-            <w:tcW w:w="5046" w:type="dxa"/>
-            <w:tcBorders>
-              <w:top w:val="single" w:sz="6" w:space="0" w:color="auto"/>
-              <w:left w:val="single" w:sz="6" w:space="0" w:color="auto"/>
-              <w:bottom w:val="single" w:sz="6" w:space="0" w:color="auto"/>
-              <w:right w:val="single" w:sz="6" w:space="0" w:color="auto"/>
-            </w:tcBorders>
-            <w:tcMar>
-              <w:top w:w="240" w:type="dxa"/>
-              <w:left w:w="0" w:type="dxa"/>
-              <w:bottom w:w="240" w:type="dxa"/>
-              <w:right w:w="0" w:type="dxa"/>
-            </w:tcMar>
-            <w:vAlign w:val="center"/>
-            <w:hideMark/>
-          </w:tcPr>
-          <w:p>
-            <w:pPr>
-              <w:jc w:val="center"/>
-              <w:rPr>
-                <w:rFonts w:ascii="Times New Roman" w:eastAsia="標楷體" w:hAnsi="Times New Roman"/>
-              </w:rPr>
-            </w:pPr>
-            <w:r>
-              <w:rPr>
-                <w:rFonts w:ascii="Times New Roman" w:eastAsia="標楷體" w:hAnsi="Times New Roman"/>
-                <w:b/>
-                <w:bCs/>
-              </w:rPr>
-              <w:t>用途說明</w:t>
-            </w:r>
-          </w:p>
-        </w:tc>
-      </w:tr>
-      <w:tr>
-        <w:trPr>
-          <w:tblCellSpacing w:w="15" w:type="dxa"/>
-        </w:trPr>
-        <w:tc>
-          <w:tcPr>
-            <w:tcW w:w="1790" w:type="dxa"/>
-            <w:tcBorders>
-              <w:top w:val="single" w:sz="6" w:space="0" w:color="auto"/>
-              <w:left w:val="single" w:sz="6" w:space="0" w:color="auto"/>
-              <w:bottom w:val="single" w:sz="6" w:space="0" w:color="auto"/>
-              <w:right w:val="single" w:sz="6" w:space="0" w:color="auto"/>
-            </w:tcBorders>
-            <w:tcMar>
-              <w:top w:w="240" w:type="dxa"/>
-              <w:left w:w="0" w:type="dxa"/>
-              <w:bottom w:w="240" w:type="dxa"/>
-              <w:right w:w="180" w:type="dxa"/>
-            </w:tcMar>
-            <w:vAlign w:val="center"/>
-            <w:hideMark/>
-          </w:tcPr>
-          <w:p>
-            <w:pPr>
-              <w:jc w:val="center"/>
-              <w:rPr>
-                <w:rFonts w:ascii="Times New Roman" w:eastAsia="標楷體" w:hAnsi="Times New Roman"/>
-              </w:rPr>
-            </w:pPr>
-            <w:r>
-              <w:rPr>
-                <w:rFonts w:ascii="Times New Roman" w:eastAsia="標楷體" w:hAnsi="Times New Roman"/>
-                <w:b/>
-                <w:bCs/>
-              </w:rPr>
-              <w:t>行動端開發</w:t>
-            </w:r>
-          </w:p>
-        </w:tc>
-        <w:tc>
-          <w:tcPr>
-            <w:tcW w:w="2392" w:type="dxa"/>
-            <w:tcBorders>
-              <w:top w:val="single" w:sz="6" w:space="0" w:color="auto"/>
-              <w:left w:val="single" w:sz="6" w:space="0" w:color="auto"/>
-              <w:bottom w:val="single" w:sz="6" w:space="0" w:color="auto"/>
-              <w:right w:val="single" w:sz="6" w:space="0" w:color="auto"/>
-            </w:tcBorders>
-            <w:tcMar>
-              <w:top w:w="240" w:type="dxa"/>
-              <w:left w:w="0" w:type="dxa"/>
-              <w:bottom w:w="240" w:type="dxa"/>
-              <w:right w:w="180" w:type="dxa"/>
-            </w:tcMar>
-            <w:vAlign w:val="center"/>
-            <w:hideMark/>
-          </w:tcPr>
-          <w:p>
-            <w:pPr>
-              <w:jc w:val="center"/>
-              <w:rPr>
-                <w:rFonts w:ascii="Times New Roman" w:eastAsia="標楷體" w:hAnsi="Times New Roman"/>
-              </w:rPr>
-            </w:pPr>
-            <w:r>
-              <w:rPr>
-                <w:rFonts w:ascii="Times New Roman" w:eastAsia="標楷體" w:hAnsi="Times New Roman"/>
-                <w:b/>
-                <w:bCs/>
-              </w:rPr>
-              <w:t>Flutter / Dart</w:t>
-            </w:r>
-          </w:p>
-        </w:tc>
-        <w:tc>
-          <w:tcPr>
-            <w:tcW w:w="5046" w:type="dxa"/>
-            <w:tcBorders>
-              <w:top w:val="single" w:sz="6" w:space="0" w:color="auto"/>
-              <w:left w:val="single" w:sz="6" w:space="0" w:color="auto"/>
-              <w:bottom w:val="single" w:sz="6" w:space="0" w:color="auto"/>
-              <w:right w:val="single" w:sz="6" w:space="0" w:color="auto"/>
-            </w:tcBorders>
-            <w:tcMar>
-              <w:top w:w="240" w:type="dxa"/>
-              <w:left w:w="0" w:type="dxa"/>
-              <w:bottom w:w="240" w:type="dxa"/>
-              <w:right w:w="0" w:type="dxa"/>
-            </w:tcMar>
-            <w:vAlign w:val="center"/>
-            <w:hideMark/>
-          </w:tcPr>
-          <w:p>
-            <w:pPr>
-              <w:jc w:val="center"/>
-              <w:rPr>
-                <w:rFonts w:ascii="Times New Roman" w:eastAsia="標楷體" w:hAnsi="Times New Roman"/>
-              </w:rPr>
-            </w:pPr>
-            <w:r>
-              <w:rPr>
-                <w:rFonts w:ascii="Times New Roman" w:eastAsia="標楷體" w:hAnsi="Times New Roman"/>
-              </w:rPr>
-              <w:t>跨平台</w:t>
-            </w:r>
-            <w:r>
-              <w:rPr>
-                <w:rFonts w:ascii="Times New Roman" w:eastAsia="標楷體" w:hAnsi="Times New Roman"/>
-              </w:rPr>
-              <w:t xml:space="preserve"> App </w:t>
-            </w:r>
-            <w:r>
-              <w:rPr>
-                <w:rFonts w:ascii="Times New Roman" w:eastAsia="標楷體" w:hAnsi="Times New Roman"/>
-              </w:rPr>
-              <w:t>開發（支援</w:t>
-            </w:r>
-            <w:r>
-              <w:rPr>
-                <w:rFonts w:ascii="Times New Roman" w:eastAsia="標楷體" w:hAnsi="Times New Roman"/>
-              </w:rPr>
-              <w:t xml:space="preserve"> Android </w:t>
-            </w:r>
-            <w:r>
-              <w:rPr>
-                <w:rFonts w:ascii="Times New Roman" w:eastAsia="標楷體" w:hAnsi="Times New Roman"/>
-              </w:rPr>
-              <w:t>優先測試）。</w:t>
-            </w:r>
-          </w:p>
-        </w:tc>
-      </w:tr>
-      <w:tr>
-        <w:trPr>
-          <w:tblCellSpacing w:w="15" w:type="dxa"/>
-        </w:trPr>
-        <w:tc>
-          <w:tcPr>
-            <w:tcW w:w="1790" w:type="dxa"/>
-            <w:tcBorders>
-              <w:top w:val="single" w:sz="6" w:space="0" w:color="auto"/>
-              <w:left w:val="single" w:sz="6" w:space="0" w:color="auto"/>
-              <w:bottom w:val="single" w:sz="6" w:space="0" w:color="auto"/>
-              <w:right w:val="single" w:sz="6" w:space="0" w:color="auto"/>
-            </w:tcBorders>
-            <w:tcMar>
-              <w:top w:w="240" w:type="dxa"/>
-              <w:left w:w="0" w:type="dxa"/>
-              <w:bottom w:w="240" w:type="dxa"/>
-              <w:right w:w="180" w:type="dxa"/>
-            </w:tcMar>
-            <w:vAlign w:val="center"/>
-            <w:hideMark/>
-          </w:tcPr>
-          <w:p>
-            <w:pPr>
-              <w:jc w:val="center"/>
-              <w:rPr>
-                <w:rFonts w:ascii="Times New Roman" w:eastAsia="標楷體" w:hAnsi="Times New Roman"/>
-              </w:rPr>
-            </w:pPr>
-            <w:r>
-              <w:rPr>
-                <w:rFonts w:ascii="Times New Roman" w:eastAsia="標楷體" w:hAnsi="Times New Roman"/>
-                <w:b/>
-                <w:bCs/>
-              </w:rPr>
-              <w:t>後端開發</w:t>
-            </w:r>
-          </w:p>
-        </w:tc>
-        <w:tc>
-          <w:tcPr>
-            <w:tcW w:w="2392" w:type="dxa"/>
-            <w:tcBorders>
-              <w:top w:val="single" w:sz="6" w:space="0" w:color="auto"/>
-              <w:left w:val="single" w:sz="6" w:space="0" w:color="auto"/>
-              <w:bottom w:val="single" w:sz="6" w:space="0" w:color="auto"/>
-              <w:right w:val="single" w:sz="6" w:space="0" w:color="auto"/>
-            </w:tcBorders>
-            <w:tcMar>
-              <w:top w:w="240" w:type="dxa"/>
-              <w:left w:w="0" w:type="dxa"/>
-              <w:bottom w:w="240" w:type="dxa"/>
-              <w:right w:w="180" w:type="dxa"/>
-            </w:tcMar>
-            <w:vAlign w:val="center"/>
-            <w:hideMark/>
-          </w:tcPr>
-          <w:p>
-            <w:pPr>
-              <w:jc w:val="center"/>
-              <w:rPr>
-                <w:rFonts w:ascii="Times New Roman" w:eastAsia="標楷體" w:hAnsi="Times New Roman"/>
-              </w:rPr>
-            </w:pPr>
-            <w:r>
-              <w:rPr>
-                <w:rFonts w:ascii="Times New Roman" w:eastAsia="標楷體" w:hAnsi="Times New Roman"/>
-                <w:b/>
-                <w:bCs/>
-              </w:rPr>
-              <w:t xml:space="preserve">Python (Flask </w:t>
-            </w:r>
-            <w:r>
-              <w:rPr>
-                <w:rFonts w:ascii="Times New Roman" w:eastAsia="標楷體" w:hAnsi="Times New Roman"/>
-                <w:b/>
-                <w:bCs/>
-              </w:rPr>
-              <w:t>或</w:t>
-            </w:r>
-            <w:r>
-              <w:rPr>
-                <w:rFonts w:ascii="Times New Roman" w:eastAsia="標楷體" w:hAnsi="Times New Roman"/>
-                <w:b/>
-                <w:bCs/>
-              </w:rPr>
-              <w:t xml:space="preserve"> </w:t>
-            </w:r>
-            <w:proofErr w:type="spellStart"/>
-            <w:r>
-              <w:rPr>
-                <w:rFonts w:ascii="Times New Roman" w:eastAsia="標楷體" w:hAnsi="Times New Roman"/>
-                <w:b/>
-                <w:bCs/>
-              </w:rPr>
-              <w:t>FastAPI</w:t>
-            </w:r>
-            <w:proofErr w:type="spellEnd"/>
-            <w:r>
-              <w:rPr>
-                <w:rFonts w:ascii="Times New Roman" w:eastAsia="標楷體" w:hAnsi="Times New Roman"/>
-                <w:b/>
-                <w:bCs/>
-              </w:rPr>
-              <w:t>)</w:t>
-            </w:r>
-          </w:p>
-        </w:tc>
-        <w:tc>
-          <w:tcPr>
-            <w:tcW w:w="5046" w:type="dxa"/>
-            <w:tcBorders>
-              <w:top w:val="single" w:sz="6" w:space="0" w:color="auto"/>
-              <w:left w:val="single" w:sz="6" w:space="0" w:color="auto"/>
-              <w:bottom w:val="single" w:sz="6" w:space="0" w:color="auto"/>
-              <w:right w:val="single" w:sz="6" w:space="0" w:color="auto"/>
-            </w:tcBorders>
-            <w:tcMar>
-              <w:top w:w="240" w:type="dxa"/>
-              <w:left w:w="0" w:type="dxa"/>
-              <w:bottom w:w="240" w:type="dxa"/>
-              <w:right w:w="0" w:type="dxa"/>
-            </w:tcMar>
-            <w:vAlign w:val="center"/>
-            <w:hideMark/>
-          </w:tcPr>
-          <w:p>
-            <w:pPr>
-              <w:jc w:val="center"/>
-              <w:rPr>
-                <w:rFonts w:ascii="Times New Roman" w:eastAsia="標楷體" w:hAnsi="Times New Roman"/>
-              </w:rPr>
-            </w:pPr>
-            <w:r>
-              <w:rPr>
-                <w:rFonts w:ascii="Times New Roman" w:eastAsia="標楷體" w:hAnsi="Times New Roman"/>
-              </w:rPr>
-              <w:t>建立處理圖片與</w:t>
-            </w:r>
-            <w:r>
-              <w:rPr>
-                <w:rFonts w:ascii="Times New Roman" w:eastAsia="標楷體" w:hAnsi="Times New Roman"/>
-              </w:rPr>
-              <w:t xml:space="preserve"> API </w:t>
-            </w:r>
-            <w:r>
-              <w:rPr>
-                <w:rFonts w:ascii="Times New Roman" w:eastAsia="標楷體" w:hAnsi="Times New Roman"/>
-              </w:rPr>
-              <w:t>邏輯的後端伺服器。</w:t>
-            </w:r>
-          </w:p>
-        </w:tc>
-      </w:tr>
-      <w:tr>
-        <w:trPr>
-          <w:tblCellSpacing w:w="15" w:type="dxa"/>
-        </w:trPr>
-        <w:tc>
-          <w:tcPr>
-            <w:tcW w:w="1790" w:type="dxa"/>
-            <w:tcBorders>
-              <w:top w:val="single" w:sz="6" w:space="0" w:color="auto"/>
-              <w:left w:val="single" w:sz="6" w:space="0" w:color="auto"/>
-              <w:bottom w:val="single" w:sz="6" w:space="0" w:color="auto"/>
-              <w:right w:val="single" w:sz="6" w:space="0" w:color="auto"/>
-            </w:tcBorders>
-            <w:tcMar>
-              <w:top w:w="240" w:type="dxa"/>
-              <w:left w:w="0" w:type="dxa"/>
-              <w:bottom w:w="240" w:type="dxa"/>
-              <w:right w:w="180" w:type="dxa"/>
-            </w:tcMar>
-            <w:vAlign w:val="center"/>
-            <w:hideMark/>
-          </w:tcPr>
-          <w:p>
-            <w:pPr>
-              <w:jc w:val="center"/>
-              <w:rPr>
-                <w:rFonts w:ascii="Times New Roman" w:eastAsia="標楷體" w:hAnsi="Times New Roman"/>
-              </w:rPr>
-            </w:pPr>
-            <w:r>
-              <w:rPr>
-                <w:rFonts w:ascii="Times New Roman" w:eastAsia="標楷體" w:hAnsi="Times New Roman"/>
-                <w:b/>
-                <w:bCs/>
-              </w:rPr>
-              <w:t>核心</w:t>
-            </w:r>
-            <w:r>
-              <w:rPr>
-                <w:rFonts w:ascii="Times New Roman" w:eastAsia="標楷體" w:hAnsi="Times New Roman"/>
-                <w:b/>
-                <w:bCs/>
-              </w:rPr>
-              <w:t xml:space="preserve"> AI </w:t>
-            </w:r>
-            <w:r>
-              <w:rPr>
-                <w:rFonts w:ascii="Times New Roman" w:eastAsia="標楷體" w:hAnsi="Times New Roman"/>
-                <w:b/>
-                <w:bCs/>
-              </w:rPr>
-              <w:t>引擎</w:t>
-            </w:r>
-          </w:p>
-        </w:tc>
-        <w:tc>
-          <w:tcPr>
-            <w:tcW w:w="2392" w:type="dxa"/>
-            <w:tcBorders>
-              <w:top w:val="single" w:sz="6" w:space="0" w:color="auto"/>
-              <w:left w:val="single" w:sz="6" w:space="0" w:color="auto"/>
-              <w:bottom w:val="single" w:sz="6" w:space="0" w:color="auto"/>
-              <w:right w:val="single" w:sz="6" w:space="0" w:color="auto"/>
-            </w:tcBorders>
-            <w:tcMar>
-              <w:top w:w="240" w:type="dxa"/>
-              <w:left w:w="0" w:type="dxa"/>
-              <w:bottom w:w="240" w:type="dxa"/>
-              <w:right w:w="180" w:type="dxa"/>
-            </w:tcMar>
-            <w:vAlign w:val="center"/>
-            <w:hideMark/>
-          </w:tcPr>
-          <w:p>
-            <w:pPr>
-              <w:jc w:val="center"/>
-              <w:rPr>
-                <w:rFonts w:ascii="Times New Roman" w:eastAsia="標楷體" w:hAnsi="Times New Roman"/>
-              </w:rPr>
-            </w:pPr>
-            <w:r>
-              <w:rPr>
-                <w:rFonts w:ascii="Times New Roman" w:eastAsia="標楷體" w:hAnsi="Times New Roman"/>
-                <w:b/>
-                <w:bCs/>
-              </w:rPr>
-              <w:t>Gemini 1.5 Flash API</w:t>
-            </w:r>
-          </w:p>
-        </w:tc>
-        <w:tc>
-          <w:tcPr>
-            <w:tcW w:w="5046" w:type="dxa"/>
-            <w:tcBorders>
-              <w:top w:val="single" w:sz="6" w:space="0" w:color="auto"/>
-              <w:left w:val="single" w:sz="6" w:space="0" w:color="auto"/>
-              <w:bottom w:val="single" w:sz="6" w:space="0" w:color="auto"/>
-              <w:right w:val="single" w:sz="6" w:space="0" w:color="auto"/>
-            </w:tcBorders>
-            <w:tcMar>
-              <w:top w:w="240" w:type="dxa"/>
-              <w:left w:w="0" w:type="dxa"/>
-              <w:bottom w:w="240" w:type="dxa"/>
-              <w:right w:w="0" w:type="dxa"/>
-            </w:tcMar>
-            <w:vAlign w:val="center"/>
-            <w:hideMark/>
-          </w:tcPr>
-          <w:p>
-            <w:pPr>
-              <w:jc w:val="center"/>
-              <w:rPr>
-                <w:rFonts w:ascii="Times New Roman" w:eastAsia="標楷體" w:hAnsi="Times New Roman"/>
-              </w:rPr>
-            </w:pPr>
-            <w:r>
-              <w:rPr>
-                <w:rFonts w:ascii="Times New Roman" w:eastAsia="標楷體" w:hAnsi="Times New Roman"/>
-              </w:rPr>
-              <w:t>執行圖像場景分析、單字提取與英日翻譯。</w:t>
-            </w:r>
-          </w:p>
-        </w:tc>
-      </w:tr>
-      <w:tr>
-        <w:trPr>
-          <w:tblCellSpacing w:w="15" w:type="dxa"/>
-        </w:trPr>
-        <w:tc>
-          <w:tcPr>
-            <w:tcW w:w="1790" w:type="dxa"/>
-            <w:tcBorders>
-              <w:top w:val="single" w:sz="6" w:space="0" w:color="auto"/>
-              <w:left w:val="single" w:sz="6" w:space="0" w:color="auto"/>
-              <w:bottom w:val="single" w:sz="6" w:space="0" w:color="auto"/>
-              <w:right w:val="single" w:sz="6" w:space="0" w:color="auto"/>
-            </w:tcBorders>
-            <w:tcMar>
-              <w:top w:w="240" w:type="dxa"/>
-              <w:left w:w="0" w:type="dxa"/>
-              <w:bottom w:w="240" w:type="dxa"/>
-              <w:right w:w="180" w:type="dxa"/>
-            </w:tcMar>
-            <w:vAlign w:val="center"/>
-            <w:hideMark/>
-          </w:tcPr>
-          <w:p>
-            <w:pPr>
-              <w:jc w:val="center"/>
-              <w:rPr>
-                <w:rFonts w:ascii="Times New Roman" w:eastAsia="標楷體" w:hAnsi="Times New Roman"/>
-              </w:rPr>
-            </w:pPr>
-            <w:r>
-              <w:rPr>
-                <w:rFonts w:ascii="Times New Roman" w:eastAsia="標楷體" w:hAnsi="Times New Roman"/>
-                <w:b/>
-                <w:bCs/>
-              </w:rPr>
-              <w:t>語音技術</w:t>
-            </w:r>
-          </w:p>
-        </w:tc>
-        <w:tc>
-          <w:tcPr>
-            <w:tcW w:w="2392" w:type="dxa"/>
-            <w:tcBorders>
-              <w:top w:val="single" w:sz="6" w:space="0" w:color="auto"/>
-              <w:left w:val="single" w:sz="6" w:space="0" w:color="auto"/>
-              <w:bottom w:val="single" w:sz="6" w:space="0" w:color="auto"/>
-              <w:right w:val="single" w:sz="6" w:space="0" w:color="auto"/>
-            </w:tcBorders>
-            <w:tcMar>
-              <w:top w:w="240" w:type="dxa"/>
-              <w:left w:w="0" w:type="dxa"/>
-              <w:bottom w:w="240" w:type="dxa"/>
-              <w:right w:w="180" w:type="dxa"/>
-            </w:tcMar>
-            <w:vAlign w:val="center"/>
-            <w:hideMark/>
-          </w:tcPr>
-          <w:p>
-            <w:pPr>
-              <w:jc w:val="center"/>
-              <w:rPr>
-                <w:rFonts w:ascii="Times New Roman" w:eastAsia="標楷體" w:hAnsi="Times New Roman"/>
-              </w:rPr>
-            </w:pPr>
-            <w:r>
-              <w:rPr>
-                <w:rFonts w:ascii="Times New Roman" w:eastAsia="標楷體" w:hAnsi="Times New Roman"/>
-                <w:b/>
-                <w:bCs/>
-              </w:rPr>
-              <w:t>Google Cloud TTS / STT</w:t>
-            </w:r>
-          </w:p>
-        </w:tc>
-        <w:tc>
-          <w:tcPr>
-            <w:tcW w:w="5046" w:type="dxa"/>
-            <w:tcBorders>
-              <w:top w:val="single" w:sz="6" w:space="0" w:color="auto"/>
-              <w:left w:val="single" w:sz="6" w:space="0" w:color="auto"/>
-              <w:bottom w:val="single" w:sz="6" w:space="0" w:color="auto"/>
-              <w:right w:val="single" w:sz="6" w:space="0" w:color="auto"/>
-            </w:tcBorders>
-            <w:tcMar>
-              <w:top w:w="240" w:type="dxa"/>
-              <w:left w:w="0" w:type="dxa"/>
-              <w:bottom w:w="240" w:type="dxa"/>
-              <w:right w:w="0" w:type="dxa"/>
-            </w:tcMar>
-            <w:vAlign w:val="center"/>
-            <w:hideMark/>
-          </w:tcPr>
-          <w:p>
-            <w:pPr>
-              <w:jc w:val="center"/>
-              <w:rPr>
-                <w:rFonts w:ascii="Times New Roman" w:eastAsia="標楷體" w:hAnsi="Times New Roman"/>
-              </w:rPr>
-            </w:pPr>
-            <w:r>
-              <w:rPr>
-                <w:rFonts w:ascii="Times New Roman" w:eastAsia="標楷體" w:hAnsi="Times New Roman"/>
-              </w:rPr>
-              <w:t>實現日文單字發音與用戶口說辨識。</w:t>
-            </w:r>
-          </w:p>
-        </w:tc>
-      </w:tr>
-      <w:tr>
-        <w:trPr>
-          <w:tblCellSpacing w:w="15" w:type="dxa"/>
-        </w:trPr>
-        <w:tc>
-          <w:tcPr>
-            <w:tcW w:w="1790" w:type="dxa"/>
-            <w:tcBorders>
-              <w:top w:val="single" w:sz="6" w:space="0" w:color="auto"/>
-              <w:left w:val="single" w:sz="6" w:space="0" w:color="auto"/>
-              <w:bottom w:val="single" w:sz="6" w:space="0" w:color="auto"/>
-              <w:right w:val="single" w:sz="6" w:space="0" w:color="auto"/>
-            </w:tcBorders>
-            <w:tcMar>
-              <w:top w:w="240" w:type="dxa"/>
-              <w:left w:w="0" w:type="dxa"/>
-              <w:bottom w:w="240" w:type="dxa"/>
-              <w:right w:w="180" w:type="dxa"/>
-            </w:tcMar>
-            <w:vAlign w:val="center"/>
-            <w:hideMark/>
-          </w:tcPr>
-          <w:p>
-            <w:pPr>
-              <w:jc w:val="center"/>
-              <w:rPr>
-                <w:rFonts w:ascii="Times New Roman" w:eastAsia="標楷體" w:hAnsi="Times New Roman"/>
-              </w:rPr>
-            </w:pPr>
-            <w:r>
-              <w:rPr>
-                <w:rFonts w:ascii="Times New Roman" w:eastAsia="標楷體" w:hAnsi="Times New Roman"/>
-                <w:b/>
-                <w:bCs/>
-              </w:rPr>
-              <w:t>資料庫</w:t>
-            </w:r>
-          </w:p>
-        </w:tc>
-        <w:tc>
-          <w:tcPr>
-            <w:tcW w:w="2392" w:type="dxa"/>
-            <w:tcBorders>
-              <w:top w:val="single" w:sz="6" w:space="0" w:color="auto"/>
-              <w:left w:val="single" w:sz="6" w:space="0" w:color="auto"/>
-              <w:bottom w:val="single" w:sz="6" w:space="0" w:color="auto"/>
-              <w:right w:val="single" w:sz="6" w:space="0" w:color="auto"/>
-            </w:tcBorders>
-            <w:tcMar>
-              <w:top w:w="240" w:type="dxa"/>
-              <w:left w:w="0" w:type="dxa"/>
-              <w:bottom w:w="240" w:type="dxa"/>
-              <w:right w:w="180" w:type="dxa"/>
-            </w:tcMar>
-            <w:vAlign w:val="center"/>
-            <w:hideMark/>
-          </w:tcPr>
-          <w:p>
-            <w:pPr>
-              <w:jc w:val="center"/>
-              <w:rPr>
-                <w:rFonts w:ascii="Times New Roman" w:eastAsia="標楷體" w:hAnsi="Times New Roman"/>
-              </w:rPr>
-            </w:pPr>
-            <w:r>
-              <w:rPr>
-                <w:rFonts w:ascii="Times New Roman" w:eastAsia="標楷體" w:hAnsi="Times New Roman"/>
-                <w:b/>
-                <w:bCs/>
-              </w:rPr>
-              <w:t>SQLite (</w:t>
-            </w:r>
-            <w:proofErr w:type="spellStart"/>
-            <w:r>
-              <w:rPr>
-                <w:rFonts w:ascii="Times New Roman" w:eastAsia="標楷體" w:hAnsi="Times New Roman"/>
-                <w:b/>
-                <w:bCs/>
-              </w:rPr>
-              <w:t>jlens.db</w:t>
-            </w:r>
-            <w:proofErr w:type="spellEnd"/>
-            <w:r>
-              <w:rPr>
-                <w:rFonts w:ascii="Times New Roman" w:eastAsia="標楷體" w:hAnsi="Times New Roman"/>
-                <w:b/>
-                <w:bCs/>
-              </w:rPr>
-              <w:t>)</w:t>
-            </w:r>
-          </w:p>
-        </w:tc>
-        <w:tc>
-          <w:tcPr>
-            <w:tcW w:w="5046" w:type="dxa"/>
-            <w:tcBorders>
-              <w:top w:val="single" w:sz="6" w:space="0" w:color="auto"/>
-              <w:left w:val="single" w:sz="6" w:space="0" w:color="auto"/>
-              <w:bottom w:val="single" w:sz="6" w:space="0" w:color="auto"/>
-              <w:right w:val="single" w:sz="6" w:space="0" w:color="auto"/>
-            </w:tcBorders>
-            <w:tcMar>
-              <w:top w:w="240" w:type="dxa"/>
-              <w:left w:w="0" w:type="dxa"/>
-              <w:bottom w:w="240" w:type="dxa"/>
-              <w:right w:w="0" w:type="dxa"/>
-            </w:tcMar>
-            <w:vAlign w:val="center"/>
-            <w:hideMark/>
-          </w:tcPr>
-          <w:p>
-            <w:pPr>
-              <w:jc w:val="center"/>
-              <w:rPr>
-                <w:rFonts w:ascii="Times New Roman" w:eastAsia="標楷體" w:hAnsi="Times New Roman"/>
-              </w:rPr>
-            </w:pPr>
-            <w:r>
-              <w:rPr>
-                <w:rFonts w:ascii="Times New Roman" w:eastAsia="標楷體" w:hAnsi="Times New Roman"/>
-              </w:rPr>
-              <w:t>儲存用戶學習紀錄、生字本與歷史照片資訊。</w:t>
-            </w:r>
-          </w:p>
-        </w:tc>
-      </w:tr>
-      <w:tr>
-        <w:trPr>
-          <w:tblCellSpacing w:w="15" w:type="dxa"/>
-        </w:trPr>
-        <w:tc>
-          <w:tcPr>
-            <w:tcW w:w="1790" w:type="dxa"/>
-            <w:tcBorders>
-              <w:top w:val="single" w:sz="6" w:space="0" w:color="auto"/>
-              <w:left w:val="single" w:sz="6" w:space="0" w:color="auto"/>
-              <w:bottom w:val="single" w:sz="6" w:space="0" w:color="auto"/>
-              <w:right w:val="single" w:sz="6" w:space="0" w:color="auto"/>
-            </w:tcBorders>
-            <w:tcMar>
-              <w:top w:w="240" w:type="dxa"/>
-              <w:left w:w="0" w:type="dxa"/>
-              <w:bottom w:w="240" w:type="dxa"/>
-              <w:right w:w="180" w:type="dxa"/>
-            </w:tcMar>
-            <w:vAlign w:val="center"/>
-            <w:hideMark/>
-          </w:tcPr>
-          <w:p>
-            <w:pPr>
-              <w:jc w:val="center"/>
-              <w:rPr>
-                <w:rFonts w:ascii="Times New Roman" w:eastAsia="標楷體" w:hAnsi="Times New Roman"/>
-              </w:rPr>
-            </w:pPr>
-            <w:r>
-              <w:rPr>
-                <w:rFonts w:ascii="Times New Roman" w:eastAsia="標楷體" w:hAnsi="Times New Roman"/>
-                <w:b/>
-                <w:bCs/>
-              </w:rPr>
-              <w:t>版本管理</w:t>
-            </w:r>
-          </w:p>
-        </w:tc>
-        <w:tc>
-          <w:tcPr>
-            <w:tcW w:w="2392" w:type="dxa"/>
-            <w:tcBorders>
-              <w:top w:val="single" w:sz="6" w:space="0" w:color="auto"/>
-              <w:left w:val="single" w:sz="6" w:space="0" w:color="auto"/>
-              <w:bottom w:val="single" w:sz="6" w:space="0" w:color="auto"/>
-              <w:right w:val="single" w:sz="6" w:space="0" w:color="auto"/>
-            </w:tcBorders>
-            <w:tcMar>
-              <w:top w:w="240" w:type="dxa"/>
-              <w:left w:w="0" w:type="dxa"/>
-              <w:bottom w:w="240" w:type="dxa"/>
-              <w:right w:w="180" w:type="dxa"/>
-            </w:tcMar>
-            <w:vAlign w:val="center"/>
-            <w:hideMark/>
-          </w:tcPr>
-          <w:p>
-            <w:pPr>
-              <w:jc w:val="center"/>
-              <w:rPr>
-                <w:rFonts w:ascii="Times New Roman" w:eastAsia="標楷體" w:hAnsi="Times New Roman"/>
-              </w:rPr>
-            </w:pPr>
-            <w:r>
-              <w:rPr>
-                <w:rFonts w:ascii="Times New Roman" w:eastAsia="標楷體" w:hAnsi="Times New Roman"/>
-                <w:b/>
-                <w:bCs/>
-              </w:rPr>
-              <w:t>Git / GitHub / Fork</w:t>
-            </w:r>
-          </w:p>
-        </w:tc>
-        <w:tc>
-          <w:tcPr>
-            <w:tcW w:w="5046" w:type="dxa"/>
-            <w:tcBorders>
-              <w:top w:val="single" w:sz="6" w:space="0" w:color="auto"/>
-              <w:left w:val="single" w:sz="6" w:space="0" w:color="auto"/>
-              <w:bottom w:val="single" w:sz="6" w:space="0" w:color="auto"/>
-              <w:right w:val="single" w:sz="6" w:space="0" w:color="auto"/>
-            </w:tcBorders>
-            <w:tcMar>
-              <w:top w:w="240" w:type="dxa"/>
-              <w:left w:w="0" w:type="dxa"/>
-              <w:bottom w:w="240" w:type="dxa"/>
-              <w:right w:w="0" w:type="dxa"/>
-            </w:tcMar>
-            <w:vAlign w:val="center"/>
-            <w:hideMark/>
-          </w:tcPr>
-          <w:p>
-            <w:pPr>
-              <w:jc w:val="center"/>
-              <w:rPr>
-                <w:rFonts w:ascii="Times New Roman" w:eastAsia="標楷體" w:hAnsi="Times New Roman"/>
-              </w:rPr>
-            </w:pPr>
-            <w:r>
-              <w:rPr>
-                <w:rFonts w:ascii="Times New Roman" w:eastAsia="標楷體" w:hAnsi="Times New Roman"/>
-              </w:rPr>
-              <w:t>程式碼同步、分支管理與</w:t>
-            </w:r>
-            <w:r>
-              <w:rPr>
-                <w:rFonts w:ascii="Times New Roman" w:eastAsia="標楷體" w:hAnsi="Times New Roman"/>
-              </w:rPr>
-              <w:t xml:space="preserve"> GUI </w:t>
-            </w:r>
-            <w:r>
-              <w:rPr>
-                <w:rFonts w:ascii="Times New Roman" w:eastAsia="標楷體" w:hAnsi="Times New Roman"/>
-              </w:rPr>
-              <w:t>視覺化操作。</w:t>
-            </w:r>
-          </w:p>
-        </w:tc>
-      </w:tr>
-      <w:tr>
-        <w:trPr>
-          <w:tblCellSpacing w:w="15" w:type="dxa"/>
-        </w:trPr>
-        <w:tc>
-          <w:tcPr>
-            <w:tcW w:w="1790" w:type="dxa"/>
-            <w:tcBorders>
-              <w:top w:val="single" w:sz="6" w:space="0" w:color="auto"/>
-              <w:left w:val="single" w:sz="6" w:space="0" w:color="auto"/>
-              <w:bottom w:val="single" w:sz="6" w:space="0" w:color="auto"/>
-              <w:right w:val="single" w:sz="6" w:space="0" w:color="auto"/>
-            </w:tcBorders>
-            <w:tcMar>
-              <w:top w:w="240" w:type="dxa"/>
-              <w:left w:w="0" w:type="dxa"/>
-              <w:bottom w:w="240" w:type="dxa"/>
-              <w:right w:w="180" w:type="dxa"/>
-            </w:tcMar>
-            <w:vAlign w:val="center"/>
-            <w:hideMark/>
-          </w:tcPr>
-          <w:p>
-            <w:pPr>
-              <w:jc w:val="center"/>
-              <w:rPr>
-                <w:rFonts w:ascii="Times New Roman" w:eastAsia="標楷體" w:hAnsi="Times New Roman"/>
-              </w:rPr>
-            </w:pPr>
-            <w:r>
-              <w:rPr>
-                <w:rFonts w:ascii="Times New Roman" w:eastAsia="標楷體" w:hAnsi="Times New Roman"/>
-                <w:b/>
-                <w:bCs/>
-              </w:rPr>
-              <w:t>環境套件</w:t>
-            </w:r>
-          </w:p>
-        </w:tc>
-        <w:tc>
-          <w:tcPr>
-            <w:tcW w:w="2392" w:type="dxa"/>
-            <w:tcBorders>
-              <w:top w:val="single" w:sz="6" w:space="0" w:color="auto"/>
-              <w:left w:val="single" w:sz="6" w:space="0" w:color="auto"/>
-              <w:bottom w:val="single" w:sz="6" w:space="0" w:color="auto"/>
-              <w:right w:val="single" w:sz="6" w:space="0" w:color="auto"/>
-            </w:tcBorders>
-            <w:tcMar>
-              <w:top w:w="240" w:type="dxa"/>
-              <w:left w:w="0" w:type="dxa"/>
-              <w:bottom w:w="240" w:type="dxa"/>
-              <w:right w:w="180" w:type="dxa"/>
-            </w:tcMar>
-            <w:vAlign w:val="center"/>
-            <w:hideMark/>
-          </w:tcPr>
-          <w:p>
-            <w:pPr>
-              <w:jc w:val="center"/>
-              <w:rPr>
-                <w:rFonts w:ascii="Times New Roman" w:eastAsia="標楷體" w:hAnsi="Times New Roman"/>
-              </w:rPr>
-            </w:pPr>
-            <w:r>
-              <w:rPr>
-                <w:rFonts w:ascii="Times New Roman" w:eastAsia="標楷體" w:hAnsi="Times New Roman"/>
-                <w:b/>
-                <w:bCs/>
-              </w:rPr>
-              <w:t>python-</w:t>
-            </w:r>
-            <w:proofErr w:type="spellStart"/>
-            <w:r>
-              <w:rPr>
-                <w:rFonts w:ascii="Times New Roman" w:eastAsia="標楷體" w:hAnsi="Times New Roman"/>
-                <w:b/>
-                <w:bCs/>
-              </w:rPr>
-              <w:t>dotenv</w:t>
-            </w:r>
-            <w:proofErr w:type="spellEnd"/>
-            <w:r>
-              <w:rPr>
-                <w:rFonts w:ascii="Times New Roman" w:eastAsia="標楷體" w:hAnsi="Times New Roman"/>
-                <w:b/>
-                <w:bCs/>
-              </w:rPr>
-              <w:t xml:space="preserve"> / Pillow</w:t>
-            </w:r>
-          </w:p>
-        </w:tc>
-        <w:tc>
-          <w:tcPr>
-            <w:tcW w:w="5046" w:type="dxa"/>
-            <w:tcBorders>
-              <w:top w:val="single" w:sz="6" w:space="0" w:color="auto"/>
-              <w:left w:val="single" w:sz="6" w:space="0" w:color="auto"/>
-              <w:bottom w:val="single" w:sz="6" w:space="0" w:color="auto"/>
-              <w:right w:val="single" w:sz="6" w:space="0" w:color="auto"/>
-            </w:tcBorders>
-            <w:tcMar>
-              <w:top w:w="240" w:type="dxa"/>
-              <w:left w:w="0" w:type="dxa"/>
-              <w:bottom w:w="240" w:type="dxa"/>
-              <w:right w:w="0" w:type="dxa"/>
-            </w:tcMar>
-            <w:vAlign w:val="center"/>
-            <w:hideMark/>
-          </w:tcPr>
-          <w:p>
-            <w:pPr>
-              <w:jc w:val="center"/>
-              <w:rPr>
-                <w:rFonts w:ascii="Times New Roman" w:eastAsia="標楷體" w:hAnsi="Times New Roman"/>
-              </w:rPr>
-            </w:pPr>
-            <w:r>
-              <w:rPr>
-                <w:rFonts w:ascii="Times New Roman" w:eastAsia="標楷體" w:hAnsi="Times New Roman"/>
-              </w:rPr>
-              <w:t>處理環境變數安全與圖片編碼格式。</w:t>
-            </w:r>
-          </w:p>
-        </w:tc>
-      </w:tr>
-      <w:tr>
-        <w:trPr>
-          <w:tblCellSpacing w:w="15" w:type="dxa"/>
-        </w:trPr>
-        <w:tc>
-          <w:tcPr>
-            <w:tcW w:w="1790" w:type="dxa"/>
-            <w:tcBorders>
-              <w:top w:val="single" w:sz="6" w:space="0" w:color="auto"/>
-              <w:left w:val="single" w:sz="6" w:space="0" w:color="auto"/>
-              <w:bottom w:val="single" w:sz="6" w:space="0" w:color="auto"/>
-              <w:right w:val="single" w:sz="6" w:space="0" w:color="auto"/>
-            </w:tcBorders>
-            <w:tcMar>
-              <w:top w:w="240" w:type="dxa"/>
-              <w:left w:w="0" w:type="dxa"/>
-              <w:bottom w:w="240" w:type="dxa"/>
-              <w:right w:w="180" w:type="dxa"/>
-            </w:tcMar>
-            <w:vAlign w:val="center"/>
-            <w:hideMark/>
-          </w:tcPr>
-          <w:p>
-            <w:pPr>
-              <w:jc w:val="center"/>
-              <w:rPr>
-                <w:rFonts w:ascii="Times New Roman" w:eastAsia="標楷體" w:hAnsi="Times New Roman"/>
-              </w:rPr>
-            </w:pPr>
-            <w:r>
-              <w:rPr>
-                <w:rFonts w:ascii="Times New Roman" w:eastAsia="標楷體" w:hAnsi="Times New Roman"/>
-                <w:b/>
-                <w:bCs/>
-              </w:rPr>
-              <w:t>測試工具</w:t>
-            </w:r>
-          </w:p>
-        </w:tc>
-        <w:tc>
-          <w:tcPr>
-            <w:tcW w:w="2392" w:type="dxa"/>
-            <w:tcBorders>
-              <w:top w:val="single" w:sz="6" w:space="0" w:color="auto"/>
-              <w:left w:val="single" w:sz="6" w:space="0" w:color="auto"/>
-              <w:bottom w:val="single" w:sz="6" w:space="0" w:color="auto"/>
-              <w:right w:val="single" w:sz="6" w:space="0" w:color="auto"/>
-            </w:tcBorders>
-            <w:tcMar>
-              <w:top w:w="240" w:type="dxa"/>
-              <w:left w:w="0" w:type="dxa"/>
-              <w:bottom w:w="240" w:type="dxa"/>
-              <w:right w:w="180" w:type="dxa"/>
-            </w:tcMar>
-            <w:vAlign w:val="center"/>
-            <w:hideMark/>
-          </w:tcPr>
-          <w:p>
-            <w:pPr>
-              <w:jc w:val="center"/>
-              <w:rPr>
-                <w:rFonts w:ascii="Times New Roman" w:eastAsia="標楷體" w:hAnsi="Times New Roman"/>
-              </w:rPr>
-            </w:pPr>
-            <w:r>
-              <w:rPr>
-                <w:rFonts w:ascii="Times New Roman" w:eastAsia="標楷體" w:hAnsi="Times New Roman"/>
-                <w:b/>
-                <w:bCs/>
-              </w:rPr>
-              <w:t>Postman</w:t>
-            </w:r>
-          </w:p>
-        </w:tc>
-        <w:tc>
-          <w:tcPr>
-            <w:tcW w:w="5046" w:type="dxa"/>
-            <w:tcBorders>
-              <w:top w:val="single" w:sz="6" w:space="0" w:color="auto"/>
-              <w:left w:val="single" w:sz="6" w:space="0" w:color="auto"/>
-              <w:bottom w:val="single" w:sz="6" w:space="0" w:color="auto"/>
-              <w:right w:val="single" w:sz="6" w:space="0" w:color="auto"/>
-            </w:tcBorders>
-            <w:tcMar>
-              <w:top w:w="240" w:type="dxa"/>
-              <w:left w:w="0" w:type="dxa"/>
-              <w:bottom w:w="240" w:type="dxa"/>
-              <w:right w:w="0" w:type="dxa"/>
-            </w:tcMar>
-            <w:vAlign w:val="center"/>
-            <w:hideMark/>
-          </w:tcPr>
-          <w:p>
-            <w:pPr>
-              <w:jc w:val="center"/>
-              <w:rPr>
-                <w:rFonts w:ascii="Times New Roman" w:eastAsia="標楷體" w:hAnsi="Times New Roman"/>
-              </w:rPr>
-            </w:pPr>
-            <w:r>
-              <w:rPr>
-                <w:rFonts w:ascii="Times New Roman" w:eastAsia="標楷體" w:hAnsi="Times New Roman"/>
-              </w:rPr>
-              <w:t>進行後端</w:t>
-            </w:r>
-            <w:r>
-              <w:rPr>
-                <w:rFonts w:ascii="Times New Roman" w:eastAsia="標楷體" w:hAnsi="Times New Roman"/>
-              </w:rPr>
-              <w:t xml:space="preserve"> API </w:t>
-            </w:r>
-            <w:r>
-              <w:rPr>
-                <w:rFonts w:ascii="Times New Roman" w:eastAsia="標楷體" w:hAnsi="Times New Roman"/>
-              </w:rPr>
-              <w:t>接口與重試機制</w:t>
-            </w:r>
-            <w:r>
-              <w:rPr>
-                <w:rFonts w:ascii="Times New Roman" w:eastAsia="標楷體" w:hAnsi="Times New Roman"/>
-              </w:rPr>
-              <w:t xml:space="preserve"> (Retry) </w:t>
-            </w:r>
-            <w:r>
-              <w:rPr>
-                <w:rFonts w:ascii="Times New Roman" w:eastAsia="標楷體" w:hAnsi="Times New Roman"/>
-              </w:rPr>
-              <w:t>測試。</w:t>
-            </w:r>
-          </w:p>
-        </w:tc>
-      </w:tr>
-    </w:tbl>
+    <w:p>
+      <w:pPr>
+        <w:pStyle w:val="a8"/>
+        <w:numPr>
+          <w:ilvl w:val="1"/>
+          <w:numId w:val="5"/>
+        </w:numPr>
+        <w:ind w:leftChars="0"/>
+        <w:rPr>
+          <w:rFonts w:ascii="Arial Unicode MS" w:eastAsia="標楷體" w:hAnsi="Arial Unicode MS" w:hint="eastAsia"/>
+          <w:sz w:val="28"/>
+          <w:szCs w:val="28"/>
+        </w:rPr>
+      </w:pPr>
+      <w:r>
+        <w:rPr>
+          <w:rFonts w:ascii="Arial Unicode MS" w:eastAsia="標楷體" w:hAnsi="Arial Unicode MS" w:hint="eastAsia"/>
+          <w:sz w:val="28"/>
+          <w:szCs w:val="28"/>
+        </w:rPr>
+        <w:t>系統版本控制：</w:t>
+      </w:r>
+      <w:r>
+        <w:rPr>
+          <w:rFonts w:ascii="Arial Unicode MS" w:eastAsia="標楷體" w:hAnsi="Arial Unicode MS" w:hint="eastAsia"/>
+          <w:sz w:val="28"/>
+          <w:szCs w:val="28"/>
+        </w:rPr>
+        <w:t xml:space="preserve">Git Flow </w:t>
+      </w:r>
+      <w:r>
+        <w:rPr>
+          <w:rFonts w:ascii="Arial Unicode MS" w:eastAsia="標楷體" w:hAnsi="Arial Unicode MS" w:hint="eastAsia"/>
+          <w:sz w:val="28"/>
+          <w:szCs w:val="28"/>
+        </w:rPr>
+        <w:t>或類似的分支管理</w:t>
+      </w:r>
+    </w:p>
+    <w:p>
+      <w:pPr>
+        <w:pStyle w:val="a8"/>
+        <w:numPr>
+          <w:ilvl w:val="1"/>
+          <w:numId w:val="5"/>
+        </w:numPr>
+        <w:ind w:leftChars="0"/>
+        <w:rPr>
+          <w:rFonts w:ascii="Arial Unicode MS" w:eastAsia="標楷體" w:hAnsi="Arial Unicode MS"/>
+          <w:sz w:val="28"/>
+          <w:szCs w:val="28"/>
+        </w:rPr>
+      </w:pPr>
+      <w:r>
+        <w:rPr>
+          <w:rFonts w:ascii="Arial Unicode MS" w:eastAsia="標楷體" w:hAnsi="Arial Unicode MS" w:hint="eastAsia"/>
+          <w:sz w:val="28"/>
+          <w:szCs w:val="28"/>
+        </w:rPr>
+        <w:t>測試採取：單元測試與整合測試</w:t>
+      </w:r>
+    </w:p>
     <w:p>
       <w:pPr>
         <w:pStyle w:val="a8"/>
@@ -1258,7 +172,7 @@
         </w:numPr>
         <w:ind w:leftChars="0"/>
         <w:rPr>
-          <w:rFonts w:ascii="Times New Roman" w:eastAsia="標楷體" w:hAnsi="Times New Roman"/>
+          <w:rFonts w:ascii="Arial Unicode MS" w:eastAsia="標楷體" w:hAnsi="Arial Unicode MS"/>
           <w:b/>
           <w:bCs/>
           <w:sz w:val="32"/>
@@ -1267,7 +181,7 @@
       </w:pPr>
       <w:r>
         <w:rPr>
-          <w:rFonts w:ascii="Times New Roman" w:eastAsia="標楷體" w:hAnsi="Times New Roman" w:hint="eastAsia"/>
+          <w:rFonts w:ascii="Arial Unicode MS" w:eastAsia="標楷體" w:hAnsi="Arial Unicode MS" w:hint="eastAsia"/>
           <w:b/>
           <w:bCs/>
           <w:sz w:val="32"/>
@@ -1277,7 +191,7 @@
       </w:r>
       <w:r>
         <w:rPr>
-          <w:rFonts w:ascii="Times New Roman" w:eastAsia="標楷體" w:hAnsi="Times New Roman" w:hint="eastAsia"/>
+          <w:rFonts w:ascii="Arial Unicode MS" w:eastAsia="標楷體" w:hAnsi="Arial Unicode MS" w:hint="eastAsia"/>
           <w:b/>
           <w:bCs/>
           <w:sz w:val="32"/>
@@ -1288,43 +202,1523 @@
     </w:p>
     <w:p>
       <w:pPr>
+        <w:widowControl/>
+        <w:spacing w:after="100" w:afterAutospacing="1"/>
+        <w:jc w:val="center"/>
         <w:rPr>
-          <w:rFonts w:ascii="Times New Roman" w:eastAsia="標楷體" w:hAnsi="Times New Roman" w:hint="eastAsia"/>
+          <w:rFonts w:ascii="Arial Unicode MS" w:eastAsia="標楷體" w:hAnsi="Arial Unicode MS" w:cs="Arial"/>
+          <w:b/>
+          <w:bCs/>
+          <w:kern w:val="0"/>
+          <w:szCs w:val="24"/>
+        </w:rPr>
+      </w:pPr>
+      <w:r>
+        <w:rPr>
+          <w:rFonts w:ascii="Arial Unicode MS" w:eastAsia="標楷體" w:hAnsi="Arial Unicode MS" w:cs="Arial"/>
+          <w:b/>
+          <w:bCs/>
+          <w:kern w:val="0"/>
+          <w:szCs w:val="24"/>
+        </w:rPr>
+        <w:t>表</w:t>
+      </w:r>
+      <w:r>
+        <w:rPr>
+          <w:rFonts w:ascii="Arial Unicode MS" w:eastAsia="標楷體" w:hAnsi="Arial Unicode MS" w:cs="Arial"/>
+          <w:b/>
+          <w:bCs/>
+          <w:kern w:val="0"/>
+          <w:szCs w:val="24"/>
+        </w:rPr>
+        <w:t xml:space="preserve"> 3-3-1 </w:t>
+      </w:r>
+      <w:r>
+        <w:rPr>
+          <w:rFonts w:ascii="Arial Unicode MS" w:eastAsia="標楷體" w:hAnsi="Arial Unicode MS" w:cs="Arial"/>
+          <w:b/>
+          <w:bCs/>
+          <w:kern w:val="0"/>
+          <w:szCs w:val="24"/>
+        </w:rPr>
+        <w:t>開發環境與程式編纂工具</w:t>
+      </w:r>
+    </w:p>
+    <w:tbl>
+      <w:tblPr>
+        <w:tblStyle w:val="a9"/>
+        <w:tblW w:w="0" w:type="auto"/>
+        <w:tblLook w:val="04A0" w:firstRow="1" w:lastRow="0" w:firstColumn="1" w:lastColumn="0" w:noHBand="0" w:noVBand="1"/>
+      </w:tblPr>
+      <w:tblGrid>
+        <w:gridCol w:w="1980"/>
+        <w:gridCol w:w="6316"/>
+      </w:tblGrid>
+      <w:tr>
+        <w:tc>
+          <w:tcPr>
+            <w:tcW w:w="1980" w:type="dxa"/>
+            <w:vAlign w:val="center"/>
+          </w:tcPr>
+          <w:p>
+            <w:pPr>
+              <w:widowControl/>
+              <w:spacing w:after="100" w:afterAutospacing="1"/>
+              <w:jc w:val="center"/>
+              <w:rPr>
+                <w:rFonts w:ascii="Arial Unicode MS" w:eastAsia="標楷體" w:hAnsi="Arial Unicode MS" w:cs="Arial" w:hint="eastAsia"/>
+                <w:kern w:val="0"/>
+                <w:szCs w:val="24"/>
+              </w:rPr>
+            </w:pPr>
+            <w:r>
+              <w:rPr>
+                <w:rFonts w:ascii="Arial Unicode MS" w:eastAsia="標楷體" w:hAnsi="Arial Unicode MS" w:cs="Arial"/>
+                <w:b/>
+                <w:bCs/>
+                <w:kern w:val="0"/>
+                <w:szCs w:val="24"/>
+              </w:rPr>
+              <w:t>類別</w:t>
+            </w:r>
+          </w:p>
+        </w:tc>
+        <w:tc>
+          <w:tcPr>
+            <w:tcW w:w="6316" w:type="dxa"/>
+            <w:vAlign w:val="center"/>
+          </w:tcPr>
+          <w:p>
+            <w:pPr>
+              <w:widowControl/>
+              <w:spacing w:after="100" w:afterAutospacing="1"/>
+              <w:jc w:val="center"/>
+              <w:rPr>
+                <w:rFonts w:ascii="Arial Unicode MS" w:eastAsia="標楷體" w:hAnsi="Arial Unicode MS" w:cs="Arial" w:hint="eastAsia"/>
+                <w:kern w:val="0"/>
+                <w:szCs w:val="24"/>
+              </w:rPr>
+            </w:pPr>
+            <w:r>
+              <w:rPr>
+                <w:rFonts w:ascii="Arial Unicode MS" w:eastAsia="標楷體" w:hAnsi="Arial Unicode MS" w:cs="Arial"/>
+                <w:b/>
+                <w:bCs/>
+                <w:kern w:val="0"/>
+                <w:szCs w:val="24"/>
+              </w:rPr>
+              <w:t>內容</w:t>
+            </w:r>
+          </w:p>
+        </w:tc>
+      </w:tr>
+      <w:tr>
+        <w:tc>
+          <w:tcPr>
+            <w:tcW w:w="1980" w:type="dxa"/>
+            <w:vAlign w:val="center"/>
+          </w:tcPr>
+          <w:p>
+            <w:pPr>
+              <w:widowControl/>
+              <w:spacing w:after="100" w:afterAutospacing="1"/>
+              <w:jc w:val="center"/>
+              <w:rPr>
+                <w:rFonts w:ascii="Arial Unicode MS" w:eastAsia="標楷體" w:hAnsi="Arial Unicode MS" w:cs="Arial" w:hint="eastAsia"/>
+                <w:kern w:val="0"/>
+                <w:szCs w:val="24"/>
+              </w:rPr>
+            </w:pPr>
+            <w:r>
+              <w:rPr>
+                <w:rFonts w:ascii="Arial Unicode MS" w:eastAsia="標楷體" w:hAnsi="Arial Unicode MS" w:cs="Arial"/>
+                <w:b/>
+                <w:bCs/>
+                <w:kern w:val="0"/>
+                <w:szCs w:val="24"/>
+              </w:rPr>
+              <w:t>系統開發環境</w:t>
+            </w:r>
+          </w:p>
+        </w:tc>
+        <w:tc>
+          <w:tcPr>
+            <w:tcW w:w="6316" w:type="dxa"/>
+            <w:vAlign w:val="center"/>
+          </w:tcPr>
+          <w:p>
+            <w:pPr>
+              <w:widowControl/>
+              <w:spacing w:after="100" w:afterAutospacing="1"/>
+              <w:jc w:val="center"/>
+              <w:rPr>
+                <w:rFonts w:ascii="Arial Unicode MS" w:eastAsia="標楷體" w:hAnsi="Arial Unicode MS" w:cs="Arial" w:hint="eastAsia"/>
+                <w:kern w:val="0"/>
+                <w:szCs w:val="24"/>
+              </w:rPr>
+            </w:pPr>
+            <w:r>
+              <w:rPr>
+                <w:rFonts w:ascii="Arial Unicode MS" w:eastAsia="標楷體" w:hAnsi="Arial Unicode MS" w:cs="Arial"/>
+                <w:kern w:val="0"/>
+                <w:szCs w:val="24"/>
+              </w:rPr>
+              <w:t>Windows 10/11</w:t>
+            </w:r>
+            <w:r>
+              <w:rPr>
+                <w:rFonts w:ascii="Arial Unicode MS" w:eastAsia="標楷體" w:hAnsi="Arial Unicode MS" w:cs="Arial"/>
+                <w:kern w:val="0"/>
+                <w:szCs w:val="24"/>
+              </w:rPr>
+              <w:t>、</w:t>
+            </w:r>
+            <w:r>
+              <w:rPr>
+                <w:rFonts w:ascii="Arial Unicode MS" w:eastAsia="標楷體" w:hAnsi="Arial Unicode MS" w:cs="Arial"/>
+                <w:kern w:val="0"/>
+                <w:szCs w:val="24"/>
+              </w:rPr>
+              <w:t>MacOS Sonoma/Sequoia</w:t>
+            </w:r>
+          </w:p>
+        </w:tc>
+      </w:tr>
+      <w:tr>
+        <w:tc>
+          <w:tcPr>
+            <w:tcW w:w="1980" w:type="dxa"/>
+            <w:vAlign w:val="center"/>
+          </w:tcPr>
+          <w:p>
+            <w:pPr>
+              <w:widowControl/>
+              <w:spacing w:after="100" w:afterAutospacing="1"/>
+              <w:jc w:val="center"/>
+              <w:rPr>
+                <w:rFonts w:ascii="Arial Unicode MS" w:eastAsia="標楷體" w:hAnsi="Arial Unicode MS" w:cs="Arial" w:hint="eastAsia"/>
+                <w:kern w:val="0"/>
+                <w:szCs w:val="24"/>
+              </w:rPr>
+            </w:pPr>
+            <w:r>
+              <w:rPr>
+                <w:rFonts w:ascii="Arial Unicode MS" w:eastAsia="標楷體" w:hAnsi="Arial Unicode MS" w:cs="Arial"/>
+                <w:b/>
+                <w:bCs/>
+                <w:kern w:val="0"/>
+                <w:szCs w:val="24"/>
+              </w:rPr>
+              <w:t>程式編纂</w:t>
+            </w:r>
+          </w:p>
+        </w:tc>
+        <w:tc>
+          <w:tcPr>
+            <w:tcW w:w="6316" w:type="dxa"/>
+            <w:vAlign w:val="center"/>
+          </w:tcPr>
+          <w:p>
+            <w:pPr>
+              <w:widowControl/>
+              <w:spacing w:after="100" w:afterAutospacing="1"/>
+              <w:jc w:val="center"/>
+              <w:rPr>
+                <w:rFonts w:ascii="Arial Unicode MS" w:eastAsia="標楷體" w:hAnsi="Arial Unicode MS" w:cs="Arial" w:hint="eastAsia"/>
+                <w:kern w:val="0"/>
+                <w:szCs w:val="24"/>
+              </w:rPr>
+            </w:pPr>
+            <w:r>
+              <w:rPr>
+                <w:rFonts w:ascii="Arial Unicode MS" w:eastAsia="標楷體" w:hAnsi="Arial Unicode MS" w:cs="Arial"/>
+                <w:kern w:val="0"/>
+                <w:szCs w:val="24"/>
+              </w:rPr>
+              <w:t>Visual Studio Code</w:t>
+            </w:r>
+          </w:p>
+        </w:tc>
+      </w:tr>
+    </w:tbl>
+    <w:p>
+      <w:pPr>
+        <w:widowControl/>
+        <w:spacing w:after="100" w:afterAutospacing="1"/>
+        <w:jc w:val="center"/>
+        <w:rPr>
+          <w:rFonts w:ascii="Arial Unicode MS" w:eastAsia="標楷體" w:hAnsi="Arial Unicode MS" w:cs="Arial"/>
+          <w:b/>
+          <w:bCs/>
+          <w:kern w:val="0"/>
+          <w:szCs w:val="24"/>
+        </w:rPr>
+      </w:pPr>
+      <w:r>
+        <w:rPr>
+          <w:rFonts w:ascii="Arial Unicode MS" w:eastAsia="標楷體" w:hAnsi="Arial Unicode MS" w:cs="Arial"/>
+          <w:b/>
+          <w:bCs/>
+          <w:kern w:val="0"/>
+          <w:szCs w:val="24"/>
+        </w:rPr>
+        <w:t>表</w:t>
+      </w:r>
+      <w:r>
+        <w:rPr>
+          <w:rFonts w:ascii="Arial Unicode MS" w:eastAsia="標楷體" w:hAnsi="Arial Unicode MS" w:cs="Arial"/>
+          <w:b/>
+          <w:bCs/>
+          <w:kern w:val="0"/>
+          <w:szCs w:val="24"/>
+        </w:rPr>
+        <w:t xml:space="preserve"> 3-3-2 </w:t>
+      </w:r>
+      <w:r>
+        <w:rPr>
+          <w:rFonts w:ascii="Arial Unicode MS" w:eastAsia="標楷體" w:hAnsi="Arial Unicode MS" w:cs="Arial"/>
+          <w:b/>
+          <w:bCs/>
+          <w:kern w:val="0"/>
+          <w:szCs w:val="24"/>
+        </w:rPr>
+        <w:t>程式語言、套件與工具</w:t>
+      </w:r>
+    </w:p>
+    <w:tbl>
+      <w:tblPr>
+        <w:tblStyle w:val="a9"/>
+        <w:tblW w:w="9493" w:type="dxa"/>
+        <w:tblLook w:val="04A0" w:firstRow="1" w:lastRow="0" w:firstColumn="1" w:lastColumn="0" w:noHBand="0" w:noVBand="1"/>
+      </w:tblPr>
+      <w:tblGrid>
+        <w:gridCol w:w="2122"/>
+        <w:gridCol w:w="7371"/>
+      </w:tblGrid>
+      <w:tr>
+        <w:tc>
+          <w:tcPr>
+            <w:tcW w:w="2122" w:type="dxa"/>
+            <w:vAlign w:val="center"/>
+          </w:tcPr>
+          <w:p>
+            <w:pPr>
+              <w:widowControl/>
+              <w:spacing w:after="100" w:afterAutospacing="1"/>
+              <w:jc w:val="center"/>
+              <w:rPr>
+                <w:rFonts w:ascii="Arial Unicode MS" w:eastAsia="標楷體" w:hAnsi="Arial Unicode MS" w:cs="Arial" w:hint="eastAsia"/>
+                <w:kern w:val="0"/>
+                <w:szCs w:val="24"/>
+              </w:rPr>
+            </w:pPr>
+            <w:r>
+              <w:rPr>
+                <w:rFonts w:ascii="Arial Unicode MS" w:eastAsia="標楷體" w:hAnsi="Arial Unicode MS" w:cs="Arial"/>
+                <w:b/>
+                <w:bCs/>
+                <w:kern w:val="0"/>
+                <w:szCs w:val="24"/>
+              </w:rPr>
+              <w:t>類別</w:t>
+            </w:r>
+          </w:p>
+        </w:tc>
+        <w:tc>
+          <w:tcPr>
+            <w:tcW w:w="7371" w:type="dxa"/>
+            <w:vAlign w:val="center"/>
+          </w:tcPr>
+          <w:p>
+            <w:pPr>
+              <w:widowControl/>
+              <w:spacing w:after="100" w:afterAutospacing="1"/>
+              <w:jc w:val="center"/>
+              <w:rPr>
+                <w:rFonts w:ascii="Arial Unicode MS" w:eastAsia="標楷體" w:hAnsi="Arial Unicode MS" w:cs="Arial" w:hint="eastAsia"/>
+                <w:kern w:val="0"/>
+                <w:szCs w:val="24"/>
+              </w:rPr>
+            </w:pPr>
+            <w:r>
+              <w:rPr>
+                <w:rFonts w:ascii="Arial Unicode MS" w:eastAsia="標楷體" w:hAnsi="Arial Unicode MS" w:cs="Arial"/>
+                <w:b/>
+                <w:bCs/>
+                <w:kern w:val="0"/>
+                <w:szCs w:val="24"/>
+              </w:rPr>
+              <w:t>內容</w:t>
+            </w:r>
+          </w:p>
+        </w:tc>
+      </w:tr>
+      <w:tr>
+        <w:tc>
+          <w:tcPr>
+            <w:tcW w:w="2122" w:type="dxa"/>
+            <w:vAlign w:val="center"/>
+          </w:tcPr>
+          <w:p>
+            <w:pPr>
+              <w:widowControl/>
+              <w:spacing w:after="100" w:afterAutospacing="1"/>
+              <w:jc w:val="center"/>
+              <w:rPr>
+                <w:rFonts w:ascii="Arial Unicode MS" w:eastAsia="標楷體" w:hAnsi="Arial Unicode MS" w:cs="Arial" w:hint="eastAsia"/>
+                <w:kern w:val="0"/>
+                <w:szCs w:val="24"/>
+              </w:rPr>
+            </w:pPr>
+            <w:r>
+              <w:rPr>
+                <w:rFonts w:ascii="Arial Unicode MS" w:eastAsia="標楷體" w:hAnsi="Arial Unicode MS" w:cs="Arial"/>
+                <w:b/>
+                <w:bCs/>
+                <w:kern w:val="0"/>
+                <w:szCs w:val="24"/>
+              </w:rPr>
+              <w:t>前端</w:t>
+            </w:r>
+          </w:p>
+        </w:tc>
+        <w:tc>
+          <w:tcPr>
+            <w:tcW w:w="7371" w:type="dxa"/>
+            <w:vAlign w:val="center"/>
+          </w:tcPr>
+          <w:p>
+            <w:pPr>
+              <w:widowControl/>
+              <w:spacing w:after="100" w:afterAutospacing="1"/>
+              <w:jc w:val="center"/>
+              <w:rPr>
+                <w:rFonts w:ascii="Arial Unicode MS" w:eastAsia="標楷體" w:hAnsi="Arial Unicode MS" w:cs="Arial" w:hint="eastAsia"/>
+                <w:kern w:val="0"/>
+                <w:szCs w:val="24"/>
+              </w:rPr>
+            </w:pPr>
+            <w:r>
+              <w:rPr>
+                <w:rFonts w:ascii="Arial Unicode MS" w:eastAsia="標楷體" w:hAnsi="Arial Unicode MS" w:cs="Arial"/>
+                <w:kern w:val="0"/>
+                <w:szCs w:val="24"/>
+              </w:rPr>
+              <w:t>HTML5</w:t>
+            </w:r>
+            <w:r>
+              <w:rPr>
+                <w:rFonts w:ascii="Arial Unicode MS" w:eastAsia="標楷體" w:hAnsi="Arial Unicode MS" w:cs="Arial"/>
+                <w:kern w:val="0"/>
+                <w:szCs w:val="24"/>
+              </w:rPr>
+              <w:t>、</w:t>
+            </w:r>
+            <w:r>
+              <w:rPr>
+                <w:rFonts w:ascii="Arial Unicode MS" w:eastAsia="標楷體" w:hAnsi="Arial Unicode MS" w:cs="Arial"/>
+                <w:kern w:val="0"/>
+                <w:szCs w:val="24"/>
+              </w:rPr>
+              <w:t>CSS3</w:t>
+            </w:r>
+            <w:r>
+              <w:rPr>
+                <w:rFonts w:ascii="Arial Unicode MS" w:eastAsia="標楷體" w:hAnsi="Arial Unicode MS" w:cs="Arial"/>
+                <w:kern w:val="0"/>
+                <w:szCs w:val="24"/>
+              </w:rPr>
+              <w:t>、</w:t>
+            </w:r>
+            <w:r>
+              <w:rPr>
+                <w:rFonts w:ascii="Arial Unicode MS" w:eastAsia="標楷體" w:hAnsi="Arial Unicode MS" w:cs="Arial"/>
+                <w:kern w:val="0"/>
+                <w:szCs w:val="24"/>
+              </w:rPr>
+              <w:t>SCSS</w:t>
+            </w:r>
+            <w:r>
+              <w:rPr>
+                <w:rFonts w:ascii="Arial Unicode MS" w:eastAsia="標楷體" w:hAnsi="Arial Unicode MS" w:cs="Arial"/>
+                <w:kern w:val="0"/>
+                <w:szCs w:val="24"/>
+              </w:rPr>
+              <w:t>、</w:t>
+            </w:r>
+            <w:r>
+              <w:rPr>
+                <w:rFonts w:ascii="Arial Unicode MS" w:eastAsia="標楷體" w:hAnsi="Arial Unicode MS" w:cs="Arial"/>
+                <w:kern w:val="0"/>
+                <w:szCs w:val="24"/>
+              </w:rPr>
+              <w:t>JavaScript</w:t>
+            </w:r>
+            <w:r>
+              <w:rPr>
+                <w:rFonts w:ascii="Arial Unicode MS" w:eastAsia="標楷體" w:hAnsi="Arial Unicode MS" w:cs="Arial"/>
+                <w:kern w:val="0"/>
+                <w:szCs w:val="24"/>
+              </w:rPr>
+              <w:t>、</w:t>
+            </w:r>
+            <w:r>
+              <w:rPr>
+                <w:rFonts w:ascii="Arial Unicode MS" w:eastAsia="標楷體" w:hAnsi="Arial Unicode MS" w:cs="Arial"/>
+                <w:b/>
+                <w:bCs/>
+                <w:kern w:val="0"/>
+                <w:szCs w:val="24"/>
+              </w:rPr>
+              <w:t>*Flutter</w:t>
+            </w:r>
+          </w:p>
+        </w:tc>
+      </w:tr>
+      <w:tr>
+        <w:tc>
+          <w:tcPr>
+            <w:tcW w:w="2122" w:type="dxa"/>
+            <w:vAlign w:val="center"/>
+          </w:tcPr>
+          <w:p>
+            <w:pPr>
+              <w:widowControl/>
+              <w:spacing w:after="100" w:afterAutospacing="1"/>
+              <w:jc w:val="center"/>
+              <w:rPr>
+                <w:rFonts w:ascii="Arial Unicode MS" w:eastAsia="標楷體" w:hAnsi="Arial Unicode MS" w:cs="Arial" w:hint="eastAsia"/>
+                <w:kern w:val="0"/>
+                <w:szCs w:val="24"/>
+              </w:rPr>
+            </w:pPr>
+            <w:r>
+              <w:rPr>
+                <w:rFonts w:ascii="Arial Unicode MS" w:eastAsia="標楷體" w:hAnsi="Arial Unicode MS" w:cs="Arial"/>
+                <w:b/>
+                <w:bCs/>
+                <w:kern w:val="0"/>
+                <w:szCs w:val="24"/>
+              </w:rPr>
+              <w:t>套件</w:t>
+            </w:r>
+          </w:p>
+        </w:tc>
+        <w:tc>
+          <w:tcPr>
+            <w:tcW w:w="7371" w:type="dxa"/>
+            <w:vAlign w:val="center"/>
+          </w:tcPr>
+          <w:p>
+            <w:pPr>
+              <w:widowControl/>
+              <w:spacing w:after="100" w:afterAutospacing="1"/>
+              <w:jc w:val="center"/>
+              <w:rPr>
+                <w:rFonts w:ascii="Arial Unicode MS" w:eastAsia="標楷體" w:hAnsi="Arial Unicode MS" w:cs="Arial" w:hint="eastAsia"/>
+                <w:kern w:val="0"/>
+                <w:szCs w:val="24"/>
+              </w:rPr>
+            </w:pPr>
+            <w:r>
+              <w:rPr>
+                <w:rFonts w:ascii="Arial Unicode MS" w:eastAsia="標楷體" w:hAnsi="Arial Unicode MS" w:cs="Arial"/>
+                <w:b/>
+                <w:bCs/>
+                <w:kern w:val="0"/>
+                <w:szCs w:val="24"/>
+              </w:rPr>
+              <w:t>jQuery</w:t>
+            </w:r>
+            <w:r>
+              <w:rPr>
+                <w:rFonts w:ascii="Arial Unicode MS" w:eastAsia="標楷體" w:hAnsi="Arial Unicode MS" w:cs="Arial"/>
+                <w:kern w:val="0"/>
+                <w:szCs w:val="24"/>
+              </w:rPr>
+              <w:t>、</w:t>
+            </w:r>
+            <w:r>
+              <w:rPr>
+                <w:rFonts w:ascii="Arial Unicode MS" w:eastAsia="標楷體" w:hAnsi="Arial Unicode MS" w:cs="Arial"/>
+                <w:b/>
+                <w:bCs/>
+                <w:kern w:val="0"/>
+                <w:szCs w:val="24"/>
+              </w:rPr>
+              <w:t>sweetalert2</w:t>
+            </w:r>
+            <w:r>
+              <w:rPr>
+                <w:rFonts w:ascii="Arial Unicode MS" w:eastAsia="標楷體" w:hAnsi="Arial Unicode MS" w:cs="Arial"/>
+                <w:kern w:val="0"/>
+                <w:szCs w:val="24"/>
+              </w:rPr>
+              <w:t>、</w:t>
+            </w:r>
+            <w:proofErr w:type="spellStart"/>
+            <w:r>
+              <w:rPr>
+                <w:rFonts w:ascii="Arial Unicode MS" w:eastAsia="標楷體" w:hAnsi="Arial Unicode MS" w:cs="Arial"/>
+                <w:b/>
+                <w:bCs/>
+                <w:kern w:val="0"/>
+                <w:szCs w:val="24"/>
+              </w:rPr>
+              <w:t>flatpickr</w:t>
+            </w:r>
+            <w:proofErr w:type="spellEnd"/>
+            <w:r>
+              <w:rPr>
+                <w:rFonts w:ascii="Arial Unicode MS" w:eastAsia="標楷體" w:hAnsi="Arial Unicode MS" w:cs="Arial" w:hint="eastAsia"/>
+                <w:b/>
+                <w:bCs/>
+                <w:kern w:val="0"/>
+                <w:szCs w:val="24"/>
+              </w:rPr>
+              <w:t>、</w:t>
+            </w:r>
+            <w:r>
+              <w:rPr>
+                <w:rFonts w:ascii="Arial Unicode MS" w:eastAsia="標楷體" w:hAnsi="Arial Unicode MS" w:cs="Arial" w:hint="eastAsia"/>
+                <w:kern w:val="0"/>
+                <w:szCs w:val="24"/>
+              </w:rPr>
+              <w:t>python-</w:t>
+            </w:r>
+            <w:proofErr w:type="spellStart"/>
+            <w:r>
+              <w:rPr>
+                <w:rFonts w:ascii="Arial Unicode MS" w:eastAsia="標楷體" w:hAnsi="Arial Unicode MS" w:cs="Arial" w:hint="eastAsia"/>
+                <w:kern w:val="0"/>
+                <w:szCs w:val="24"/>
+              </w:rPr>
+              <w:t>dotenv</w:t>
+            </w:r>
+            <w:proofErr w:type="spellEnd"/>
+            <w:r>
+              <w:rPr>
+                <w:rFonts w:ascii="Arial Unicode MS" w:eastAsia="標楷體" w:hAnsi="Arial Unicode MS" w:cs="Arial" w:hint="eastAsia"/>
+                <w:kern w:val="0"/>
+                <w:szCs w:val="24"/>
+              </w:rPr>
+              <w:t xml:space="preserve"> (</w:t>
+            </w:r>
+            <w:r>
+              <w:rPr>
+                <w:rFonts w:ascii="Arial Unicode MS" w:eastAsia="標楷體" w:hAnsi="Arial Unicode MS" w:cs="Arial" w:hint="eastAsia"/>
+                <w:kern w:val="0"/>
+                <w:szCs w:val="24"/>
+              </w:rPr>
+              <w:t>環境變數管理</w:t>
+            </w:r>
+            <w:r>
+              <w:rPr>
+                <w:rFonts w:ascii="Arial Unicode MS" w:eastAsia="標楷體" w:hAnsi="Arial Unicode MS" w:cs="Arial" w:hint="eastAsia"/>
+                <w:kern w:val="0"/>
+                <w:szCs w:val="24"/>
+              </w:rPr>
+              <w:t>)</w:t>
+            </w:r>
+            <w:r>
+              <w:rPr>
+                <w:rFonts w:ascii="Arial Unicode MS" w:eastAsia="標楷體" w:hAnsi="Arial Unicode MS" w:cs="Arial" w:hint="eastAsia"/>
+                <w:kern w:val="0"/>
+                <w:szCs w:val="24"/>
+              </w:rPr>
+              <w:t>、</w:t>
+            </w:r>
+            <w:r>
+              <w:rPr>
+                <w:rFonts w:ascii="Arial Unicode MS" w:eastAsia="標楷體" w:hAnsi="Arial Unicode MS" w:cs="Arial" w:hint="eastAsia"/>
+                <w:kern w:val="0"/>
+                <w:szCs w:val="24"/>
+              </w:rPr>
+              <w:t>requests</w:t>
+            </w:r>
+          </w:p>
+        </w:tc>
+      </w:tr>
+      <w:tr>
+        <w:tc>
+          <w:tcPr>
+            <w:tcW w:w="2122" w:type="dxa"/>
+            <w:vAlign w:val="center"/>
+          </w:tcPr>
+          <w:p>
+            <w:pPr>
+              <w:widowControl/>
+              <w:spacing w:after="100" w:afterAutospacing="1"/>
+              <w:jc w:val="center"/>
+              <w:rPr>
+                <w:rFonts w:ascii="Arial Unicode MS" w:eastAsia="標楷體" w:hAnsi="Arial Unicode MS" w:cs="Arial" w:hint="eastAsia"/>
+                <w:kern w:val="0"/>
+                <w:szCs w:val="24"/>
+              </w:rPr>
+            </w:pPr>
+            <w:r>
+              <w:rPr>
+                <w:rFonts w:ascii="Arial Unicode MS" w:eastAsia="標楷體" w:hAnsi="Arial Unicode MS" w:cs="Arial"/>
+                <w:b/>
+                <w:bCs/>
+                <w:kern w:val="0"/>
+                <w:szCs w:val="24"/>
+              </w:rPr>
+              <w:t>後端</w:t>
+            </w:r>
+          </w:p>
+        </w:tc>
+        <w:tc>
+          <w:tcPr>
+            <w:tcW w:w="7371" w:type="dxa"/>
+            <w:vAlign w:val="center"/>
+          </w:tcPr>
+          <w:p>
+            <w:pPr>
+              <w:widowControl/>
+              <w:spacing w:after="100" w:afterAutospacing="1"/>
+              <w:jc w:val="center"/>
+              <w:rPr>
+                <w:rFonts w:ascii="Arial Unicode MS" w:eastAsia="標楷體" w:hAnsi="Arial Unicode MS" w:cs="Arial" w:hint="eastAsia"/>
+                <w:kern w:val="0"/>
+                <w:szCs w:val="24"/>
+              </w:rPr>
+            </w:pPr>
+            <w:r>
+              <w:rPr>
+                <w:rFonts w:ascii="Arial Unicode MS" w:eastAsia="標楷體" w:hAnsi="Arial Unicode MS" w:cs="Arial"/>
+                <w:kern w:val="0"/>
+                <w:szCs w:val="24"/>
+              </w:rPr>
+              <w:t>Python</w:t>
+            </w:r>
+          </w:p>
+        </w:tc>
+      </w:tr>
+      <w:tr>
+        <w:tc>
+          <w:tcPr>
+            <w:tcW w:w="2122" w:type="dxa"/>
+            <w:vAlign w:val="center"/>
+          </w:tcPr>
+          <w:p>
+            <w:pPr>
+              <w:widowControl/>
+              <w:spacing w:after="100" w:afterAutospacing="1"/>
+              <w:jc w:val="center"/>
+              <w:rPr>
+                <w:rFonts w:ascii="Arial Unicode MS" w:eastAsia="標楷體" w:hAnsi="Arial Unicode MS" w:cs="Arial" w:hint="eastAsia"/>
+                <w:kern w:val="0"/>
+                <w:szCs w:val="24"/>
+              </w:rPr>
+            </w:pPr>
+            <w:r>
+              <w:rPr>
+                <w:rFonts w:ascii="Arial Unicode MS" w:eastAsia="標楷體" w:hAnsi="Arial Unicode MS" w:cs="Arial"/>
+                <w:b/>
+                <w:bCs/>
+                <w:kern w:val="0"/>
+                <w:szCs w:val="24"/>
+              </w:rPr>
+              <w:t>框架</w:t>
+            </w:r>
+          </w:p>
+        </w:tc>
+        <w:tc>
+          <w:tcPr>
+            <w:tcW w:w="7371" w:type="dxa"/>
+            <w:vAlign w:val="center"/>
+          </w:tcPr>
+          <w:p>
+            <w:pPr>
+              <w:widowControl/>
+              <w:spacing w:after="100" w:afterAutospacing="1"/>
+              <w:jc w:val="center"/>
+              <w:rPr>
+                <w:rFonts w:ascii="Arial Unicode MS" w:eastAsia="標楷體" w:hAnsi="Arial Unicode MS" w:cs="Arial" w:hint="eastAsia"/>
+                <w:kern w:val="0"/>
+                <w:szCs w:val="24"/>
+              </w:rPr>
+            </w:pPr>
+            <w:r>
+              <w:rPr>
+                <w:rFonts w:ascii="Arial Unicode MS" w:eastAsia="標楷體" w:hAnsi="Arial Unicode MS" w:cs="Arial"/>
+                <w:kern w:val="0"/>
+                <w:szCs w:val="24"/>
+              </w:rPr>
+              <w:t>Flask</w:t>
+            </w:r>
+          </w:p>
+        </w:tc>
+      </w:tr>
+      <w:tr>
+        <w:tc>
+          <w:tcPr>
+            <w:tcW w:w="2122" w:type="dxa"/>
+            <w:vAlign w:val="center"/>
+          </w:tcPr>
+          <w:p>
+            <w:pPr>
+              <w:widowControl/>
+              <w:spacing w:after="100" w:afterAutospacing="1"/>
+              <w:jc w:val="center"/>
+              <w:rPr>
+                <w:rFonts w:ascii="Arial Unicode MS" w:eastAsia="標楷體" w:hAnsi="Arial Unicode MS" w:cs="Arial" w:hint="eastAsia"/>
+                <w:kern w:val="0"/>
+                <w:szCs w:val="24"/>
+              </w:rPr>
+            </w:pPr>
+            <w:r>
+              <w:rPr>
+                <w:rFonts w:ascii="Arial Unicode MS" w:eastAsia="標楷體" w:hAnsi="Arial Unicode MS" w:cs="Arial"/>
+                <w:b/>
+                <w:bCs/>
+                <w:kern w:val="0"/>
+                <w:szCs w:val="24"/>
+              </w:rPr>
+              <w:t>資料庫</w:t>
+            </w:r>
+          </w:p>
+        </w:tc>
+        <w:tc>
+          <w:tcPr>
+            <w:tcW w:w="7371" w:type="dxa"/>
+            <w:vAlign w:val="center"/>
+          </w:tcPr>
+          <w:p>
+            <w:pPr>
+              <w:widowControl/>
+              <w:spacing w:after="100" w:afterAutospacing="1"/>
+              <w:jc w:val="center"/>
+              <w:rPr>
+                <w:rFonts w:ascii="Arial Unicode MS" w:eastAsia="標楷體" w:hAnsi="Arial Unicode MS" w:cs="Arial" w:hint="eastAsia"/>
+                <w:kern w:val="0"/>
+                <w:szCs w:val="24"/>
+              </w:rPr>
+            </w:pPr>
+            <w:r>
+              <w:rPr>
+                <w:rFonts w:ascii="Arial Unicode MS" w:eastAsia="標楷體" w:hAnsi="Arial Unicode MS" w:cs="Arial"/>
+                <w:kern w:val="0"/>
+                <w:szCs w:val="24"/>
+              </w:rPr>
+              <w:t>MySQL</w:t>
+            </w:r>
+          </w:p>
+        </w:tc>
+      </w:tr>
+      <w:tr>
+        <w:tc>
+          <w:tcPr>
+            <w:tcW w:w="2122" w:type="dxa"/>
+            <w:vAlign w:val="center"/>
+          </w:tcPr>
+          <w:p>
+            <w:pPr>
+              <w:widowControl/>
+              <w:spacing w:after="100" w:afterAutospacing="1"/>
+              <w:jc w:val="center"/>
+              <w:rPr>
+                <w:rFonts w:ascii="Arial Unicode MS" w:eastAsia="標楷體" w:hAnsi="Arial Unicode MS" w:cs="Arial" w:hint="eastAsia"/>
+                <w:kern w:val="0"/>
+                <w:szCs w:val="24"/>
+              </w:rPr>
+            </w:pPr>
+            <w:r>
+              <w:rPr>
+                <w:rFonts w:ascii="Arial Unicode MS" w:eastAsia="標楷體" w:hAnsi="Arial Unicode MS" w:cs="Arial"/>
+                <w:b/>
+                <w:bCs/>
+                <w:kern w:val="0"/>
+                <w:szCs w:val="24"/>
+              </w:rPr>
+              <w:t>資料庫管理工具</w:t>
+            </w:r>
+          </w:p>
+        </w:tc>
+        <w:tc>
+          <w:tcPr>
+            <w:tcW w:w="7371" w:type="dxa"/>
+            <w:vAlign w:val="center"/>
+          </w:tcPr>
+          <w:p>
+            <w:pPr>
+              <w:widowControl/>
+              <w:spacing w:after="100" w:afterAutospacing="1"/>
+              <w:jc w:val="center"/>
+              <w:rPr>
+                <w:rFonts w:ascii="Arial Unicode MS" w:eastAsia="標楷體" w:hAnsi="Arial Unicode MS" w:cs="Arial" w:hint="eastAsia"/>
+                <w:kern w:val="0"/>
+                <w:szCs w:val="24"/>
+              </w:rPr>
+            </w:pPr>
+            <w:r>
+              <w:rPr>
+                <w:rFonts w:ascii="Arial Unicode MS" w:eastAsia="標楷體" w:hAnsi="Arial Unicode MS" w:cs="Arial"/>
+                <w:kern w:val="0"/>
+                <w:szCs w:val="24"/>
+              </w:rPr>
+              <w:t>MySQL Workbench</w:t>
+            </w:r>
+          </w:p>
+        </w:tc>
+      </w:tr>
+      <w:tr>
+        <w:tc>
+          <w:tcPr>
+            <w:tcW w:w="2122" w:type="dxa"/>
+            <w:vAlign w:val="center"/>
+          </w:tcPr>
+          <w:p>
+            <w:pPr>
+              <w:widowControl/>
+              <w:spacing w:after="100" w:afterAutospacing="1"/>
+              <w:jc w:val="center"/>
+              <w:rPr>
+                <w:rFonts w:ascii="Arial Unicode MS" w:eastAsia="標楷體" w:hAnsi="Arial Unicode MS" w:cs="Arial" w:hint="eastAsia"/>
+                <w:kern w:val="0"/>
+                <w:szCs w:val="24"/>
+              </w:rPr>
+            </w:pPr>
+            <w:r>
+              <w:rPr>
+                <w:rFonts w:ascii="Arial Unicode MS" w:eastAsia="標楷體" w:hAnsi="Arial Unicode MS" w:cs="Arial"/>
+                <w:b/>
+                <w:bCs/>
+                <w:kern w:val="0"/>
+                <w:szCs w:val="24"/>
+              </w:rPr>
+              <w:lastRenderedPageBreak/>
+              <w:t>部署</w:t>
+            </w:r>
+          </w:p>
+        </w:tc>
+        <w:tc>
+          <w:tcPr>
+            <w:tcW w:w="7371" w:type="dxa"/>
+            <w:vAlign w:val="center"/>
+          </w:tcPr>
+          <w:p>
+            <w:pPr>
+              <w:widowControl/>
+              <w:spacing w:after="100" w:afterAutospacing="1"/>
+              <w:jc w:val="center"/>
+              <w:rPr>
+                <w:rFonts w:ascii="Arial Unicode MS" w:eastAsia="標楷體" w:hAnsi="Arial Unicode MS" w:cs="Arial" w:hint="eastAsia"/>
+                <w:kern w:val="0"/>
+                <w:szCs w:val="24"/>
+              </w:rPr>
+            </w:pPr>
+            <w:r>
+              <w:rPr>
+                <w:rFonts w:ascii="Arial Unicode MS" w:eastAsia="標楷體" w:hAnsi="Arial Unicode MS" w:cs="Arial"/>
+                <w:kern w:val="0"/>
+                <w:szCs w:val="24"/>
+              </w:rPr>
+              <w:t>fly.io</w:t>
+            </w:r>
+          </w:p>
+        </w:tc>
+      </w:tr>
+      <w:tr>
+        <w:tc>
+          <w:tcPr>
+            <w:tcW w:w="2122" w:type="dxa"/>
+            <w:vAlign w:val="center"/>
+          </w:tcPr>
+          <w:p>
+            <w:pPr>
+              <w:widowControl/>
+              <w:spacing w:after="100" w:afterAutospacing="1"/>
+              <w:jc w:val="center"/>
+              <w:rPr>
+                <w:rFonts w:ascii="Arial Unicode MS" w:eastAsia="標楷體" w:hAnsi="Arial Unicode MS" w:cs="Arial" w:hint="eastAsia"/>
+                <w:kern w:val="0"/>
+                <w:szCs w:val="24"/>
+              </w:rPr>
+            </w:pPr>
+            <w:r>
+              <w:rPr>
+                <w:rFonts w:ascii="Arial Unicode MS" w:eastAsia="標楷體" w:hAnsi="Arial Unicode MS" w:cs="Arial"/>
+                <w:b/>
+                <w:bCs/>
+                <w:kern w:val="0"/>
+                <w:szCs w:val="24"/>
+              </w:rPr>
+              <w:t>影像辨識</w:t>
+            </w:r>
+          </w:p>
+        </w:tc>
+        <w:tc>
+          <w:tcPr>
+            <w:tcW w:w="7371" w:type="dxa"/>
+            <w:vAlign w:val="center"/>
+          </w:tcPr>
+          <w:p>
+            <w:pPr>
+              <w:widowControl/>
+              <w:spacing w:after="100" w:afterAutospacing="1"/>
+              <w:jc w:val="center"/>
+              <w:rPr>
+                <w:rFonts w:ascii="Arial Unicode MS" w:eastAsia="標楷體" w:hAnsi="Arial Unicode MS" w:cs="Arial" w:hint="eastAsia"/>
+                <w:kern w:val="0"/>
+                <w:szCs w:val="24"/>
+              </w:rPr>
+            </w:pPr>
+            <w:r>
+              <w:rPr>
+                <w:rFonts w:ascii="Arial Unicode MS" w:eastAsia="標楷體" w:hAnsi="Arial Unicode MS" w:cs="Arial"/>
+                <w:kern w:val="0"/>
+                <w:szCs w:val="24"/>
+              </w:rPr>
+              <w:t>Gemini API</w:t>
+            </w:r>
+          </w:p>
+        </w:tc>
+      </w:tr>
+      <w:tr>
+        <w:tc>
+          <w:tcPr>
+            <w:tcW w:w="2122" w:type="dxa"/>
+            <w:vAlign w:val="center"/>
+          </w:tcPr>
+          <w:p>
+            <w:pPr>
+              <w:widowControl/>
+              <w:spacing w:after="100" w:afterAutospacing="1"/>
+              <w:jc w:val="center"/>
+              <w:rPr>
+                <w:rFonts w:ascii="Arial Unicode MS" w:eastAsia="標楷體" w:hAnsi="Arial Unicode MS" w:cs="Arial" w:hint="eastAsia"/>
+                <w:kern w:val="0"/>
+                <w:szCs w:val="24"/>
+              </w:rPr>
+            </w:pPr>
+            <w:r>
+              <w:rPr>
+                <w:rFonts w:ascii="Arial Unicode MS" w:eastAsia="標楷體" w:hAnsi="Arial Unicode MS" w:cs="Arial"/>
+                <w:b/>
+                <w:bCs/>
+                <w:kern w:val="0"/>
+                <w:szCs w:val="24"/>
+              </w:rPr>
+              <w:t>版本控制</w:t>
+            </w:r>
+          </w:p>
+        </w:tc>
+        <w:tc>
+          <w:tcPr>
+            <w:tcW w:w="7371" w:type="dxa"/>
+            <w:vAlign w:val="center"/>
+          </w:tcPr>
+          <w:p>
+            <w:pPr>
+              <w:widowControl/>
+              <w:spacing w:after="100" w:afterAutospacing="1"/>
+              <w:jc w:val="center"/>
+              <w:rPr>
+                <w:rFonts w:ascii="Arial Unicode MS" w:eastAsia="標楷體" w:hAnsi="Arial Unicode MS" w:cs="Arial" w:hint="eastAsia"/>
+                <w:kern w:val="0"/>
+                <w:szCs w:val="24"/>
+              </w:rPr>
+            </w:pPr>
+            <w:r>
+              <w:rPr>
+                <w:rFonts w:ascii="Arial Unicode MS" w:eastAsia="標楷體" w:hAnsi="Arial Unicode MS" w:cs="Arial"/>
+                <w:kern w:val="0"/>
+                <w:szCs w:val="24"/>
+              </w:rPr>
+              <w:t>GitHub</w:t>
+            </w:r>
+          </w:p>
+        </w:tc>
+      </w:tr>
+      <w:tr>
+        <w:tc>
+          <w:tcPr>
+            <w:tcW w:w="2122" w:type="dxa"/>
+            <w:vAlign w:val="center"/>
+          </w:tcPr>
+          <w:p>
+            <w:pPr>
+              <w:widowControl/>
+              <w:spacing w:after="100" w:afterAutospacing="1"/>
+              <w:jc w:val="center"/>
+              <w:rPr>
+                <w:rFonts w:ascii="Arial Unicode MS" w:eastAsia="標楷體" w:hAnsi="Arial Unicode MS" w:cs="Arial" w:hint="eastAsia"/>
+                <w:kern w:val="0"/>
+                <w:szCs w:val="24"/>
+              </w:rPr>
+            </w:pPr>
+            <w:r>
+              <w:rPr>
+                <w:rFonts w:ascii="Arial Unicode MS" w:eastAsia="標楷體" w:hAnsi="Arial Unicode MS" w:cs="Arial"/>
+                <w:b/>
+                <w:bCs/>
+                <w:kern w:val="0"/>
+                <w:szCs w:val="24"/>
+              </w:rPr>
+              <w:t>應用程式</w:t>
+            </w:r>
+          </w:p>
+        </w:tc>
+        <w:tc>
+          <w:tcPr>
+            <w:tcW w:w="7371" w:type="dxa"/>
+            <w:vAlign w:val="center"/>
+          </w:tcPr>
+          <w:p>
+            <w:pPr>
+              <w:widowControl/>
+              <w:spacing w:after="100" w:afterAutospacing="1"/>
+              <w:jc w:val="center"/>
+              <w:rPr>
+                <w:rFonts w:ascii="Arial Unicode MS" w:eastAsia="標楷體" w:hAnsi="Arial Unicode MS" w:cs="Arial" w:hint="eastAsia"/>
+                <w:kern w:val="0"/>
+                <w:szCs w:val="24"/>
+              </w:rPr>
+            </w:pPr>
+            <w:r>
+              <w:rPr>
+                <w:rFonts w:ascii="Arial Unicode MS" w:eastAsia="標楷體" w:hAnsi="Arial Unicode MS" w:cs="Arial"/>
+                <w:kern w:val="0"/>
+                <w:szCs w:val="24"/>
+              </w:rPr>
+              <w:t xml:space="preserve">Fork (Git GUI </w:t>
+            </w:r>
+            <w:r>
+              <w:rPr>
+                <w:rFonts w:ascii="Arial Unicode MS" w:eastAsia="標楷體" w:hAnsi="Arial Unicode MS" w:cs="Arial"/>
+                <w:kern w:val="0"/>
+                <w:szCs w:val="24"/>
+              </w:rPr>
+              <w:t>工具</w:t>
+            </w:r>
+            <w:r>
+              <w:rPr>
+                <w:rFonts w:ascii="Arial Unicode MS" w:eastAsia="標楷體" w:hAnsi="Arial Unicode MS" w:cs="Arial"/>
+                <w:kern w:val="0"/>
+                <w:szCs w:val="24"/>
+              </w:rPr>
+              <w:t>)</w:t>
+            </w:r>
+          </w:p>
+        </w:tc>
+      </w:tr>
+    </w:tbl>
+    <w:p>
+      <w:pPr>
+        <w:widowControl/>
+        <w:spacing w:after="100" w:afterAutospacing="1"/>
+        <w:jc w:val="center"/>
+        <w:rPr>
+          <w:rFonts w:ascii="Arial Unicode MS" w:eastAsia="標楷體" w:hAnsi="Arial Unicode MS" w:cs="Arial" w:hint="eastAsia"/>
+          <w:kern w:val="0"/>
+          <w:szCs w:val="24"/>
+        </w:rPr>
+      </w:pPr>
+    </w:p>
+    <w:p>
+      <w:pPr>
+        <w:widowControl/>
+        <w:spacing w:after="100" w:afterAutospacing="1"/>
+        <w:jc w:val="center"/>
+        <w:rPr>
+          <w:rFonts w:ascii="Arial Unicode MS" w:eastAsia="標楷體" w:hAnsi="Arial Unicode MS" w:cs="Arial"/>
+          <w:b/>
+          <w:bCs/>
+          <w:kern w:val="0"/>
+          <w:szCs w:val="24"/>
+        </w:rPr>
+      </w:pPr>
+      <w:r>
+        <w:rPr>
+          <w:rFonts w:ascii="Arial Unicode MS" w:eastAsia="標楷體" w:hAnsi="Arial Unicode MS" w:cs="Arial"/>
+          <w:b/>
+          <w:bCs/>
+          <w:kern w:val="0"/>
+          <w:szCs w:val="24"/>
+        </w:rPr>
+        <w:t>表</w:t>
+      </w:r>
+      <w:r>
+        <w:rPr>
+          <w:rFonts w:ascii="Arial Unicode MS" w:eastAsia="標楷體" w:hAnsi="Arial Unicode MS" w:cs="Arial"/>
+          <w:b/>
+          <w:bCs/>
+          <w:kern w:val="0"/>
+          <w:szCs w:val="24"/>
+        </w:rPr>
+        <w:t xml:space="preserve"> 3-3-3 </w:t>
+      </w:r>
+      <w:r>
+        <w:rPr>
+          <w:rFonts w:ascii="Arial Unicode MS" w:eastAsia="標楷體" w:hAnsi="Arial Unicode MS" w:cs="Arial"/>
+          <w:b/>
+          <w:bCs/>
+          <w:kern w:val="0"/>
+          <w:szCs w:val="24"/>
+        </w:rPr>
+        <w:t>其他應用程式</w:t>
+      </w:r>
+    </w:p>
+    <w:tbl>
+      <w:tblPr>
+        <w:tblStyle w:val="a9"/>
+        <w:tblW w:w="0" w:type="auto"/>
+        <w:tblLook w:val="04A0" w:firstRow="1" w:lastRow="0" w:firstColumn="1" w:lastColumn="0" w:noHBand="0" w:noVBand="1"/>
+      </w:tblPr>
+      <w:tblGrid>
+        <w:gridCol w:w="4148"/>
+        <w:gridCol w:w="4148"/>
+      </w:tblGrid>
+      <w:tr>
+        <w:tc>
+          <w:tcPr>
+            <w:tcW w:w="4148" w:type="dxa"/>
+            <w:vAlign w:val="center"/>
+          </w:tcPr>
+          <w:p>
+            <w:pPr>
+              <w:widowControl/>
+              <w:spacing w:after="100" w:afterAutospacing="1"/>
+              <w:jc w:val="center"/>
+              <w:rPr>
+                <w:rFonts w:ascii="Arial Unicode MS" w:eastAsia="標楷體" w:hAnsi="Arial Unicode MS" w:cs="Arial" w:hint="eastAsia"/>
+                <w:kern w:val="0"/>
+                <w:szCs w:val="24"/>
+              </w:rPr>
+            </w:pPr>
+            <w:r>
+              <w:rPr>
+                <w:rFonts w:ascii="Arial Unicode MS" w:eastAsia="標楷體" w:hAnsi="Arial Unicode MS" w:cs="Arial"/>
+                <w:b/>
+                <w:bCs/>
+                <w:kern w:val="0"/>
+                <w:szCs w:val="24"/>
+              </w:rPr>
+              <w:t>類別</w:t>
+            </w:r>
+          </w:p>
+        </w:tc>
+        <w:tc>
+          <w:tcPr>
+            <w:tcW w:w="4148" w:type="dxa"/>
+            <w:vAlign w:val="center"/>
+          </w:tcPr>
+          <w:p>
+            <w:pPr>
+              <w:widowControl/>
+              <w:spacing w:after="100" w:afterAutospacing="1"/>
+              <w:jc w:val="center"/>
+              <w:rPr>
+                <w:rFonts w:ascii="Arial Unicode MS" w:eastAsia="標楷體" w:hAnsi="Arial Unicode MS" w:cs="Arial" w:hint="eastAsia"/>
+                <w:kern w:val="0"/>
+                <w:szCs w:val="24"/>
+              </w:rPr>
+            </w:pPr>
+            <w:r>
+              <w:rPr>
+                <w:rFonts w:ascii="Arial Unicode MS" w:eastAsia="標楷體" w:hAnsi="Arial Unicode MS" w:cs="Arial"/>
+                <w:b/>
+                <w:bCs/>
+                <w:kern w:val="0"/>
+                <w:szCs w:val="24"/>
+              </w:rPr>
+              <w:t>內容</w:t>
+            </w:r>
+          </w:p>
+        </w:tc>
+      </w:tr>
+      <w:tr>
+        <w:tc>
+          <w:tcPr>
+            <w:tcW w:w="4148" w:type="dxa"/>
+            <w:vAlign w:val="center"/>
+          </w:tcPr>
+          <w:p>
+            <w:pPr>
+              <w:widowControl/>
+              <w:spacing w:after="100" w:afterAutospacing="1"/>
+              <w:jc w:val="center"/>
+              <w:rPr>
+                <w:rFonts w:ascii="Arial Unicode MS" w:eastAsia="標楷體" w:hAnsi="Arial Unicode MS" w:cs="Arial" w:hint="eastAsia"/>
+                <w:kern w:val="0"/>
+                <w:szCs w:val="24"/>
+              </w:rPr>
+            </w:pPr>
+            <w:r>
+              <w:rPr>
+                <w:rFonts w:ascii="Arial Unicode MS" w:eastAsia="標楷體" w:hAnsi="Arial Unicode MS" w:cs="Arial"/>
+                <w:b/>
+                <w:bCs/>
+                <w:kern w:val="0"/>
+                <w:szCs w:val="24"/>
+              </w:rPr>
+              <w:t>進度追蹤</w:t>
+            </w:r>
+          </w:p>
+        </w:tc>
+        <w:tc>
+          <w:tcPr>
+            <w:tcW w:w="4148" w:type="dxa"/>
+            <w:vAlign w:val="center"/>
+          </w:tcPr>
+          <w:p>
+            <w:pPr>
+              <w:widowControl/>
+              <w:spacing w:after="100" w:afterAutospacing="1"/>
+              <w:jc w:val="center"/>
+              <w:rPr>
+                <w:rFonts w:ascii="Arial Unicode MS" w:eastAsia="標楷體" w:hAnsi="Arial Unicode MS" w:cs="Arial" w:hint="eastAsia"/>
+                <w:kern w:val="0"/>
+                <w:szCs w:val="24"/>
+              </w:rPr>
+            </w:pPr>
+            <w:r>
+              <w:rPr>
+                <w:rFonts w:ascii="Arial Unicode MS" w:eastAsia="標楷體" w:hAnsi="Arial Unicode MS" w:cs="Arial" w:hint="eastAsia"/>
+                <w:kern w:val="0"/>
+                <w:szCs w:val="24"/>
+              </w:rPr>
+              <w:t>LINE</w:t>
+            </w:r>
+            <w:r>
+              <w:rPr>
+                <w:rFonts w:ascii="Arial Unicode MS" w:eastAsia="標楷體" w:hAnsi="Arial Unicode MS" w:cs="Arial"/>
+                <w:kern w:val="0"/>
+                <w:szCs w:val="24"/>
+              </w:rPr>
+              <w:t>、</w:t>
+            </w:r>
+            <w:r>
+              <w:rPr>
+                <w:rFonts w:ascii="Arial Unicode MS" w:eastAsia="標楷體" w:hAnsi="Arial Unicode MS" w:cs="Arial"/>
+                <w:kern w:val="0"/>
+                <w:szCs w:val="24"/>
+              </w:rPr>
+              <w:t>Discord</w:t>
+            </w:r>
+            <w:r>
+              <w:rPr>
+                <w:rFonts w:ascii="Arial Unicode MS" w:eastAsia="標楷體" w:hAnsi="Arial Unicode MS" w:cs="Arial" w:hint="eastAsia"/>
+                <w:kern w:val="0"/>
+                <w:szCs w:val="24"/>
+              </w:rPr>
+              <w:t>、</w:t>
+            </w:r>
+            <w:r>
+              <w:rPr>
+                <w:rFonts w:ascii="Arial Unicode MS" w:eastAsia="標楷體" w:hAnsi="Arial Unicode MS" w:cs="Arial"/>
+                <w:kern w:val="0"/>
+                <w:szCs w:val="24"/>
+              </w:rPr>
+              <w:t>g</w:t>
+            </w:r>
+            <w:r>
+              <w:rPr>
+                <w:rFonts w:ascii="Arial Unicode MS" w:eastAsia="標楷體" w:hAnsi="Arial Unicode MS" w:cs="Arial" w:hint="eastAsia"/>
+                <w:kern w:val="0"/>
+                <w:szCs w:val="24"/>
+              </w:rPr>
+              <w:t>oogle meet</w:t>
+            </w:r>
+          </w:p>
+        </w:tc>
+      </w:tr>
+      <w:tr>
+        <w:tc>
+          <w:tcPr>
+            <w:tcW w:w="4148" w:type="dxa"/>
+            <w:vAlign w:val="center"/>
+          </w:tcPr>
+          <w:p>
+            <w:pPr>
+              <w:widowControl/>
+              <w:spacing w:after="100" w:afterAutospacing="1"/>
+              <w:jc w:val="center"/>
+              <w:rPr>
+                <w:rFonts w:ascii="Arial Unicode MS" w:eastAsia="標楷體" w:hAnsi="Arial Unicode MS" w:cs="Arial" w:hint="eastAsia"/>
+                <w:kern w:val="0"/>
+                <w:szCs w:val="24"/>
+              </w:rPr>
+            </w:pPr>
+            <w:r>
+              <w:rPr>
+                <w:rFonts w:ascii="Arial Unicode MS" w:eastAsia="標楷體" w:hAnsi="Arial Unicode MS" w:cs="Arial"/>
+                <w:b/>
+                <w:bCs/>
+                <w:kern w:val="0"/>
+                <w:szCs w:val="24"/>
+              </w:rPr>
+              <w:t>畫面設計</w:t>
+            </w:r>
+          </w:p>
+        </w:tc>
+        <w:tc>
+          <w:tcPr>
+            <w:tcW w:w="4148" w:type="dxa"/>
+            <w:vAlign w:val="center"/>
+          </w:tcPr>
+          <w:p>
+            <w:pPr>
+              <w:widowControl/>
+              <w:spacing w:after="100" w:afterAutospacing="1"/>
+              <w:jc w:val="center"/>
+              <w:rPr>
+                <w:rFonts w:ascii="Arial Unicode MS" w:eastAsia="標楷體" w:hAnsi="Arial Unicode MS" w:cs="Arial" w:hint="eastAsia"/>
+                <w:kern w:val="0"/>
+                <w:szCs w:val="24"/>
+              </w:rPr>
+            </w:pPr>
+            <w:r>
+              <w:rPr>
+                <w:rFonts w:ascii="Arial Unicode MS" w:eastAsia="標楷體" w:hAnsi="Arial Unicode MS" w:cs="Arial"/>
+                <w:kern w:val="0"/>
+                <w:szCs w:val="24"/>
+              </w:rPr>
+              <w:t>Figma</w:t>
+            </w:r>
+          </w:p>
+        </w:tc>
+      </w:tr>
+      <w:tr>
+        <w:tc>
+          <w:tcPr>
+            <w:tcW w:w="4148" w:type="dxa"/>
+            <w:vAlign w:val="center"/>
+          </w:tcPr>
+          <w:p>
+            <w:pPr>
+              <w:widowControl/>
+              <w:spacing w:after="100" w:afterAutospacing="1"/>
+              <w:jc w:val="center"/>
+              <w:rPr>
+                <w:rFonts w:ascii="Arial Unicode MS" w:eastAsia="標楷體" w:hAnsi="Arial Unicode MS" w:cs="Arial" w:hint="eastAsia"/>
+                <w:kern w:val="0"/>
+                <w:szCs w:val="24"/>
+              </w:rPr>
+            </w:pPr>
+            <w:r>
+              <w:rPr>
+                <w:rFonts w:ascii="Arial Unicode MS" w:eastAsia="標楷體" w:hAnsi="Arial Unicode MS" w:cs="Arial"/>
+                <w:b/>
+                <w:bCs/>
+                <w:kern w:val="0"/>
+                <w:szCs w:val="24"/>
+              </w:rPr>
+              <w:t>文書處理</w:t>
+            </w:r>
+          </w:p>
+        </w:tc>
+        <w:tc>
+          <w:tcPr>
+            <w:tcW w:w="4148" w:type="dxa"/>
+            <w:vAlign w:val="center"/>
+          </w:tcPr>
+          <w:p>
+            <w:pPr>
+              <w:widowControl/>
+              <w:spacing w:after="100" w:afterAutospacing="1"/>
+              <w:jc w:val="center"/>
+              <w:rPr>
+                <w:rFonts w:ascii="Arial Unicode MS" w:eastAsia="標楷體" w:hAnsi="Arial Unicode MS" w:cs="Arial" w:hint="eastAsia"/>
+                <w:kern w:val="0"/>
+                <w:szCs w:val="24"/>
+              </w:rPr>
+            </w:pPr>
+            <w:r>
+              <w:rPr>
+                <w:rFonts w:ascii="Arial Unicode MS" w:eastAsia="標楷體" w:hAnsi="Arial Unicode MS" w:cs="Arial"/>
+                <w:kern w:val="0"/>
+                <w:szCs w:val="24"/>
+              </w:rPr>
+              <w:t>Microsoft Word</w:t>
+            </w:r>
+          </w:p>
+        </w:tc>
+      </w:tr>
+      <w:tr>
+        <w:tc>
+          <w:tcPr>
+            <w:tcW w:w="4148" w:type="dxa"/>
+            <w:vAlign w:val="center"/>
+          </w:tcPr>
+          <w:p>
+            <w:pPr>
+              <w:widowControl/>
+              <w:spacing w:after="100" w:afterAutospacing="1"/>
+              <w:jc w:val="center"/>
+              <w:rPr>
+                <w:rFonts w:ascii="Arial Unicode MS" w:eastAsia="標楷體" w:hAnsi="Arial Unicode MS" w:cs="Arial" w:hint="eastAsia"/>
+                <w:kern w:val="0"/>
+                <w:szCs w:val="24"/>
+              </w:rPr>
+            </w:pPr>
+            <w:r>
+              <w:rPr>
+                <w:rFonts w:ascii="Arial Unicode MS" w:eastAsia="標楷體" w:hAnsi="Arial Unicode MS" w:cs="Arial"/>
+                <w:b/>
+                <w:bCs/>
+                <w:kern w:val="0"/>
+                <w:szCs w:val="24"/>
+              </w:rPr>
+              <w:t>簡報工具</w:t>
+            </w:r>
+          </w:p>
+        </w:tc>
+        <w:tc>
+          <w:tcPr>
+            <w:tcW w:w="4148" w:type="dxa"/>
+            <w:vAlign w:val="center"/>
+          </w:tcPr>
+          <w:p>
+            <w:pPr>
+              <w:widowControl/>
+              <w:spacing w:after="100" w:afterAutospacing="1"/>
+              <w:jc w:val="center"/>
+              <w:rPr>
+                <w:rFonts w:ascii="Arial Unicode MS" w:eastAsia="標楷體" w:hAnsi="Arial Unicode MS" w:cs="Arial" w:hint="eastAsia"/>
+                <w:kern w:val="0"/>
+                <w:szCs w:val="24"/>
+              </w:rPr>
+            </w:pPr>
+            <w:r>
+              <w:rPr>
+                <w:rFonts w:ascii="Arial Unicode MS" w:eastAsia="標楷體" w:hAnsi="Arial Unicode MS" w:cs="Arial"/>
+                <w:kern w:val="0"/>
+                <w:szCs w:val="24"/>
+              </w:rPr>
+              <w:t>Canva</w:t>
+            </w:r>
+            <w:r>
+              <w:rPr>
+                <w:rFonts w:ascii="Arial Unicode MS" w:eastAsia="標楷體" w:hAnsi="Arial Unicode MS" w:cs="Arial"/>
+                <w:kern w:val="0"/>
+                <w:szCs w:val="24"/>
+              </w:rPr>
+              <w:t>、</w:t>
+            </w:r>
+            <w:r>
+              <w:rPr>
+                <w:rFonts w:ascii="Arial Unicode MS" w:eastAsia="標楷體" w:hAnsi="Arial Unicode MS" w:cs="Arial"/>
+                <w:kern w:val="0"/>
+                <w:szCs w:val="24"/>
+              </w:rPr>
+              <w:t>Microsoft PowerPoint</w:t>
+            </w:r>
+          </w:p>
+        </w:tc>
+      </w:tr>
+    </w:tbl>
+    <w:p>
+      <w:pPr>
+        <w:jc w:val="center"/>
+        <w:rPr>
+          <w:rFonts w:ascii="Arial Unicode MS" w:eastAsia="標楷體" w:hAnsi="Arial Unicode MS" w:hint="eastAsia"/>
           <w:b/>
           <w:bCs/>
           <w:sz w:val="32"/>
           <w:szCs w:val="32"/>
-        </w:rPr>
-      </w:pPr>
-    </w:p>
-    <w:p>
-      <w:pPr>
-        <w:pStyle w:val="a8"/>
-        <w:numPr>
-          <w:ilvl w:val="0"/>
-          <w:numId w:val="5"/>
-        </w:numPr>
-        <w:ind w:leftChars="0"/>
-        <w:rPr>
-          <w:rFonts w:ascii="Times New Roman" w:eastAsia="標楷體" w:hAnsi="Times New Roman"/>
-          <w:b/>
-          <w:bCs/>
-          <w:sz w:val="32"/>
-          <w:szCs w:val="32"/>
-        </w:rPr>
-      </w:pPr>
-    </w:p>
-    <w:p>
-      <w:pPr>
-        <w:rPr>
-          <w:rFonts w:ascii="Times New Roman" w:eastAsia="標楷體" w:hAnsi="Times New Roman"/>
-        </w:rPr>
-      </w:pPr>
-    </w:p>
-    <w:p>
-      <w:pPr>
-        <w:rPr>
-          <w:rFonts w:ascii="Times New Roman" w:eastAsia="標楷體" w:hAnsi="Times New Roman"/>
         </w:rPr>
       </w:pPr>
     </w:p>
@@ -1492,6 +1886,155 @@
     </w:lvl>
   </w:abstractNum>
   <w:abstractNum w:abstractNumId="1" w15:restartNumberingAfterBreak="0">
+    <w:nsid w:val="08EF6CF9"/>
+    <w:multiLevelType w:val="multilevel"/>
+    <w:tmpl w:val="968AD412"/>
+    <w:lvl w:ilvl="0">
+      <w:start w:val="1"/>
+      <w:numFmt w:val="bullet"/>
+      <w:lvlText w:val=""/>
+      <w:lvlJc w:val="left"/>
+      <w:pPr>
+        <w:tabs>
+          <w:tab w:val="num" w:pos="720"/>
+        </w:tabs>
+        <w:ind w:left="720" w:hanging="360"/>
+      </w:pPr>
+      <w:rPr>
+        <w:rFonts w:ascii="Symbol" w:hAnsi="Symbol" w:hint="default"/>
+        <w:sz w:val="20"/>
+      </w:rPr>
+    </w:lvl>
+    <w:lvl w:ilvl="1" w:tentative="1">
+      <w:start w:val="1"/>
+      <w:numFmt w:val="bullet"/>
+      <w:lvlText w:val="o"/>
+      <w:lvlJc w:val="left"/>
+      <w:pPr>
+        <w:tabs>
+          <w:tab w:val="num" w:pos="1440"/>
+        </w:tabs>
+        <w:ind w:left="1440" w:hanging="360"/>
+      </w:pPr>
+      <w:rPr>
+        <w:rFonts w:ascii="Courier New" w:hAnsi="Courier New" w:hint="default"/>
+        <w:sz w:val="20"/>
+      </w:rPr>
+    </w:lvl>
+    <w:lvl w:ilvl="2" w:tentative="1">
+      <w:start w:val="1"/>
+      <w:numFmt w:val="bullet"/>
+      <w:lvlText w:val=""/>
+      <w:lvlJc w:val="left"/>
+      <w:pPr>
+        <w:tabs>
+          <w:tab w:val="num" w:pos="2160"/>
+        </w:tabs>
+        <w:ind w:left="2160" w:hanging="360"/>
+      </w:pPr>
+      <w:rPr>
+        <w:rFonts w:ascii="Wingdings" w:hAnsi="Wingdings" w:hint="default"/>
+        <w:sz w:val="20"/>
+      </w:rPr>
+    </w:lvl>
+    <w:lvl w:ilvl="3" w:tentative="1">
+      <w:start w:val="1"/>
+      <w:numFmt w:val="bullet"/>
+      <w:lvlText w:val=""/>
+      <w:lvlJc w:val="left"/>
+      <w:pPr>
+        <w:tabs>
+          <w:tab w:val="num" w:pos="2880"/>
+        </w:tabs>
+        <w:ind w:left="2880" w:hanging="360"/>
+      </w:pPr>
+      <w:rPr>
+        <w:rFonts w:ascii="Wingdings" w:hAnsi="Wingdings" w:hint="default"/>
+        <w:sz w:val="20"/>
+      </w:rPr>
+    </w:lvl>
+    <w:lvl w:ilvl="4" w:tentative="1">
+      <w:start w:val="1"/>
+      <w:numFmt w:val="bullet"/>
+      <w:lvlText w:val=""/>
+      <w:lvlJc w:val="left"/>
+      <w:pPr>
+        <w:tabs>
+          <w:tab w:val="num" w:pos="3600"/>
+        </w:tabs>
+        <w:ind w:left="3600" w:hanging="360"/>
+      </w:pPr>
+      <w:rPr>
+        <w:rFonts w:ascii="Wingdings" w:hAnsi="Wingdings" w:hint="default"/>
+        <w:sz w:val="20"/>
+      </w:rPr>
+    </w:lvl>
+    <w:lvl w:ilvl="5" w:tentative="1">
+      <w:start w:val="1"/>
+      <w:numFmt w:val="bullet"/>
+      <w:lvlText w:val=""/>
+      <w:lvlJc w:val="left"/>
+      <w:pPr>
+        <w:tabs>
+          <w:tab w:val="num" w:pos="4320"/>
+        </w:tabs>
+        <w:ind w:left="4320" w:hanging="360"/>
+      </w:pPr>
+      <w:rPr>
+        <w:rFonts w:ascii="Wingdings" w:hAnsi="Wingdings" w:hint="default"/>
+        <w:sz w:val="20"/>
+      </w:rPr>
+    </w:lvl>
+    <w:lvl w:ilvl="6" w:tentative="1">
+      <w:start w:val="1"/>
+      <w:numFmt w:val="bullet"/>
+      <w:lvlText w:val=""/>
+      <w:lvlJc w:val="left"/>
+      <w:pPr>
+        <w:tabs>
+          <w:tab w:val="num" w:pos="5040"/>
+        </w:tabs>
+        <w:ind w:left="5040" w:hanging="360"/>
+      </w:pPr>
+      <w:rPr>
+        <w:rFonts w:ascii="Wingdings" w:hAnsi="Wingdings" w:hint="default"/>
+        <w:sz w:val="20"/>
+      </w:rPr>
+    </w:lvl>
+    <w:lvl w:ilvl="7" w:tentative="1">
+      <w:start w:val="1"/>
+      <w:numFmt w:val="bullet"/>
+      <w:lvlText w:val=""/>
+      <w:lvlJc w:val="left"/>
+      <w:pPr>
+        <w:tabs>
+          <w:tab w:val="num" w:pos="5760"/>
+        </w:tabs>
+        <w:ind w:left="5760" w:hanging="360"/>
+      </w:pPr>
+      <w:rPr>
+        <w:rFonts w:ascii="Wingdings" w:hAnsi="Wingdings" w:hint="default"/>
+        <w:sz w:val="20"/>
+      </w:rPr>
+    </w:lvl>
+    <w:lvl w:ilvl="8" w:tentative="1">
+      <w:start w:val="1"/>
+      <w:numFmt w:val="bullet"/>
+      <w:lvlText w:val=""/>
+      <w:lvlJc w:val="left"/>
+      <w:pPr>
+        <w:tabs>
+          <w:tab w:val="num" w:pos="6480"/>
+        </w:tabs>
+        <w:ind w:left="6480" w:hanging="360"/>
+      </w:pPr>
+      <w:rPr>
+        <w:rFonts w:ascii="Wingdings" w:hAnsi="Wingdings" w:hint="default"/>
+        <w:sz w:val="20"/>
+      </w:rPr>
+    </w:lvl>
+  </w:abstractNum>
+  <w:abstractNum w:abstractNumId="2" w15:restartNumberingAfterBreak="0">
     <w:nsid w:val="0E8A7E68"/>
     <w:multiLevelType w:val="multilevel"/>
     <w:tmpl w:val="503EF1A4"/>
@@ -1604,10 +2147,10 @@
       </w:pPr>
     </w:lvl>
   </w:abstractNum>
-  <w:abstractNum w:abstractNumId="2" w15:restartNumberingAfterBreak="0">
+  <w:abstractNum w:abstractNumId="3" w15:restartNumberingAfterBreak="0">
     <w:nsid w:val="18081B17"/>
     <w:multiLevelType w:val="hybridMultilevel"/>
-    <w:tmpl w:val="4F8644B6"/>
+    <w:tmpl w:val="AC40B234"/>
     <w:lvl w:ilvl="0" w:tplc="EFE4AB1E">
       <w:start w:val="1"/>
       <w:numFmt w:val="decimal"/>
@@ -1620,14 +2163,16 @@
         <w:rFonts w:hint="default"/>
       </w:rPr>
     </w:lvl>
-    <w:lvl w:ilvl="1" w:tplc="04090019" w:tentative="1">
-      <w:start w:val="1"/>
-      <w:numFmt w:val="ideographTraditional"/>
-      <w:lvlText w:val="%2、"/>
+    <w:lvl w:ilvl="1" w:tplc="F964F55E">
+      <w:numFmt w:val="bullet"/>
+      <w:lvlText w:val="•"/>
       <w:lvlJc w:val="left"/>
       <w:pPr>
         <w:ind w:left="960" w:hanging="480"/>
       </w:pPr>
+      <w:rPr>
+        <w:rFonts w:ascii="標楷體" w:eastAsia="標楷體" w:hAnsi="標楷體" w:cstheme="minorBidi" w:hint="eastAsia"/>
+      </w:rPr>
     </w:lvl>
     <w:lvl w:ilvl="2" w:tplc="0409001B" w:tentative="1">
       <w:start w:val="1"/>
@@ -1693,7 +2238,120 @@
       </w:pPr>
     </w:lvl>
   </w:abstractNum>
-  <w:abstractNum w:abstractNumId="3" w15:restartNumberingAfterBreak="0">
+  <w:abstractNum w:abstractNumId="4" w15:restartNumberingAfterBreak="0">
+    <w:nsid w:val="4F397163"/>
+    <w:multiLevelType w:val="hybridMultilevel"/>
+    <w:tmpl w:val="766CA9AE"/>
+    <w:lvl w:ilvl="0" w:tplc="04090001">
+      <w:start w:val="1"/>
+      <w:numFmt w:val="bullet"/>
+      <w:lvlText w:val=""/>
+      <w:lvlJc w:val="left"/>
+      <w:pPr>
+        <w:ind w:left="480" w:hanging="480"/>
+      </w:pPr>
+      <w:rPr>
+        <w:rFonts w:ascii="Wingdings" w:hAnsi="Wingdings" w:hint="default"/>
+      </w:rPr>
+    </w:lvl>
+    <w:lvl w:ilvl="1" w:tplc="04090003" w:tentative="1">
+      <w:start w:val="1"/>
+      <w:numFmt w:val="bullet"/>
+      <w:lvlText w:val=""/>
+      <w:lvlJc w:val="left"/>
+      <w:pPr>
+        <w:ind w:left="960" w:hanging="480"/>
+      </w:pPr>
+      <w:rPr>
+        <w:rFonts w:ascii="Wingdings" w:hAnsi="Wingdings" w:hint="default"/>
+      </w:rPr>
+    </w:lvl>
+    <w:lvl w:ilvl="2" w:tplc="04090005" w:tentative="1">
+      <w:start w:val="1"/>
+      <w:numFmt w:val="bullet"/>
+      <w:lvlText w:val=""/>
+      <w:lvlJc w:val="left"/>
+      <w:pPr>
+        <w:ind w:left="1440" w:hanging="480"/>
+      </w:pPr>
+      <w:rPr>
+        <w:rFonts w:ascii="Wingdings" w:hAnsi="Wingdings" w:hint="default"/>
+      </w:rPr>
+    </w:lvl>
+    <w:lvl w:ilvl="3" w:tplc="04090001" w:tentative="1">
+      <w:start w:val="1"/>
+      <w:numFmt w:val="bullet"/>
+      <w:lvlText w:val=""/>
+      <w:lvlJc w:val="left"/>
+      <w:pPr>
+        <w:ind w:left="1920" w:hanging="480"/>
+      </w:pPr>
+      <w:rPr>
+        <w:rFonts w:ascii="Wingdings" w:hAnsi="Wingdings" w:hint="default"/>
+      </w:rPr>
+    </w:lvl>
+    <w:lvl w:ilvl="4" w:tplc="04090003" w:tentative="1">
+      <w:start w:val="1"/>
+      <w:numFmt w:val="bullet"/>
+      <w:lvlText w:val=""/>
+      <w:lvlJc w:val="left"/>
+      <w:pPr>
+        <w:ind w:left="2400" w:hanging="480"/>
+      </w:pPr>
+      <w:rPr>
+        <w:rFonts w:ascii="Wingdings" w:hAnsi="Wingdings" w:hint="default"/>
+      </w:rPr>
+    </w:lvl>
+    <w:lvl w:ilvl="5" w:tplc="04090005" w:tentative="1">
+      <w:start w:val="1"/>
+      <w:numFmt w:val="bullet"/>
+      <w:lvlText w:val=""/>
+      <w:lvlJc w:val="left"/>
+      <w:pPr>
+        <w:ind w:left="2880" w:hanging="480"/>
+      </w:pPr>
+      <w:rPr>
+        <w:rFonts w:ascii="Wingdings" w:hAnsi="Wingdings" w:hint="default"/>
+      </w:rPr>
+    </w:lvl>
+    <w:lvl w:ilvl="6" w:tplc="04090001" w:tentative="1">
+      <w:start w:val="1"/>
+      <w:numFmt w:val="bullet"/>
+      <w:lvlText w:val=""/>
+      <w:lvlJc w:val="left"/>
+      <w:pPr>
+        <w:ind w:left="3360" w:hanging="480"/>
+      </w:pPr>
+      <w:rPr>
+        <w:rFonts w:ascii="Wingdings" w:hAnsi="Wingdings" w:hint="default"/>
+      </w:rPr>
+    </w:lvl>
+    <w:lvl w:ilvl="7" w:tplc="04090003" w:tentative="1">
+      <w:start w:val="1"/>
+      <w:numFmt w:val="bullet"/>
+      <w:lvlText w:val=""/>
+      <w:lvlJc w:val="left"/>
+      <w:pPr>
+        <w:ind w:left="3840" w:hanging="480"/>
+      </w:pPr>
+      <w:rPr>
+        <w:rFonts w:ascii="Wingdings" w:hAnsi="Wingdings" w:hint="default"/>
+      </w:rPr>
+    </w:lvl>
+    <w:lvl w:ilvl="8" w:tplc="04090005" w:tentative="1">
+      <w:start w:val="1"/>
+      <w:numFmt w:val="bullet"/>
+      <w:lvlText w:val=""/>
+      <w:lvlJc w:val="left"/>
+      <w:pPr>
+        <w:ind w:left="4320" w:hanging="480"/>
+      </w:pPr>
+      <w:rPr>
+        <w:rFonts w:ascii="Wingdings" w:hAnsi="Wingdings" w:hint="default"/>
+      </w:rPr>
+    </w:lvl>
+  </w:abstractNum>
+  <w:abstractNum w:abstractNumId="5" w15:restartNumberingAfterBreak="0">
     <w:nsid w:val="5C79456E"/>
     <w:multiLevelType w:val="multilevel"/>
     <w:tmpl w:val="9E8A8420"/>
@@ -1842,7 +2500,7 @@
       </w:rPr>
     </w:lvl>
   </w:abstractNum>
-  <w:abstractNum w:abstractNumId="4" w15:restartNumberingAfterBreak="0">
+  <w:abstractNum w:abstractNumId="6" w15:restartNumberingAfterBreak="0">
     <w:nsid w:val="7DA21155"/>
     <w:multiLevelType w:val="multilevel"/>
     <w:tmpl w:val="279E5180"/>
@@ -1992,19 +2650,25 @@
     </w:lvl>
   </w:abstractNum>
   <w:num w:numId="1" w16cid:durableId="440608215">
-    <w:abstractNumId w:val="4"/>
+    <w:abstractNumId w:val="6"/>
   </w:num>
   <w:num w:numId="2" w16cid:durableId="799300331">
     <w:abstractNumId w:val="0"/>
   </w:num>
   <w:num w:numId="3" w16cid:durableId="514030787">
+    <w:abstractNumId w:val="5"/>
+  </w:num>
+  <w:num w:numId="4" w16cid:durableId="1497040467">
+    <w:abstractNumId w:val="2"/>
+  </w:num>
+  <w:num w:numId="5" w16cid:durableId="1581327585">
     <w:abstractNumId w:val="3"/>
   </w:num>
-  <w:num w:numId="4" w16cid:durableId="1497040467">
+  <w:num w:numId="6" w16cid:durableId="603728862">
     <w:abstractNumId w:val="1"/>
   </w:num>
-  <w:num w:numId="5" w16cid:durableId="1581327585">
-    <w:abstractNumId w:val="2"/>
+  <w:num w:numId="7" w16cid:durableId="2062094231">
+    <w:abstractNumId w:val="4"/>
   </w:num>
 </w:numbering>
 </file>
@@ -2408,6 +3072,47 @@
       <w:widowControl w:val="0"/>
     </w:pPr>
   </w:style>
+  <w:style w:type="paragraph" w:styleId="3">
+    <w:name w:val="heading 3"/>
+    <w:basedOn w:val="a"/>
+    <w:link w:val="30"/>
+    <w:uiPriority w:val="9"/>
+    <w:qFormat/>
+    <w:rsid w:val="007E40B5"/>
+    <w:pPr>
+      <w:widowControl/>
+      <w:spacing w:before="100" w:beforeAutospacing="1" w:after="100" w:afterAutospacing="1"/>
+      <w:outlineLvl w:val="2"/>
+    </w:pPr>
+    <w:rPr>
+      <w:rFonts w:ascii="新細明體" w:eastAsia="新細明體" w:hAnsi="新細明體" w:cs="新細明體"/>
+      <w:b/>
+      <w:bCs/>
+      <w:kern w:val="0"/>
+      <w:sz w:val="27"/>
+      <w:szCs w:val="27"/>
+    </w:rPr>
+  </w:style>
+  <w:style w:type="paragraph" w:styleId="4">
+    <w:name w:val="heading 4"/>
+    <w:basedOn w:val="a"/>
+    <w:link w:val="40"/>
+    <w:uiPriority w:val="9"/>
+    <w:qFormat/>
+    <w:rsid w:val="007E40B5"/>
+    <w:pPr>
+      <w:widowControl/>
+      <w:spacing w:before="100" w:beforeAutospacing="1" w:after="100" w:afterAutospacing="1"/>
+      <w:outlineLvl w:val="3"/>
+    </w:pPr>
+    <w:rPr>
+      <w:rFonts w:ascii="新細明體" w:eastAsia="新細明體" w:hAnsi="新細明體" w:cs="新細明體"/>
+      <w:b/>
+      <w:bCs/>
+      <w:kern w:val="0"/>
+      <w:szCs w:val="24"/>
+    </w:rPr>
+  </w:style>
   <w:style w:type="character" w:default="1" w:styleId="a0">
     <w:name w:val="Default Paragraph Font"/>
     <w:uiPriority w:val="1"/>
@@ -2515,6 +3220,68 @@
     <w:pPr>
       <w:ind w:leftChars="200" w:left="480"/>
     </w:pPr>
+  </w:style>
+  <w:style w:type="character" w:customStyle="1" w:styleId="30">
+    <w:name w:val="標題 3 字元"/>
+    <w:basedOn w:val="a0"/>
+    <w:link w:val="3"/>
+    <w:uiPriority w:val="9"/>
+    <w:rsid w:val="007E40B5"/>
+    <w:rPr>
+      <w:rFonts w:ascii="新細明體" w:eastAsia="新細明體" w:hAnsi="新細明體" w:cs="新細明體"/>
+      <w:b/>
+      <w:bCs/>
+      <w:kern w:val="0"/>
+      <w:sz w:val="27"/>
+      <w:szCs w:val="27"/>
+    </w:rPr>
+  </w:style>
+  <w:style w:type="character" w:customStyle="1" w:styleId="40">
+    <w:name w:val="標題 4 字元"/>
+    <w:basedOn w:val="a0"/>
+    <w:link w:val="4"/>
+    <w:uiPriority w:val="9"/>
+    <w:rsid w:val="007E40B5"/>
+    <w:rPr>
+      <w:rFonts w:ascii="新細明體" w:eastAsia="新細明體" w:hAnsi="新細明體" w:cs="新細明體"/>
+      <w:b/>
+      <w:bCs/>
+      <w:kern w:val="0"/>
+      <w:szCs w:val="24"/>
+    </w:rPr>
+  </w:style>
+  <w:style w:type="paragraph" w:styleId="Web">
+    <w:name w:val="Normal (Web)"/>
+    <w:basedOn w:val="a"/>
+    <w:uiPriority w:val="99"/>
+    <w:semiHidden/>
+    <w:unhideWhenUsed/>
+    <w:rsid w:val="007E40B5"/>
+    <w:pPr>
+      <w:widowControl/>
+      <w:spacing w:before="100" w:beforeAutospacing="1" w:after="100" w:afterAutospacing="1"/>
+    </w:pPr>
+    <w:rPr>
+      <w:rFonts w:ascii="新細明體" w:eastAsia="新細明體" w:hAnsi="新細明體" w:cs="新細明體"/>
+      <w:kern w:val="0"/>
+      <w:szCs w:val="24"/>
+    </w:rPr>
+  </w:style>
+  <w:style w:type="table" w:styleId="a9">
+    <w:name w:val="Table Grid"/>
+    <w:basedOn w:val="a1"/>
+    <w:uiPriority w:val="39"/>
+    <w:rsid w:val="007E40B5"/>
+    <w:tblPr>
+      <w:tblBorders>
+        <w:top w:val="single" w:sz="4" w:space="0" w:color="auto"/>
+        <w:left w:val="single" w:sz="4" w:space="0" w:color="auto"/>
+        <w:bottom w:val="single" w:sz="4" w:space="0" w:color="auto"/>
+        <w:right w:val="single" w:sz="4" w:space="0" w:color="auto"/>
+        <w:insideH w:val="single" w:sz="4" w:space="0" w:color="auto"/>
+        <w:insideV w:val="single" w:sz="4" w:space="0" w:color="auto"/>
+      </w:tblBorders>
+    </w:tblPr>
   </w:style>
 </w:styles>
 </file>
